--- a/TS-Kramam/TS-1.5/TS 1.5 Tamil Krama Paatam Corrections.docx
+++ b/TS-Kramam/TS-1.5/TS 1.5 Tamil Krama Paatam Corrections.docx
@@ -1178,6 +1178,971 @@
       </w:tr>
       <w:tr>
         <w:trPr>
+          <w:trHeight w:val="1705"/>
+        </w:trPr>
+        <w:tc>
+          <w:tcPr>
+            <w:tcW w:w="3764" w:type="dxa"/>
+            <w:tcBorders>
+              <w:top w:val="single" w:sz="4" w:space="0" w:color="000000"/>
+              <w:left w:val="single" w:sz="4" w:space="0" w:color="000000"/>
+              <w:bottom w:val="single" w:sz="4" w:space="0" w:color="000000"/>
+              <w:right w:val="single" w:sz="4" w:space="0" w:color="000000"/>
+            </w:tcBorders>
+          </w:tcPr>
+          <w:p>
+            <w:pPr>
+              <w:widowControl w:val="0"/>
+              <w:tabs>
+                <w:tab w:val="left" w:pos="993"/>
+              </w:tabs>
+              <w:autoSpaceDE w:val="0"/>
+              <w:autoSpaceDN w:val="0"/>
+              <w:adjustRightInd w:val="0"/>
+              <w:spacing w:before="0" w:line="240" w:lineRule="auto"/>
+              <w:rPr>
+                <w:rFonts w:eastAsia="Times New Roman" w:cs="Arial"/>
+                <w:b/>
+                <w:sz w:val="32"/>
+                <w:szCs w:val="32"/>
+                <w:lang w:val="en-IN" w:eastAsia="en-IN" w:bidi="ml-IN"/>
+              </w:rPr>
+            </w:pPr>
+            <w:r>
+              <w:rPr>
+                <w:rFonts w:eastAsia="Times New Roman" w:cs="Arial"/>
+                <w:b/>
+                <w:sz w:val="32"/>
+                <w:szCs w:val="32"/>
+                <w:lang w:val="en-IN" w:eastAsia="en-IN" w:bidi="ml-IN"/>
+              </w:rPr>
+              <w:t>T.S.1.5.</w:t>
+            </w:r>
+            <w:r>
+              <w:rPr>
+                <w:rFonts w:eastAsia="Times New Roman" w:cs="Arial"/>
+                <w:b/>
+                <w:sz w:val="32"/>
+                <w:szCs w:val="32"/>
+                <w:lang w:val="en-IN" w:eastAsia="en-IN" w:bidi="ml-IN"/>
+              </w:rPr>
+              <w:t>11.2</w:t>
+            </w:r>
+            <w:r>
+              <w:rPr>
+                <w:rFonts w:eastAsia="Times New Roman" w:cs="Arial"/>
+                <w:b/>
+                <w:sz w:val="32"/>
+                <w:szCs w:val="32"/>
+                <w:lang w:val="en-IN" w:eastAsia="en-IN" w:bidi="ml-IN"/>
+              </w:rPr>
+              <w:t xml:space="preserve"> - Kramam</w:t>
+            </w:r>
+          </w:p>
+          <w:p>
+            <w:pPr>
+              <w:widowControl w:val="0"/>
+              <w:tabs>
+                <w:tab w:val="left" w:pos="993"/>
+              </w:tabs>
+              <w:autoSpaceDE w:val="0"/>
+              <w:autoSpaceDN w:val="0"/>
+              <w:adjustRightInd w:val="0"/>
+              <w:spacing w:before="0" w:line="240" w:lineRule="auto"/>
+              <w:rPr>
+                <w:rFonts w:eastAsia="Times New Roman" w:cs="Arial"/>
+                <w:b/>
+                <w:szCs w:val="24"/>
+                <w:lang w:val="en-IN" w:eastAsia="en-IN" w:bidi="ml-IN"/>
+              </w:rPr>
+            </w:pPr>
+            <w:r>
+              <w:rPr>
+                <w:rFonts w:eastAsia="Times New Roman" w:cs="Arial"/>
+                <w:b/>
+                <w:szCs w:val="24"/>
+                <w:lang w:val="en-IN" w:eastAsia="en-IN" w:bidi="ml-IN"/>
+              </w:rPr>
+              <w:t>Krama Vaakyam No. 46, 47</w:t>
+            </w:r>
+          </w:p>
+          <w:p>
+            <w:pPr>
+              <w:widowControl w:val="0"/>
+              <w:tabs>
+                <w:tab w:val="left" w:pos="993"/>
+              </w:tabs>
+              <w:autoSpaceDE w:val="0"/>
+              <w:autoSpaceDN w:val="0"/>
+              <w:adjustRightInd w:val="0"/>
+              <w:spacing w:before="0" w:line="240" w:lineRule="auto"/>
+              <w:rPr>
+                <w:rFonts w:eastAsia="Times New Roman" w:cs="Arial"/>
+                <w:b/>
+                <w:sz w:val="32"/>
+                <w:szCs w:val="32"/>
+                <w:lang w:val="it-IT" w:eastAsia="en-IN" w:bidi="ml-IN"/>
+              </w:rPr>
+            </w:pPr>
+            <w:r>
+              <w:rPr>
+                <w:rFonts w:eastAsia="Times New Roman" w:cs="Arial"/>
+                <w:b/>
+                <w:sz w:val="32"/>
+                <w:szCs w:val="32"/>
+                <w:lang w:val="it-IT" w:eastAsia="en-IN" w:bidi="ml-IN"/>
+              </w:rPr>
+              <w:t xml:space="preserve">Panchaati No. </w:t>
+            </w:r>
+            <w:r>
+              <w:rPr>
+                <w:rFonts w:eastAsia="Times New Roman" w:cs="Arial"/>
+                <w:b/>
+                <w:sz w:val="32"/>
+                <w:szCs w:val="32"/>
+                <w:lang w:val="it-IT" w:eastAsia="en-IN" w:bidi="ml-IN"/>
+              </w:rPr>
+              <w:t>48</w:t>
+            </w:r>
+          </w:p>
+        </w:tc>
+        <w:tc>
+          <w:tcPr>
+            <w:tcW w:w="5102" w:type="dxa"/>
+            <w:tcBorders>
+              <w:top w:val="single" w:sz="4" w:space="0" w:color="000000"/>
+              <w:left w:val="single" w:sz="4" w:space="0" w:color="000000"/>
+              <w:bottom w:val="single" w:sz="4" w:space="0" w:color="000000"/>
+              <w:right w:val="single" w:sz="4" w:space="0" w:color="000000"/>
+            </w:tcBorders>
+          </w:tcPr>
+          <w:p>
+            <w:pPr>
+              <w:widowControl w:val="0"/>
+              <w:autoSpaceDE w:val="0"/>
+              <w:autoSpaceDN w:val="0"/>
+              <w:adjustRightInd w:val="0"/>
+              <w:spacing w:before="0" w:line="240" w:lineRule="auto"/>
+              <w:ind w:right="-165"/>
+              <w:rPr>
+                <w:rFonts w:ascii="BRH Malayalam Extra" w:hAnsi="BRH Malayalam Extra" w:cs="BRH Malayalam Extra"/>
+                <w:sz w:val="40"/>
+                <w:szCs w:val="40"/>
+                <w:lang w:val="it-IT"/>
+              </w:rPr>
+            </w:pPr>
+            <w:r>
+              <w:rPr>
+                <w:rFonts w:ascii="Latha" w:hAnsi="Latha" w:cs="Latha"/>
+                <w:sz w:val="28"/>
+                <w:szCs w:val="28"/>
+                <w:cs/>
+                <w:lang w:bidi="ta-IN"/>
+              </w:rPr>
+              <w:t>ம</w:t>
+            </w:r>
+            <w:r>
+              <w:rPr>
+                <w:rFonts w:ascii="BRH Tamil Tab Extra" w:hAnsi="BRH Tamil Tab Extra" w:cs="Latha"/>
+                <w:b/>
+                <w:sz w:val="32"/>
+                <w:szCs w:val="28"/>
+                <w:lang w:val="it-IT" w:bidi="ta-IN"/>
+              </w:rPr>
+              <w:t>…</w:t>
+            </w:r>
+            <w:r>
+              <w:rPr>
+                <w:rFonts w:ascii="Latha" w:hAnsi="Latha" w:cs="Latha"/>
+                <w:sz w:val="28"/>
+                <w:szCs w:val="28"/>
+                <w:cs/>
+                <w:lang w:bidi="ta-IN"/>
+              </w:rPr>
+              <w:t>க</w:t>
+            </w:r>
+            <w:r>
+              <w:rPr>
+                <w:rFonts w:ascii="Latha" w:hAnsi="Latha" w:cs="Latha"/>
+                <w:b/>
+                <w:bCs/>
+                <w:position w:val="-12"/>
+                <w:sz w:val="28"/>
+                <w:szCs w:val="28"/>
+                <w:cs/>
+                <w:lang w:bidi="ta-IN"/>
+              </w:rPr>
+              <w:t>4</w:t>
+            </w:r>
+            <w:r>
+              <w:rPr>
+                <w:rFonts w:ascii="Latha" w:hAnsi="Latha" w:cs="Latha"/>
+                <w:sz w:val="28"/>
+                <w:szCs w:val="28"/>
+                <w:cs/>
+                <w:lang w:bidi="ta-IN"/>
+              </w:rPr>
+              <w:t>வ</w:t>
+            </w:r>
+            <w:r>
+              <w:rPr>
+                <w:rFonts w:ascii="BRH Tamil Tab Extra" w:hAnsi="BRH Tamil Tab Extra" w:cs="Latha"/>
+                <w:b/>
+                <w:sz w:val="36"/>
+                <w:szCs w:val="28"/>
+                <w:lang w:val="it-IT" w:bidi="ta-IN"/>
+              </w:rPr>
+              <w:t>†</w:t>
+            </w:r>
+            <w:r>
+              <w:rPr>
+                <w:rFonts w:ascii="Latha" w:hAnsi="Latha" w:cs="Latha"/>
+                <w:sz w:val="28"/>
+                <w:szCs w:val="28"/>
+                <w:cs/>
+                <w:lang w:bidi="ta-IN"/>
+              </w:rPr>
+              <w:t>த்</w:t>
+            </w:r>
+            <w:r>
+              <w:rPr>
+                <w:rFonts w:ascii="Latha" w:hAnsi="Latha" w:cs="Latha"/>
+                <w:b/>
+                <w:bCs/>
+                <w:position w:val="-12"/>
+                <w:sz w:val="28"/>
+                <w:szCs w:val="28"/>
+                <w:cs/>
+                <w:lang w:bidi="ta-IN"/>
+              </w:rPr>
+              <w:t>2</w:t>
+            </w:r>
+            <w:r>
+              <w:rPr>
+                <w:rFonts w:ascii="Latha" w:hAnsi="Latha" w:cs="Latha"/>
+                <w:sz w:val="28"/>
+                <w:szCs w:val="28"/>
+                <w:cs/>
+                <w:lang w:bidi="ta-IN"/>
+              </w:rPr>
+              <w:t xml:space="preserve">ஸு </w:t>
+            </w:r>
+            <w:r>
+              <w:rPr>
+                <w:rFonts w:ascii="Latha" w:hAnsi="Latha" w:cs="Latha"/>
+                <w:sz w:val="28"/>
+                <w:szCs w:val="28"/>
+                <w:cs/>
+                <w:lang w:bidi="ta-IN"/>
+              </w:rPr>
+              <w:br/>
+            </w:r>
+            <w:r>
+              <w:rPr>
+                <w:rFonts w:ascii="Latha" w:hAnsi="Latha" w:cs="Latha"/>
+                <w:sz w:val="28"/>
+                <w:szCs w:val="28"/>
+                <w:cs/>
+                <w:lang w:bidi="ta-IN"/>
+              </w:rPr>
+              <w:t>தா</w:t>
+            </w:r>
+            <w:r>
+              <w:rPr>
+                <w:rFonts w:ascii="Latha" w:hAnsi="Latha" w:cs="Latha"/>
+                <w:b/>
+                <w:bCs/>
+                <w:position w:val="-12"/>
+                <w:sz w:val="28"/>
+                <w:szCs w:val="28"/>
+                <w:cs/>
+                <w:lang w:bidi="ta-IN"/>
+              </w:rPr>
+              <w:t>4</w:t>
+            </w:r>
+            <w:r>
+              <w:rPr>
+                <w:rFonts w:ascii="Latha" w:hAnsi="Latha" w:cs="Latha"/>
+                <w:sz w:val="28"/>
+                <w:szCs w:val="28"/>
+                <w:highlight w:val="yellow"/>
+                <w:cs/>
+                <w:lang w:bidi="ta-IN"/>
+              </w:rPr>
+              <w:t>ர</w:t>
+            </w:r>
+            <w:r>
+              <w:rPr>
+                <w:rFonts w:ascii="Latha" w:hAnsi="Latha" w:cs="Latha"/>
+                <w:sz w:val="28"/>
+                <w:szCs w:val="28"/>
+                <w:cs/>
+                <w:lang w:bidi="ta-IN"/>
+              </w:rPr>
+              <w:t xml:space="preserve">ய </w:t>
+            </w:r>
+            <w:r>
+              <w:rPr>
+                <w:rFonts w:ascii="Latha" w:hAnsi="Latha" w:cs="Latha"/>
+                <w:sz w:val="28"/>
+                <w:szCs w:val="28"/>
+                <w:lang w:val="it-IT" w:bidi="ta-IN"/>
+              </w:rPr>
+              <w:t xml:space="preserve">| </w:t>
+            </w:r>
+            <w:r>
+              <w:rPr>
+                <w:rFonts w:ascii="Latha" w:hAnsi="Latha" w:cs="Latha"/>
+                <w:sz w:val="28"/>
+                <w:szCs w:val="28"/>
+                <w:cs/>
+                <w:lang w:bidi="ta-IN"/>
+              </w:rPr>
+              <w:t>ம</w:t>
+            </w:r>
+            <w:r>
+              <w:rPr>
+                <w:rFonts w:ascii="BRH Tamil Tab Extra" w:hAnsi="BRH Tamil Tab Extra" w:cs="Latha"/>
+                <w:b/>
+                <w:sz w:val="32"/>
+                <w:szCs w:val="28"/>
+                <w:lang w:val="it-IT" w:bidi="ta-IN"/>
+              </w:rPr>
+              <w:t>…</w:t>
+            </w:r>
+            <w:r>
+              <w:rPr>
+                <w:rFonts w:ascii="Latha" w:hAnsi="Latha" w:cs="Latha"/>
+                <w:sz w:val="28"/>
+                <w:szCs w:val="28"/>
+                <w:cs/>
+                <w:lang w:bidi="ta-IN"/>
+              </w:rPr>
+              <w:t>க</w:t>
+            </w:r>
+            <w:r>
+              <w:rPr>
+                <w:rFonts w:ascii="Latha" w:hAnsi="Latha" w:cs="Latha"/>
+                <w:b/>
+                <w:bCs/>
+                <w:position w:val="-12"/>
+                <w:sz w:val="28"/>
+                <w:szCs w:val="28"/>
+                <w:cs/>
+                <w:lang w:bidi="ta-IN"/>
+              </w:rPr>
+              <w:t>4</w:t>
+            </w:r>
+            <w:r>
+              <w:rPr>
+                <w:rFonts w:ascii="Latha" w:hAnsi="Latha" w:cs="Latha"/>
+                <w:sz w:val="28"/>
+                <w:szCs w:val="28"/>
+                <w:cs/>
+                <w:lang w:bidi="ta-IN"/>
+              </w:rPr>
+              <w:t>வ</w:t>
+            </w:r>
+            <w:r>
+              <w:rPr>
+                <w:rFonts w:ascii="BRH Tamil Tab Extra" w:hAnsi="BRH Tamil Tab Extra" w:cs="Latha"/>
+                <w:b/>
+                <w:sz w:val="32"/>
+                <w:szCs w:val="28"/>
+                <w:lang w:val="it-IT" w:bidi="ta-IN"/>
+              </w:rPr>
+              <w:t>…</w:t>
+            </w:r>
+            <w:r>
+              <w:rPr>
+                <w:rFonts w:ascii="Latha" w:hAnsi="Latha" w:cs="Latha"/>
+                <w:sz w:val="28"/>
+                <w:szCs w:val="28"/>
+                <w:cs/>
+                <w:lang w:bidi="ta-IN"/>
+              </w:rPr>
+              <w:t>த்</w:t>
+            </w:r>
+            <w:r>
+              <w:rPr>
+                <w:rFonts w:ascii="Latha" w:hAnsi="Latha" w:cs="Latha"/>
+                <w:b/>
+                <w:bCs/>
+                <w:position w:val="-12"/>
+                <w:sz w:val="28"/>
+                <w:szCs w:val="28"/>
+                <w:cs/>
+                <w:lang w:bidi="ta-IN"/>
+              </w:rPr>
+              <w:t>2</w:t>
+            </w:r>
+            <w:r>
+              <w:rPr>
+                <w:rFonts w:ascii="Latha" w:hAnsi="Latha" w:cs="Latha"/>
+                <w:sz w:val="28"/>
+                <w:szCs w:val="28"/>
+                <w:cs/>
+                <w:lang w:bidi="ta-IN"/>
+              </w:rPr>
+              <w:t>ஸ்விதி</w:t>
+            </w:r>
+            <w:r>
+              <w:rPr>
+                <w:rFonts w:ascii="BRH Tamil Tab Extra" w:hAnsi="BRH Tamil Tab Extra" w:cs="Latha"/>
+                <w:b/>
+                <w:sz w:val="36"/>
+                <w:szCs w:val="28"/>
+                <w:lang w:val="it-IT" w:bidi="ta-IN"/>
+              </w:rPr>
+              <w:t>†</w:t>
+            </w:r>
+            <w:r>
+              <w:rPr>
+                <w:rFonts w:ascii="Latha" w:hAnsi="Latha" w:cs="Latha"/>
+                <w:sz w:val="28"/>
+                <w:szCs w:val="28"/>
+                <w:lang w:val="it-IT" w:bidi="ta-IN"/>
+              </w:rPr>
+              <w:t xml:space="preserve"> </w:t>
+            </w:r>
+            <w:r>
+              <w:rPr>
+                <w:rFonts w:ascii="Latha" w:hAnsi="Latha" w:cs="Latha"/>
+                <w:sz w:val="28"/>
+                <w:szCs w:val="28"/>
+                <w:cs/>
+                <w:lang w:bidi="ta-IN"/>
+              </w:rPr>
+              <w:t>ம</w:t>
+            </w:r>
+            <w:r>
+              <w:rPr>
+                <w:rFonts w:ascii="BRH Tamil Tab Extra" w:hAnsi="BRH Tamil Tab Extra" w:cs="Latha"/>
+                <w:b/>
+                <w:sz w:val="32"/>
+                <w:szCs w:val="28"/>
+                <w:lang w:val="it-IT" w:bidi="ta-IN"/>
+              </w:rPr>
+              <w:t>…</w:t>
+            </w:r>
+            <w:r>
+              <w:rPr>
+                <w:rFonts w:ascii="Latha" w:hAnsi="Latha" w:cs="Latha"/>
+                <w:sz w:val="28"/>
+                <w:szCs w:val="28"/>
+                <w:cs/>
+                <w:lang w:bidi="ta-IN"/>
+              </w:rPr>
+              <w:t>க</w:t>
+            </w:r>
+            <w:r>
+              <w:rPr>
+                <w:rFonts w:ascii="Latha" w:hAnsi="Latha" w:cs="Latha"/>
+                <w:b/>
+                <w:bCs/>
+                <w:position w:val="-12"/>
+                <w:sz w:val="28"/>
+                <w:szCs w:val="28"/>
+                <w:cs/>
+                <w:lang w:bidi="ta-IN"/>
+              </w:rPr>
+              <w:t>4</w:t>
+            </w:r>
+            <w:r>
+              <w:rPr>
+                <w:rFonts w:ascii="Latha" w:hAnsi="Latha" w:cs="Latha"/>
+                <w:sz w:val="28"/>
+                <w:szCs w:val="28"/>
+                <w:cs/>
+                <w:lang w:bidi="ta-IN"/>
+              </w:rPr>
+              <w:t>வ</w:t>
+            </w:r>
+            <w:r>
+              <w:rPr>
+                <w:rFonts w:ascii="BRH Tamil Tab Extra" w:hAnsi="BRH Tamil Tab Extra" w:cs="Latha"/>
+                <w:b/>
+                <w:sz w:val="36"/>
+                <w:szCs w:val="28"/>
+                <w:lang w:val="it-IT" w:bidi="ta-IN"/>
+              </w:rPr>
+              <w:t>†</w:t>
+            </w:r>
+            <w:r>
+              <w:rPr>
+                <w:rFonts w:ascii="Latha" w:hAnsi="Latha" w:cs="Latha"/>
+                <w:sz w:val="28"/>
+                <w:szCs w:val="28"/>
+                <w:cs/>
+                <w:lang w:bidi="ta-IN"/>
+              </w:rPr>
+              <w:t xml:space="preserve">த் </w:t>
+            </w:r>
+            <w:r>
+              <w:rPr>
+                <w:rFonts w:ascii="Latha" w:hAnsi="Latha" w:cs="Latha"/>
+                <w:sz w:val="28"/>
+                <w:szCs w:val="28"/>
+                <w:lang w:val="it-IT" w:bidi="ta-IN"/>
+              </w:rPr>
+              <w:t xml:space="preserve">- </w:t>
+            </w:r>
+            <w:r>
+              <w:rPr>
+                <w:rFonts w:ascii="Latha" w:hAnsi="Latha" w:cs="Latha"/>
+                <w:sz w:val="28"/>
+                <w:szCs w:val="28"/>
+                <w:highlight w:val="yellow"/>
+                <w:cs/>
+                <w:lang w:bidi="ta-IN"/>
+              </w:rPr>
+              <w:t>ஸு</w:t>
+            </w:r>
+            <w:r>
+              <w:rPr>
+                <w:rFonts w:ascii="Latha" w:hAnsi="Latha" w:cs="Latha"/>
+                <w:sz w:val="28"/>
+                <w:szCs w:val="28"/>
+                <w:cs/>
+                <w:lang w:bidi="ta-IN"/>
+              </w:rPr>
+              <w:t xml:space="preserve"> </w:t>
+            </w:r>
+            <w:r>
+              <w:rPr>
+                <w:rFonts w:ascii="Latha" w:hAnsi="Latha" w:cs="Latha"/>
+                <w:sz w:val="28"/>
+                <w:szCs w:val="28"/>
+                <w:lang w:val="it-IT" w:bidi="ta-IN"/>
+              </w:rPr>
+              <w:t>|</w:t>
+            </w:r>
+          </w:p>
+        </w:tc>
+        <w:tc>
+          <w:tcPr>
+            <w:tcW w:w="5103" w:type="dxa"/>
+            <w:tcBorders>
+              <w:top w:val="single" w:sz="4" w:space="0" w:color="000000"/>
+              <w:left w:val="single" w:sz="4" w:space="0" w:color="000000"/>
+              <w:bottom w:val="single" w:sz="4" w:space="0" w:color="000000"/>
+              <w:right w:val="single" w:sz="4" w:space="0" w:color="000000"/>
+            </w:tcBorders>
+          </w:tcPr>
+          <w:p>
+            <w:pPr>
+              <w:autoSpaceDE w:val="0"/>
+              <w:autoSpaceDN w:val="0"/>
+              <w:adjustRightInd w:val="0"/>
+              <w:spacing w:before="0" w:line="240" w:lineRule="auto"/>
+              <w:rPr>
+                <w:rFonts w:ascii="BRH Malayalam Extra" w:hAnsi="BRH Malayalam Extra" w:cs="BRH Malayalam Extra"/>
+                <w:sz w:val="40"/>
+                <w:szCs w:val="40"/>
+                <w:lang w:val="it-IT"/>
+              </w:rPr>
+            </w:pPr>
+            <w:r>
+              <w:rPr>
+                <w:rFonts w:ascii="Latha" w:hAnsi="Latha" w:cs="Latha"/>
+                <w:sz w:val="28"/>
+                <w:szCs w:val="28"/>
+                <w:cs/>
+                <w:lang w:bidi="ta-IN"/>
+              </w:rPr>
+              <w:t>ம</w:t>
+            </w:r>
+            <w:r>
+              <w:rPr>
+                <w:rFonts w:ascii="BRH Tamil Tab Extra" w:hAnsi="BRH Tamil Tab Extra" w:cs="Latha"/>
+                <w:b/>
+                <w:sz w:val="32"/>
+                <w:szCs w:val="28"/>
+                <w:lang w:val="it-IT" w:bidi="ta-IN"/>
+              </w:rPr>
+              <w:t>…</w:t>
+            </w:r>
+            <w:r>
+              <w:rPr>
+                <w:rFonts w:ascii="Latha" w:hAnsi="Latha" w:cs="Latha"/>
+                <w:sz w:val="28"/>
+                <w:szCs w:val="28"/>
+                <w:cs/>
+                <w:lang w:bidi="ta-IN"/>
+              </w:rPr>
+              <w:t>க</w:t>
+            </w:r>
+            <w:r>
+              <w:rPr>
+                <w:rFonts w:ascii="Latha" w:hAnsi="Latha" w:cs="Latha"/>
+                <w:b/>
+                <w:bCs/>
+                <w:position w:val="-12"/>
+                <w:sz w:val="28"/>
+                <w:szCs w:val="28"/>
+                <w:cs/>
+                <w:lang w:bidi="ta-IN"/>
+              </w:rPr>
+              <w:t>4</w:t>
+            </w:r>
+            <w:r>
+              <w:rPr>
+                <w:rFonts w:ascii="Latha" w:hAnsi="Latha" w:cs="Latha"/>
+                <w:sz w:val="28"/>
+                <w:szCs w:val="28"/>
+                <w:cs/>
+                <w:lang w:bidi="ta-IN"/>
+              </w:rPr>
+              <w:t>வ</w:t>
+            </w:r>
+            <w:r>
+              <w:rPr>
+                <w:rFonts w:ascii="BRH Tamil Tab Extra" w:hAnsi="BRH Tamil Tab Extra" w:cs="Latha"/>
+                <w:b/>
+                <w:sz w:val="36"/>
+                <w:szCs w:val="28"/>
+                <w:lang w:val="it-IT" w:bidi="ta-IN"/>
+              </w:rPr>
+              <w:t>†</w:t>
+            </w:r>
+            <w:r>
+              <w:rPr>
+                <w:rFonts w:ascii="Latha" w:hAnsi="Latha" w:cs="Latha"/>
+                <w:sz w:val="28"/>
+                <w:szCs w:val="28"/>
+                <w:cs/>
+                <w:lang w:bidi="ta-IN"/>
+              </w:rPr>
+              <w:t>த்</w:t>
+            </w:r>
+            <w:r>
+              <w:rPr>
+                <w:rFonts w:ascii="Latha" w:hAnsi="Latha" w:cs="Latha"/>
+                <w:b/>
+                <w:bCs/>
+                <w:position w:val="-12"/>
+                <w:sz w:val="28"/>
+                <w:szCs w:val="28"/>
+                <w:cs/>
+                <w:lang w:bidi="ta-IN"/>
+              </w:rPr>
+              <w:t>2</w:t>
+            </w:r>
+            <w:r>
+              <w:rPr>
+                <w:rFonts w:ascii="Latha" w:hAnsi="Latha" w:cs="Latha"/>
+                <w:sz w:val="28"/>
+                <w:szCs w:val="28"/>
+                <w:cs/>
+                <w:lang w:bidi="ta-IN"/>
+              </w:rPr>
+              <w:t xml:space="preserve">ஸு </w:t>
+            </w:r>
+            <w:r>
+              <w:rPr>
+                <w:rFonts w:ascii="Latha" w:hAnsi="Latha" w:cs="Latha"/>
+                <w:sz w:val="28"/>
+                <w:szCs w:val="28"/>
+                <w:cs/>
+                <w:lang w:bidi="ta-IN"/>
+              </w:rPr>
+              <w:br/>
+            </w:r>
+            <w:r>
+              <w:rPr>
+                <w:rFonts w:ascii="Latha" w:hAnsi="Latha" w:cs="Latha"/>
+                <w:sz w:val="28"/>
+                <w:szCs w:val="28"/>
+                <w:cs/>
+                <w:lang w:bidi="ta-IN"/>
+              </w:rPr>
+              <w:t>தா</w:t>
+            </w:r>
+            <w:r>
+              <w:rPr>
+                <w:rFonts w:ascii="Latha" w:hAnsi="Latha" w:cs="Latha"/>
+                <w:b/>
+                <w:bCs/>
+                <w:position w:val="-12"/>
+                <w:sz w:val="28"/>
+                <w:szCs w:val="28"/>
+                <w:cs/>
+                <w:lang w:bidi="ta-IN"/>
+              </w:rPr>
+              <w:t>4</w:t>
+            </w:r>
+            <w:r>
+              <w:rPr>
+                <w:rFonts w:ascii="Latha" w:hAnsi="Latha" w:cs="Latha"/>
+                <w:sz w:val="28"/>
+                <w:szCs w:val="28"/>
+                <w:highlight w:val="green"/>
+                <w:cs/>
+                <w:lang w:bidi="ta-IN"/>
+              </w:rPr>
+              <w:t>ர</w:t>
+            </w:r>
+            <w:r>
+              <w:rPr>
+                <w:rFonts w:ascii="Latha" w:hAnsi="Latha" w:cs="Latha"/>
+                <w:sz w:val="28"/>
+                <w:szCs w:val="28"/>
+                <w:cs/>
+                <w:lang w:bidi="ta-IN"/>
+              </w:rPr>
+              <w:t xml:space="preserve">ய </w:t>
+            </w:r>
+            <w:r>
+              <w:rPr>
+                <w:rFonts w:ascii="Latha" w:hAnsi="Latha" w:cs="Latha"/>
+                <w:sz w:val="28"/>
+                <w:szCs w:val="28"/>
+                <w:lang w:val="it-IT" w:bidi="ta-IN"/>
+              </w:rPr>
+              <w:t xml:space="preserve">| </w:t>
+            </w:r>
+            <w:r>
+              <w:rPr>
+                <w:rFonts w:ascii="Latha" w:hAnsi="Latha" w:cs="Latha"/>
+                <w:sz w:val="28"/>
+                <w:szCs w:val="28"/>
+                <w:cs/>
+                <w:lang w:bidi="ta-IN"/>
+              </w:rPr>
+              <w:t>ம</w:t>
+            </w:r>
+            <w:r>
+              <w:rPr>
+                <w:rFonts w:ascii="BRH Tamil Tab Extra" w:hAnsi="BRH Tamil Tab Extra" w:cs="Latha"/>
+                <w:b/>
+                <w:sz w:val="32"/>
+                <w:szCs w:val="28"/>
+                <w:lang w:val="it-IT" w:bidi="ta-IN"/>
+              </w:rPr>
+              <w:t>…</w:t>
+            </w:r>
+            <w:r>
+              <w:rPr>
+                <w:rFonts w:ascii="Latha" w:hAnsi="Latha" w:cs="Latha"/>
+                <w:sz w:val="28"/>
+                <w:szCs w:val="28"/>
+                <w:cs/>
+                <w:lang w:bidi="ta-IN"/>
+              </w:rPr>
+              <w:t>க</w:t>
+            </w:r>
+            <w:r>
+              <w:rPr>
+                <w:rFonts w:ascii="Latha" w:hAnsi="Latha" w:cs="Latha"/>
+                <w:b/>
+                <w:bCs/>
+                <w:position w:val="-12"/>
+                <w:sz w:val="28"/>
+                <w:szCs w:val="28"/>
+                <w:cs/>
+                <w:lang w:bidi="ta-IN"/>
+              </w:rPr>
+              <w:t>4</w:t>
+            </w:r>
+            <w:r>
+              <w:rPr>
+                <w:rFonts w:ascii="Latha" w:hAnsi="Latha" w:cs="Latha"/>
+                <w:sz w:val="28"/>
+                <w:szCs w:val="28"/>
+                <w:cs/>
+                <w:lang w:bidi="ta-IN"/>
+              </w:rPr>
+              <w:t>வ</w:t>
+            </w:r>
+            <w:r>
+              <w:rPr>
+                <w:rFonts w:ascii="BRH Tamil Tab Extra" w:hAnsi="BRH Tamil Tab Extra" w:cs="Latha"/>
+                <w:b/>
+                <w:sz w:val="32"/>
+                <w:szCs w:val="28"/>
+                <w:lang w:val="it-IT" w:bidi="ta-IN"/>
+              </w:rPr>
+              <w:t>…</w:t>
+            </w:r>
+            <w:r>
+              <w:rPr>
+                <w:rFonts w:ascii="Latha" w:hAnsi="Latha" w:cs="Latha"/>
+                <w:sz w:val="28"/>
+                <w:szCs w:val="28"/>
+                <w:cs/>
+                <w:lang w:bidi="ta-IN"/>
+              </w:rPr>
+              <w:t>த்</w:t>
+            </w:r>
+            <w:r>
+              <w:rPr>
+                <w:rFonts w:ascii="Latha" w:hAnsi="Latha" w:cs="Latha"/>
+                <w:b/>
+                <w:bCs/>
+                <w:position w:val="-12"/>
+                <w:sz w:val="28"/>
+                <w:szCs w:val="28"/>
+                <w:cs/>
+                <w:lang w:bidi="ta-IN"/>
+              </w:rPr>
+              <w:t>2</w:t>
+            </w:r>
+            <w:r>
+              <w:rPr>
+                <w:rFonts w:ascii="Latha" w:hAnsi="Latha" w:cs="Latha"/>
+                <w:sz w:val="28"/>
+                <w:szCs w:val="28"/>
+                <w:cs/>
+                <w:lang w:bidi="ta-IN"/>
+              </w:rPr>
+              <w:t>ஸ்விதி</w:t>
+            </w:r>
+            <w:r>
+              <w:rPr>
+                <w:rFonts w:ascii="BRH Tamil Tab Extra" w:hAnsi="BRH Tamil Tab Extra" w:cs="Latha"/>
+                <w:b/>
+                <w:sz w:val="36"/>
+                <w:szCs w:val="28"/>
+                <w:lang w:val="it-IT" w:bidi="ta-IN"/>
+              </w:rPr>
+              <w:t>†</w:t>
+            </w:r>
+            <w:r>
+              <w:rPr>
+                <w:rFonts w:ascii="Latha" w:hAnsi="Latha" w:cs="Latha"/>
+                <w:sz w:val="28"/>
+                <w:szCs w:val="28"/>
+                <w:lang w:val="it-IT" w:bidi="ta-IN"/>
+              </w:rPr>
+              <w:t xml:space="preserve"> </w:t>
+            </w:r>
+            <w:r>
+              <w:rPr>
+                <w:rFonts w:ascii="Latha" w:hAnsi="Latha" w:cs="Latha"/>
+                <w:sz w:val="28"/>
+                <w:szCs w:val="28"/>
+                <w:cs/>
+                <w:lang w:bidi="ta-IN"/>
+              </w:rPr>
+              <w:t>ம</w:t>
+            </w:r>
+            <w:r>
+              <w:rPr>
+                <w:rFonts w:ascii="BRH Tamil Tab Extra" w:hAnsi="BRH Tamil Tab Extra" w:cs="Latha"/>
+                <w:b/>
+                <w:sz w:val="32"/>
+                <w:szCs w:val="28"/>
+                <w:lang w:val="it-IT" w:bidi="ta-IN"/>
+              </w:rPr>
+              <w:t>…</w:t>
+            </w:r>
+            <w:r>
+              <w:rPr>
+                <w:rFonts w:ascii="Latha" w:hAnsi="Latha" w:cs="Latha"/>
+                <w:sz w:val="28"/>
+                <w:szCs w:val="28"/>
+                <w:cs/>
+                <w:lang w:bidi="ta-IN"/>
+              </w:rPr>
+              <w:t>க</w:t>
+            </w:r>
+            <w:r>
+              <w:rPr>
+                <w:rFonts w:ascii="Latha" w:hAnsi="Latha" w:cs="Latha"/>
+                <w:b/>
+                <w:bCs/>
+                <w:position w:val="-12"/>
+                <w:sz w:val="28"/>
+                <w:szCs w:val="28"/>
+                <w:cs/>
+                <w:lang w:bidi="ta-IN"/>
+              </w:rPr>
+              <w:t>4</w:t>
+            </w:r>
+            <w:r>
+              <w:rPr>
+                <w:rFonts w:ascii="Latha" w:hAnsi="Latha" w:cs="Latha"/>
+                <w:sz w:val="28"/>
+                <w:szCs w:val="28"/>
+                <w:cs/>
+                <w:lang w:bidi="ta-IN"/>
+              </w:rPr>
+              <w:t>வ</w:t>
+            </w:r>
+            <w:r>
+              <w:rPr>
+                <w:rFonts w:ascii="BRH Tamil Tab Extra" w:hAnsi="BRH Tamil Tab Extra" w:cs="Latha"/>
+                <w:b/>
+                <w:sz w:val="36"/>
+                <w:szCs w:val="28"/>
+                <w:lang w:val="it-IT" w:bidi="ta-IN"/>
+              </w:rPr>
+              <w:t>†</w:t>
+            </w:r>
+            <w:r>
+              <w:rPr>
+                <w:rFonts w:ascii="Latha" w:hAnsi="Latha" w:cs="Latha"/>
+                <w:sz w:val="28"/>
+                <w:szCs w:val="28"/>
+                <w:cs/>
+                <w:lang w:bidi="ta-IN"/>
+              </w:rPr>
+              <w:t xml:space="preserve">த் </w:t>
+            </w:r>
+            <w:r>
+              <w:rPr>
+                <w:rFonts w:ascii="Latha" w:hAnsi="Latha" w:cs="Latha"/>
+                <w:sz w:val="28"/>
+                <w:szCs w:val="28"/>
+                <w:lang w:val="it-IT" w:bidi="ta-IN"/>
+              </w:rPr>
+              <w:t xml:space="preserve">- </w:t>
+            </w:r>
+            <w:r>
+              <w:rPr>
+                <w:rFonts w:ascii="Latha" w:hAnsi="Latha" w:cs="Latha"/>
+                <w:sz w:val="28"/>
+                <w:szCs w:val="28"/>
+                <w:highlight w:val="green"/>
+                <w:cs/>
+                <w:lang w:bidi="ta-IN"/>
+              </w:rPr>
+              <w:t>ஸு</w:t>
+            </w:r>
+            <w:r>
+              <w:rPr>
+                <w:rFonts w:ascii="BRH Tamil Tab Extra" w:hAnsi="BRH Tamil Tab Extra" w:cs="Latha"/>
+                <w:b/>
+                <w:sz w:val="32"/>
+                <w:szCs w:val="28"/>
+                <w:lang w:val="it-IT" w:bidi="ta-IN"/>
+              </w:rPr>
+              <w:t>…</w:t>
+            </w:r>
+            <w:r>
+              <w:rPr>
+                <w:rFonts w:ascii="Latha" w:hAnsi="Latha" w:cs="Latha"/>
+                <w:sz w:val="28"/>
+                <w:szCs w:val="28"/>
+                <w:cs/>
+                <w:lang w:bidi="ta-IN"/>
+              </w:rPr>
+              <w:t xml:space="preserve"> </w:t>
+            </w:r>
+            <w:r>
+              <w:rPr>
+                <w:rFonts w:ascii="Latha" w:hAnsi="Latha" w:cs="Latha"/>
+                <w:sz w:val="28"/>
+                <w:szCs w:val="28"/>
+                <w:lang w:bidi="ta-IN"/>
+              </w:rPr>
+              <w:t>|</w:t>
+            </w:r>
+          </w:p>
+        </w:tc>
+      </w:tr>
+      <w:tr>
+        <w:trPr>
           <w:trHeight w:val="1105"/>
         </w:trPr>
         <w:tc>
@@ -1648,6 +2613,43 @@
         </w:tc>
       </w:tr>
     </w:tbl>
+    <w:p>
+      <w:pPr>
+        <w:jc w:val="center"/>
+        <w:rPr>
+          <w:b/>
+          <w:bCs/>
+          <w:sz w:val="32"/>
+          <w:szCs w:val="32"/>
+          <w:u w:val="single"/>
+          <w:lang w:val="it-IT"/>
+        </w:rPr>
+      </w:pPr>
+      <w:r>
+        <w:rPr>
+          <w:b/>
+          <w:bCs/>
+          <w:sz w:val="32"/>
+          <w:szCs w:val="32"/>
+          <w:u w:val="single"/>
+          <w:lang w:val="it-IT"/>
+        </w:rPr>
+        <w:t>===========</w:t>
+      </w:r>
+    </w:p>
+    <w:p>
+      <w:pPr>
+        <w:jc w:val="center"/>
+        <w:rPr>
+          <w:b/>
+          <w:bCs/>
+          <w:sz w:val="32"/>
+          <w:szCs w:val="32"/>
+          <w:u w:val="single"/>
+          <w:lang w:val="it-IT"/>
+        </w:rPr>
+      </w:pPr>
+    </w:p>
     <w:p>
       <w:pPr>
         <w:jc w:val="center"/>
@@ -1680,6 +2682,7 @@
           <w:szCs w:val="32"/>
           <w:u w:val="single"/>
         </w:rPr>
+        <w:lastRenderedPageBreak/>
         <w:t xml:space="preserve">TS </w:t>
       </w:r>
       <w:r>
@@ -2031,7 +3034,6 @@
                 <w:lang w:val="en-IN" w:eastAsia="en-IN" w:bidi="ml-IN"/>
               </w:rPr>
             </w:pPr>
-            <w:proofErr w:type="spellStart"/>
             <w:r>
               <w:rPr>
                 <w:rFonts w:cs="Arial"/>
@@ -2041,19 +3043,7 @@
                 <w:szCs w:val="36"/>
                 <w:lang w:bidi="ml-IN"/>
               </w:rPr>
-              <w:t>Panchaati</w:t>
-            </w:r>
-            <w:proofErr w:type="spellEnd"/>
-            <w:r>
-              <w:rPr>
-                <w:rFonts w:cs="Arial"/>
-                <w:b/>
-                <w:bCs/>
-                <w:sz w:val="28"/>
-                <w:szCs w:val="36"/>
-                <w:lang w:bidi="ml-IN"/>
-              </w:rPr>
-              <w:t xml:space="preserve"> No. </w:t>
+              <w:t xml:space="preserve">Panchaati No. </w:t>
             </w:r>
             <w:r>
               <w:rPr>
@@ -2627,7 +3617,6 @@
                 <w:szCs w:val="32"/>
                 <w:lang w:val="en-IN" w:eastAsia="en-IN" w:bidi="ml-IN"/>
               </w:rPr>
-              <w:lastRenderedPageBreak/>
               <w:t>T.S.1.5.</w:t>
             </w:r>
             <w:r>
@@ -2708,7 +3697,6 @@
                 <w:lang w:val="en-IN" w:eastAsia="en-IN" w:bidi="ml-IN"/>
               </w:rPr>
             </w:pPr>
-            <w:proofErr w:type="spellStart"/>
             <w:r>
               <w:rPr>
                 <w:rFonts w:cs="Arial"/>
@@ -2718,19 +3706,7 @@
                 <w:szCs w:val="36"/>
                 <w:lang w:bidi="ml-IN"/>
               </w:rPr>
-              <w:t>Panchaati</w:t>
-            </w:r>
-            <w:proofErr w:type="spellEnd"/>
-            <w:r>
-              <w:rPr>
-                <w:rFonts w:cs="Arial"/>
-                <w:b/>
-                <w:bCs/>
-                <w:sz w:val="28"/>
-                <w:szCs w:val="36"/>
-                <w:lang w:bidi="ml-IN"/>
-              </w:rPr>
-              <w:t xml:space="preserve"> No. </w:t>
+              <w:t xml:space="preserve">Panchaati No. </w:t>
             </w:r>
             <w:r>
               <w:rPr>
@@ -3184,7 +4160,6 @@
                 <w:lang w:val="en-IN" w:eastAsia="en-IN" w:bidi="ml-IN"/>
               </w:rPr>
             </w:pPr>
-            <w:proofErr w:type="spellStart"/>
             <w:r>
               <w:rPr>
                 <w:rFonts w:cs="Arial"/>
@@ -3194,19 +4169,7 @@
                 <w:szCs w:val="36"/>
                 <w:lang w:bidi="ml-IN"/>
               </w:rPr>
-              <w:t>Panchaati</w:t>
-            </w:r>
-            <w:proofErr w:type="spellEnd"/>
-            <w:r>
-              <w:rPr>
-                <w:rFonts w:cs="Arial"/>
-                <w:b/>
-                <w:bCs/>
-                <w:sz w:val="28"/>
-                <w:szCs w:val="36"/>
-                <w:lang w:bidi="ml-IN"/>
-              </w:rPr>
-              <w:t xml:space="preserve"> No. </w:t>
+              <w:t xml:space="preserve">Panchaati No. </w:t>
             </w:r>
             <w:r>
               <w:rPr>
@@ -3706,7 +4669,6 @@
                 <w:lang w:val="en-IN" w:eastAsia="en-IN" w:bidi="ml-IN"/>
               </w:rPr>
             </w:pPr>
-            <w:proofErr w:type="spellStart"/>
             <w:r>
               <w:rPr>
                 <w:rFonts w:cs="Arial"/>
@@ -3716,19 +4678,7 @@
                 <w:szCs w:val="36"/>
                 <w:lang w:bidi="ml-IN"/>
               </w:rPr>
-              <w:t>Panchaati</w:t>
-            </w:r>
-            <w:proofErr w:type="spellEnd"/>
-            <w:r>
-              <w:rPr>
-                <w:rFonts w:cs="Arial"/>
-                <w:b/>
-                <w:bCs/>
-                <w:sz w:val="28"/>
-                <w:szCs w:val="36"/>
-                <w:lang w:bidi="ml-IN"/>
-              </w:rPr>
-              <w:t xml:space="preserve"> No. </w:t>
+              <w:t xml:space="preserve">Panchaati No. </w:t>
             </w:r>
             <w:r>
               <w:rPr>
@@ -4257,7 +5207,6 @@
                 <w:lang w:val="en-IN" w:eastAsia="en-IN" w:bidi="ml-IN"/>
               </w:rPr>
             </w:pPr>
-            <w:proofErr w:type="spellStart"/>
             <w:r>
               <w:rPr>
                 <w:rFonts w:cs="Arial"/>
@@ -4267,19 +5216,7 @@
                 <w:szCs w:val="36"/>
                 <w:lang w:bidi="ml-IN"/>
               </w:rPr>
-              <w:t>Panchaati</w:t>
-            </w:r>
-            <w:proofErr w:type="spellEnd"/>
-            <w:r>
-              <w:rPr>
-                <w:rFonts w:cs="Arial"/>
-                <w:b/>
-                <w:bCs/>
-                <w:sz w:val="28"/>
-                <w:szCs w:val="36"/>
-                <w:lang w:bidi="ml-IN"/>
-              </w:rPr>
-              <w:t xml:space="preserve"> No. </w:t>
+              <w:t xml:space="preserve">Panchaati No. </w:t>
             </w:r>
             <w:r>
               <w:rPr>
@@ -4799,7 +5736,6 @@
                 <w:lang w:val="en-IN" w:eastAsia="en-IN" w:bidi="ml-IN"/>
               </w:rPr>
             </w:pPr>
-            <w:proofErr w:type="spellStart"/>
             <w:r>
               <w:rPr>
                 <w:rFonts w:eastAsia="Times New Roman" w:cs="Arial"/>
@@ -4808,18 +5744,7 @@
                 <w:szCs w:val="32"/>
                 <w:lang w:val="en-IN" w:eastAsia="en-IN" w:bidi="ml-IN"/>
               </w:rPr>
-              <w:t>Panchaati</w:t>
-            </w:r>
-            <w:proofErr w:type="spellEnd"/>
-            <w:r>
-              <w:rPr>
-                <w:rFonts w:eastAsia="Times New Roman" w:cs="Arial"/>
-                <w:b/>
-                <w:sz w:val="32"/>
-                <w:szCs w:val="32"/>
-                <w:lang w:val="en-IN" w:eastAsia="en-IN" w:bidi="ml-IN"/>
-              </w:rPr>
-              <w:t xml:space="preserve"> No. </w:t>
+              <w:t xml:space="preserve">Panchaati No. </w:t>
             </w:r>
             <w:r>
               <w:rPr>
@@ -5290,6 +6215,7 @@
                 <w:szCs w:val="32"/>
                 <w:lang w:val="en-IN" w:eastAsia="en-IN" w:bidi="ml-IN"/>
               </w:rPr>
+              <w:lastRenderedPageBreak/>
               <w:t>T.S.1.5.</w:t>
             </w:r>
             <w:r>
@@ -5370,7 +6296,6 @@
                 <w:lang w:val="en-IN" w:eastAsia="en-IN" w:bidi="ml-IN"/>
               </w:rPr>
             </w:pPr>
-            <w:proofErr w:type="spellStart"/>
             <w:r>
               <w:rPr>
                 <w:rFonts w:eastAsia="Times New Roman" w:cs="Arial"/>
@@ -5379,18 +6304,7 @@
                 <w:szCs w:val="32"/>
                 <w:lang w:val="en-IN" w:eastAsia="en-IN" w:bidi="ml-IN"/>
               </w:rPr>
-              <w:t>Panchaati</w:t>
-            </w:r>
-            <w:proofErr w:type="spellEnd"/>
-            <w:r>
-              <w:rPr>
-                <w:rFonts w:eastAsia="Times New Roman" w:cs="Arial"/>
-                <w:b/>
-                <w:sz w:val="32"/>
-                <w:szCs w:val="32"/>
-                <w:lang w:val="en-IN" w:eastAsia="en-IN" w:bidi="ml-IN"/>
-              </w:rPr>
-              <w:t xml:space="preserve"> No. </w:t>
+              <w:t xml:space="preserve">Panchaati No. </w:t>
             </w:r>
             <w:r>
               <w:rPr>
@@ -5674,9 +6588,6 @@
     </w:tbl>
     <w:p>
       <w:pPr>
-        <w:pBdr>
-          <w:bottom w:val="double" w:sz="6" w:space="1" w:color="auto"/>
-        </w:pBdr>
         <w:jc w:val="center"/>
         <w:rPr>
           <w:b/>
@@ -5686,10 +6597,7 @@
           <w:u w:val="single"/>
         </w:rPr>
       </w:pPr>
-    </w:p>
-    <w:p>
-      <w:pPr>
-        <w:jc w:val="center"/>
+      <w:r>
         <w:rPr>
           <w:b/>
           <w:bCs/>
@@ -5697,19 +6605,8 @@
           <w:szCs w:val="32"/>
           <w:u w:val="single"/>
         </w:rPr>
-      </w:pPr>
-    </w:p>
-    <w:p>
-      <w:pPr>
-        <w:jc w:val="center"/>
-        <w:rPr>
-          <w:b/>
-          <w:bCs/>
-          <w:sz w:val="32"/>
-          <w:szCs w:val="32"/>
-          <w:u w:val="single"/>
-        </w:rPr>
-      </w:pPr>
+        <w:t>============</w:t>
+      </w:r>
     </w:p>
     <w:p>
       <w:pPr>
@@ -5742,7 +6639,6 @@
           <w:szCs w:val="32"/>
           <w:u w:val="single"/>
         </w:rPr>
-        <w:lastRenderedPageBreak/>
         <w:t xml:space="preserve">TS </w:t>
       </w:r>
       <w:r>
@@ -6073,7 +6969,6 @@
                 <w:lang w:val="en-IN" w:eastAsia="en-IN" w:bidi="ml-IN"/>
               </w:rPr>
             </w:pPr>
-            <w:proofErr w:type="spellStart"/>
             <w:r>
               <w:rPr>
                 <w:rFonts w:cs="Arial"/>
@@ -6083,19 +6978,7 @@
                 <w:szCs w:val="36"/>
                 <w:lang w:bidi="ml-IN"/>
               </w:rPr>
-              <w:t>Panchaati</w:t>
-            </w:r>
-            <w:proofErr w:type="spellEnd"/>
-            <w:r>
-              <w:rPr>
-                <w:rFonts w:cs="Arial"/>
-                <w:b/>
-                <w:bCs/>
-                <w:sz w:val="28"/>
-                <w:szCs w:val="36"/>
-                <w:lang w:bidi="ml-IN"/>
-              </w:rPr>
-              <w:t xml:space="preserve"> No. </w:t>
+              <w:t xml:space="preserve">Panchaati No. </w:t>
             </w:r>
             <w:r>
               <w:rPr>
@@ -6174,7 +7057,6 @@
               </w:rPr>
               <w:t>…</w:t>
             </w:r>
-            <w:proofErr w:type="spellStart"/>
             <w:r>
               <w:rPr>
                 <w:rFonts w:ascii="BRH Devanagari Extra" w:hAnsi="BRH Devanagari Extra" w:cs="Latha"/>
@@ -6185,7 +7067,6 @@
               </w:rPr>
               <w:t>óè</w:t>
             </w:r>
-            <w:proofErr w:type="spellEnd"/>
             <w:r>
               <w:rPr>
                 <w:rFonts w:ascii="BRH Tamil Tab Extra" w:hAnsi="BRH Tamil Tab Extra" w:cs="Latha"/>
@@ -6275,7 +7156,6 @@
               </w:rPr>
               <w:t>…</w:t>
             </w:r>
-            <w:proofErr w:type="spellStart"/>
             <w:r>
               <w:rPr>
                 <w:rFonts w:ascii="BRH Devanagari Extra" w:hAnsi="BRH Devanagari Extra" w:cs="Latha"/>
@@ -6297,7 +7177,6 @@
               </w:rPr>
               <w:t>è</w:t>
             </w:r>
-            <w:proofErr w:type="spellEnd"/>
             <w:r>
               <w:rPr>
                 <w:rFonts w:ascii="BRH Tamil Tab Extra" w:hAnsi="BRH Tamil Tab Extra" w:cs="Latha"/>
@@ -6367,7 +7246,6 @@
               </w:rPr>
               <w:t>…</w:t>
             </w:r>
-            <w:proofErr w:type="spellStart"/>
             <w:r>
               <w:rPr>
                 <w:rFonts w:ascii="BRH Devanagari Extra" w:hAnsi="BRH Devanagari Extra" w:cs="Latha"/>
@@ -6378,7 +7256,6 @@
               </w:rPr>
               <w:t>óè</w:t>
             </w:r>
-            <w:proofErr w:type="spellEnd"/>
             <w:r>
               <w:rPr>
                 <w:rFonts w:ascii="BRH Tamil Tab Extra" w:hAnsi="BRH Tamil Tab Extra" w:cs="Latha"/>
@@ -6473,7 +7350,6 @@
               </w:rPr>
               <w:t>…</w:t>
             </w:r>
-            <w:proofErr w:type="spellStart"/>
             <w:r>
               <w:rPr>
                 <w:rFonts w:ascii="BRH Devanagari Extra" w:hAnsi="BRH Devanagari Extra" w:cs="Latha"/>
@@ -6484,7 +7360,6 @@
               </w:rPr>
               <w:t>óè</w:t>
             </w:r>
-            <w:proofErr w:type="spellEnd"/>
             <w:r>
               <w:rPr>
                 <w:rFonts w:ascii="BRH Tamil Tab Extra" w:hAnsi="BRH Tamil Tab Extra" w:cs="Latha"/>
@@ -6660,7 +7535,6 @@
               </w:rPr>
               <w:t>…</w:t>
             </w:r>
-            <w:proofErr w:type="spellStart"/>
             <w:r>
               <w:rPr>
                 <w:rFonts w:ascii="BRH Devanagari Extra" w:hAnsi="BRH Devanagari Extra" w:cs="Latha"/>
@@ -6671,7 +7545,6 @@
               </w:rPr>
               <w:t>óè</w:t>
             </w:r>
-            <w:proofErr w:type="spellEnd"/>
             <w:r>
               <w:rPr>
                 <w:rFonts w:ascii="BRH Tamil Tab Extra" w:hAnsi="BRH Tamil Tab Extra" w:cs="Latha"/>
@@ -6832,7 +7705,6 @@
                 <w:lang w:val="en-IN" w:eastAsia="en-IN" w:bidi="ml-IN"/>
               </w:rPr>
             </w:pPr>
-            <w:proofErr w:type="spellStart"/>
             <w:r>
               <w:rPr>
                 <w:rFonts w:cs="Arial"/>
@@ -6842,19 +7714,7 @@
                 <w:szCs w:val="36"/>
                 <w:lang w:bidi="ml-IN"/>
               </w:rPr>
-              <w:t>Panchaati</w:t>
-            </w:r>
-            <w:proofErr w:type="spellEnd"/>
-            <w:r>
-              <w:rPr>
-                <w:rFonts w:cs="Arial"/>
-                <w:b/>
-                <w:bCs/>
-                <w:sz w:val="28"/>
-                <w:szCs w:val="36"/>
-                <w:lang w:bidi="ml-IN"/>
-              </w:rPr>
-              <w:t xml:space="preserve"> No. </w:t>
+              <w:t xml:space="preserve">Panchaati No. </w:t>
             </w:r>
             <w:r>
               <w:rPr>
@@ -7559,7 +8419,7 @@
       </w:tr>
       <w:tr>
         <w:trPr>
-          <w:trHeight w:val="1517"/>
+          <w:trHeight w:val="841"/>
         </w:trPr>
         <w:tc>
           <w:tcPr>
@@ -7677,7 +8537,6 @@
                 <w:lang w:val="en-IN" w:eastAsia="en-IN" w:bidi="ml-IN"/>
               </w:rPr>
             </w:pPr>
-            <w:proofErr w:type="spellStart"/>
             <w:r>
               <w:rPr>
                 <w:rFonts w:cs="Arial"/>
@@ -7687,19 +8546,7 @@
                 <w:szCs w:val="36"/>
                 <w:lang w:bidi="ml-IN"/>
               </w:rPr>
-              <w:t>Panchaati</w:t>
-            </w:r>
-            <w:proofErr w:type="spellEnd"/>
-            <w:r>
-              <w:rPr>
-                <w:rFonts w:cs="Arial"/>
-                <w:b/>
-                <w:bCs/>
-                <w:sz w:val="28"/>
-                <w:szCs w:val="36"/>
-                <w:lang w:bidi="ml-IN"/>
-              </w:rPr>
-              <w:t xml:space="preserve"> No. </w:t>
+              <w:t xml:space="preserve">Panchaati No. </w:t>
             </w:r>
             <w:r>
               <w:rPr>
@@ -8053,6 +8900,7 @@
                 <w:cs/>
                 <w:lang w:bidi="ta-IN"/>
               </w:rPr>
+              <w:lastRenderedPageBreak/>
               <w:t>ம</w:t>
             </w:r>
             <w:r>
@@ -8180,6 +9028,7 @@
                 <w:cs/>
                 <w:lang w:bidi="ta-IN"/>
               </w:rPr>
+              <w:lastRenderedPageBreak/>
               <w:t>ஸு</w:t>
             </w:r>
             <w:r>
@@ -8478,6 +9327,7 @@
                 <w:cs/>
                 <w:lang w:bidi="ta-IN"/>
               </w:rPr>
+              <w:lastRenderedPageBreak/>
               <w:t>ம</w:t>
             </w:r>
             <w:r>
@@ -8614,6 +9464,7 @@
                 <w:szCs w:val="32"/>
                 <w:lang w:val="en-IN" w:eastAsia="en-IN" w:bidi="ml-IN"/>
               </w:rPr>
+              <w:lastRenderedPageBreak/>
               <w:t>T.S.1.5.</w:t>
             </w:r>
             <w:r>
@@ -8694,7 +9545,6 @@
                 <w:lang w:val="en-IN" w:eastAsia="en-IN" w:bidi="ml-IN"/>
               </w:rPr>
             </w:pPr>
-            <w:proofErr w:type="spellStart"/>
             <w:r>
               <w:rPr>
                 <w:rFonts w:cs="Arial"/>
@@ -8704,19 +9554,7 @@
                 <w:szCs w:val="36"/>
                 <w:lang w:bidi="ml-IN"/>
               </w:rPr>
-              <w:t>Panchaati</w:t>
-            </w:r>
-            <w:proofErr w:type="spellEnd"/>
-            <w:r>
-              <w:rPr>
-                <w:rFonts w:cs="Arial"/>
-                <w:b/>
-                <w:bCs/>
-                <w:sz w:val="28"/>
-                <w:szCs w:val="36"/>
-                <w:lang w:bidi="ml-IN"/>
-              </w:rPr>
-              <w:t xml:space="preserve"> No. </w:t>
+              <w:t xml:space="preserve">Panchaati No. </w:t>
             </w:r>
             <w:r>
               <w:rPr>
@@ -8899,7 +9737,6 @@
               </w:rPr>
               <w:t>3</w:t>
             </w:r>
-            <w:proofErr w:type="spellStart"/>
             <w:r>
               <w:rPr>
                 <w:rFonts w:ascii="BRH Devanagari Extra" w:hAnsi="BRH Devanagari Extra" w:cs="Latha"/>
@@ -8910,7 +9747,6 @@
               </w:rPr>
               <w:t>óè</w:t>
             </w:r>
-            <w:proofErr w:type="spellEnd"/>
             <w:r>
               <w:rPr>
                 <w:rFonts w:ascii="BRH Tamil Tab Extra" w:hAnsi="BRH Tamil Tab Extra" w:cs="Latha"/>
@@ -9164,7 +10000,6 @@
               </w:rPr>
               <w:t>3</w:t>
             </w:r>
-            <w:proofErr w:type="spellStart"/>
             <w:r>
               <w:rPr>
                 <w:rFonts w:ascii="BRH Devanagari Extra" w:hAnsi="BRH Devanagari Extra" w:cs="Latha"/>
@@ -9175,7 +10010,6 @@
               </w:rPr>
               <w:t>óè</w:t>
             </w:r>
-            <w:proofErr w:type="spellEnd"/>
             <w:r>
               <w:rPr>
                 <w:rFonts w:ascii="BRH Tamil Tab Extra" w:hAnsi="BRH Tamil Tab Extra" w:cs="Latha"/>
@@ -9285,6 +10119,16 @@
           <w:u w:val="single"/>
         </w:rPr>
       </w:pPr>
+      <w:r>
+        <w:rPr>
+          <w:b/>
+          <w:bCs/>
+          <w:sz w:val="32"/>
+          <w:szCs w:val="32"/>
+          <w:u w:val="single"/>
+        </w:rPr>
+        <w:t>============</w:t>
+      </w:r>
     </w:p>
     <w:p>
       <w:pPr>
@@ -9305,7 +10149,6 @@
           <w:szCs w:val="32"/>
           <w:u w:val="single"/>
         </w:rPr>
-        <w:lastRenderedPageBreak/>
         <w:t xml:space="preserve">TS </w:t>
       </w:r>
       <w:r>
@@ -9616,7 +10459,6 @@
                 <w:lang w:val="en-IN" w:eastAsia="en-IN" w:bidi="ml-IN"/>
               </w:rPr>
             </w:pPr>
-            <w:proofErr w:type="spellStart"/>
             <w:r>
               <w:rPr>
                 <w:rFonts w:cs="Arial"/>
@@ -9626,19 +10468,7 @@
                 <w:szCs w:val="36"/>
                 <w:lang w:bidi="ml-IN"/>
               </w:rPr>
-              <w:t>Panchaati</w:t>
-            </w:r>
-            <w:proofErr w:type="spellEnd"/>
-            <w:r>
-              <w:rPr>
-                <w:rFonts w:cs="Arial"/>
-                <w:b/>
-                <w:bCs/>
-                <w:sz w:val="28"/>
-                <w:szCs w:val="36"/>
-                <w:lang w:bidi="ml-IN"/>
-              </w:rPr>
-              <w:t xml:space="preserve"> No. 3</w:t>
+              <w:t>Panchaati No. 3</w:t>
             </w:r>
           </w:p>
         </w:tc>
@@ -10358,7 +11188,6 @@
                 <w:lang w:val="en-IN" w:eastAsia="en-IN" w:bidi="ml-IN"/>
               </w:rPr>
             </w:pPr>
-            <w:proofErr w:type="spellStart"/>
             <w:r>
               <w:rPr>
                 <w:rFonts w:cs="Arial"/>
@@ -10368,19 +11197,7 @@
                 <w:szCs w:val="36"/>
                 <w:lang w:bidi="ml-IN"/>
               </w:rPr>
-              <w:t>Panchaati</w:t>
-            </w:r>
-            <w:proofErr w:type="spellEnd"/>
-            <w:r>
-              <w:rPr>
-                <w:rFonts w:cs="Arial"/>
-                <w:b/>
-                <w:bCs/>
-                <w:sz w:val="28"/>
-                <w:szCs w:val="36"/>
-                <w:lang w:bidi="ml-IN"/>
-              </w:rPr>
-              <w:t xml:space="preserve"> No. 8</w:t>
+              <w:t>Panchaati No. 8</w:t>
             </w:r>
           </w:p>
         </w:tc>
@@ -11163,6 +11980,7 @@
                 <w:szCs w:val="32"/>
                 <w:lang w:val="en-IN" w:eastAsia="en-IN" w:bidi="ml-IN"/>
               </w:rPr>
+              <w:lastRenderedPageBreak/>
               <w:t>T.S.1.5.</w:t>
             </w:r>
             <w:r>
@@ -11246,7 +12064,6 @@
                 <w:lang w:val="en-IN" w:eastAsia="en-IN" w:bidi="ml-IN"/>
               </w:rPr>
             </w:pPr>
-            <w:proofErr w:type="spellStart"/>
             <w:r>
               <w:rPr>
                 <w:rFonts w:cs="Arial"/>
@@ -11256,19 +12073,7 @@
                 <w:szCs w:val="36"/>
                 <w:lang w:bidi="ml-IN"/>
               </w:rPr>
-              <w:t>Panchaati</w:t>
-            </w:r>
-            <w:proofErr w:type="spellEnd"/>
-            <w:r>
-              <w:rPr>
-                <w:rFonts w:cs="Arial"/>
-                <w:b/>
-                <w:bCs/>
-                <w:sz w:val="28"/>
-                <w:szCs w:val="36"/>
-                <w:lang w:bidi="ml-IN"/>
-              </w:rPr>
-              <w:t xml:space="preserve"> No. 1</w:t>
+              <w:t>Panchaati No. 1</w:t>
             </w:r>
             <w:r>
               <w:rPr>
@@ -11993,7 +12798,6 @@
                 <w:lang w:val="en-IN" w:eastAsia="en-IN" w:bidi="ml-IN"/>
               </w:rPr>
             </w:pPr>
-            <w:proofErr w:type="spellStart"/>
             <w:r>
               <w:rPr>
                 <w:rFonts w:cs="Arial"/>
@@ -12003,19 +12807,7 @@
                 <w:szCs w:val="36"/>
                 <w:lang w:bidi="ml-IN"/>
               </w:rPr>
-              <w:t>Panchaati</w:t>
-            </w:r>
-            <w:proofErr w:type="spellEnd"/>
-            <w:r>
-              <w:rPr>
-                <w:rFonts w:cs="Arial"/>
-                <w:b/>
-                <w:bCs/>
-                <w:sz w:val="28"/>
-                <w:szCs w:val="36"/>
-                <w:lang w:bidi="ml-IN"/>
-              </w:rPr>
-              <w:t xml:space="preserve"> No. 30</w:t>
+              <w:t>Panchaati No. 30</w:t>
             </w:r>
           </w:p>
         </w:tc>
@@ -12371,7 +13163,6 @@
                 <w:szCs w:val="32"/>
                 <w:lang w:val="en-IN" w:eastAsia="en-IN" w:bidi="ml-IN"/>
               </w:rPr>
-              <w:lastRenderedPageBreak/>
               <w:t>T.S.1.5.8.5 - Kramam</w:t>
             </w:r>
           </w:p>
@@ -12422,7 +13213,6 @@
                 <w:lang w:val="en-IN" w:eastAsia="en-IN" w:bidi="ml-IN"/>
               </w:rPr>
             </w:pPr>
-            <w:proofErr w:type="spellStart"/>
             <w:r>
               <w:rPr>
                 <w:rFonts w:cs="Arial"/>
@@ -12432,19 +13222,7 @@
                 <w:szCs w:val="36"/>
                 <w:lang w:bidi="ml-IN"/>
               </w:rPr>
-              <w:t>Panchaati</w:t>
-            </w:r>
-            <w:proofErr w:type="spellEnd"/>
-            <w:r>
-              <w:rPr>
-                <w:rFonts w:cs="Arial"/>
-                <w:b/>
-                <w:bCs/>
-                <w:sz w:val="28"/>
-                <w:szCs w:val="36"/>
-                <w:lang w:bidi="ml-IN"/>
-              </w:rPr>
-              <w:t xml:space="preserve"> No. 35</w:t>
+              <w:t>Panchaati No. 35</w:t>
             </w:r>
           </w:p>
         </w:tc>
@@ -13073,7 +13851,6 @@
                 <w:lang w:val="en-IN" w:eastAsia="en-IN" w:bidi="ml-IN"/>
               </w:rPr>
             </w:pPr>
-            <w:proofErr w:type="spellStart"/>
             <w:r>
               <w:rPr>
                 <w:rFonts w:cs="Arial"/>
@@ -13083,19 +13860,7 @@
                 <w:szCs w:val="36"/>
                 <w:lang w:bidi="ml-IN"/>
               </w:rPr>
-              <w:t>Panchaati</w:t>
-            </w:r>
-            <w:proofErr w:type="spellEnd"/>
-            <w:r>
-              <w:rPr>
-                <w:rFonts w:cs="Arial"/>
-                <w:b/>
-                <w:bCs/>
-                <w:sz w:val="28"/>
-                <w:szCs w:val="36"/>
-                <w:lang w:bidi="ml-IN"/>
-              </w:rPr>
-              <w:t xml:space="preserve"> No. </w:t>
+              <w:t xml:space="preserve">Panchaati No. </w:t>
             </w:r>
             <w:r>
               <w:rPr>
@@ -13934,7 +14699,6 @@
                 <w:lang w:val="en-IN" w:eastAsia="en-IN" w:bidi="ml-IN"/>
               </w:rPr>
             </w:pPr>
-            <w:proofErr w:type="spellStart"/>
             <w:r>
               <w:rPr>
                 <w:rFonts w:cs="Arial"/>
@@ -13944,19 +14708,7 @@
                 <w:szCs w:val="36"/>
                 <w:lang w:bidi="ml-IN"/>
               </w:rPr>
-              <w:t>Panchaati</w:t>
-            </w:r>
-            <w:proofErr w:type="spellEnd"/>
-            <w:r>
-              <w:rPr>
-                <w:rFonts w:cs="Arial"/>
-                <w:b/>
-                <w:bCs/>
-                <w:sz w:val="28"/>
-                <w:szCs w:val="36"/>
-                <w:lang w:bidi="ml-IN"/>
-              </w:rPr>
-              <w:t xml:space="preserve"> No. 50</w:t>
+              <w:t>Panchaati No. 50</w:t>
             </w:r>
           </w:p>
         </w:tc>
@@ -14652,6 +15404,7 @@
                 <w:szCs w:val="32"/>
                 <w:lang w:val="en-IN" w:eastAsia="en-IN" w:bidi="ml-IN"/>
               </w:rPr>
+              <w:lastRenderedPageBreak/>
               <w:t>T.S.1.5.11.4 - Kramam</w:t>
             </w:r>
           </w:p>
@@ -14701,7 +15454,6 @@
                 <w:lang w:val="en-IN" w:eastAsia="en-IN" w:bidi="ml-IN"/>
               </w:rPr>
             </w:pPr>
-            <w:proofErr w:type="spellStart"/>
             <w:r>
               <w:rPr>
                 <w:rFonts w:cs="Arial"/>
@@ -14711,19 +15463,7 @@
                 <w:szCs w:val="36"/>
                 <w:lang w:bidi="ml-IN"/>
               </w:rPr>
-              <w:t>Panchaati</w:t>
-            </w:r>
-            <w:proofErr w:type="spellEnd"/>
-            <w:r>
-              <w:rPr>
-                <w:rFonts w:cs="Arial"/>
-                <w:b/>
-                <w:bCs/>
-                <w:sz w:val="28"/>
-                <w:szCs w:val="36"/>
-                <w:lang w:bidi="ml-IN"/>
-              </w:rPr>
-              <w:t xml:space="preserve"> No. 50</w:t>
+              <w:t>Panchaati No. 50</w:t>
             </w:r>
           </w:p>
         </w:tc>
@@ -14776,7 +15516,6 @@
               </w:rPr>
               <w:t>மா வசா</w:t>
             </w:r>
-            <w:proofErr w:type="spellStart"/>
             <w:r>
               <w:rPr>
                 <w:rFonts w:ascii="BRH Devanagari Extra" w:hAnsi="BRH Devanagari Extra" w:cs="Latha"/>
@@ -14787,7 +15526,6 @@
               </w:rPr>
               <w:t>óè</w:t>
             </w:r>
-            <w:proofErr w:type="spellEnd"/>
             <w:r>
               <w:rPr>
                 <w:rFonts w:ascii="BRH Tamil Tab Extra" w:hAnsi="BRH Tamil Tab Extra" w:cs="Latha"/>
@@ -14868,7 +15606,6 @@
               </w:rPr>
               <w:t>…</w:t>
             </w:r>
-            <w:proofErr w:type="spellStart"/>
             <w:r>
               <w:rPr>
                 <w:rFonts w:ascii="BRH Devanagari Extra" w:hAnsi="BRH Devanagari Extra" w:cs="Latha"/>
@@ -14879,7 +15616,6 @@
               </w:rPr>
               <w:t>óè</w:t>
             </w:r>
-            <w:proofErr w:type="spellEnd"/>
             <w:r>
               <w:rPr>
                 <w:rFonts w:ascii="BRH Tamil Tab Extra" w:hAnsi="BRH Tamil Tab Extra" w:cs="Latha"/>
@@ -14929,7 +15665,6 @@
               </w:rPr>
               <w:t>வசா</w:t>
             </w:r>
-            <w:proofErr w:type="spellStart"/>
             <w:r>
               <w:rPr>
                 <w:rFonts w:ascii="BRH Devanagari Extra" w:hAnsi="BRH Devanagari Extra" w:cs="Latha"/>
@@ -14940,7 +15675,6 @@
               </w:rPr>
               <w:t>óè</w:t>
             </w:r>
-            <w:proofErr w:type="spellEnd"/>
             <w:r>
               <w:rPr>
                 <w:rFonts w:ascii="BRH Tamil Tab Extra" w:hAnsi="BRH Tamil Tab Extra" w:cs="Latha"/>
@@ -15021,7 +15755,6 @@
               </w:rPr>
               <w:t>மா வசா</w:t>
             </w:r>
-            <w:proofErr w:type="spellStart"/>
             <w:r>
               <w:rPr>
                 <w:rFonts w:ascii="BRH Devanagari Extra" w:hAnsi="BRH Devanagari Extra" w:cs="Latha"/>
@@ -15032,7 +15765,6 @@
               </w:rPr>
               <w:t>óè</w:t>
             </w:r>
-            <w:proofErr w:type="spellEnd"/>
             <w:r>
               <w:rPr>
                 <w:rFonts w:ascii="BRH Tamil Tab Extra" w:hAnsi="BRH Tamil Tab Extra" w:cs="Latha"/>
@@ -15102,7 +15834,6 @@
               </w:rPr>
               <w:t>…</w:t>
             </w:r>
-            <w:proofErr w:type="spellStart"/>
             <w:r>
               <w:rPr>
                 <w:rFonts w:ascii="BRH Devanagari Extra" w:hAnsi="BRH Devanagari Extra" w:cs="Latha"/>
@@ -15113,7 +15844,6 @@
               </w:rPr>
               <w:t>óè</w:t>
             </w:r>
-            <w:proofErr w:type="spellEnd"/>
             <w:r>
               <w:rPr>
                 <w:rFonts w:ascii="BRH Tamil Tab Extra" w:hAnsi="BRH Tamil Tab Extra" w:cs="Latha"/>
@@ -15163,7 +15893,6 @@
               </w:rPr>
               <w:t>வசா</w:t>
             </w:r>
-            <w:proofErr w:type="spellStart"/>
             <w:r>
               <w:rPr>
                 <w:rFonts w:ascii="BRH Devanagari Extra" w:hAnsi="BRH Devanagari Extra" w:cs="Latha"/>
@@ -15174,7 +15903,6 @@
               </w:rPr>
               <w:t>óè</w:t>
             </w:r>
-            <w:proofErr w:type="spellEnd"/>
             <w:r>
               <w:rPr>
                 <w:rFonts w:ascii="BRH Tamil Tab Extra" w:hAnsi="BRH Tamil Tab Extra" w:cs="Latha"/>
@@ -15326,6 +16054,16 @@
           <w:u w:val="single"/>
         </w:rPr>
       </w:pPr>
+      <w:r>
+        <w:rPr>
+          <w:b/>
+          <w:bCs/>
+          <w:sz w:val="32"/>
+          <w:szCs w:val="32"/>
+          <w:u w:val="single"/>
+        </w:rPr>
+        <w:t>==========</w:t>
+      </w:r>
     </w:p>
     <w:p>
       <w:pPr>
@@ -15358,7 +16096,6 @@
           <w:szCs w:val="32"/>
           <w:u w:val="single"/>
         </w:rPr>
-        <w:lastRenderedPageBreak/>
         <w:t xml:space="preserve">TS </w:t>
       </w:r>
       <w:r>
@@ -15959,27 +16696,7 @@
                 <w:lang w:bidi="ta-IN"/>
               </w:rPr>
               <w:br/>
-              <w:t xml:space="preserve">It is not </w:t>
-            </w:r>
-            <w:proofErr w:type="spellStart"/>
-            <w:r>
-              <w:rPr>
-                <w:rFonts w:ascii="Latha" w:hAnsi="Latha" w:cs="Latha"/>
-                <w:sz w:val="28"/>
-                <w:szCs w:val="28"/>
-                <w:lang w:bidi="ta-IN"/>
-              </w:rPr>
-              <w:t>Swarabhakti</w:t>
-            </w:r>
-            <w:proofErr w:type="spellEnd"/>
-            <w:r>
-              <w:rPr>
-                <w:rFonts w:ascii="Latha" w:hAnsi="Latha" w:cs="Latha"/>
-                <w:sz w:val="28"/>
-                <w:szCs w:val="28"/>
-                <w:lang w:bidi="ta-IN"/>
-              </w:rPr>
-              <w:t xml:space="preserve"> dot not required.</w:t>
+              <w:t>It is not Swarabhakti dot not required.</w:t>
             </w:r>
           </w:p>
         </w:tc>
@@ -16482,27 +17199,7 @@
                 <w:szCs w:val="28"/>
                 <w:lang w:bidi="ta-IN"/>
               </w:rPr>
-              <w:t>(</w:t>
-            </w:r>
-            <w:proofErr w:type="spellStart"/>
-            <w:r>
-              <w:rPr>
-                <w:rFonts w:ascii="Latha" w:hAnsi="Latha" w:cs="Latha"/>
-                <w:sz w:val="28"/>
-                <w:szCs w:val="28"/>
-                <w:lang w:bidi="ta-IN"/>
-              </w:rPr>
-              <w:t>visargam</w:t>
-            </w:r>
-            <w:proofErr w:type="spellEnd"/>
-            <w:r>
-              <w:rPr>
-                <w:rFonts w:ascii="Latha" w:hAnsi="Latha" w:cs="Latha"/>
-                <w:sz w:val="28"/>
-                <w:szCs w:val="28"/>
-                <w:lang w:bidi="ta-IN"/>
-              </w:rPr>
-              <w:t xml:space="preserve"> drops not required)</w:t>
+              <w:t>(visargam drops not required)</w:t>
             </w:r>
           </w:p>
         </w:tc>
@@ -16542,6 +17239,7 @@
                 <w:szCs w:val="28"/>
                 <w:lang w:val="it-IT" w:eastAsia="en-IN" w:bidi="ml-IN"/>
               </w:rPr>
+              <w:lastRenderedPageBreak/>
               <w:t>T.S.1.5.2.4 - Kramam</w:t>
             </w:r>
           </w:p>
@@ -16605,23 +17303,13 @@
               </w:rPr>
               <w:t xml:space="preserve"> </w:t>
             </w:r>
-            <w:proofErr w:type="spellStart"/>
             <w:r>
               <w:rPr>
                 <w:sz w:val="32"/>
                 <w:szCs w:val="32"/>
                 <w:highlight w:val="green"/>
               </w:rPr>
-              <w:t>vaakyam</w:t>
-            </w:r>
-            <w:proofErr w:type="spellEnd"/>
-            <w:r>
-              <w:rPr>
-                <w:sz w:val="32"/>
-                <w:szCs w:val="32"/>
-                <w:highlight w:val="green"/>
-              </w:rPr>
-              <w:t xml:space="preserve"> omitted)</w:t>
+              <w:t>vaakyam omitted)</w:t>
             </w:r>
           </w:p>
         </w:tc>
@@ -18009,6 +18697,420 @@
                 <w:lang w:bidi="ta-IN"/>
               </w:rPr>
               <w:t>|</w:t>
+            </w:r>
+          </w:p>
+        </w:tc>
+      </w:tr>
+      <w:tr>
+        <w:trPr>
+          <w:trHeight w:val="1014"/>
+        </w:trPr>
+        <w:tc>
+          <w:tcPr>
+            <w:tcW w:w="3092" w:type="dxa"/>
+          </w:tcPr>
+          <w:p>
+            <w:pPr>
+              <w:widowControl w:val="0"/>
+              <w:tabs>
+                <w:tab w:val="left" w:pos="993"/>
+              </w:tabs>
+              <w:autoSpaceDE w:val="0"/>
+              <w:autoSpaceDN w:val="0"/>
+              <w:adjustRightInd w:val="0"/>
+              <w:spacing w:before="0" w:line="240" w:lineRule="auto"/>
+              <w:rPr>
+                <w:rFonts w:eastAsia="Times New Roman" w:cs="Arial"/>
+                <w:b/>
+                <w:bCs/>
+                <w:color w:val="000000"/>
+                <w:sz w:val="28"/>
+                <w:szCs w:val="28"/>
+                <w:lang w:val="it-IT" w:eastAsia="en-IN" w:bidi="ml-IN"/>
+              </w:rPr>
+            </w:pPr>
+            <w:r>
+              <w:rPr>
+                <w:rFonts w:eastAsia="Times New Roman" w:cs="Arial"/>
+                <w:b/>
+                <w:bCs/>
+                <w:color w:val="000000"/>
+                <w:sz w:val="28"/>
+                <w:szCs w:val="28"/>
+                <w:lang w:val="it-IT" w:eastAsia="en-IN" w:bidi="ml-IN"/>
+              </w:rPr>
+              <w:t>T.S.1.5.4.1 - Kramam</w:t>
+            </w:r>
+          </w:p>
+          <w:p>
+            <w:pPr>
+              <w:widowControl w:val="0"/>
+              <w:autoSpaceDE w:val="0"/>
+              <w:autoSpaceDN w:val="0"/>
+              <w:adjustRightInd w:val="0"/>
+              <w:spacing w:before="0" w:line="240" w:lineRule="auto"/>
+              <w:rPr>
+                <w:rFonts w:cs="Arial"/>
+                <w:b/>
+                <w:bCs/>
+                <w:sz w:val="28"/>
+                <w:szCs w:val="28"/>
+                <w:lang w:val="it-IT" w:bidi="ml-IN"/>
+              </w:rPr>
+            </w:pPr>
+            <w:r>
+              <w:rPr>
+                <w:rFonts w:cs="Arial"/>
+                <w:b/>
+                <w:bCs/>
+                <w:sz w:val="28"/>
+                <w:szCs w:val="28"/>
+                <w:lang w:val="it-IT" w:bidi="ml-IN"/>
+              </w:rPr>
+              <w:t>Krama Vaakyam No. 27 Panchaati No. 13</w:t>
+            </w:r>
+          </w:p>
+          <w:p>
+            <w:pPr>
+              <w:widowControl w:val="0"/>
+              <w:autoSpaceDE w:val="0"/>
+              <w:autoSpaceDN w:val="0"/>
+              <w:adjustRightInd w:val="0"/>
+              <w:spacing w:before="0" w:line="240" w:lineRule="auto"/>
+              <w:rPr>
+                <w:b/>
+                <w:bCs/>
+                <w:sz w:val="28"/>
+                <w:szCs w:val="28"/>
+                <w:lang w:val="it-IT"/>
+              </w:rPr>
+            </w:pPr>
+          </w:p>
+        </w:tc>
+        <w:tc>
+          <w:tcPr>
+            <w:tcW w:w="5008" w:type="dxa"/>
+          </w:tcPr>
+          <w:p>
+            <w:pPr>
+              <w:spacing w:before="0" w:line="240" w:lineRule="auto"/>
+              <w:rPr>
+                <w:b/>
+                <w:bCs/>
+                <w:sz w:val="28"/>
+                <w:szCs w:val="28"/>
+                <w:lang w:val="it-IT"/>
+              </w:rPr>
+            </w:pPr>
+            <w:r>
+              <w:rPr>
+                <w:rFonts w:ascii="Latha" w:hAnsi="Latha" w:cs="Latha"/>
+                <w:sz w:val="28"/>
+                <w:szCs w:val="28"/>
+                <w:cs/>
+                <w:lang w:bidi="ta-IN"/>
+              </w:rPr>
+              <w:t>ஜீ</w:t>
+            </w:r>
+            <w:r>
+              <w:rPr>
+                <w:rFonts w:ascii="BRH Tamil Tab Extra" w:hAnsi="BRH Tamil Tab Extra" w:cs="Latha"/>
+                <w:b/>
+                <w:sz w:val="32"/>
+                <w:szCs w:val="28"/>
+                <w:lang w:val="it-IT" w:bidi="ta-IN"/>
+              </w:rPr>
+              <w:t>…</w:t>
+            </w:r>
+            <w:r>
+              <w:rPr>
+                <w:rFonts w:ascii="Latha" w:hAnsi="Latha" w:cs="Latha"/>
+                <w:sz w:val="28"/>
+                <w:szCs w:val="28"/>
+                <w:cs/>
+                <w:lang w:bidi="ta-IN"/>
+              </w:rPr>
+              <w:t>ர்ணாஸ்த</w:t>
+            </w:r>
+            <w:r>
+              <w:rPr>
+                <w:rFonts w:ascii="BRH Tamil Tab Extra" w:hAnsi="BRH Tamil Tab Extra" w:cs="Latha"/>
+                <w:b/>
+                <w:sz w:val="32"/>
+                <w:szCs w:val="28"/>
+                <w:lang w:val="it-IT" w:bidi="ta-IN"/>
+              </w:rPr>
+              <w:t>…</w:t>
+            </w:r>
+            <w:r>
+              <w:rPr>
+                <w:rFonts w:ascii="Latha" w:hAnsi="Latha" w:cs="Latha"/>
+                <w:sz w:val="28"/>
+                <w:szCs w:val="28"/>
+                <w:cs/>
+                <w:lang w:bidi="ta-IN"/>
+              </w:rPr>
+              <w:t>னூ</w:t>
+            </w:r>
+            <w:r>
+              <w:rPr>
+                <w:rFonts w:ascii="Latha" w:hAnsi="Latha" w:cs="Latha"/>
+                <w:b/>
+                <w:bCs/>
+                <w:sz w:val="32"/>
+                <w:szCs w:val="32"/>
+                <w:cs/>
+                <w:lang w:bidi="ta-IN"/>
+              </w:rPr>
+              <w:t>:</w:t>
+            </w:r>
+            <w:r>
+              <w:rPr>
+                <w:rFonts w:ascii="Latha" w:hAnsi="Latha" w:cs="Latha"/>
+                <w:sz w:val="28"/>
+                <w:szCs w:val="28"/>
+                <w:cs/>
+                <w:lang w:bidi="ta-IN"/>
+              </w:rPr>
+              <w:t xml:space="preserve"> </w:t>
+            </w:r>
+            <w:r>
+              <w:rPr>
+                <w:rFonts w:ascii="Latha" w:hAnsi="Latha" w:cs="Latha"/>
+                <w:sz w:val="28"/>
+                <w:szCs w:val="28"/>
+                <w:lang w:val="it-IT" w:bidi="ta-IN"/>
+              </w:rPr>
+              <w:t xml:space="preserve">| </w:t>
+            </w:r>
+            <w:r>
+              <w:rPr>
+                <w:rFonts w:ascii="Latha" w:hAnsi="Latha" w:cs="Latha"/>
+                <w:sz w:val="28"/>
+                <w:szCs w:val="28"/>
+                <w:cs/>
+                <w:lang w:bidi="ta-IN"/>
+              </w:rPr>
+              <w:t>த</w:t>
+            </w:r>
+            <w:r>
+              <w:rPr>
+                <w:rFonts w:ascii="BRH Tamil Tab Extra" w:hAnsi="BRH Tamil Tab Extra" w:cs="Latha"/>
+                <w:b/>
+                <w:sz w:val="32"/>
+                <w:szCs w:val="28"/>
+                <w:lang w:val="it-IT" w:bidi="ta-IN"/>
+              </w:rPr>
+              <w:t>…</w:t>
+            </w:r>
+            <w:r>
+              <w:rPr>
+                <w:rFonts w:ascii="Latha" w:hAnsi="Latha" w:cs="Latha"/>
+                <w:sz w:val="28"/>
+                <w:szCs w:val="28"/>
+                <w:cs/>
+                <w:lang w:bidi="ta-IN"/>
+              </w:rPr>
+              <w:t>னூ</w:t>
+            </w:r>
+            <w:r>
+              <w:rPr>
+                <w:rFonts w:ascii="Latha" w:hAnsi="Latha" w:cs="Latha"/>
+                <w:sz w:val="28"/>
+                <w:szCs w:val="28"/>
+                <w:highlight w:val="yellow"/>
+                <w:cs/>
+                <w:lang w:bidi="ta-IN"/>
+              </w:rPr>
+              <w:t>ர் அ</w:t>
+            </w:r>
+            <w:r>
+              <w:rPr>
+                <w:rFonts w:ascii="Latha" w:hAnsi="Latha" w:cs="Latha"/>
+                <w:sz w:val="28"/>
+                <w:szCs w:val="28"/>
+                <w:cs/>
+                <w:lang w:bidi="ta-IN"/>
+              </w:rPr>
+              <w:t>ப</w:t>
+            </w:r>
+            <w:r>
+              <w:rPr>
+                <w:rFonts w:ascii="BRH Tamil Tab Extra" w:hAnsi="BRH Tamil Tab Extra" w:cs="Latha"/>
+                <w:b/>
+                <w:sz w:val="36"/>
+                <w:szCs w:val="28"/>
+                <w:lang w:val="it-IT" w:bidi="ta-IN"/>
+              </w:rPr>
+              <w:t>†</w:t>
+            </w:r>
+            <w:r>
+              <w:rPr>
+                <w:rFonts w:ascii="Latha" w:hAnsi="Latha" w:cs="Latha"/>
+                <w:sz w:val="28"/>
+                <w:szCs w:val="28"/>
+                <w:lang w:val="it-IT" w:bidi="ta-IN"/>
+              </w:rPr>
+              <w:t xml:space="preserve"> |</w:t>
+            </w:r>
+          </w:p>
+        </w:tc>
+        <w:tc>
+          <w:tcPr>
+            <w:tcW w:w="5850" w:type="dxa"/>
+          </w:tcPr>
+          <w:p>
+            <w:pPr>
+              <w:spacing w:before="0" w:line="240" w:lineRule="auto"/>
+              <w:ind w:right="-18"/>
+              <w:rPr>
+                <w:b/>
+                <w:bCs/>
+                <w:sz w:val="28"/>
+                <w:szCs w:val="28"/>
+                <w:lang w:val="it-IT"/>
+              </w:rPr>
+            </w:pPr>
+            <w:r>
+              <w:rPr>
+                <w:rFonts w:ascii="Latha" w:hAnsi="Latha" w:cs="Latha"/>
+                <w:sz w:val="28"/>
+                <w:szCs w:val="28"/>
+                <w:cs/>
+                <w:lang w:bidi="ta-IN"/>
+              </w:rPr>
+              <w:t>ஜீ</w:t>
+            </w:r>
+            <w:r>
+              <w:rPr>
+                <w:rFonts w:ascii="BRH Tamil Tab Extra" w:hAnsi="BRH Tamil Tab Extra" w:cs="Latha"/>
+                <w:b/>
+                <w:sz w:val="32"/>
+                <w:szCs w:val="28"/>
+                <w:lang w:val="it-IT" w:bidi="ta-IN"/>
+              </w:rPr>
+              <w:t>…</w:t>
+            </w:r>
+            <w:r>
+              <w:rPr>
+                <w:rFonts w:ascii="Latha" w:hAnsi="Latha" w:cs="Latha"/>
+                <w:sz w:val="28"/>
+                <w:szCs w:val="28"/>
+                <w:cs/>
+                <w:lang w:bidi="ta-IN"/>
+              </w:rPr>
+              <w:t>ர்ணாஸ்த</w:t>
+            </w:r>
+            <w:r>
+              <w:rPr>
+                <w:rFonts w:ascii="BRH Tamil Tab Extra" w:hAnsi="BRH Tamil Tab Extra" w:cs="Latha"/>
+                <w:b/>
+                <w:sz w:val="32"/>
+                <w:szCs w:val="28"/>
+                <w:lang w:val="it-IT" w:bidi="ta-IN"/>
+              </w:rPr>
+              <w:t>…</w:t>
+            </w:r>
+            <w:r>
+              <w:rPr>
+                <w:rFonts w:ascii="Latha" w:hAnsi="Latha" w:cs="Latha"/>
+                <w:sz w:val="28"/>
+                <w:szCs w:val="28"/>
+                <w:cs/>
+                <w:lang w:bidi="ta-IN"/>
+              </w:rPr>
+              <w:t>னூ</w:t>
+            </w:r>
+            <w:r>
+              <w:rPr>
+                <w:rFonts w:ascii="Latha" w:hAnsi="Latha" w:cs="Latha"/>
+                <w:b/>
+                <w:bCs/>
+                <w:sz w:val="32"/>
+                <w:szCs w:val="32"/>
+                <w:cs/>
+                <w:lang w:bidi="ta-IN"/>
+              </w:rPr>
+              <w:t>:</w:t>
+            </w:r>
+            <w:r>
+              <w:rPr>
+                <w:rFonts w:ascii="Latha" w:hAnsi="Latha" w:cs="Latha"/>
+                <w:sz w:val="28"/>
+                <w:szCs w:val="28"/>
+                <w:cs/>
+                <w:lang w:bidi="ta-IN"/>
+              </w:rPr>
+              <w:t xml:space="preserve"> </w:t>
+            </w:r>
+            <w:r>
+              <w:rPr>
+                <w:rFonts w:ascii="Latha" w:hAnsi="Latha" w:cs="Latha"/>
+                <w:sz w:val="28"/>
+                <w:szCs w:val="28"/>
+                <w:lang w:val="it-IT" w:bidi="ta-IN"/>
+              </w:rPr>
+              <w:t xml:space="preserve">| </w:t>
+            </w:r>
+            <w:r>
+              <w:rPr>
+                <w:rFonts w:ascii="Latha" w:hAnsi="Latha" w:cs="Latha"/>
+                <w:sz w:val="28"/>
+                <w:szCs w:val="28"/>
+                <w:cs/>
+                <w:lang w:bidi="ta-IN"/>
+              </w:rPr>
+              <w:t>த</w:t>
+            </w:r>
+            <w:r>
+              <w:rPr>
+                <w:rFonts w:ascii="BRH Tamil Tab Extra" w:hAnsi="BRH Tamil Tab Extra" w:cs="Latha"/>
+                <w:b/>
+                <w:sz w:val="32"/>
+                <w:szCs w:val="28"/>
+                <w:lang w:val="it-IT" w:bidi="ta-IN"/>
+              </w:rPr>
+              <w:t>…</w:t>
+            </w:r>
+            <w:r>
+              <w:rPr>
+                <w:rFonts w:ascii="Latha" w:hAnsi="Latha" w:cs="Latha"/>
+                <w:sz w:val="28"/>
+                <w:szCs w:val="28"/>
+                <w:cs/>
+                <w:lang w:bidi="ta-IN"/>
+              </w:rPr>
+              <w:t>னூ</w:t>
+            </w:r>
+            <w:r>
+              <w:rPr>
+                <w:rFonts w:ascii="Latha" w:hAnsi="Latha" w:cs="Latha"/>
+                <w:sz w:val="28"/>
+                <w:szCs w:val="28"/>
+                <w:highlight w:val="green"/>
+                <w:cs/>
+                <w:lang w:bidi="ta-IN"/>
+              </w:rPr>
+              <w:t>ரப</w:t>
+            </w:r>
+            <w:r>
+              <w:rPr>
+                <w:rFonts w:ascii="BRH Tamil Tab Extra" w:hAnsi="BRH Tamil Tab Extra" w:cs="Latha"/>
+                <w:b/>
+                <w:sz w:val="36"/>
+                <w:szCs w:val="28"/>
+                <w:lang w:val="it-IT" w:bidi="ta-IN"/>
+              </w:rPr>
+              <w:t>†</w:t>
+            </w:r>
+            <w:r>
+              <w:rPr>
+                <w:rFonts w:ascii="Latha" w:hAnsi="Latha" w:cs="Latha"/>
+                <w:sz w:val="28"/>
+                <w:szCs w:val="28"/>
+                <w:lang w:val="it-IT" w:bidi="ta-IN"/>
+              </w:rPr>
+              <w:t xml:space="preserve"> |</w:t>
             </w:r>
           </w:p>
         </w:tc>
@@ -18035,7 +19137,7 @@
                 <w:color w:val="000000"/>
                 <w:sz w:val="28"/>
                 <w:szCs w:val="28"/>
-                <w:lang w:val="it-IT" w:eastAsia="en-IN" w:bidi="ml-IN"/>
+                <w:lang w:val="en-IN" w:eastAsia="en-IN" w:bidi="ml-IN"/>
               </w:rPr>
             </w:pPr>
             <w:r>
@@ -18046,9 +19148,9 @@
                 <w:color w:val="000000"/>
                 <w:sz w:val="28"/>
                 <w:szCs w:val="28"/>
-                <w:lang w:val="it-IT" w:eastAsia="en-IN" w:bidi="ml-IN"/>
-              </w:rPr>
-              <w:t>T.S.1.5.4.1 - Kramam</w:t>
+                <w:lang w:val="en-IN" w:eastAsia="en-IN" w:bidi="ml-IN"/>
+              </w:rPr>
+              <w:t xml:space="preserve">T.S.1.5.4.1 - </w:t>
             </w:r>
           </w:p>
           <w:p>
@@ -18061,39 +19163,42 @@
               <w:rPr>
                 <w:rFonts w:cs="Arial"/>
                 <w:b/>
-                <w:bCs/>
-                <w:sz w:val="28"/>
-                <w:szCs w:val="28"/>
-                <w:lang w:val="it-IT" w:bidi="ml-IN"/>
+                <w:sz w:val="28"/>
+                <w:szCs w:val="36"/>
+                <w:lang w:bidi="ml-IN"/>
               </w:rPr>
             </w:pPr>
             <w:r>
               <w:rPr>
                 <w:rFonts w:cs="Arial"/>
                 <w:b/>
-                <w:bCs/>
-                <w:sz w:val="28"/>
-                <w:szCs w:val="28"/>
-                <w:lang w:val="it-IT" w:bidi="ml-IN"/>
-              </w:rPr>
-              <w:t>Krama Vaakyam No. 27 Panchaati No. 13</w:t>
+                <w:sz w:val="28"/>
+                <w:szCs w:val="36"/>
+                <w:lang w:bidi="ml-IN"/>
+              </w:rPr>
+              <w:t>Krama Vaakyam No. 45</w:t>
             </w:r>
           </w:p>
           <w:p>
             <w:pPr>
-              <w:widowControl w:val="0"/>
-              <w:autoSpaceDE w:val="0"/>
-              <w:autoSpaceDN w:val="0"/>
-              <w:adjustRightInd w:val="0"/>
               <w:spacing w:before="0" w:line="240" w:lineRule="auto"/>
               <w:rPr>
                 <w:b/>
                 <w:bCs/>
                 <w:sz w:val="28"/>
                 <w:szCs w:val="28"/>
-                <w:lang w:val="it-IT"/>
               </w:rPr>
             </w:pPr>
+            <w:r>
+              <w:rPr>
+                <w:rFonts w:cs="Arial"/>
+                <w:b/>
+                <w:sz w:val="28"/>
+                <w:szCs w:val="36"/>
+                <w:lang w:bidi="ml-IN"/>
+              </w:rPr>
+              <w:t>Panchaati No. 13</w:t>
+            </w:r>
           </w:p>
         </w:tc>
         <w:tc>
@@ -18102,13 +19207,78 @@
           </w:tcPr>
           <w:p>
             <w:pPr>
+              <w:autoSpaceDE w:val="0"/>
+              <w:autoSpaceDN w:val="0"/>
+              <w:adjustRightInd w:val="0"/>
+              <w:spacing w:line="252" w:lineRule="auto"/>
+              <w:rPr>
+                <w:rFonts w:ascii="Latha" w:hAnsi="Latha" w:cs="Latha"/>
+                <w:sz w:val="28"/>
+                <w:szCs w:val="28"/>
+                <w:lang w:bidi="ta-IN"/>
+              </w:rPr>
+            </w:pPr>
+            <w:r>
+              <w:rPr>
+                <w:rFonts w:ascii="Latha" w:hAnsi="Latha" w:cs="Latha"/>
+                <w:sz w:val="28"/>
+                <w:szCs w:val="28"/>
+                <w:cs/>
+                <w:lang w:bidi="ta-IN"/>
+              </w:rPr>
+              <w:t>ஆ த</w:t>
+            </w:r>
+            <w:r>
+              <w:rPr>
+                <w:rFonts w:ascii="BRH Tamil Tab Extra" w:hAnsi="BRH Tamil Tab Extra" w:cs="Latha"/>
+                <w:b/>
+                <w:sz w:val="36"/>
+                <w:szCs w:val="28"/>
+                <w:lang w:bidi="ta-IN"/>
+              </w:rPr>
+              <w:t>†</w:t>
+            </w:r>
+            <w:r>
+              <w:rPr>
+                <w:rFonts w:ascii="Latha" w:hAnsi="Latha" w:cs="Latha"/>
+                <w:b/>
+                <w:bCs/>
+                <w:position w:val="-12"/>
+                <w:sz w:val="28"/>
+                <w:szCs w:val="28"/>
+                <w:cs/>
+                <w:lang w:bidi="ta-IN"/>
+              </w:rPr>
+              <w:t>4</w:t>
+            </w:r>
+            <w:r>
+              <w:rPr>
+                <w:rFonts w:ascii="Latha" w:hAnsi="Latha" w:cs="Latha"/>
+                <w:sz w:val="28"/>
+                <w:szCs w:val="28"/>
+                <w:cs/>
+                <w:lang w:bidi="ta-IN"/>
+              </w:rPr>
+              <w:t xml:space="preserve">த்தே </w:t>
+            </w:r>
+            <w:r>
+              <w:rPr>
+                <w:rFonts w:ascii="Latha" w:hAnsi="Latha" w:cs="Latha"/>
+                <w:sz w:val="28"/>
+                <w:szCs w:val="28"/>
+                <w:lang w:bidi="ta-IN"/>
+              </w:rPr>
+              <w:t xml:space="preserve">| </w:t>
+            </w:r>
+          </w:p>
+          <w:p>
+            <w:pPr>
               <w:spacing w:before="0" w:line="240" w:lineRule="auto"/>
               <w:rPr>
                 <w:b/>
                 <w:bCs/>
                 <w:sz w:val="28"/>
                 <w:szCs w:val="28"/>
-                <w:lang w:val="it-IT"/>
               </w:rPr>
             </w:pPr>
             <w:r>
@@ -18119,59 +19289,105 @@
                 <w:cs/>
                 <w:lang w:bidi="ta-IN"/>
               </w:rPr>
-              <w:t>ஜீ</w:t>
-            </w:r>
-            <w:r>
-              <w:rPr>
-                <w:rFonts w:ascii="BRH Tamil Tab Extra" w:hAnsi="BRH Tamil Tab Extra" w:cs="Latha"/>
-                <w:b/>
-                <w:sz w:val="32"/>
-                <w:szCs w:val="28"/>
-                <w:lang w:val="it-IT" w:bidi="ta-IN"/>
-              </w:rPr>
-              <w:t>…</w:t>
-            </w:r>
-            <w:r>
-              <w:rPr>
-                <w:rFonts w:ascii="Latha" w:hAnsi="Latha" w:cs="Latha"/>
-                <w:sz w:val="28"/>
-                <w:szCs w:val="28"/>
-                <w:cs/>
-                <w:lang w:bidi="ta-IN"/>
-              </w:rPr>
-              <w:t>ர்ணாஸ்த</w:t>
-            </w:r>
-            <w:r>
-              <w:rPr>
-                <w:rFonts w:ascii="BRH Tamil Tab Extra" w:hAnsi="BRH Tamil Tab Extra" w:cs="Latha"/>
-                <w:b/>
-                <w:sz w:val="32"/>
-                <w:szCs w:val="28"/>
-                <w:lang w:val="it-IT" w:bidi="ta-IN"/>
-              </w:rPr>
-              <w:t>…</w:t>
-            </w:r>
-            <w:r>
-              <w:rPr>
-                <w:rFonts w:ascii="Latha" w:hAnsi="Latha" w:cs="Latha"/>
-                <w:sz w:val="28"/>
-                <w:szCs w:val="28"/>
-                <w:cs/>
-                <w:lang w:bidi="ta-IN"/>
-              </w:rPr>
-              <w:t>னூ</w:t>
-            </w:r>
-            <w:r>
-              <w:rPr>
-                <w:rFonts w:ascii="Latha" w:hAnsi="Latha" w:cs="Latha"/>
-                <w:b/>
-                <w:bCs/>
-                <w:sz w:val="32"/>
-                <w:szCs w:val="32"/>
-                <w:cs/>
-                <w:lang w:bidi="ta-IN"/>
-              </w:rPr>
-              <w:t>:</w:t>
+              <w:t>த</w:t>
+            </w:r>
+            <w:r>
+              <w:rPr>
+                <w:rFonts w:ascii="BRH Tamil Tab Extra" w:hAnsi="BRH Tamil Tab Extra" w:cs="Latha"/>
+                <w:b/>
+                <w:sz w:val="32"/>
+                <w:szCs w:val="28"/>
+                <w:lang w:bidi="ta-IN"/>
+              </w:rPr>
+              <w:t>…</w:t>
+            </w:r>
+            <w:r>
+              <w:rPr>
+                <w:rFonts w:ascii="Latha" w:hAnsi="Latha" w:cs="Latha"/>
+                <w:b/>
+                <w:bCs/>
+                <w:position w:val="-12"/>
+                <w:sz w:val="28"/>
+                <w:szCs w:val="28"/>
+                <w:cs/>
+                <w:lang w:bidi="ta-IN"/>
+              </w:rPr>
+              <w:t>4</w:t>
+            </w:r>
+            <w:r>
+              <w:rPr>
+                <w:rFonts w:ascii="Latha" w:hAnsi="Latha" w:cs="Latha"/>
+                <w:sz w:val="28"/>
+                <w:szCs w:val="28"/>
+                <w:cs/>
+                <w:lang w:bidi="ta-IN"/>
+              </w:rPr>
+              <w:t>த்</w:t>
+            </w:r>
+            <w:r>
+              <w:rPr>
+                <w:rFonts w:ascii="Latha" w:hAnsi="Latha" w:cs="Latha"/>
+                <w:sz w:val="28"/>
+                <w:szCs w:val="28"/>
+                <w:highlight w:val="yellow"/>
+                <w:cs/>
+                <w:lang w:bidi="ta-IN"/>
+              </w:rPr>
+              <w:t>தே</w:t>
+            </w:r>
+            <w:r>
+              <w:rPr>
+                <w:rFonts w:ascii="BRH Tamil Tab Extra" w:hAnsi="BRH Tamil Tab Extra" w:cs="Latha"/>
+                <w:b/>
+                <w:sz w:val="32"/>
+                <w:szCs w:val="28"/>
+                <w:highlight w:val="yellow"/>
+                <w:lang w:bidi="ta-IN"/>
+              </w:rPr>
+              <w:t>…</w:t>
+            </w:r>
+            <w:r>
+              <w:rPr>
+                <w:rFonts w:ascii="BRH Devanagari Extra" w:hAnsi="BRH Devanagari Extra" w:cs="Latha"/>
+                <w:b/>
+                <w:sz w:val="36"/>
+                <w:szCs w:val="28"/>
+                <w:lang w:bidi="ta-IN"/>
+              </w:rPr>
+              <w:t>Å</w:t>
+            </w:r>
+            <w:r>
+              <w:rPr>
+                <w:rFonts w:ascii="Latha" w:hAnsi="Latha" w:cs="Latha"/>
+                <w:sz w:val="28"/>
+                <w:szCs w:val="28"/>
+                <w:cs/>
+                <w:lang w:bidi="ta-IN"/>
+              </w:rPr>
+              <w:t>தோ</w:t>
+            </w:r>
+            <w:r>
+              <w:rPr>
+                <w:rFonts w:ascii="BRH Tamil Tab Extra" w:hAnsi="BRH Tamil Tab Extra" w:cs="Latha"/>
+                <w:b/>
+                <w:sz w:val="36"/>
+                <w:szCs w:val="28"/>
+                <w:lang w:bidi="ta-IN"/>
+              </w:rPr>
+              <w:t>‡</w:t>
+            </w:r>
+            <w:r>
+              <w:rPr>
+                <w:rFonts w:ascii="Latha" w:hAnsi="Latha" w:cs="Latha"/>
+                <w:b/>
+                <w:bCs/>
+                <w:position w:val="-12"/>
+                <w:sz w:val="28"/>
+                <w:szCs w:val="28"/>
+                <w:cs/>
+                <w:lang w:bidi="ta-IN"/>
+              </w:rPr>
+              <w:t>2</w:t>
             </w:r>
             <w:r>
               <w:rPr>
@@ -18188,79 +19404,9 @@
                 <w:rFonts w:ascii="Latha" w:hAnsi="Latha" w:cs="Latha"/>
                 <w:sz w:val="28"/>
                 <w:szCs w:val="28"/>
-                <w:lang w:val="it-IT" w:bidi="ta-IN"/>
-              </w:rPr>
-              <w:t xml:space="preserve">| </w:t>
-            </w:r>
-            <w:r>
-              <w:rPr>
-                <w:rFonts w:ascii="Latha" w:hAnsi="Latha" w:cs="Latha"/>
-                <w:sz w:val="28"/>
-                <w:szCs w:val="28"/>
-                <w:cs/>
-                <w:lang w:bidi="ta-IN"/>
-              </w:rPr>
-              <w:t>த</w:t>
-            </w:r>
-            <w:r>
-              <w:rPr>
-                <w:rFonts w:ascii="BRH Tamil Tab Extra" w:hAnsi="BRH Tamil Tab Extra" w:cs="Latha"/>
-                <w:b/>
-                <w:sz w:val="32"/>
-                <w:szCs w:val="28"/>
-                <w:lang w:val="it-IT" w:bidi="ta-IN"/>
-              </w:rPr>
-              <w:t>…</w:t>
-            </w:r>
-            <w:r>
-              <w:rPr>
-                <w:rFonts w:ascii="Latha" w:hAnsi="Latha" w:cs="Latha"/>
-                <w:sz w:val="28"/>
-                <w:szCs w:val="28"/>
-                <w:cs/>
-                <w:lang w:bidi="ta-IN"/>
-              </w:rPr>
-              <w:t>னூ</w:t>
-            </w:r>
-            <w:r>
-              <w:rPr>
-                <w:rFonts w:ascii="Latha" w:hAnsi="Latha" w:cs="Latha"/>
-                <w:sz w:val="28"/>
-                <w:szCs w:val="28"/>
-                <w:highlight w:val="yellow"/>
-                <w:cs/>
-                <w:lang w:bidi="ta-IN"/>
-              </w:rPr>
-              <w:t>ர் அ</w:t>
-            </w:r>
-            <w:r>
-              <w:rPr>
-                <w:rFonts w:ascii="Latha" w:hAnsi="Latha" w:cs="Latha"/>
-                <w:sz w:val="28"/>
-                <w:szCs w:val="28"/>
-                <w:cs/>
-                <w:lang w:bidi="ta-IN"/>
-              </w:rPr>
-              <w:t>ப</w:t>
-            </w:r>
-            <w:r>
-              <w:rPr>
-                <w:rFonts w:ascii="BRH Tamil Tab Extra" w:hAnsi="BRH Tamil Tab Extra" w:cs="Latha"/>
-                <w:b/>
-                <w:sz w:val="36"/>
-                <w:szCs w:val="28"/>
-                <w:lang w:val="it-IT" w:bidi="ta-IN"/>
-              </w:rPr>
-              <w:t>†</w:t>
-            </w:r>
-            <w:r>
-              <w:rPr>
-                <w:rFonts w:ascii="Latha" w:hAnsi="Latha" w:cs="Latha"/>
-                <w:sz w:val="28"/>
-                <w:szCs w:val="28"/>
-                <w:lang w:val="it-IT" w:bidi="ta-IN"/>
-              </w:rPr>
-              <w:t xml:space="preserve"> |</w:t>
+                <w:lang w:bidi="ta-IN"/>
+              </w:rPr>
+              <w:t>|</w:t>
             </w:r>
           </w:p>
         </w:tc>
@@ -18270,6 +19416,72 @@
           </w:tcPr>
           <w:p>
             <w:pPr>
+              <w:autoSpaceDE w:val="0"/>
+              <w:autoSpaceDN w:val="0"/>
+              <w:adjustRightInd w:val="0"/>
+              <w:spacing w:line="252" w:lineRule="auto"/>
+              <w:rPr>
+                <w:rFonts w:ascii="Latha" w:hAnsi="Latha" w:cs="Latha"/>
+                <w:sz w:val="28"/>
+                <w:szCs w:val="28"/>
+                <w:lang w:bidi="ta-IN"/>
+              </w:rPr>
+            </w:pPr>
+            <w:r>
+              <w:rPr>
+                <w:rFonts w:ascii="Latha" w:hAnsi="Latha" w:cs="Latha"/>
+                <w:sz w:val="28"/>
+                <w:szCs w:val="28"/>
+                <w:cs/>
+                <w:lang w:bidi="ta-IN"/>
+              </w:rPr>
+              <w:t>ஆ த</w:t>
+            </w:r>
+            <w:r>
+              <w:rPr>
+                <w:rFonts w:ascii="BRH Tamil Tab Extra" w:hAnsi="BRH Tamil Tab Extra" w:cs="Latha"/>
+                <w:b/>
+                <w:sz w:val="36"/>
+                <w:szCs w:val="28"/>
+                <w:lang w:bidi="ta-IN"/>
+              </w:rPr>
+              <w:t>†</w:t>
+            </w:r>
+            <w:r>
+              <w:rPr>
+                <w:rFonts w:ascii="Latha" w:hAnsi="Latha" w:cs="Latha"/>
+                <w:b/>
+                <w:bCs/>
+                <w:position w:val="-12"/>
+                <w:sz w:val="28"/>
+                <w:szCs w:val="28"/>
+                <w:cs/>
+                <w:lang w:bidi="ta-IN"/>
+              </w:rPr>
+              <w:t>4</w:t>
+            </w:r>
+            <w:r>
+              <w:rPr>
+                <w:rFonts w:ascii="Latha" w:hAnsi="Latha" w:cs="Latha"/>
+                <w:sz w:val="28"/>
+                <w:szCs w:val="28"/>
+                <w:cs/>
+                <w:lang w:bidi="ta-IN"/>
+              </w:rPr>
+              <w:t xml:space="preserve">த்தே </w:t>
+            </w:r>
+            <w:r>
+              <w:rPr>
+                <w:rFonts w:ascii="Latha" w:hAnsi="Latha" w:cs="Latha"/>
+                <w:sz w:val="28"/>
+                <w:szCs w:val="28"/>
+                <w:lang w:bidi="ta-IN"/>
+              </w:rPr>
+              <w:t xml:space="preserve">| </w:t>
+            </w:r>
+          </w:p>
+          <w:p>
+            <w:pPr>
               <w:spacing w:before="0" w:line="240" w:lineRule="auto"/>
               <w:ind w:right="-18"/>
               <w:rPr>
@@ -18277,7 +19489,6 @@
                 <w:bCs/>
                 <w:sz w:val="28"/>
                 <w:szCs w:val="28"/>
-                <w:lang w:val="it-IT"/>
               </w:rPr>
             </w:pPr>
             <w:r>
@@ -18288,59 +19499,94 @@
                 <w:cs/>
                 <w:lang w:bidi="ta-IN"/>
               </w:rPr>
-              <w:t>ஜீ</w:t>
-            </w:r>
-            <w:r>
-              <w:rPr>
-                <w:rFonts w:ascii="BRH Tamil Tab Extra" w:hAnsi="BRH Tamil Tab Extra" w:cs="Latha"/>
-                <w:b/>
-                <w:sz w:val="32"/>
-                <w:szCs w:val="28"/>
-                <w:lang w:val="it-IT" w:bidi="ta-IN"/>
-              </w:rPr>
-              <w:t>…</w:t>
-            </w:r>
-            <w:r>
-              <w:rPr>
-                <w:rFonts w:ascii="Latha" w:hAnsi="Latha" w:cs="Latha"/>
-                <w:sz w:val="28"/>
-                <w:szCs w:val="28"/>
-                <w:cs/>
-                <w:lang w:bidi="ta-IN"/>
-              </w:rPr>
-              <w:t>ர்ணாஸ்த</w:t>
-            </w:r>
-            <w:r>
-              <w:rPr>
-                <w:rFonts w:ascii="BRH Tamil Tab Extra" w:hAnsi="BRH Tamil Tab Extra" w:cs="Latha"/>
-                <w:b/>
-                <w:sz w:val="32"/>
-                <w:szCs w:val="28"/>
-                <w:lang w:val="it-IT" w:bidi="ta-IN"/>
-              </w:rPr>
-              <w:t>…</w:t>
-            </w:r>
-            <w:r>
-              <w:rPr>
-                <w:rFonts w:ascii="Latha" w:hAnsi="Latha" w:cs="Latha"/>
-                <w:sz w:val="28"/>
-                <w:szCs w:val="28"/>
-                <w:cs/>
-                <w:lang w:bidi="ta-IN"/>
-              </w:rPr>
-              <w:t>னூ</w:t>
-            </w:r>
-            <w:r>
-              <w:rPr>
-                <w:rFonts w:ascii="Latha" w:hAnsi="Latha" w:cs="Latha"/>
-                <w:b/>
-                <w:bCs/>
-                <w:sz w:val="32"/>
-                <w:szCs w:val="32"/>
-                <w:cs/>
-                <w:lang w:bidi="ta-IN"/>
-              </w:rPr>
-              <w:t>:</w:t>
+              <w:t>த</w:t>
+            </w:r>
+            <w:r>
+              <w:rPr>
+                <w:rFonts w:ascii="BRH Tamil Tab Extra" w:hAnsi="BRH Tamil Tab Extra" w:cs="Latha"/>
+                <w:b/>
+                <w:sz w:val="32"/>
+                <w:szCs w:val="28"/>
+                <w:lang w:bidi="ta-IN"/>
+              </w:rPr>
+              <w:t>…</w:t>
+            </w:r>
+            <w:r>
+              <w:rPr>
+                <w:rFonts w:ascii="Latha" w:hAnsi="Latha" w:cs="Latha"/>
+                <w:b/>
+                <w:bCs/>
+                <w:position w:val="-12"/>
+                <w:sz w:val="28"/>
+                <w:szCs w:val="28"/>
+                <w:cs/>
+                <w:lang w:bidi="ta-IN"/>
+              </w:rPr>
+              <w:t>4</w:t>
+            </w:r>
+            <w:r>
+              <w:rPr>
+                <w:rFonts w:ascii="Latha" w:hAnsi="Latha" w:cs="Latha"/>
+                <w:sz w:val="28"/>
+                <w:szCs w:val="28"/>
+                <w:cs/>
+                <w:lang w:bidi="ta-IN"/>
+              </w:rPr>
+              <w:t>த்</w:t>
+            </w:r>
+            <w:r>
+              <w:rPr>
+                <w:rFonts w:ascii="Latha" w:hAnsi="Latha" w:cs="Latha"/>
+                <w:sz w:val="28"/>
+                <w:szCs w:val="28"/>
+                <w:highlight w:val="green"/>
+                <w:cs/>
+                <w:lang w:bidi="ta-IN"/>
+              </w:rPr>
+              <w:t>தே</w:t>
+            </w:r>
+            <w:r>
+              <w:rPr>
+                <w:rFonts w:ascii="BRH Devanagari Extra" w:hAnsi="BRH Devanagari Extra" w:cs="Latha"/>
+                <w:b/>
+                <w:sz w:val="36"/>
+                <w:szCs w:val="28"/>
+                <w:lang w:bidi="ta-IN"/>
+              </w:rPr>
+              <w:t>Å</w:t>
+            </w:r>
+            <w:r>
+              <w:rPr>
+                <w:rFonts w:ascii="Latha" w:hAnsi="Latha" w:cs="Latha"/>
+                <w:sz w:val="28"/>
+                <w:szCs w:val="28"/>
+                <w:cs/>
+                <w:lang w:bidi="ta-IN"/>
+              </w:rPr>
+              <w:t>தோ</w:t>
+            </w:r>
+            <w:r>
+              <w:rPr>
+                <w:rFonts w:ascii="BRH Tamil Tab Extra" w:hAnsi="BRH Tamil Tab Extra" w:cs="Latha"/>
+                <w:b/>
+                <w:sz w:val="36"/>
+                <w:szCs w:val="28"/>
+                <w:lang w:bidi="ta-IN"/>
+              </w:rPr>
+              <w:t>‡</w:t>
+            </w:r>
+            <w:r>
+              <w:rPr>
+                <w:rFonts w:ascii="Latha" w:hAnsi="Latha" w:cs="Latha"/>
+                <w:b/>
+                <w:bCs/>
+                <w:position w:val="-12"/>
+                <w:sz w:val="28"/>
+                <w:szCs w:val="28"/>
+                <w:cs/>
+                <w:lang w:bidi="ta-IN"/>
+              </w:rPr>
+              <w:t>2</w:t>
             </w:r>
             <w:r>
               <w:rPr>
@@ -18357,69 +19603,9 @@
                 <w:rFonts w:ascii="Latha" w:hAnsi="Latha" w:cs="Latha"/>
                 <w:sz w:val="28"/>
                 <w:szCs w:val="28"/>
-                <w:lang w:val="it-IT" w:bidi="ta-IN"/>
-              </w:rPr>
-              <w:t xml:space="preserve">| </w:t>
-            </w:r>
-            <w:r>
-              <w:rPr>
-                <w:rFonts w:ascii="Latha" w:hAnsi="Latha" w:cs="Latha"/>
-                <w:sz w:val="28"/>
-                <w:szCs w:val="28"/>
-                <w:cs/>
-                <w:lang w:bidi="ta-IN"/>
-              </w:rPr>
-              <w:t>த</w:t>
-            </w:r>
-            <w:r>
-              <w:rPr>
-                <w:rFonts w:ascii="BRH Tamil Tab Extra" w:hAnsi="BRH Tamil Tab Extra" w:cs="Latha"/>
-                <w:b/>
-                <w:sz w:val="32"/>
-                <w:szCs w:val="28"/>
-                <w:lang w:val="it-IT" w:bidi="ta-IN"/>
-              </w:rPr>
-              <w:t>…</w:t>
-            </w:r>
-            <w:r>
-              <w:rPr>
-                <w:rFonts w:ascii="Latha" w:hAnsi="Latha" w:cs="Latha"/>
-                <w:sz w:val="28"/>
-                <w:szCs w:val="28"/>
-                <w:cs/>
-                <w:lang w:bidi="ta-IN"/>
-              </w:rPr>
-              <w:t>னூ</w:t>
-            </w:r>
-            <w:r>
-              <w:rPr>
-                <w:rFonts w:ascii="Latha" w:hAnsi="Latha" w:cs="Latha"/>
-                <w:sz w:val="28"/>
-                <w:szCs w:val="28"/>
-                <w:highlight w:val="green"/>
-                <w:cs/>
-                <w:lang w:bidi="ta-IN"/>
-              </w:rPr>
-              <w:t>ரப</w:t>
-            </w:r>
-            <w:r>
-              <w:rPr>
-                <w:rFonts w:ascii="BRH Tamil Tab Extra" w:hAnsi="BRH Tamil Tab Extra" w:cs="Latha"/>
-                <w:b/>
-                <w:sz w:val="36"/>
-                <w:szCs w:val="28"/>
-                <w:lang w:val="it-IT" w:bidi="ta-IN"/>
-              </w:rPr>
-              <w:t>†</w:t>
-            </w:r>
-            <w:r>
-              <w:rPr>
-                <w:rFonts w:ascii="Latha" w:hAnsi="Latha" w:cs="Latha"/>
-                <w:sz w:val="28"/>
-                <w:szCs w:val="28"/>
-                <w:lang w:val="it-IT" w:bidi="ta-IN"/>
-              </w:rPr>
-              <w:t xml:space="preserve"> |</w:t>
+                <w:lang w:bidi="ta-IN"/>
+              </w:rPr>
+              <w:t>|</w:t>
             </w:r>
           </w:p>
         </w:tc>
@@ -18446,7 +19632,7 @@
                 <w:color w:val="000000"/>
                 <w:sz w:val="28"/>
                 <w:szCs w:val="28"/>
-                <w:lang w:val="en-IN" w:eastAsia="en-IN" w:bidi="ml-IN"/>
+                <w:lang w:val="it-IT" w:eastAsia="en-IN" w:bidi="ml-IN"/>
               </w:rPr>
             </w:pPr>
             <w:r>
@@ -18457,10 +19643,9 @@
                 <w:color w:val="000000"/>
                 <w:sz w:val="28"/>
                 <w:szCs w:val="28"/>
-                <w:lang w:val="en-IN" w:eastAsia="en-IN" w:bidi="ml-IN"/>
-              </w:rPr>
-              <w:lastRenderedPageBreak/>
-              <w:t xml:space="preserve">T.S.1.5.4.1 - </w:t>
+                <w:lang w:val="it-IT" w:eastAsia="en-IN" w:bidi="ml-IN"/>
+              </w:rPr>
+              <w:t>T.S.1.5.4.3 - Kramam</w:t>
             </w:r>
           </w:p>
           <w:p>
@@ -18471,55 +19656,23 @@
               <w:adjustRightInd w:val="0"/>
               <w:spacing w:before="0" w:line="240" w:lineRule="auto"/>
               <w:rPr>
+                <w:b/>
+                <w:bCs/>
+                <w:sz w:val="28"/>
+                <w:szCs w:val="28"/>
+                <w:lang w:val="it-IT"/>
+              </w:rPr>
+            </w:pPr>
+            <w:r>
+              <w:rPr>
                 <w:rFonts w:cs="Arial"/>
                 <w:b/>
-                <w:sz w:val="28"/>
-                <w:szCs w:val="36"/>
-                <w:lang w:bidi="ml-IN"/>
-              </w:rPr>
-            </w:pPr>
-            <w:r>
-              <w:rPr>
-                <w:rFonts w:cs="Arial"/>
-                <w:b/>
-                <w:sz w:val="28"/>
-                <w:szCs w:val="36"/>
-                <w:lang w:bidi="ml-IN"/>
-              </w:rPr>
-              <w:t>Krama Vaakyam No. 45</w:t>
-            </w:r>
-          </w:p>
-          <w:p>
-            <w:pPr>
-              <w:spacing w:before="0" w:line="240" w:lineRule="auto"/>
-              <w:rPr>
-                <w:b/>
-                <w:bCs/>
-                <w:sz w:val="28"/>
-                <w:szCs w:val="28"/>
-              </w:rPr>
-            </w:pPr>
-            <w:proofErr w:type="spellStart"/>
-            <w:r>
-              <w:rPr>
-                <w:rFonts w:cs="Arial"/>
-                <w:b/>
-                <w:sz w:val="28"/>
-                <w:szCs w:val="36"/>
-                <w:lang w:bidi="ml-IN"/>
-              </w:rPr>
-              <w:t>Panchaati</w:t>
-            </w:r>
-            <w:proofErr w:type="spellEnd"/>
-            <w:r>
-              <w:rPr>
-                <w:rFonts w:cs="Arial"/>
-                <w:b/>
-                <w:sz w:val="28"/>
-                <w:szCs w:val="36"/>
-                <w:lang w:bidi="ml-IN"/>
-              </w:rPr>
-              <w:t xml:space="preserve"> No. 13</w:t>
+                <w:bCs/>
+                <w:sz w:val="28"/>
+                <w:szCs w:val="28"/>
+                <w:lang w:val="it-IT" w:bidi="ml-IN"/>
+              </w:rPr>
+              <w:t>Krama Vaakyam No. 43 Panchaati No. 15</w:t>
             </w:r>
           </w:p>
         </w:tc>
@@ -18529,15 +19682,13 @@
           </w:tcPr>
           <w:p>
             <w:pPr>
-              <w:autoSpaceDE w:val="0"/>
-              <w:autoSpaceDN w:val="0"/>
-              <w:adjustRightInd w:val="0"/>
-              <w:spacing w:line="252" w:lineRule="auto"/>
-              <w:rPr>
-                <w:rFonts w:ascii="Latha" w:hAnsi="Latha" w:cs="Latha"/>
-                <w:sz w:val="28"/>
-                <w:szCs w:val="28"/>
-                <w:lang w:bidi="ta-IN"/>
+              <w:spacing w:before="0" w:line="240" w:lineRule="auto"/>
+              <w:rPr>
+                <w:b/>
+                <w:bCs/>
+                <w:sz w:val="28"/>
+                <w:szCs w:val="28"/>
+                <w:lang w:val="it-IT"/>
               </w:rPr>
             </w:pPr>
             <w:r>
@@ -18548,7 +19699,76 @@
                 <w:cs/>
                 <w:lang w:bidi="ta-IN"/>
               </w:rPr>
-              <w:t>ஆ த</w:t>
+              <w:t>ஆ</w:t>
+            </w:r>
+            <w:r>
+              <w:rPr>
+                <w:rFonts w:ascii="BRH Tamil Tab Extra" w:hAnsi="BRH Tamil Tab Extra" w:cs="Latha"/>
+                <w:b/>
+                <w:sz w:val="32"/>
+                <w:szCs w:val="28"/>
+                <w:lang w:val="it-IT" w:bidi="ta-IN"/>
+              </w:rPr>
+              <w:t>…</w:t>
+            </w:r>
+            <w:r>
+              <w:rPr>
+                <w:rFonts w:ascii="Latha" w:hAnsi="Latha" w:cs="Latha"/>
+                <w:sz w:val="28"/>
+                <w:szCs w:val="28"/>
+                <w:cs/>
+                <w:lang w:bidi="ta-IN"/>
+              </w:rPr>
+              <w:t>ஹ</w:t>
+            </w:r>
+            <w:r>
+              <w:rPr>
+                <w:rFonts w:ascii="BRH Tamil Tab Extra" w:hAnsi="BRH Tamil Tab Extra" w:cs="Latha"/>
+                <w:b/>
+                <w:sz w:val="32"/>
+                <w:szCs w:val="28"/>
+                <w:lang w:val="it-IT" w:bidi="ta-IN"/>
+              </w:rPr>
+              <w:t>…</w:t>
+            </w:r>
+            <w:r>
+              <w:rPr>
+                <w:rFonts w:ascii="Latha" w:hAnsi="Latha" w:cs="Latha"/>
+                <w:sz w:val="28"/>
+                <w:szCs w:val="28"/>
+                <w:lang w:val="it-IT" w:bidi="ta-IN"/>
+              </w:rPr>
+              <w:t xml:space="preserve"> </w:t>
+            </w:r>
+            <w:r>
+              <w:rPr>
+                <w:rFonts w:ascii="Latha" w:hAnsi="Latha" w:cs="Latha"/>
+                <w:sz w:val="28"/>
+                <w:szCs w:val="28"/>
+                <w:cs/>
+                <w:lang w:bidi="ta-IN"/>
+              </w:rPr>
+              <w:t>ஸ</w:t>
+            </w:r>
+            <w:r>
+              <w:rPr>
+                <w:rFonts w:ascii="BRH Tamil Tab Extra" w:hAnsi="BRH Tamil Tab Extra" w:cs="Latha"/>
+                <w:b/>
+                <w:sz w:val="32"/>
+                <w:szCs w:val="28"/>
+                <w:lang w:val="it-IT" w:bidi="ta-IN"/>
+              </w:rPr>
+              <w:t>…</w:t>
+            </w:r>
+            <w:r>
+              <w:rPr>
+                <w:rFonts w:ascii="Latha" w:hAnsi="Latha" w:cs="Latha"/>
+                <w:sz w:val="28"/>
+                <w:szCs w:val="28"/>
+                <w:cs/>
+                <w:lang w:bidi="ta-IN"/>
+              </w:rPr>
+              <w:t>ந்தத்ய</w:t>
             </w:r>
             <w:r>
               <w:rPr>
@@ -18556,95 +19776,48 @@
                 <w:b/>
                 <w:sz w:val="36"/>
                 <w:szCs w:val="28"/>
-                <w:lang w:bidi="ta-IN"/>
+                <w:lang w:val="it-IT" w:bidi="ta-IN"/>
               </w:rPr>
               <w:t>†</w:t>
             </w:r>
             <w:r>
               <w:rPr>
                 <w:rFonts w:ascii="Latha" w:hAnsi="Latha" w:cs="Latha"/>
-                <w:b/>
-                <w:bCs/>
-                <w:position w:val="-12"/>
-                <w:sz w:val="28"/>
-                <w:szCs w:val="28"/>
-                <w:cs/>
-                <w:lang w:bidi="ta-IN"/>
-              </w:rPr>
-              <w:t>4</w:t>
-            </w:r>
-            <w:r>
-              <w:rPr>
-                <w:rFonts w:ascii="Latha" w:hAnsi="Latha" w:cs="Latha"/>
-                <w:sz w:val="28"/>
-                <w:szCs w:val="28"/>
-                <w:cs/>
-                <w:lang w:bidi="ta-IN"/>
-              </w:rPr>
-              <w:t xml:space="preserve">த்தே </w:t>
-            </w:r>
-            <w:r>
-              <w:rPr>
-                <w:rFonts w:ascii="Latha" w:hAnsi="Latha" w:cs="Latha"/>
-                <w:sz w:val="28"/>
-                <w:szCs w:val="28"/>
-                <w:lang w:bidi="ta-IN"/>
-              </w:rPr>
-              <w:t xml:space="preserve">| </w:t>
-            </w:r>
-          </w:p>
-          <w:p>
-            <w:pPr>
-              <w:spacing w:before="0" w:line="240" w:lineRule="auto"/>
-              <w:rPr>
-                <w:b/>
-                <w:bCs/>
-                <w:sz w:val="28"/>
-                <w:szCs w:val="28"/>
-              </w:rPr>
-            </w:pPr>
-            <w:r>
-              <w:rPr>
-                <w:rFonts w:ascii="Latha" w:hAnsi="Latha" w:cs="Latha"/>
-                <w:sz w:val="28"/>
-                <w:szCs w:val="28"/>
-                <w:cs/>
-                <w:lang w:bidi="ta-IN"/>
-              </w:rPr>
-              <w:t>த</w:t>
-            </w:r>
-            <w:r>
-              <w:rPr>
-                <w:rFonts w:ascii="BRH Tamil Tab Extra" w:hAnsi="BRH Tamil Tab Extra" w:cs="Latha"/>
-                <w:b/>
-                <w:sz w:val="32"/>
-                <w:szCs w:val="28"/>
-                <w:lang w:bidi="ta-IN"/>
-              </w:rPr>
-              <w:t>…</w:t>
-            </w:r>
-            <w:r>
-              <w:rPr>
-                <w:rFonts w:ascii="Latha" w:hAnsi="Latha" w:cs="Latha"/>
-                <w:b/>
-                <w:bCs/>
-                <w:position w:val="-12"/>
-                <w:sz w:val="28"/>
-                <w:szCs w:val="28"/>
-                <w:cs/>
-                <w:lang w:bidi="ta-IN"/>
-              </w:rPr>
-              <w:t>4</w:t>
-            </w:r>
-            <w:r>
-              <w:rPr>
-                <w:rFonts w:ascii="Latha" w:hAnsi="Latha" w:cs="Latha"/>
-                <w:sz w:val="28"/>
-                <w:szCs w:val="28"/>
-                <w:cs/>
-                <w:lang w:bidi="ta-IN"/>
-              </w:rPr>
-              <w:t>த்</w:t>
+                <w:sz w:val="28"/>
+                <w:szCs w:val="28"/>
+                <w:lang w:val="it-IT" w:bidi="ta-IN"/>
+              </w:rPr>
+              <w:t xml:space="preserve"> | </w:t>
+            </w:r>
+            <w:r>
+              <w:rPr>
+                <w:rFonts w:ascii="Latha" w:hAnsi="Latha" w:cs="Latha"/>
+                <w:sz w:val="28"/>
+                <w:szCs w:val="28"/>
+                <w:cs/>
+                <w:lang w:bidi="ta-IN"/>
+              </w:rPr>
+              <w:t>ஸ</w:t>
+            </w:r>
+            <w:r>
+              <w:rPr>
+                <w:rFonts w:ascii="BRH Tamil Tab Extra" w:hAnsi="BRH Tamil Tab Extra" w:cs="Latha"/>
+                <w:b/>
+                <w:sz w:val="32"/>
+                <w:szCs w:val="28"/>
+                <w:lang w:val="it-IT" w:bidi="ta-IN"/>
+              </w:rPr>
+              <w:t>…</w:t>
+            </w:r>
+            <w:r>
+              <w:rPr>
+                <w:rFonts w:ascii="Latha" w:hAnsi="Latha" w:cs="Latha"/>
+                <w:sz w:val="28"/>
+                <w:szCs w:val="28"/>
+                <w:cs/>
+                <w:lang w:bidi="ta-IN"/>
+              </w:rPr>
+              <w:t>ந்த</w:t>
             </w:r>
             <w:r>
               <w:rPr>
@@ -18655,78 +19828,34 @@
                 <w:cs/>
                 <w:lang w:bidi="ta-IN"/>
               </w:rPr>
-              <w:t>தே</w:t>
-            </w:r>
-            <w:r>
-              <w:rPr>
-                <w:rFonts w:ascii="BRH Tamil Tab Extra" w:hAnsi="BRH Tamil Tab Extra" w:cs="Latha"/>
-                <w:b/>
-                <w:sz w:val="32"/>
-                <w:szCs w:val="28"/>
-                <w:highlight w:val="yellow"/>
-                <w:lang w:bidi="ta-IN"/>
-              </w:rPr>
-              <w:t>…</w:t>
-            </w:r>
-            <w:r>
-              <w:rPr>
-                <w:rFonts w:ascii="BRH Devanagari Extra" w:hAnsi="BRH Devanagari Extra" w:cs="Latha"/>
-                <w:b/>
-                <w:sz w:val="36"/>
-                <w:szCs w:val="28"/>
-                <w:lang w:bidi="ta-IN"/>
-              </w:rPr>
-              <w:t>Å</w:t>
-            </w:r>
-            <w:r>
-              <w:rPr>
-                <w:rFonts w:ascii="Latha" w:hAnsi="Latha" w:cs="Latha"/>
-                <w:sz w:val="28"/>
-                <w:szCs w:val="28"/>
-                <w:cs/>
-                <w:lang w:bidi="ta-IN"/>
-              </w:rPr>
-              <w:t>தோ</w:t>
-            </w:r>
-            <w:r>
-              <w:rPr>
-                <w:rFonts w:ascii="BRH Tamil Tab Extra" w:hAnsi="BRH Tamil Tab Extra" w:cs="Latha"/>
-                <w:b/>
-                <w:sz w:val="36"/>
-                <w:szCs w:val="28"/>
-                <w:lang w:bidi="ta-IN"/>
-              </w:rPr>
-              <w:t>‡</w:t>
-            </w:r>
-            <w:r>
-              <w:rPr>
-                <w:rFonts w:ascii="Latha" w:hAnsi="Latha" w:cs="Latha"/>
-                <w:b/>
-                <w:bCs/>
-                <w:position w:val="-12"/>
-                <w:sz w:val="28"/>
-                <w:szCs w:val="28"/>
-                <w:cs/>
-                <w:lang w:bidi="ta-IN"/>
-              </w:rPr>
-              <w:t>2</w:t>
-            </w:r>
-            <w:r>
-              <w:rPr>
-                <w:rFonts w:ascii="Latha" w:hAnsi="Latha" w:cs="Latha"/>
-                <w:sz w:val="28"/>
-                <w:szCs w:val="28"/>
-                <w:cs/>
-                <w:lang w:bidi="ta-IN"/>
-              </w:rPr>
-              <w:t xml:space="preserve"> </w:t>
-            </w:r>
-            <w:r>
-              <w:rPr>
-                <w:rFonts w:ascii="Latha" w:hAnsi="Latha" w:cs="Latha"/>
-                <w:sz w:val="28"/>
-                <w:szCs w:val="28"/>
-                <w:lang w:bidi="ta-IN"/>
+              <w:t>த்யே</w:t>
+            </w:r>
+            <w:r>
+              <w:rPr>
+                <w:rFonts w:ascii="BRH Tamil Tab Extra" w:hAnsi="BRH Tamil Tab Extra" w:cs="Latha"/>
+                <w:b/>
+                <w:sz w:val="32"/>
+                <w:szCs w:val="28"/>
+                <w:lang w:val="it-IT" w:bidi="ta-IN"/>
+              </w:rPr>
+              <w:t>…</w:t>
+            </w:r>
+            <w:r>
+              <w:rPr>
+                <w:rFonts w:ascii="Latha" w:hAnsi="Latha" w:cs="Latha"/>
+                <w:sz w:val="28"/>
+                <w:szCs w:val="28"/>
+                <w:cs/>
+                <w:lang w:bidi="ta-IN"/>
+              </w:rPr>
+              <w:t xml:space="preserve">வ </w:t>
+            </w:r>
+            <w:r>
+              <w:rPr>
+                <w:rFonts w:ascii="Latha" w:hAnsi="Latha" w:cs="Latha"/>
+                <w:sz w:val="28"/>
+                <w:szCs w:val="28"/>
+                <w:lang w:val="it-IT" w:bidi="ta-IN"/>
               </w:rPr>
               <w:t>|</w:t>
             </w:r>
@@ -18738,72 +19867,6 @@
           </w:tcPr>
           <w:p>
             <w:pPr>
-              <w:autoSpaceDE w:val="0"/>
-              <w:autoSpaceDN w:val="0"/>
-              <w:adjustRightInd w:val="0"/>
-              <w:spacing w:line="252" w:lineRule="auto"/>
-              <w:rPr>
-                <w:rFonts w:ascii="Latha" w:hAnsi="Latha" w:cs="Latha"/>
-                <w:sz w:val="28"/>
-                <w:szCs w:val="28"/>
-                <w:lang w:bidi="ta-IN"/>
-              </w:rPr>
-            </w:pPr>
-            <w:r>
-              <w:rPr>
-                <w:rFonts w:ascii="Latha" w:hAnsi="Latha" w:cs="Latha"/>
-                <w:sz w:val="28"/>
-                <w:szCs w:val="28"/>
-                <w:cs/>
-                <w:lang w:bidi="ta-IN"/>
-              </w:rPr>
-              <w:t>ஆ த</w:t>
-            </w:r>
-            <w:r>
-              <w:rPr>
-                <w:rFonts w:ascii="BRH Tamil Tab Extra" w:hAnsi="BRH Tamil Tab Extra" w:cs="Latha"/>
-                <w:b/>
-                <w:sz w:val="36"/>
-                <w:szCs w:val="28"/>
-                <w:lang w:bidi="ta-IN"/>
-              </w:rPr>
-              <w:t>†</w:t>
-            </w:r>
-            <w:r>
-              <w:rPr>
-                <w:rFonts w:ascii="Latha" w:hAnsi="Latha" w:cs="Latha"/>
-                <w:b/>
-                <w:bCs/>
-                <w:position w:val="-12"/>
-                <w:sz w:val="28"/>
-                <w:szCs w:val="28"/>
-                <w:cs/>
-                <w:lang w:bidi="ta-IN"/>
-              </w:rPr>
-              <w:t>4</w:t>
-            </w:r>
-            <w:r>
-              <w:rPr>
-                <w:rFonts w:ascii="Latha" w:hAnsi="Latha" w:cs="Latha"/>
-                <w:sz w:val="28"/>
-                <w:szCs w:val="28"/>
-                <w:cs/>
-                <w:lang w:bidi="ta-IN"/>
-              </w:rPr>
-              <w:t xml:space="preserve">த்தே </w:t>
-            </w:r>
-            <w:r>
-              <w:rPr>
-                <w:rFonts w:ascii="Latha" w:hAnsi="Latha" w:cs="Latha"/>
-                <w:sz w:val="28"/>
-                <w:szCs w:val="28"/>
-                <w:lang w:bidi="ta-IN"/>
-              </w:rPr>
-              <w:t xml:space="preserve">| </w:t>
-            </w:r>
-          </w:p>
-          <w:p>
-            <w:pPr>
               <w:spacing w:before="0" w:line="240" w:lineRule="auto"/>
               <w:ind w:right="-18"/>
               <w:rPr>
@@ -18811,6 +19874,7 @@
                 <w:bCs/>
                 <w:sz w:val="28"/>
                 <w:szCs w:val="28"/>
+                <w:lang w:val="it-IT"/>
               </w:rPr>
             </w:pPr>
             <w:r>
@@ -18821,36 +19885,132 @@
                 <w:cs/>
                 <w:lang w:bidi="ta-IN"/>
               </w:rPr>
-              <w:t>த</w:t>
-            </w:r>
-            <w:r>
-              <w:rPr>
-                <w:rFonts w:ascii="BRH Tamil Tab Extra" w:hAnsi="BRH Tamil Tab Extra" w:cs="Latha"/>
-                <w:b/>
-                <w:sz w:val="32"/>
-                <w:szCs w:val="28"/>
-                <w:lang w:bidi="ta-IN"/>
-              </w:rPr>
-              <w:t>…</w:t>
-            </w:r>
-            <w:r>
-              <w:rPr>
-                <w:rFonts w:ascii="Latha" w:hAnsi="Latha" w:cs="Latha"/>
-                <w:b/>
-                <w:bCs/>
-                <w:position w:val="-12"/>
-                <w:sz w:val="28"/>
-                <w:szCs w:val="28"/>
-                <w:cs/>
-                <w:lang w:bidi="ta-IN"/>
-              </w:rPr>
-              <w:t>4</w:t>
-            </w:r>
-            <w:r>
-              <w:rPr>
-                <w:rFonts w:ascii="Latha" w:hAnsi="Latha" w:cs="Latha"/>
-                <w:sz w:val="28"/>
-                <w:szCs w:val="28"/>
+              <w:t>ஆ</w:t>
+            </w:r>
+            <w:r>
+              <w:rPr>
+                <w:rFonts w:ascii="BRH Tamil Tab Extra" w:hAnsi="BRH Tamil Tab Extra" w:cs="Latha"/>
+                <w:b/>
+                <w:sz w:val="32"/>
+                <w:szCs w:val="28"/>
+                <w:lang w:val="it-IT" w:bidi="ta-IN"/>
+              </w:rPr>
+              <w:t>…</w:t>
+            </w:r>
+            <w:r>
+              <w:rPr>
+                <w:rFonts w:ascii="Latha" w:hAnsi="Latha" w:cs="Latha"/>
+                <w:sz w:val="28"/>
+                <w:szCs w:val="28"/>
+                <w:cs/>
+                <w:lang w:bidi="ta-IN"/>
+              </w:rPr>
+              <w:t>ஹ</w:t>
+            </w:r>
+            <w:r>
+              <w:rPr>
+                <w:rFonts w:ascii="BRH Tamil Tab Extra" w:hAnsi="BRH Tamil Tab Extra" w:cs="Latha"/>
+                <w:b/>
+                <w:sz w:val="32"/>
+                <w:szCs w:val="28"/>
+                <w:lang w:val="it-IT" w:bidi="ta-IN"/>
+              </w:rPr>
+              <w:t>…</w:t>
+            </w:r>
+            <w:r>
+              <w:rPr>
+                <w:rFonts w:ascii="Latha" w:hAnsi="Latha" w:cs="Latha"/>
+                <w:sz w:val="28"/>
+                <w:szCs w:val="28"/>
+                <w:lang w:val="it-IT" w:bidi="ta-IN"/>
+              </w:rPr>
+              <w:t xml:space="preserve"> </w:t>
+            </w:r>
+            <w:r>
+              <w:rPr>
+                <w:rFonts w:ascii="Latha" w:hAnsi="Latha" w:cs="Latha"/>
+                <w:sz w:val="28"/>
+                <w:szCs w:val="28"/>
+                <w:cs/>
+                <w:lang w:bidi="ta-IN"/>
+              </w:rPr>
+              <w:t>ஸ</w:t>
+            </w:r>
+            <w:r>
+              <w:rPr>
+                <w:rFonts w:ascii="BRH Tamil Tab Extra" w:hAnsi="BRH Tamil Tab Extra" w:cs="Latha"/>
+                <w:b/>
+                <w:sz w:val="32"/>
+                <w:szCs w:val="28"/>
+                <w:lang w:val="it-IT" w:bidi="ta-IN"/>
+              </w:rPr>
+              <w:t>…</w:t>
+            </w:r>
+            <w:r>
+              <w:rPr>
+                <w:rFonts w:ascii="Latha" w:hAnsi="Latha" w:cs="Latha"/>
+                <w:sz w:val="28"/>
+                <w:szCs w:val="28"/>
+                <w:cs/>
+                <w:lang w:bidi="ta-IN"/>
+              </w:rPr>
+              <w:t>ந்தத்ய</w:t>
+            </w:r>
+            <w:r>
+              <w:rPr>
+                <w:rFonts w:ascii="BRH Tamil Tab Extra" w:hAnsi="BRH Tamil Tab Extra" w:cs="Latha"/>
+                <w:b/>
+                <w:sz w:val="36"/>
+                <w:szCs w:val="28"/>
+                <w:lang w:val="it-IT" w:bidi="ta-IN"/>
+              </w:rPr>
+              <w:t>†</w:t>
+            </w:r>
+            <w:r>
+              <w:rPr>
+                <w:rFonts w:ascii="Latha" w:hAnsi="Latha" w:cs="Latha"/>
+                <w:sz w:val="28"/>
+                <w:szCs w:val="28"/>
+                <w:lang w:val="it-IT" w:bidi="ta-IN"/>
+              </w:rPr>
+              <w:t xml:space="preserve"> | </w:t>
+            </w:r>
+            <w:r>
+              <w:rPr>
+                <w:rFonts w:ascii="Latha" w:hAnsi="Latha" w:cs="Latha"/>
+                <w:sz w:val="28"/>
+                <w:szCs w:val="28"/>
+                <w:cs/>
+                <w:lang w:bidi="ta-IN"/>
+              </w:rPr>
+              <w:t>ஸ</w:t>
+            </w:r>
+            <w:r>
+              <w:rPr>
+                <w:rFonts w:ascii="BRH Tamil Tab Extra" w:hAnsi="BRH Tamil Tab Extra" w:cs="Latha"/>
+                <w:b/>
+                <w:sz w:val="32"/>
+                <w:szCs w:val="28"/>
+                <w:lang w:val="it-IT" w:bidi="ta-IN"/>
+              </w:rPr>
+              <w:t>…</w:t>
+            </w:r>
+            <w:r>
+              <w:rPr>
+                <w:rFonts w:ascii="Latha" w:hAnsi="Latha" w:cs="Latha"/>
+                <w:sz w:val="28"/>
+                <w:szCs w:val="28"/>
+                <w:cs/>
+                <w:lang w:bidi="ta-IN"/>
+              </w:rPr>
+              <w:t>ந்த</w:t>
+            </w:r>
+            <w:r>
+              <w:rPr>
+                <w:rFonts w:ascii="Latha" w:hAnsi="Latha" w:cs="Latha"/>
+                <w:sz w:val="28"/>
+                <w:szCs w:val="28"/>
+                <w:highlight w:val="green"/>
                 <w:cs/>
                 <w:lang w:bidi="ta-IN"/>
               </w:rPr>
@@ -18858,74 +20018,41 @@
             </w:r>
             <w:r>
               <w:rPr>
-                <w:rFonts w:ascii="Latha" w:hAnsi="Latha" w:cs="Latha"/>
+                <w:rFonts w:ascii="Latha" w:hAnsi="Latha" w:cs="Latha" w:hint="cs"/>
                 <w:sz w:val="28"/>
                 <w:szCs w:val="28"/>
                 <w:highlight w:val="green"/>
                 <w:cs/>
                 <w:lang w:bidi="ta-IN"/>
               </w:rPr>
-              <w:t>தே</w:t>
-            </w:r>
-            <w:r>
-              <w:rPr>
-                <w:rFonts w:ascii="BRH Devanagari Extra" w:hAnsi="BRH Devanagari Extra" w:cs="Latha"/>
-                <w:b/>
-                <w:sz w:val="36"/>
-                <w:szCs w:val="28"/>
-                <w:lang w:bidi="ta-IN"/>
-              </w:rPr>
-              <w:t>Å</w:t>
-            </w:r>
-            <w:r>
-              <w:rPr>
-                <w:rFonts w:ascii="Latha" w:hAnsi="Latha" w:cs="Latha"/>
-                <w:sz w:val="28"/>
-                <w:szCs w:val="28"/>
-                <w:cs/>
-                <w:lang w:bidi="ta-IN"/>
-              </w:rPr>
-              <w:t>தோ</w:t>
-            </w:r>
-            <w:r>
-              <w:rPr>
-                <w:rFonts w:ascii="BRH Tamil Tab Extra" w:hAnsi="BRH Tamil Tab Extra" w:cs="Latha"/>
-                <w:b/>
-                <w:sz w:val="36"/>
-                <w:szCs w:val="28"/>
-                <w:lang w:bidi="ta-IN"/>
-              </w:rPr>
-              <w:t>‡</w:t>
-            </w:r>
-            <w:r>
-              <w:rPr>
-                <w:rFonts w:ascii="Latha" w:hAnsi="Latha" w:cs="Latha"/>
-                <w:b/>
-                <w:bCs/>
-                <w:position w:val="-12"/>
-                <w:sz w:val="28"/>
-                <w:szCs w:val="28"/>
-                <w:cs/>
-                <w:lang w:bidi="ta-IN"/>
-              </w:rPr>
-              <w:t>2</w:t>
-            </w:r>
-            <w:r>
-              <w:rPr>
-                <w:rFonts w:ascii="Latha" w:hAnsi="Latha" w:cs="Latha"/>
-                <w:sz w:val="28"/>
-                <w:szCs w:val="28"/>
-                <w:cs/>
-                <w:lang w:bidi="ta-IN"/>
-              </w:rPr>
-              <w:t xml:space="preserve"> </w:t>
-            </w:r>
-            <w:r>
-              <w:rPr>
-                <w:rFonts w:ascii="Latha" w:hAnsi="Latha" w:cs="Latha"/>
-                <w:sz w:val="28"/>
-                <w:szCs w:val="28"/>
-                <w:lang w:bidi="ta-IN"/>
+              <w:t>யை</w:t>
+            </w:r>
+            <w:r>
+              <w:rPr>
+                <w:rFonts w:ascii="BRH Tamil Tab Extra" w:hAnsi="BRH Tamil Tab Extra" w:cs="Latha"/>
+                <w:b/>
+                <w:sz w:val="32"/>
+                <w:szCs w:val="28"/>
+                <w:lang w:val="it-IT" w:bidi="ta-IN"/>
+              </w:rPr>
+              <w:t>…</w:t>
+            </w:r>
+            <w:r>
+              <w:rPr>
+                <w:rFonts w:ascii="Latha" w:hAnsi="Latha" w:cs="Latha"/>
+                <w:sz w:val="28"/>
+                <w:szCs w:val="28"/>
+                <w:cs/>
+                <w:lang w:bidi="ta-IN"/>
+              </w:rPr>
+              <w:t xml:space="preserve">வ </w:t>
+            </w:r>
+            <w:r>
+              <w:rPr>
+                <w:rFonts w:ascii="Latha" w:hAnsi="Latha" w:cs="Latha"/>
+                <w:sz w:val="28"/>
+                <w:szCs w:val="28"/>
+                <w:lang w:val="it-IT" w:bidi="ta-IN"/>
               </w:rPr>
               <w:t>|</w:t>
             </w:r>
@@ -18967,7 +20094,7 @@
                 <w:szCs w:val="28"/>
                 <w:lang w:val="it-IT" w:eastAsia="en-IN" w:bidi="ml-IN"/>
               </w:rPr>
-              <w:t>T.S.1.5.4.3 - Kramam</w:t>
+              <w:t>T.S.1.5.7.4 - Kramam</w:t>
             </w:r>
           </w:p>
           <w:p>
@@ -18994,7 +20121,7 @@
                 <w:szCs w:val="28"/>
                 <w:lang w:val="it-IT" w:bidi="ml-IN"/>
               </w:rPr>
-              <w:t>Krama Vaakyam No. 43 Panchaati No. 15</w:t>
+              <w:t>Krama Vaakyam No. 21 Panchaati No. 28</w:t>
             </w:r>
           </w:p>
         </w:tc>
@@ -19021,6 +20148,126 @@
                 <w:cs/>
                 <w:lang w:bidi="ta-IN"/>
               </w:rPr>
+              <w:t>ததா</w:t>
+            </w:r>
+            <w:r>
+              <w:rPr>
+                <w:rFonts w:ascii="BRH Tamil Tab Extra" w:hAnsi="BRH Tamil Tab Extra" w:cs="Latha"/>
+                <w:b/>
+                <w:sz w:val="36"/>
+                <w:szCs w:val="28"/>
+                <w:lang w:val="it-IT" w:bidi="ta-IN"/>
+              </w:rPr>
+              <w:t>†</w:t>
+            </w:r>
+            <w:r>
+              <w:rPr>
+                <w:rFonts w:ascii="Latha" w:hAnsi="Latha" w:cs="Latha"/>
+                <w:b/>
+                <w:bCs/>
+                <w:position w:val="-12"/>
+                <w:sz w:val="28"/>
+                <w:szCs w:val="28"/>
+                <w:cs/>
+                <w:lang w:bidi="ta-IN"/>
+              </w:rPr>
+              <w:t>3</w:t>
+            </w:r>
+            <w:r>
+              <w:rPr>
+                <w:rFonts w:ascii="Latha" w:hAnsi="Latha" w:cs="Latha"/>
+                <w:sz w:val="28"/>
+                <w:szCs w:val="28"/>
+                <w:cs/>
+                <w:lang w:bidi="ta-IN"/>
+              </w:rPr>
+              <w:t>யு</w:t>
+            </w:r>
+            <w:r>
+              <w:rPr>
+                <w:rFonts w:ascii="BRH Tamil Tab Extra" w:hAnsi="BRH Tamil Tab Extra" w:cs="Latha"/>
+                <w:b/>
+                <w:sz w:val="32"/>
+                <w:szCs w:val="28"/>
+                <w:lang w:val="it-IT" w:bidi="ta-IN"/>
+              </w:rPr>
+              <w:t>…</w:t>
+            </w:r>
+            <w:r>
+              <w:rPr>
+                <w:rFonts w:ascii="Latha" w:hAnsi="Latha" w:cs="Latha"/>
+                <w:sz w:val="28"/>
+                <w:szCs w:val="28"/>
+                <w:cs/>
+                <w:lang w:bidi="ta-IN"/>
+              </w:rPr>
+              <w:t>ர்</w:t>
+            </w:r>
+            <w:r>
+              <w:rPr>
+                <w:rFonts w:ascii="Latha" w:hAnsi="Latha" w:cs="Latha"/>
+                <w:sz w:val="28"/>
+                <w:szCs w:val="28"/>
+                <w:highlight w:val="yellow"/>
+                <w:cs/>
+                <w:lang w:bidi="ta-IN"/>
+              </w:rPr>
+              <w:t>தா</w:t>
+            </w:r>
+            <w:r>
+              <w:rPr>
+                <w:rFonts w:ascii="Latha" w:hAnsi="Latha" w:cs="Latha"/>
+                <w:b/>
+                <w:bCs/>
+                <w:position w:val="-12"/>
+                <w:sz w:val="28"/>
+                <w:szCs w:val="28"/>
+                <w:highlight w:val="yellow"/>
+                <w:cs/>
+                <w:lang w:bidi="ta-IN"/>
+              </w:rPr>
+              <w:t>4</w:t>
+            </w:r>
+            <w:r>
+              <w:rPr>
+                <w:rFonts w:ascii="Latha" w:hAnsi="Latha" w:cs="Latha"/>
+                <w:b/>
+                <w:bCs/>
+                <w:sz w:val="32"/>
+                <w:szCs w:val="32"/>
+                <w:highlight w:val="yellow"/>
+                <w:cs/>
+                <w:lang w:bidi="ta-IN"/>
+              </w:rPr>
+              <w:t>:</w:t>
+            </w:r>
+            <w:r>
+              <w:rPr>
+                <w:rFonts w:ascii="Latha" w:hAnsi="Latha" w:cs="Latha"/>
+                <w:sz w:val="28"/>
+                <w:szCs w:val="28"/>
+                <w:cs/>
+                <w:lang w:bidi="ta-IN"/>
+              </w:rPr>
+              <w:t xml:space="preserve"> </w:t>
+            </w:r>
+            <w:r>
+              <w:rPr>
+                <w:rFonts w:ascii="Latha" w:hAnsi="Latha" w:cs="Latha"/>
+                <w:sz w:val="28"/>
+                <w:szCs w:val="28"/>
+                <w:lang w:val="it-IT" w:bidi="ta-IN"/>
+              </w:rPr>
+              <w:t xml:space="preserve">| </w:t>
+            </w:r>
+            <w:r>
+              <w:rPr>
+                <w:rFonts w:ascii="Latha" w:hAnsi="Latha" w:cs="Latha"/>
+                <w:sz w:val="28"/>
+                <w:szCs w:val="28"/>
+                <w:cs/>
+                <w:lang w:bidi="ta-IN"/>
+              </w:rPr>
               <w:t>ஆ</w:t>
             </w:r>
             <w:r>
@@ -19041,7 +20288,7 @@
                 <w:cs/>
                 <w:lang w:bidi="ta-IN"/>
               </w:rPr>
-              <w:t>ஹ</w:t>
+              <w:t>யு</w:t>
             </w:r>
             <w:r>
               <w:rPr>
@@ -19058,48 +20305,42 @@
                 <w:rFonts w:ascii="Latha" w:hAnsi="Latha" w:cs="Latha"/>
                 <w:sz w:val="28"/>
                 <w:szCs w:val="28"/>
+                <w:cs/>
+                <w:lang w:bidi="ta-IN"/>
+              </w:rPr>
+              <w:t>ர்தா</w:t>
+            </w:r>
+            <w:r>
+              <w:rPr>
+                <w:rFonts w:ascii="Latha" w:hAnsi="Latha" w:cs="Latha"/>
+                <w:b/>
+                <w:bCs/>
+                <w:position w:val="-12"/>
+                <w:sz w:val="28"/>
+                <w:szCs w:val="28"/>
+                <w:cs/>
+                <w:lang w:bidi="ta-IN"/>
+              </w:rPr>
+              <w:t>3</w:t>
+            </w:r>
+            <w:r>
+              <w:rPr>
+                <w:rFonts w:ascii="Latha" w:hAnsi="Latha" w:cs="Latha"/>
+                <w:sz w:val="28"/>
+                <w:szCs w:val="28"/>
+                <w:cs/>
+                <w:lang w:bidi="ta-IN"/>
+              </w:rPr>
+              <w:t xml:space="preserve"> அ</w:t>
+            </w:r>
+            <w:r>
+              <w:rPr>
+                <w:rFonts w:ascii="BRH Tamil Tab Extra" w:hAnsi="BRH Tamil Tab Extra" w:cs="Latha"/>
+                <w:b/>
+                <w:sz w:val="36"/>
+                <w:szCs w:val="28"/>
                 <w:lang w:val="it-IT" w:bidi="ta-IN"/>
               </w:rPr>
-              <w:t xml:space="preserve"> </w:t>
-            </w:r>
-            <w:r>
-              <w:rPr>
-                <w:rFonts w:ascii="Latha" w:hAnsi="Latha" w:cs="Latha"/>
-                <w:sz w:val="28"/>
-                <w:szCs w:val="28"/>
-                <w:cs/>
-                <w:lang w:bidi="ta-IN"/>
-              </w:rPr>
-              <w:t>ஸ</w:t>
-            </w:r>
-            <w:r>
-              <w:rPr>
-                <w:rFonts w:ascii="BRH Tamil Tab Extra" w:hAnsi="BRH Tamil Tab Extra" w:cs="Latha"/>
-                <w:b/>
-                <w:sz w:val="32"/>
-                <w:szCs w:val="28"/>
-                <w:lang w:val="it-IT" w:bidi="ta-IN"/>
-              </w:rPr>
-              <w:t>…</w:t>
-            </w:r>
-            <w:r>
-              <w:rPr>
-                <w:rFonts w:ascii="Latha" w:hAnsi="Latha" w:cs="Latha"/>
-                <w:sz w:val="28"/>
-                <w:szCs w:val="28"/>
-                <w:cs/>
-                <w:lang w:bidi="ta-IN"/>
-              </w:rPr>
-              <w:t>ந்தத்ய</w:t>
-            </w:r>
-            <w:r>
-              <w:rPr>
-                <w:rFonts w:ascii="BRH Tamil Tab Extra" w:hAnsi="BRH Tamil Tab Extra" w:cs="Latha"/>
-                <w:b/>
-                <w:sz w:val="36"/>
-                <w:szCs w:val="28"/>
-                <w:lang w:val="it-IT" w:bidi="ta-IN"/>
-              </w:rPr>
               <w:t>†</w:t>
             </w:r>
             <w:r>
@@ -19107,70 +20348,33 @@
                 <w:rFonts w:ascii="Latha" w:hAnsi="Latha" w:cs="Latha"/>
                 <w:sz w:val="28"/>
                 <w:szCs w:val="28"/>
-                <w:lang w:val="it-IT" w:bidi="ta-IN"/>
-              </w:rPr>
-              <w:t xml:space="preserve"> | </w:t>
-            </w:r>
-            <w:r>
-              <w:rPr>
-                <w:rFonts w:ascii="Latha" w:hAnsi="Latha" w:cs="Latha"/>
-                <w:sz w:val="28"/>
-                <w:szCs w:val="28"/>
-                <w:cs/>
-                <w:lang w:bidi="ta-IN"/>
-              </w:rPr>
-              <w:t>ஸ</w:t>
-            </w:r>
-            <w:r>
-              <w:rPr>
-                <w:rFonts w:ascii="BRH Tamil Tab Extra" w:hAnsi="BRH Tamil Tab Extra" w:cs="Latha"/>
-                <w:b/>
-                <w:sz w:val="32"/>
-                <w:szCs w:val="28"/>
-                <w:lang w:val="it-IT" w:bidi="ta-IN"/>
-              </w:rPr>
-              <w:t>…</w:t>
-            </w:r>
-            <w:r>
-              <w:rPr>
-                <w:rFonts w:ascii="Latha" w:hAnsi="Latha" w:cs="Latha"/>
-                <w:sz w:val="28"/>
-                <w:szCs w:val="28"/>
-                <w:cs/>
-                <w:lang w:bidi="ta-IN"/>
-              </w:rPr>
-              <w:t>ந்த</w:t>
-            </w:r>
-            <w:r>
-              <w:rPr>
-                <w:rFonts w:ascii="Latha" w:hAnsi="Latha" w:cs="Latha"/>
-                <w:sz w:val="28"/>
-                <w:szCs w:val="28"/>
-                <w:highlight w:val="yellow"/>
-                <w:cs/>
-                <w:lang w:bidi="ta-IN"/>
-              </w:rPr>
-              <w:t>த்யே</w:t>
-            </w:r>
-            <w:r>
-              <w:rPr>
-                <w:rFonts w:ascii="BRH Tamil Tab Extra" w:hAnsi="BRH Tamil Tab Extra" w:cs="Latha"/>
-                <w:b/>
-                <w:sz w:val="32"/>
-                <w:szCs w:val="28"/>
-                <w:lang w:val="it-IT" w:bidi="ta-IN"/>
-              </w:rPr>
-              <w:t>…</w:t>
-            </w:r>
-            <w:r>
-              <w:rPr>
-                <w:rFonts w:ascii="Latha" w:hAnsi="Latha" w:cs="Latha"/>
-                <w:sz w:val="28"/>
-                <w:szCs w:val="28"/>
-                <w:cs/>
-                <w:lang w:bidi="ta-IN"/>
-              </w:rPr>
-              <w:t xml:space="preserve">வ </w:t>
+                <w:cs/>
+                <w:lang w:bidi="ta-IN"/>
+              </w:rPr>
+              <w:t>க்</w:t>
+            </w:r>
+            <w:r>
+              <w:rPr>
+                <w:rFonts w:ascii="Latha" w:hAnsi="Latha" w:cs="Latha"/>
+                <w:b/>
+                <w:bCs/>
+                <w:position w:val="-12"/>
+                <w:sz w:val="28"/>
+                <w:szCs w:val="28"/>
+                <w:cs/>
+                <w:lang w:bidi="ta-IN"/>
+              </w:rPr>
+              <w:t>3</w:t>
+            </w:r>
+            <w:r>
+              <w:rPr>
+                <w:rFonts w:ascii="Latha" w:hAnsi="Latha" w:cs="Latha"/>
+                <w:sz w:val="28"/>
+                <w:szCs w:val="28"/>
+                <w:cs/>
+                <w:lang w:bidi="ta-IN"/>
+              </w:rPr>
+              <w:t xml:space="preserve">னே </w:t>
             </w:r>
             <w:r>
               <w:rPr>
@@ -19207,6 +20411,125 @@
                 <w:cs/>
                 <w:lang w:bidi="ta-IN"/>
               </w:rPr>
+              <w:t>ததா</w:t>
+            </w:r>
+            <w:r>
+              <w:rPr>
+                <w:rFonts w:ascii="BRH Tamil Tab Extra" w:hAnsi="BRH Tamil Tab Extra" w:cs="Latha"/>
+                <w:b/>
+                <w:sz w:val="36"/>
+                <w:szCs w:val="28"/>
+                <w:lang w:val="it-IT" w:bidi="ta-IN"/>
+              </w:rPr>
+              <w:t>†</w:t>
+            </w:r>
+            <w:r>
+              <w:rPr>
+                <w:rFonts w:ascii="Latha" w:hAnsi="Latha" w:cs="Latha"/>
+                <w:b/>
+                <w:bCs/>
+                <w:position w:val="-12"/>
+                <w:sz w:val="28"/>
+                <w:szCs w:val="28"/>
+                <w:cs/>
+                <w:lang w:bidi="ta-IN"/>
+              </w:rPr>
+              <w:t>3</w:t>
+            </w:r>
+            <w:r>
+              <w:rPr>
+                <w:rFonts w:ascii="Latha" w:hAnsi="Latha" w:cs="Latha"/>
+                <w:sz w:val="28"/>
+                <w:szCs w:val="28"/>
+                <w:cs/>
+                <w:lang w:bidi="ta-IN"/>
+              </w:rPr>
+              <w:t>யு</w:t>
+            </w:r>
+            <w:r>
+              <w:rPr>
+                <w:rFonts w:ascii="BRH Tamil Tab Extra" w:hAnsi="BRH Tamil Tab Extra" w:cs="Latha"/>
+                <w:b/>
+                <w:sz w:val="32"/>
+                <w:szCs w:val="28"/>
+                <w:lang w:val="it-IT" w:bidi="ta-IN"/>
+              </w:rPr>
+              <w:t>…</w:t>
+            </w:r>
+            <w:r>
+              <w:rPr>
+                <w:rFonts w:ascii="Latha" w:hAnsi="Latha" w:cs="Latha"/>
+                <w:sz w:val="28"/>
+                <w:szCs w:val="28"/>
+                <w:cs/>
+                <w:lang w:bidi="ta-IN"/>
+              </w:rPr>
+              <w:t>ர்</w:t>
+            </w:r>
+            <w:r>
+              <w:rPr>
+                <w:rFonts w:ascii="Latha" w:hAnsi="Latha" w:cs="Latha"/>
+                <w:sz w:val="28"/>
+                <w:szCs w:val="28"/>
+                <w:highlight w:val="green"/>
+                <w:cs/>
+                <w:lang w:bidi="ta-IN"/>
+              </w:rPr>
+              <w:t>தா</w:t>
+            </w:r>
+            <w:r>
+              <w:rPr>
+                <w:rFonts w:ascii="Latha" w:hAnsi="Latha" w:cs="Latha"/>
+                <w:b/>
+                <w:bCs/>
+                <w:position w:val="-12"/>
+                <w:sz w:val="28"/>
+                <w:szCs w:val="28"/>
+                <w:highlight w:val="green"/>
+                <w:lang w:val="it-IT" w:bidi="ta-IN"/>
+              </w:rPr>
+              <w:t>3</w:t>
+            </w:r>
+            <w:r>
+              <w:rPr>
+                <w:rFonts w:ascii="Latha" w:hAnsi="Latha" w:cs="Latha"/>
+                <w:b/>
+                <w:bCs/>
+                <w:sz w:val="32"/>
+                <w:szCs w:val="32"/>
+                <w:highlight w:val="green"/>
+                <w:cs/>
+                <w:lang w:bidi="ta-IN"/>
+              </w:rPr>
+              <w:t>:</w:t>
+            </w:r>
+            <w:r>
+              <w:rPr>
+                <w:rFonts w:ascii="Latha" w:hAnsi="Latha" w:cs="Latha"/>
+                <w:sz w:val="28"/>
+                <w:szCs w:val="28"/>
+                <w:cs/>
+                <w:lang w:bidi="ta-IN"/>
+              </w:rPr>
+              <w:t xml:space="preserve"> </w:t>
+            </w:r>
+            <w:r>
+              <w:rPr>
+                <w:rFonts w:ascii="Latha" w:hAnsi="Latha" w:cs="Latha"/>
+                <w:sz w:val="28"/>
+                <w:szCs w:val="28"/>
+                <w:lang w:val="it-IT" w:bidi="ta-IN"/>
+              </w:rPr>
+              <w:t xml:space="preserve">| </w:t>
+            </w:r>
+            <w:r>
+              <w:rPr>
+                <w:rFonts w:ascii="Latha" w:hAnsi="Latha" w:cs="Latha"/>
+                <w:sz w:val="28"/>
+                <w:szCs w:val="28"/>
+                <w:cs/>
+                <w:lang w:bidi="ta-IN"/>
+              </w:rPr>
               <w:t>ஆ</w:t>
             </w:r>
             <w:r>
@@ -19227,7 +20550,7 @@
                 <w:cs/>
                 <w:lang w:bidi="ta-IN"/>
               </w:rPr>
-              <w:t>ஹ</w:t>
+              <w:t>யு</w:t>
             </w:r>
             <w:r>
               <w:rPr>
@@ -19244,48 +20567,42 @@
                 <w:rFonts w:ascii="Latha" w:hAnsi="Latha" w:cs="Latha"/>
                 <w:sz w:val="28"/>
                 <w:szCs w:val="28"/>
+                <w:cs/>
+                <w:lang w:bidi="ta-IN"/>
+              </w:rPr>
+              <w:t>ர்தா</w:t>
+            </w:r>
+            <w:r>
+              <w:rPr>
+                <w:rFonts w:ascii="Latha" w:hAnsi="Latha" w:cs="Latha"/>
+                <w:b/>
+                <w:bCs/>
+                <w:position w:val="-12"/>
+                <w:sz w:val="28"/>
+                <w:szCs w:val="28"/>
+                <w:cs/>
+                <w:lang w:bidi="ta-IN"/>
+              </w:rPr>
+              <w:t>3</w:t>
+            </w:r>
+            <w:r>
+              <w:rPr>
+                <w:rFonts w:ascii="Latha" w:hAnsi="Latha" w:cs="Latha"/>
+                <w:sz w:val="28"/>
+                <w:szCs w:val="28"/>
+                <w:cs/>
+                <w:lang w:bidi="ta-IN"/>
+              </w:rPr>
+              <w:t xml:space="preserve"> அ</w:t>
+            </w:r>
+            <w:r>
+              <w:rPr>
+                <w:rFonts w:ascii="BRH Tamil Tab Extra" w:hAnsi="BRH Tamil Tab Extra" w:cs="Latha"/>
+                <w:b/>
+                <w:sz w:val="36"/>
+                <w:szCs w:val="28"/>
                 <w:lang w:val="it-IT" w:bidi="ta-IN"/>
               </w:rPr>
-              <w:t xml:space="preserve"> </w:t>
-            </w:r>
-            <w:r>
-              <w:rPr>
-                <w:rFonts w:ascii="Latha" w:hAnsi="Latha" w:cs="Latha"/>
-                <w:sz w:val="28"/>
-                <w:szCs w:val="28"/>
-                <w:cs/>
-                <w:lang w:bidi="ta-IN"/>
-              </w:rPr>
-              <w:t>ஸ</w:t>
-            </w:r>
-            <w:r>
-              <w:rPr>
-                <w:rFonts w:ascii="BRH Tamil Tab Extra" w:hAnsi="BRH Tamil Tab Extra" w:cs="Latha"/>
-                <w:b/>
-                <w:sz w:val="32"/>
-                <w:szCs w:val="28"/>
-                <w:lang w:val="it-IT" w:bidi="ta-IN"/>
-              </w:rPr>
-              <w:t>…</w:t>
-            </w:r>
-            <w:r>
-              <w:rPr>
-                <w:rFonts w:ascii="Latha" w:hAnsi="Latha" w:cs="Latha"/>
-                <w:sz w:val="28"/>
-                <w:szCs w:val="28"/>
-                <w:cs/>
-                <w:lang w:bidi="ta-IN"/>
-              </w:rPr>
-              <w:t>ந்தத்ய</w:t>
-            </w:r>
-            <w:r>
-              <w:rPr>
-                <w:rFonts w:ascii="BRH Tamil Tab Extra" w:hAnsi="BRH Tamil Tab Extra" w:cs="Latha"/>
-                <w:b/>
-                <w:sz w:val="36"/>
-                <w:szCs w:val="28"/>
-                <w:lang w:val="it-IT" w:bidi="ta-IN"/>
-              </w:rPr>
               <w:t>†</w:t>
             </w:r>
             <w:r>
@@ -19293,81 +20610,33 @@
                 <w:rFonts w:ascii="Latha" w:hAnsi="Latha" w:cs="Latha"/>
                 <w:sz w:val="28"/>
                 <w:szCs w:val="28"/>
-                <w:lang w:val="it-IT" w:bidi="ta-IN"/>
-              </w:rPr>
-              <w:t xml:space="preserve"> | </w:t>
-            </w:r>
-            <w:r>
-              <w:rPr>
-                <w:rFonts w:ascii="Latha" w:hAnsi="Latha" w:cs="Latha"/>
-                <w:sz w:val="28"/>
-                <w:szCs w:val="28"/>
-                <w:cs/>
-                <w:lang w:bidi="ta-IN"/>
-              </w:rPr>
-              <w:t>ஸ</w:t>
-            </w:r>
-            <w:r>
-              <w:rPr>
-                <w:rFonts w:ascii="BRH Tamil Tab Extra" w:hAnsi="BRH Tamil Tab Extra" w:cs="Latha"/>
-                <w:b/>
-                <w:sz w:val="32"/>
-                <w:szCs w:val="28"/>
-                <w:lang w:val="it-IT" w:bidi="ta-IN"/>
-              </w:rPr>
-              <w:t>…</w:t>
-            </w:r>
-            <w:r>
-              <w:rPr>
-                <w:rFonts w:ascii="Latha" w:hAnsi="Latha" w:cs="Latha"/>
-                <w:sz w:val="28"/>
-                <w:szCs w:val="28"/>
-                <w:cs/>
-                <w:lang w:bidi="ta-IN"/>
-              </w:rPr>
-              <w:t>ந்த</w:t>
-            </w:r>
-            <w:r>
-              <w:rPr>
-                <w:rFonts w:ascii="Latha" w:hAnsi="Latha" w:cs="Latha"/>
-                <w:sz w:val="28"/>
-                <w:szCs w:val="28"/>
-                <w:highlight w:val="green"/>
-                <w:cs/>
-                <w:lang w:bidi="ta-IN"/>
-              </w:rPr>
-              <w:t>த்</w:t>
-            </w:r>
-            <w:r>
-              <w:rPr>
-                <w:rFonts w:ascii="Latha" w:hAnsi="Latha" w:cs="Latha" w:hint="cs"/>
-                <w:sz w:val="28"/>
-                <w:szCs w:val="28"/>
-                <w:highlight w:val="green"/>
-                <w:cs/>
-                <w:lang w:bidi="ta-IN"/>
-              </w:rPr>
-              <w:t>யை</w:t>
-            </w:r>
-            <w:r>
-              <w:rPr>
-                <w:rFonts w:ascii="BRH Tamil Tab Extra" w:hAnsi="BRH Tamil Tab Extra" w:cs="Latha"/>
-                <w:b/>
-                <w:sz w:val="32"/>
-                <w:szCs w:val="28"/>
-                <w:lang w:val="it-IT" w:bidi="ta-IN"/>
-              </w:rPr>
-              <w:t>…</w:t>
-            </w:r>
-            <w:r>
-              <w:rPr>
-                <w:rFonts w:ascii="Latha" w:hAnsi="Latha" w:cs="Latha"/>
-                <w:sz w:val="28"/>
-                <w:szCs w:val="28"/>
-                <w:cs/>
-                <w:lang w:bidi="ta-IN"/>
-              </w:rPr>
-              <w:t xml:space="preserve">வ </w:t>
+                <w:cs/>
+                <w:lang w:bidi="ta-IN"/>
+              </w:rPr>
+              <w:t>க்</w:t>
+            </w:r>
+            <w:r>
+              <w:rPr>
+                <w:rFonts w:ascii="Latha" w:hAnsi="Latha" w:cs="Latha"/>
+                <w:b/>
+                <w:bCs/>
+                <w:position w:val="-12"/>
+                <w:sz w:val="28"/>
+                <w:szCs w:val="28"/>
+                <w:cs/>
+                <w:lang w:bidi="ta-IN"/>
+              </w:rPr>
+              <w:t>3</w:t>
+            </w:r>
+            <w:r>
+              <w:rPr>
+                <w:rFonts w:ascii="Latha" w:hAnsi="Latha" w:cs="Latha"/>
+                <w:sz w:val="28"/>
+                <w:szCs w:val="28"/>
+                <w:cs/>
+                <w:lang w:bidi="ta-IN"/>
+              </w:rPr>
+              <w:t xml:space="preserve">னே </w:t>
             </w:r>
             <w:r>
               <w:rPr>
@@ -19416,7 +20685,8 @@
                 <w:szCs w:val="28"/>
                 <w:lang w:val="it-IT" w:eastAsia="en-IN" w:bidi="ml-IN"/>
               </w:rPr>
-              <w:t>T.S.1.5.7.4 - Kramam</w:t>
+              <w:lastRenderedPageBreak/>
+              <w:t>T.S.1.5.8.1 - Kramam</w:t>
             </w:r>
           </w:p>
           <w:p>
@@ -19443,7 +20713,7 @@
                 <w:szCs w:val="28"/>
                 <w:lang w:val="it-IT" w:bidi="ml-IN"/>
               </w:rPr>
-              <w:t>Krama Vaakyam No. 21 Panchaati No. 28</w:t>
+              <w:t>Krama Vaakyam No. 46 Panchaati No. 31</w:t>
             </w:r>
           </w:p>
         </w:tc>
@@ -19470,7 +20740,27 @@
                 <w:cs/>
                 <w:lang w:bidi="ta-IN"/>
               </w:rPr>
-              <w:t>ததா</w:t>
+              <w:t>ஏ</w:t>
+            </w:r>
+            <w:r>
+              <w:rPr>
+                <w:rFonts w:ascii="BRH Tamil Tab Extra" w:hAnsi="BRH Tamil Tab Extra" w:cs="Latha"/>
+                <w:b/>
+                <w:sz w:val="32"/>
+                <w:szCs w:val="28"/>
+                <w:lang w:val="it-IT" w:bidi="ta-IN"/>
+              </w:rPr>
+              <w:t>…</w:t>
+            </w:r>
+            <w:r>
+              <w:rPr>
+                <w:rFonts w:ascii="Latha" w:hAnsi="Latha" w:cs="Latha"/>
+                <w:sz w:val="28"/>
+                <w:szCs w:val="28"/>
+                <w:cs/>
+                <w:lang w:bidi="ta-IN"/>
+              </w:rPr>
+              <w:t>தா ஊர்ஜ</w:t>
             </w:r>
             <w:r>
               <w:rPr>
@@ -19487,81 +20777,95 @@
                 <w:rFonts w:ascii="Latha" w:hAnsi="Latha" w:cs="Latha"/>
                 <w:b/>
                 <w:bCs/>
+                <w:sz w:val="32"/>
+                <w:szCs w:val="32"/>
+                <w:cs/>
+                <w:lang w:bidi="ta-IN"/>
+              </w:rPr>
+              <w:t>:</w:t>
+            </w:r>
+            <w:r>
+              <w:rPr>
+                <w:rFonts w:ascii="Latha" w:hAnsi="Latha" w:cs="Latha"/>
+                <w:sz w:val="28"/>
+                <w:szCs w:val="28"/>
+                <w:cs/>
+                <w:lang w:bidi="ta-IN"/>
+              </w:rPr>
+              <w:t xml:space="preserve"> </w:t>
+            </w:r>
+            <w:r>
+              <w:rPr>
+                <w:rFonts w:ascii="Latha" w:hAnsi="Latha" w:cs="Latha"/>
+                <w:sz w:val="28"/>
+                <w:szCs w:val="28"/>
+                <w:lang w:val="it-IT" w:bidi="ta-IN"/>
+              </w:rPr>
+              <w:t xml:space="preserve">| </w:t>
+            </w:r>
+            <w:r>
+              <w:rPr>
+                <w:rFonts w:ascii="Latha" w:hAnsi="Latha" w:cs="Latha"/>
+                <w:sz w:val="28"/>
+                <w:szCs w:val="28"/>
+                <w:cs/>
+                <w:lang w:bidi="ta-IN"/>
+              </w:rPr>
+              <w:t>ஊர்</w:t>
+            </w:r>
+            <w:r>
+              <w:rPr>
+                <w:rFonts w:ascii="Latha" w:hAnsi="Latha" w:cs="Latha"/>
+                <w:sz w:val="28"/>
+                <w:szCs w:val="28"/>
+                <w:highlight w:val="yellow"/>
+                <w:cs/>
+                <w:lang w:bidi="ta-IN"/>
+              </w:rPr>
+              <w:t>ஜ</w:t>
+            </w:r>
+            <w:r>
+              <w:rPr>
+                <w:rFonts w:ascii="BRH Tamil Tab Extra" w:hAnsi="BRH Tamil Tab Extra" w:cs="Latha"/>
+                <w:b/>
+                <w:sz w:val="36"/>
+                <w:szCs w:val="28"/>
+                <w:highlight w:val="yellow"/>
+                <w:lang w:val="it-IT" w:bidi="ta-IN"/>
+              </w:rPr>
+              <w:t>†</w:t>
+            </w:r>
+            <w:r>
+              <w:rPr>
+                <w:rFonts w:ascii="Latha" w:hAnsi="Latha" w:cs="Latha"/>
+                <w:sz w:val="28"/>
+                <w:szCs w:val="28"/>
+                <w:lang w:val="it-IT" w:bidi="ta-IN"/>
+              </w:rPr>
+              <w:t xml:space="preserve"> </w:t>
+            </w:r>
+            <w:r>
+              <w:rPr>
+                <w:rFonts w:ascii="Latha" w:hAnsi="Latha" w:cs="Latha"/>
+                <w:sz w:val="28"/>
+                <w:szCs w:val="28"/>
+                <w:cs/>
+                <w:lang w:bidi="ta-IN"/>
+              </w:rPr>
+              <w:t>ஸ்த</w:t>
+            </w:r>
+            <w:r>
+              <w:rPr>
+                <w:rFonts w:ascii="Latha" w:hAnsi="Latha" w:cs="Latha"/>
+                <w:b/>
+                <w:bCs/>
                 <w:position w:val="-12"/>
                 <w:sz w:val="28"/>
                 <w:szCs w:val="28"/>
                 <w:cs/>
                 <w:lang w:bidi="ta-IN"/>
               </w:rPr>
-              <w:t>3</w:t>
-            </w:r>
-            <w:r>
-              <w:rPr>
-                <w:rFonts w:ascii="Latha" w:hAnsi="Latha" w:cs="Latha"/>
-                <w:sz w:val="28"/>
-                <w:szCs w:val="28"/>
-                <w:cs/>
-                <w:lang w:bidi="ta-IN"/>
-              </w:rPr>
-              <w:t>யு</w:t>
-            </w:r>
-            <w:r>
-              <w:rPr>
-                <w:rFonts w:ascii="BRH Tamil Tab Extra" w:hAnsi="BRH Tamil Tab Extra" w:cs="Latha"/>
-                <w:b/>
-                <w:sz w:val="32"/>
-                <w:szCs w:val="28"/>
-                <w:lang w:val="it-IT" w:bidi="ta-IN"/>
-              </w:rPr>
-              <w:t>…</w:t>
-            </w:r>
-            <w:r>
-              <w:rPr>
-                <w:rFonts w:ascii="Latha" w:hAnsi="Latha" w:cs="Latha"/>
-                <w:sz w:val="28"/>
-                <w:szCs w:val="28"/>
-                <w:cs/>
-                <w:lang w:bidi="ta-IN"/>
-              </w:rPr>
-              <w:t>ர்</w:t>
-            </w:r>
-            <w:r>
-              <w:rPr>
-                <w:rFonts w:ascii="Latha" w:hAnsi="Latha" w:cs="Latha"/>
-                <w:sz w:val="28"/>
-                <w:szCs w:val="28"/>
-                <w:highlight w:val="yellow"/>
-                <w:cs/>
-                <w:lang w:bidi="ta-IN"/>
-              </w:rPr>
-              <w:t>தா</w:t>
-            </w:r>
-            <w:r>
-              <w:rPr>
-                <w:rFonts w:ascii="Latha" w:hAnsi="Latha" w:cs="Latha"/>
-                <w:b/>
-                <w:bCs/>
-                <w:position w:val="-12"/>
-                <w:sz w:val="28"/>
-                <w:szCs w:val="28"/>
-                <w:highlight w:val="yellow"/>
-                <w:cs/>
-                <w:lang w:bidi="ta-IN"/>
-              </w:rPr>
-              <w:t>4</w:t>
-            </w:r>
-            <w:r>
-              <w:rPr>
-                <w:rFonts w:ascii="Latha" w:hAnsi="Latha" w:cs="Latha"/>
-                <w:b/>
-                <w:bCs/>
-                <w:sz w:val="32"/>
-                <w:szCs w:val="32"/>
-                <w:highlight w:val="yellow"/>
-                <w:cs/>
-                <w:lang w:bidi="ta-IN"/>
-              </w:rPr>
-              <w:t>:</w:t>
+              <w:t>2</w:t>
             </w:r>
             <w:r>
               <w:rPr>
@@ -19572,131 +20876,6 @@
                 <w:lang w:bidi="ta-IN"/>
               </w:rPr>
               <w:t xml:space="preserve"> </w:t>
-            </w:r>
-            <w:r>
-              <w:rPr>
-                <w:rFonts w:ascii="Latha" w:hAnsi="Latha" w:cs="Latha"/>
-                <w:sz w:val="28"/>
-                <w:szCs w:val="28"/>
-                <w:lang w:val="it-IT" w:bidi="ta-IN"/>
-              </w:rPr>
-              <w:t xml:space="preserve">| </w:t>
-            </w:r>
-            <w:r>
-              <w:rPr>
-                <w:rFonts w:ascii="Latha" w:hAnsi="Latha" w:cs="Latha"/>
-                <w:sz w:val="28"/>
-                <w:szCs w:val="28"/>
-                <w:cs/>
-                <w:lang w:bidi="ta-IN"/>
-              </w:rPr>
-              <w:t>ஆ</w:t>
-            </w:r>
-            <w:r>
-              <w:rPr>
-                <w:rFonts w:ascii="BRH Tamil Tab Extra" w:hAnsi="BRH Tamil Tab Extra" w:cs="Latha"/>
-                <w:b/>
-                <w:sz w:val="32"/>
-                <w:szCs w:val="28"/>
-                <w:lang w:val="it-IT" w:bidi="ta-IN"/>
-              </w:rPr>
-              <w:t>…</w:t>
-            </w:r>
-            <w:r>
-              <w:rPr>
-                <w:rFonts w:ascii="Latha" w:hAnsi="Latha" w:cs="Latha"/>
-                <w:sz w:val="28"/>
-                <w:szCs w:val="28"/>
-                <w:cs/>
-                <w:lang w:bidi="ta-IN"/>
-              </w:rPr>
-              <w:t>யு</w:t>
-            </w:r>
-            <w:r>
-              <w:rPr>
-                <w:rFonts w:ascii="BRH Tamil Tab Extra" w:hAnsi="BRH Tamil Tab Extra" w:cs="Latha"/>
-                <w:b/>
-                <w:sz w:val="32"/>
-                <w:szCs w:val="28"/>
-                <w:lang w:val="it-IT" w:bidi="ta-IN"/>
-              </w:rPr>
-              <w:t>…</w:t>
-            </w:r>
-            <w:r>
-              <w:rPr>
-                <w:rFonts w:ascii="Latha" w:hAnsi="Latha" w:cs="Latha"/>
-                <w:sz w:val="28"/>
-                <w:szCs w:val="28"/>
-                <w:cs/>
-                <w:lang w:bidi="ta-IN"/>
-              </w:rPr>
-              <w:t>ர்தா</w:t>
-            </w:r>
-            <w:r>
-              <w:rPr>
-                <w:rFonts w:ascii="Latha" w:hAnsi="Latha" w:cs="Latha"/>
-                <w:b/>
-                <w:bCs/>
-                <w:position w:val="-12"/>
-                <w:sz w:val="28"/>
-                <w:szCs w:val="28"/>
-                <w:cs/>
-                <w:lang w:bidi="ta-IN"/>
-              </w:rPr>
-              <w:t>3</w:t>
-            </w:r>
-            <w:r>
-              <w:rPr>
-                <w:rFonts w:ascii="Latha" w:hAnsi="Latha" w:cs="Latha"/>
-                <w:sz w:val="28"/>
-                <w:szCs w:val="28"/>
-                <w:cs/>
-                <w:lang w:bidi="ta-IN"/>
-              </w:rPr>
-              <w:t xml:space="preserve"> அ</w:t>
-            </w:r>
-            <w:r>
-              <w:rPr>
-                <w:rFonts w:ascii="BRH Tamil Tab Extra" w:hAnsi="BRH Tamil Tab Extra" w:cs="Latha"/>
-                <w:b/>
-                <w:sz w:val="36"/>
-                <w:szCs w:val="28"/>
-                <w:lang w:val="it-IT" w:bidi="ta-IN"/>
-              </w:rPr>
-              <w:t>†</w:t>
-            </w:r>
-            <w:r>
-              <w:rPr>
-                <w:rFonts w:ascii="Latha" w:hAnsi="Latha" w:cs="Latha"/>
-                <w:sz w:val="28"/>
-                <w:szCs w:val="28"/>
-                <w:cs/>
-                <w:lang w:bidi="ta-IN"/>
-              </w:rPr>
-              <w:t>க்</w:t>
-            </w:r>
-            <w:r>
-              <w:rPr>
-                <w:rFonts w:ascii="Latha" w:hAnsi="Latha" w:cs="Latha"/>
-                <w:b/>
-                <w:bCs/>
-                <w:position w:val="-12"/>
-                <w:sz w:val="28"/>
-                <w:szCs w:val="28"/>
-                <w:cs/>
-                <w:lang w:bidi="ta-IN"/>
-              </w:rPr>
-              <w:t>3</w:t>
-            </w:r>
-            <w:r>
-              <w:rPr>
-                <w:rFonts w:ascii="Latha" w:hAnsi="Latha" w:cs="Latha"/>
-                <w:sz w:val="28"/>
-                <w:szCs w:val="28"/>
-                <w:cs/>
-                <w:lang w:bidi="ta-IN"/>
-              </w:rPr>
-              <w:t xml:space="preserve">னே </w:t>
             </w:r>
             <w:r>
               <w:rPr>
@@ -19733,506 +20912,6 @@
                 <w:cs/>
                 <w:lang w:bidi="ta-IN"/>
               </w:rPr>
-              <w:t>ததா</w:t>
-            </w:r>
-            <w:r>
-              <w:rPr>
-                <w:rFonts w:ascii="BRH Tamil Tab Extra" w:hAnsi="BRH Tamil Tab Extra" w:cs="Latha"/>
-                <w:b/>
-                <w:sz w:val="36"/>
-                <w:szCs w:val="28"/>
-                <w:lang w:val="it-IT" w:bidi="ta-IN"/>
-              </w:rPr>
-              <w:t>†</w:t>
-            </w:r>
-            <w:r>
-              <w:rPr>
-                <w:rFonts w:ascii="Latha" w:hAnsi="Latha" w:cs="Latha"/>
-                <w:b/>
-                <w:bCs/>
-                <w:position w:val="-12"/>
-                <w:sz w:val="28"/>
-                <w:szCs w:val="28"/>
-                <w:cs/>
-                <w:lang w:bidi="ta-IN"/>
-              </w:rPr>
-              <w:t>3</w:t>
-            </w:r>
-            <w:r>
-              <w:rPr>
-                <w:rFonts w:ascii="Latha" w:hAnsi="Latha" w:cs="Latha"/>
-                <w:sz w:val="28"/>
-                <w:szCs w:val="28"/>
-                <w:cs/>
-                <w:lang w:bidi="ta-IN"/>
-              </w:rPr>
-              <w:t>யு</w:t>
-            </w:r>
-            <w:r>
-              <w:rPr>
-                <w:rFonts w:ascii="BRH Tamil Tab Extra" w:hAnsi="BRH Tamil Tab Extra" w:cs="Latha"/>
-                <w:b/>
-                <w:sz w:val="32"/>
-                <w:szCs w:val="28"/>
-                <w:lang w:val="it-IT" w:bidi="ta-IN"/>
-              </w:rPr>
-              <w:t>…</w:t>
-            </w:r>
-            <w:r>
-              <w:rPr>
-                <w:rFonts w:ascii="Latha" w:hAnsi="Latha" w:cs="Latha"/>
-                <w:sz w:val="28"/>
-                <w:szCs w:val="28"/>
-                <w:cs/>
-                <w:lang w:bidi="ta-IN"/>
-              </w:rPr>
-              <w:t>ர்</w:t>
-            </w:r>
-            <w:r>
-              <w:rPr>
-                <w:rFonts w:ascii="Latha" w:hAnsi="Latha" w:cs="Latha"/>
-                <w:sz w:val="28"/>
-                <w:szCs w:val="28"/>
-                <w:highlight w:val="green"/>
-                <w:cs/>
-                <w:lang w:bidi="ta-IN"/>
-              </w:rPr>
-              <w:t>தா</w:t>
-            </w:r>
-            <w:r>
-              <w:rPr>
-                <w:rFonts w:ascii="Latha" w:hAnsi="Latha" w:cs="Latha"/>
-                <w:b/>
-                <w:bCs/>
-                <w:position w:val="-12"/>
-                <w:sz w:val="28"/>
-                <w:szCs w:val="28"/>
-                <w:highlight w:val="green"/>
-                <w:lang w:val="it-IT" w:bidi="ta-IN"/>
-              </w:rPr>
-              <w:t>3</w:t>
-            </w:r>
-            <w:r>
-              <w:rPr>
-                <w:rFonts w:ascii="Latha" w:hAnsi="Latha" w:cs="Latha"/>
-                <w:b/>
-                <w:bCs/>
-                <w:sz w:val="32"/>
-                <w:szCs w:val="32"/>
-                <w:highlight w:val="green"/>
-                <w:cs/>
-                <w:lang w:bidi="ta-IN"/>
-              </w:rPr>
-              <w:t>:</w:t>
-            </w:r>
-            <w:r>
-              <w:rPr>
-                <w:rFonts w:ascii="Latha" w:hAnsi="Latha" w:cs="Latha"/>
-                <w:sz w:val="28"/>
-                <w:szCs w:val="28"/>
-                <w:cs/>
-                <w:lang w:bidi="ta-IN"/>
-              </w:rPr>
-              <w:t xml:space="preserve"> </w:t>
-            </w:r>
-            <w:r>
-              <w:rPr>
-                <w:rFonts w:ascii="Latha" w:hAnsi="Latha" w:cs="Latha"/>
-                <w:sz w:val="28"/>
-                <w:szCs w:val="28"/>
-                <w:lang w:val="it-IT" w:bidi="ta-IN"/>
-              </w:rPr>
-              <w:t xml:space="preserve">| </w:t>
-            </w:r>
-            <w:r>
-              <w:rPr>
-                <w:rFonts w:ascii="Latha" w:hAnsi="Latha" w:cs="Latha"/>
-                <w:sz w:val="28"/>
-                <w:szCs w:val="28"/>
-                <w:cs/>
-                <w:lang w:bidi="ta-IN"/>
-              </w:rPr>
-              <w:t>ஆ</w:t>
-            </w:r>
-            <w:r>
-              <w:rPr>
-                <w:rFonts w:ascii="BRH Tamil Tab Extra" w:hAnsi="BRH Tamil Tab Extra" w:cs="Latha"/>
-                <w:b/>
-                <w:sz w:val="32"/>
-                <w:szCs w:val="28"/>
-                <w:lang w:val="it-IT" w:bidi="ta-IN"/>
-              </w:rPr>
-              <w:t>…</w:t>
-            </w:r>
-            <w:r>
-              <w:rPr>
-                <w:rFonts w:ascii="Latha" w:hAnsi="Latha" w:cs="Latha"/>
-                <w:sz w:val="28"/>
-                <w:szCs w:val="28"/>
-                <w:cs/>
-                <w:lang w:bidi="ta-IN"/>
-              </w:rPr>
-              <w:t>யு</w:t>
-            </w:r>
-            <w:r>
-              <w:rPr>
-                <w:rFonts w:ascii="BRH Tamil Tab Extra" w:hAnsi="BRH Tamil Tab Extra" w:cs="Latha"/>
-                <w:b/>
-                <w:sz w:val="32"/>
-                <w:szCs w:val="28"/>
-                <w:lang w:val="it-IT" w:bidi="ta-IN"/>
-              </w:rPr>
-              <w:t>…</w:t>
-            </w:r>
-            <w:r>
-              <w:rPr>
-                <w:rFonts w:ascii="Latha" w:hAnsi="Latha" w:cs="Latha"/>
-                <w:sz w:val="28"/>
-                <w:szCs w:val="28"/>
-                <w:cs/>
-                <w:lang w:bidi="ta-IN"/>
-              </w:rPr>
-              <w:t>ர்தா</w:t>
-            </w:r>
-            <w:r>
-              <w:rPr>
-                <w:rFonts w:ascii="Latha" w:hAnsi="Latha" w:cs="Latha"/>
-                <w:b/>
-                <w:bCs/>
-                <w:position w:val="-12"/>
-                <w:sz w:val="28"/>
-                <w:szCs w:val="28"/>
-                <w:cs/>
-                <w:lang w:bidi="ta-IN"/>
-              </w:rPr>
-              <w:t>3</w:t>
-            </w:r>
-            <w:r>
-              <w:rPr>
-                <w:rFonts w:ascii="Latha" w:hAnsi="Latha" w:cs="Latha"/>
-                <w:sz w:val="28"/>
-                <w:szCs w:val="28"/>
-                <w:cs/>
-                <w:lang w:bidi="ta-IN"/>
-              </w:rPr>
-              <w:t xml:space="preserve"> அ</w:t>
-            </w:r>
-            <w:r>
-              <w:rPr>
-                <w:rFonts w:ascii="BRH Tamil Tab Extra" w:hAnsi="BRH Tamil Tab Extra" w:cs="Latha"/>
-                <w:b/>
-                <w:sz w:val="36"/>
-                <w:szCs w:val="28"/>
-                <w:lang w:val="it-IT" w:bidi="ta-IN"/>
-              </w:rPr>
-              <w:t>†</w:t>
-            </w:r>
-            <w:r>
-              <w:rPr>
-                <w:rFonts w:ascii="Latha" w:hAnsi="Latha" w:cs="Latha"/>
-                <w:sz w:val="28"/>
-                <w:szCs w:val="28"/>
-                <w:cs/>
-                <w:lang w:bidi="ta-IN"/>
-              </w:rPr>
-              <w:t>க்</w:t>
-            </w:r>
-            <w:r>
-              <w:rPr>
-                <w:rFonts w:ascii="Latha" w:hAnsi="Latha" w:cs="Latha"/>
-                <w:b/>
-                <w:bCs/>
-                <w:position w:val="-12"/>
-                <w:sz w:val="28"/>
-                <w:szCs w:val="28"/>
-                <w:cs/>
-                <w:lang w:bidi="ta-IN"/>
-              </w:rPr>
-              <w:t>3</w:t>
-            </w:r>
-            <w:r>
-              <w:rPr>
-                <w:rFonts w:ascii="Latha" w:hAnsi="Latha" w:cs="Latha"/>
-                <w:sz w:val="28"/>
-                <w:szCs w:val="28"/>
-                <w:cs/>
-                <w:lang w:bidi="ta-IN"/>
-              </w:rPr>
-              <w:t xml:space="preserve">னே </w:t>
-            </w:r>
-            <w:r>
-              <w:rPr>
-                <w:rFonts w:ascii="Latha" w:hAnsi="Latha" w:cs="Latha"/>
-                <w:sz w:val="28"/>
-                <w:szCs w:val="28"/>
-                <w:lang w:val="it-IT" w:bidi="ta-IN"/>
-              </w:rPr>
-              <w:t>|</w:t>
-            </w:r>
-          </w:p>
-        </w:tc>
-      </w:tr>
-      <w:tr>
-        <w:tc>
-          <w:tcPr>
-            <w:tcW w:w="3092" w:type="dxa"/>
-          </w:tcPr>
-          <w:p>
-            <w:pPr>
-              <w:widowControl w:val="0"/>
-              <w:tabs>
-                <w:tab w:val="left" w:pos="993"/>
-              </w:tabs>
-              <w:autoSpaceDE w:val="0"/>
-              <w:autoSpaceDN w:val="0"/>
-              <w:adjustRightInd w:val="0"/>
-              <w:spacing w:before="0" w:line="240" w:lineRule="auto"/>
-              <w:rPr>
-                <w:rFonts w:eastAsia="Times New Roman" w:cs="Arial"/>
-                <w:b/>
-                <w:bCs/>
-                <w:color w:val="000000"/>
-                <w:sz w:val="28"/>
-                <w:szCs w:val="28"/>
-                <w:lang w:val="it-IT" w:eastAsia="en-IN" w:bidi="ml-IN"/>
-              </w:rPr>
-            </w:pPr>
-            <w:r>
-              <w:rPr>
-                <w:rFonts w:eastAsia="Times New Roman" w:cs="Arial"/>
-                <w:b/>
-                <w:bCs/>
-                <w:color w:val="000000"/>
-                <w:sz w:val="28"/>
-                <w:szCs w:val="28"/>
-                <w:lang w:val="it-IT" w:eastAsia="en-IN" w:bidi="ml-IN"/>
-              </w:rPr>
-              <w:t>T.S.1.5.8.1 - Kramam</w:t>
-            </w:r>
-          </w:p>
-          <w:p>
-            <w:pPr>
-              <w:widowControl w:val="0"/>
-              <w:autoSpaceDE w:val="0"/>
-              <w:autoSpaceDN w:val="0"/>
-              <w:adjustRightInd w:val="0"/>
-              <w:spacing w:before="0" w:line="240" w:lineRule="auto"/>
-              <w:rPr>
-                <w:b/>
-                <w:bCs/>
-                <w:sz w:val="28"/>
-                <w:szCs w:val="28"/>
-                <w:lang w:val="it-IT"/>
-              </w:rPr>
-            </w:pPr>
-            <w:r>
-              <w:rPr>
-                <w:rFonts w:cs="Arial"/>
-                <w:b/>
-                <w:bCs/>
-                <w:sz w:val="28"/>
-                <w:szCs w:val="28"/>
-                <w:lang w:val="it-IT" w:bidi="ml-IN"/>
-              </w:rPr>
-              <w:t>Krama Vaakyam No. 46 Panchaati No. 31</w:t>
-            </w:r>
-          </w:p>
-        </w:tc>
-        <w:tc>
-          <w:tcPr>
-            <w:tcW w:w="5008" w:type="dxa"/>
-          </w:tcPr>
-          <w:p>
-            <w:pPr>
-              <w:spacing w:before="0" w:line="240" w:lineRule="auto"/>
-              <w:rPr>
-                <w:b/>
-                <w:bCs/>
-                <w:sz w:val="28"/>
-                <w:szCs w:val="28"/>
-                <w:lang w:val="it-IT"/>
-              </w:rPr>
-            </w:pPr>
-            <w:r>
-              <w:rPr>
-                <w:rFonts w:ascii="Latha" w:hAnsi="Latha" w:cs="Latha"/>
-                <w:sz w:val="28"/>
-                <w:szCs w:val="28"/>
-                <w:cs/>
-                <w:lang w:bidi="ta-IN"/>
-              </w:rPr>
-              <w:t>ஏ</w:t>
-            </w:r>
-            <w:r>
-              <w:rPr>
-                <w:rFonts w:ascii="BRH Tamil Tab Extra" w:hAnsi="BRH Tamil Tab Extra" w:cs="Latha"/>
-                <w:b/>
-                <w:sz w:val="32"/>
-                <w:szCs w:val="28"/>
-                <w:lang w:val="it-IT" w:bidi="ta-IN"/>
-              </w:rPr>
-              <w:t>…</w:t>
-            </w:r>
-            <w:r>
-              <w:rPr>
-                <w:rFonts w:ascii="Latha" w:hAnsi="Latha" w:cs="Latha"/>
-                <w:sz w:val="28"/>
-                <w:szCs w:val="28"/>
-                <w:cs/>
-                <w:lang w:bidi="ta-IN"/>
-              </w:rPr>
-              <w:t>தா ஊர்ஜ</w:t>
-            </w:r>
-            <w:r>
-              <w:rPr>
-                <w:rFonts w:ascii="BRH Tamil Tab Extra" w:hAnsi="BRH Tamil Tab Extra" w:cs="Latha"/>
-                <w:b/>
-                <w:sz w:val="36"/>
-                <w:szCs w:val="28"/>
-                <w:lang w:val="it-IT" w:bidi="ta-IN"/>
-              </w:rPr>
-              <w:t>†</w:t>
-            </w:r>
-            <w:r>
-              <w:rPr>
-                <w:rFonts w:ascii="Latha" w:hAnsi="Latha" w:cs="Latha"/>
-                <w:b/>
-                <w:bCs/>
-                <w:sz w:val="32"/>
-                <w:szCs w:val="32"/>
-                <w:cs/>
-                <w:lang w:bidi="ta-IN"/>
-              </w:rPr>
-              <w:t>:</w:t>
-            </w:r>
-            <w:r>
-              <w:rPr>
-                <w:rFonts w:ascii="Latha" w:hAnsi="Latha" w:cs="Latha"/>
-                <w:sz w:val="28"/>
-                <w:szCs w:val="28"/>
-                <w:cs/>
-                <w:lang w:bidi="ta-IN"/>
-              </w:rPr>
-              <w:t xml:space="preserve"> </w:t>
-            </w:r>
-            <w:r>
-              <w:rPr>
-                <w:rFonts w:ascii="Latha" w:hAnsi="Latha" w:cs="Latha"/>
-                <w:sz w:val="28"/>
-                <w:szCs w:val="28"/>
-                <w:lang w:val="it-IT" w:bidi="ta-IN"/>
-              </w:rPr>
-              <w:t xml:space="preserve">| </w:t>
-            </w:r>
-            <w:r>
-              <w:rPr>
-                <w:rFonts w:ascii="Latha" w:hAnsi="Latha" w:cs="Latha"/>
-                <w:sz w:val="28"/>
-                <w:szCs w:val="28"/>
-                <w:cs/>
-                <w:lang w:bidi="ta-IN"/>
-              </w:rPr>
-              <w:t>ஊர்</w:t>
-            </w:r>
-            <w:r>
-              <w:rPr>
-                <w:rFonts w:ascii="Latha" w:hAnsi="Latha" w:cs="Latha"/>
-                <w:sz w:val="28"/>
-                <w:szCs w:val="28"/>
-                <w:highlight w:val="yellow"/>
-                <w:cs/>
-                <w:lang w:bidi="ta-IN"/>
-              </w:rPr>
-              <w:t>ஜ</w:t>
-            </w:r>
-            <w:r>
-              <w:rPr>
-                <w:rFonts w:ascii="BRH Tamil Tab Extra" w:hAnsi="BRH Tamil Tab Extra" w:cs="Latha"/>
-                <w:b/>
-                <w:sz w:val="36"/>
-                <w:szCs w:val="28"/>
-                <w:highlight w:val="yellow"/>
-                <w:lang w:val="it-IT" w:bidi="ta-IN"/>
-              </w:rPr>
-              <w:t>†</w:t>
-            </w:r>
-            <w:r>
-              <w:rPr>
-                <w:rFonts w:ascii="Latha" w:hAnsi="Latha" w:cs="Latha"/>
-                <w:sz w:val="28"/>
-                <w:szCs w:val="28"/>
-                <w:lang w:val="it-IT" w:bidi="ta-IN"/>
-              </w:rPr>
-              <w:t xml:space="preserve"> </w:t>
-            </w:r>
-            <w:r>
-              <w:rPr>
-                <w:rFonts w:ascii="Latha" w:hAnsi="Latha" w:cs="Latha"/>
-                <w:sz w:val="28"/>
-                <w:szCs w:val="28"/>
-                <w:cs/>
-                <w:lang w:bidi="ta-IN"/>
-              </w:rPr>
-              <w:t>ஸ்த</w:t>
-            </w:r>
-            <w:r>
-              <w:rPr>
-                <w:rFonts w:ascii="Latha" w:hAnsi="Latha" w:cs="Latha"/>
-                <w:b/>
-                <w:bCs/>
-                <w:position w:val="-12"/>
-                <w:sz w:val="28"/>
-                <w:szCs w:val="28"/>
-                <w:cs/>
-                <w:lang w:bidi="ta-IN"/>
-              </w:rPr>
-              <w:t>2</w:t>
-            </w:r>
-            <w:r>
-              <w:rPr>
-                <w:rFonts w:ascii="Latha" w:hAnsi="Latha" w:cs="Latha"/>
-                <w:sz w:val="28"/>
-                <w:szCs w:val="28"/>
-                <w:cs/>
-                <w:lang w:bidi="ta-IN"/>
-              </w:rPr>
-              <w:t xml:space="preserve"> </w:t>
-            </w:r>
-            <w:r>
-              <w:rPr>
-                <w:rFonts w:ascii="Latha" w:hAnsi="Latha" w:cs="Latha"/>
-                <w:sz w:val="28"/>
-                <w:szCs w:val="28"/>
-                <w:lang w:val="it-IT" w:bidi="ta-IN"/>
-              </w:rPr>
-              <w:t>|</w:t>
-            </w:r>
-          </w:p>
-        </w:tc>
-        <w:tc>
-          <w:tcPr>
-            <w:tcW w:w="5850" w:type="dxa"/>
-          </w:tcPr>
-          <w:p>
-            <w:pPr>
-              <w:spacing w:before="0" w:line="240" w:lineRule="auto"/>
-              <w:ind w:right="-18"/>
-              <w:rPr>
-                <w:b/>
-                <w:bCs/>
-                <w:sz w:val="28"/>
-                <w:szCs w:val="28"/>
-                <w:lang w:val="it-IT"/>
-              </w:rPr>
-            </w:pPr>
-            <w:r>
-              <w:rPr>
-                <w:rFonts w:ascii="Latha" w:hAnsi="Latha" w:cs="Latha"/>
-                <w:sz w:val="28"/>
-                <w:szCs w:val="28"/>
-                <w:cs/>
-                <w:lang w:bidi="ta-IN"/>
-              </w:rPr>
               <w:t>ஏ</w:t>
             </w:r>
             <w:r>
@@ -20399,6 +21078,29 @@
     <w:p>
       <w:pPr>
         <w:jc w:val="center"/>
+        <w:rPr>
+          <w:b/>
+          <w:bCs/>
+          <w:sz w:val="32"/>
+          <w:szCs w:val="32"/>
+          <w:u w:val="single"/>
+          <w:lang w:val="en-IN"/>
+        </w:rPr>
+      </w:pPr>
+      <w:r>
+        <w:rPr>
+          <w:b/>
+          <w:bCs/>
+          <w:sz w:val="32"/>
+          <w:szCs w:val="32"/>
+          <w:u w:val="single"/>
+          <w:lang w:val="en-IN"/>
+        </w:rPr>
+        <w:t>========</w:t>
+      </w:r>
+    </w:p>
+    <w:p>
+      <w:pPr>
         <w:rPr>
           <w:b/>
           <w:bCs/>
@@ -20414,19 +21116,7 @@
           <w:sz w:val="32"/>
           <w:szCs w:val="32"/>
           <w:u w:val="single"/>
-          <w:lang w:val="en-IN"/>
         </w:rPr>
-        <w:br w:type="page"/>
-      </w:r>
-      <w:r>
-        <w:rPr>
-          <w:b/>
-          <w:bCs/>
-          <w:sz w:val="32"/>
-          <w:szCs w:val="32"/>
-          <w:u w:val="single"/>
-        </w:rPr>
-        <w:lastRenderedPageBreak/>
         <w:t xml:space="preserve">TS </w:t>
       </w:r>
       <w:r>
@@ -20722,7 +21412,6 @@
               </w:rPr>
               <w:br/>
             </w:r>
-            <w:proofErr w:type="spellStart"/>
             <w:r>
               <w:rPr>
                 <w:rFonts w:cs="Arial"/>
@@ -20730,17 +21419,7 @@
                 <w:sz w:val="28"/>
                 <w:szCs w:val="28"/>
               </w:rPr>
-              <w:t>Panchaati</w:t>
-            </w:r>
-            <w:proofErr w:type="spellEnd"/>
-            <w:r>
-              <w:rPr>
-                <w:rFonts w:cs="Arial"/>
-                <w:b/>
-                <w:sz w:val="28"/>
-                <w:szCs w:val="28"/>
-              </w:rPr>
-              <w:t xml:space="preserve"> </w:t>
+              <w:t xml:space="preserve">Panchaati </w:t>
             </w:r>
             <w:r>
               <w:rPr>
@@ -21499,7 +22178,6 @@
               </w:rPr>
               <w:br/>
             </w:r>
-            <w:proofErr w:type="spellStart"/>
             <w:r>
               <w:rPr>
                 <w:rFonts w:cs="Arial"/>
@@ -21507,17 +22185,7 @@
                 <w:sz w:val="28"/>
                 <w:szCs w:val="28"/>
               </w:rPr>
-              <w:t>Panchaati</w:t>
-            </w:r>
-            <w:proofErr w:type="spellEnd"/>
-            <w:r>
-              <w:rPr>
-                <w:rFonts w:cs="Arial"/>
-                <w:b/>
-                <w:sz w:val="28"/>
-                <w:szCs w:val="28"/>
-              </w:rPr>
-              <w:t xml:space="preserve"> 42</w:t>
+              <w:t>Panchaati 42</w:t>
             </w:r>
           </w:p>
         </w:tc>
@@ -22402,6 +23070,16 @@
           <w:u w:val="single"/>
         </w:rPr>
       </w:pPr>
+      <w:r>
+        <w:rPr>
+          <w:b/>
+          <w:bCs/>
+          <w:sz w:val="32"/>
+          <w:szCs w:val="32"/>
+          <w:u w:val="single"/>
+        </w:rPr>
+        <w:t>===========</w:t>
+      </w:r>
       <w:r>
         <w:rPr>
           <w:b/>
@@ -23061,9 +23739,8 @@
                 <w:szCs w:val="28"/>
                 <w:lang w:bidi="ml-IN"/>
               </w:rPr>
-              <w:t>(</w:t>
-            </w:r>
-            <w:proofErr w:type="gramStart"/>
+              <w:t>(tri kramam</w:t>
+            </w:r>
             <w:r>
               <w:rPr>
                 <w:rFonts w:cs="Arial"/>
@@ -23072,9 +23749,8 @@
                 <w:szCs w:val="28"/>
                 <w:lang w:bidi="ml-IN"/>
               </w:rPr>
-              <w:t>tri</w:t>
-            </w:r>
-            <w:proofErr w:type="gramEnd"/>
+              <w:t xml:space="preserve"> indicat</w:t>
+            </w:r>
             <w:r>
               <w:rPr>
                 <w:rFonts w:cs="Arial"/>
@@ -23083,9 +23759,8 @@
                 <w:szCs w:val="28"/>
                 <w:lang w:bidi="ml-IN"/>
               </w:rPr>
-              <w:t xml:space="preserve"> </w:t>
-            </w:r>
-            <w:proofErr w:type="spellStart"/>
+              <w:t xml:space="preserve">ion not given/missed </w:t>
+            </w:r>
             <w:r>
               <w:rPr>
                 <w:rFonts w:cs="Arial"/>
@@ -23094,9 +23769,9 @@
                 <w:szCs w:val="28"/>
                 <w:lang w:bidi="ml-IN"/>
               </w:rPr>
-              <w:t>kramam</w:t>
-            </w:r>
-            <w:proofErr w:type="spellEnd"/>
+              <w:br/>
+              <w:t xml:space="preserve">add </w:t>
+            </w:r>
             <w:r>
               <w:rPr>
                 <w:rFonts w:cs="Arial"/>
@@ -23105,50 +23780,8 @@
                 <w:szCs w:val="28"/>
                 <w:lang w:bidi="ml-IN"/>
               </w:rPr>
-              <w:t xml:space="preserve"> indicat</w:t>
-            </w:r>
-            <w:r>
-              <w:rPr>
-                <w:rFonts w:cs="Arial"/>
-                <w:color w:val="000000"/>
-                <w:sz w:val="28"/>
-                <w:szCs w:val="28"/>
-                <w:lang w:bidi="ml-IN"/>
-              </w:rPr>
-              <w:t xml:space="preserve">ion not given/missed </w:t>
-            </w:r>
-            <w:r>
-              <w:rPr>
-                <w:rFonts w:cs="Arial"/>
-                <w:color w:val="000000"/>
-                <w:sz w:val="28"/>
-                <w:szCs w:val="28"/>
-                <w:lang w:bidi="ml-IN"/>
-              </w:rPr>
-              <w:br/>
-            </w:r>
-            <w:proofErr w:type="gramStart"/>
-            <w:r>
-              <w:rPr>
-                <w:rFonts w:cs="Arial"/>
-                <w:color w:val="000000"/>
-                <w:sz w:val="28"/>
-                <w:szCs w:val="28"/>
-                <w:lang w:bidi="ml-IN"/>
-              </w:rPr>
-              <w:t xml:space="preserve">add </w:t>
-            </w:r>
-            <w:r>
-              <w:rPr>
-                <w:rFonts w:cs="Arial"/>
-                <w:color w:val="000000"/>
-                <w:sz w:val="28"/>
-                <w:szCs w:val="28"/>
-                <w:lang w:bidi="ml-IN"/>
-              </w:rPr>
               <w:t xml:space="preserve"> </w:t>
             </w:r>
-            <w:proofErr w:type="spellStart"/>
             <w:r>
               <w:rPr>
                 <w:rFonts w:ascii="BRH Devanagari Extra" w:hAnsi="BRH Devanagari Extra" w:cs="BRH Devanagari Extra"/>
@@ -23167,19 +23800,7 @@
                 <w:szCs w:val="40"/>
                 <w:highlight w:val="yellow"/>
               </w:rPr>
-              <w:t>É</w:t>
-            </w:r>
-            <w:proofErr w:type="spellEnd"/>
-            <w:proofErr w:type="gramEnd"/>
-            <w:r>
-              <w:rPr>
-                <w:rFonts w:ascii="BRH Devanagari Extra" w:hAnsi="BRH Devanagari Extra" w:cs="BRH Devanagari Extra"/>
-                <w:color w:val="000000"/>
-                <w:sz w:val="40"/>
-                <w:szCs w:val="40"/>
-                <w:highlight w:val="yellow"/>
-              </w:rPr>
-              <w:t xml:space="preserve"> </w:t>
+              <w:t xml:space="preserve">É </w:t>
             </w:r>
             <w:r>
               <w:rPr>
@@ -23597,7 +24218,6 @@
               <w:br/>
               <w:t>(</w:t>
             </w:r>
-            <w:proofErr w:type="spellStart"/>
             <w:r>
               <w:rPr>
                 <w:rFonts w:cs="Arial"/>
@@ -23605,9 +24225,8 @@
                 <w:sz w:val="28"/>
                 <w:szCs w:val="28"/>
               </w:rPr>
-              <w:t>avagraha</w:t>
-            </w:r>
-            <w:proofErr w:type="spellEnd"/>
+              <w:t>avagraha to indicate</w:t>
+            </w:r>
             <w:r>
               <w:rPr>
                 <w:rFonts w:cs="Arial"/>
@@ -23615,42 +24234,35 @@
                 <w:sz w:val="28"/>
                 <w:szCs w:val="28"/>
               </w:rPr>
-              <w:t xml:space="preserve"> to indicate</w:t>
-            </w:r>
-            <w:r>
-              <w:rPr>
-                <w:rFonts w:cs="Arial"/>
-                <w:color w:val="000000"/>
-                <w:sz w:val="28"/>
-                <w:szCs w:val="28"/>
-              </w:rPr>
-              <w:t xml:space="preserve"> ‘A’ </w:t>
-            </w:r>
-            <w:proofErr w:type="spellStart"/>
-            <w:r>
-              <w:rPr>
-                <w:rFonts w:cs="Arial"/>
-                <w:color w:val="000000"/>
-                <w:sz w:val="28"/>
-                <w:szCs w:val="28"/>
-              </w:rPr>
-              <w:t>trikramam</w:t>
-            </w:r>
-            <w:proofErr w:type="spellEnd"/>
-            <w:r>
-              <w:rPr>
-                <w:rFonts w:cs="Arial"/>
-                <w:color w:val="000000"/>
-                <w:sz w:val="28"/>
-                <w:szCs w:val="28"/>
-              </w:rPr>
-              <w:t>)</w:t>
+              <w:t xml:space="preserve"> ‘A’ trikramam)</w:t>
             </w:r>
           </w:p>
         </w:tc>
       </w:tr>
     </w:tbl>
-    <w:p/>
+    <w:p>
+      <w:pPr>
+        <w:spacing w:before="0" w:line="240" w:lineRule="auto"/>
+        <w:jc w:val="center"/>
+        <w:rPr>
+          <w:rFonts w:cs="Arial"/>
+          <w:b/>
+          <w:bCs/>
+          <w:sz w:val="40"/>
+          <w:szCs w:val="40"/>
+        </w:rPr>
+      </w:pPr>
+      <w:r>
+        <w:rPr>
+          <w:rFonts w:cs="Arial"/>
+          <w:b/>
+          <w:bCs/>
+          <w:sz w:val="40"/>
+          <w:szCs w:val="40"/>
+        </w:rPr>
+        <w:t>=============</w:t>
+      </w:r>
+    </w:p>
     <w:sectPr>
       <w:headerReference w:type="even" r:id="rId7"/>
       <w:headerReference w:type="default" r:id="rId8"/>

--- a/TS-Kramam/TS-1.5/TS 1.5 Tamil Krama Paatam Corrections.docx
+++ b/TS-Kramam/TS-1.5/TS 1.5 Tamil Krama Paatam Corrections.docx
@@ -666,6 +666,866 @@
       </w:tr>
       <w:tr>
         <w:trPr>
+          <w:trHeight w:val="1405"/>
+        </w:trPr>
+        <w:tc>
+          <w:tcPr>
+            <w:tcW w:w="3764" w:type="dxa"/>
+            <w:tcBorders>
+              <w:top w:val="single" w:sz="4" w:space="0" w:color="000000"/>
+              <w:left w:val="single" w:sz="4" w:space="0" w:color="000000"/>
+              <w:bottom w:val="single" w:sz="4" w:space="0" w:color="000000"/>
+              <w:right w:val="single" w:sz="4" w:space="0" w:color="000000"/>
+            </w:tcBorders>
+          </w:tcPr>
+          <w:p>
+            <w:pPr>
+              <w:widowControl w:val="0"/>
+              <w:tabs>
+                <w:tab w:val="left" w:pos="993"/>
+              </w:tabs>
+              <w:autoSpaceDE w:val="0"/>
+              <w:autoSpaceDN w:val="0"/>
+              <w:adjustRightInd w:val="0"/>
+              <w:spacing w:before="0" w:line="240" w:lineRule="auto"/>
+              <w:rPr>
+                <w:rFonts w:eastAsia="Times New Roman" w:cs="Arial"/>
+                <w:b/>
+                <w:color w:val="EE0000"/>
+                <w:sz w:val="32"/>
+                <w:szCs w:val="32"/>
+                <w:lang w:val="en-IN" w:eastAsia="en-IN" w:bidi="ml-IN"/>
+              </w:rPr>
+            </w:pPr>
+            <w:r>
+              <w:rPr>
+                <w:rFonts w:eastAsia="Times New Roman" w:cs="Arial"/>
+                <w:b/>
+                <w:color w:val="EE0000"/>
+                <w:sz w:val="32"/>
+                <w:szCs w:val="32"/>
+                <w:lang w:val="en-IN" w:eastAsia="en-IN" w:bidi="ml-IN"/>
+              </w:rPr>
+              <w:t>T.S.1.5.5.1 - Kramam</w:t>
+            </w:r>
+          </w:p>
+          <w:p>
+            <w:pPr>
+              <w:widowControl w:val="0"/>
+              <w:autoSpaceDE w:val="0"/>
+              <w:autoSpaceDN w:val="0"/>
+              <w:adjustRightInd w:val="0"/>
+              <w:spacing w:before="0" w:line="240" w:lineRule="auto"/>
+              <w:rPr>
+                <w:rFonts w:cs="Arial"/>
+                <w:b/>
+                <w:bCs/>
+                <w:color w:val="EE0000"/>
+                <w:sz w:val="28"/>
+                <w:szCs w:val="36"/>
+                <w:lang w:val="en-IN" w:bidi="ml-IN"/>
+              </w:rPr>
+            </w:pPr>
+            <w:r>
+              <w:rPr>
+                <w:rFonts w:cs="Arial"/>
+                <w:b/>
+                <w:bCs/>
+                <w:color w:val="EE0000"/>
+                <w:sz w:val="28"/>
+                <w:szCs w:val="36"/>
+                <w:lang w:val="en-IN" w:bidi="ml-IN"/>
+              </w:rPr>
+              <w:t>Krama Vaakyam No. 41</w:t>
+            </w:r>
+          </w:p>
+          <w:p>
+            <w:pPr>
+              <w:widowControl w:val="0"/>
+              <w:tabs>
+                <w:tab w:val="left" w:pos="993"/>
+              </w:tabs>
+              <w:autoSpaceDE w:val="0"/>
+              <w:autoSpaceDN w:val="0"/>
+              <w:adjustRightInd w:val="0"/>
+              <w:spacing w:before="0" w:line="240" w:lineRule="auto"/>
+              <w:rPr>
+                <w:rFonts w:eastAsia="Times New Roman" w:cs="Arial"/>
+                <w:b/>
+                <w:color w:val="EE0000"/>
+                <w:sz w:val="32"/>
+                <w:szCs w:val="32"/>
+                <w:lang w:val="it-IT" w:eastAsia="en-IN" w:bidi="ml-IN"/>
+              </w:rPr>
+            </w:pPr>
+            <w:r>
+              <w:rPr>
+                <w:rFonts w:cs="Arial"/>
+                <w:b/>
+                <w:bCs/>
+                <w:color w:val="EE0000"/>
+                <w:sz w:val="28"/>
+                <w:szCs w:val="36"/>
+                <w:lang w:val="it-IT" w:bidi="ml-IN"/>
+              </w:rPr>
+              <w:t>Panchaati No. 17</w:t>
+            </w:r>
+          </w:p>
+        </w:tc>
+        <w:tc>
+          <w:tcPr>
+            <w:tcW w:w="5102" w:type="dxa"/>
+            <w:tcBorders>
+              <w:top w:val="single" w:sz="4" w:space="0" w:color="000000"/>
+              <w:left w:val="single" w:sz="4" w:space="0" w:color="000000"/>
+              <w:bottom w:val="single" w:sz="4" w:space="0" w:color="000000"/>
+              <w:right w:val="single" w:sz="4" w:space="0" w:color="000000"/>
+            </w:tcBorders>
+          </w:tcPr>
+          <w:p>
+            <w:pPr>
+              <w:widowControl w:val="0"/>
+              <w:autoSpaceDE w:val="0"/>
+              <w:autoSpaceDN w:val="0"/>
+              <w:adjustRightInd w:val="0"/>
+              <w:spacing w:before="0" w:line="240" w:lineRule="auto"/>
+              <w:rPr>
+                <w:rFonts w:ascii="BRH Malayalam Extra" w:hAnsi="BRH Malayalam Extra" w:cs="BRH Malayalam Extra"/>
+                <w:color w:val="EE0000"/>
+                <w:sz w:val="40"/>
+                <w:szCs w:val="40"/>
+                <w:lang w:val="it-IT"/>
+              </w:rPr>
+            </w:pPr>
+            <w:r>
+              <w:rPr>
+                <w:rFonts w:ascii="Latha" w:hAnsi="Latha" w:cs="Latha"/>
+                <w:color w:val="EE0000"/>
+                <w:sz w:val="28"/>
+                <w:szCs w:val="28"/>
+                <w:cs/>
+                <w:lang w:bidi="ta-IN"/>
+              </w:rPr>
+              <w:t>யஜி</w:t>
+            </w:r>
+            <w:r>
+              <w:rPr>
+                <w:rFonts w:ascii="BRH Tamil Tab Extra" w:hAnsi="BRH Tamil Tab Extra" w:cs="Latha"/>
+                <w:b/>
+                <w:color w:val="EE0000"/>
+                <w:sz w:val="36"/>
+                <w:szCs w:val="28"/>
+                <w:lang w:val="it-IT" w:bidi="ta-IN"/>
+              </w:rPr>
+              <w:t>†</w:t>
+            </w:r>
+            <w:r>
+              <w:rPr>
+                <w:rFonts w:ascii="Latha" w:hAnsi="Latha" w:cs="Latha"/>
+                <w:color w:val="EE0000"/>
+                <w:sz w:val="28"/>
+                <w:szCs w:val="28"/>
+                <w:cs/>
+                <w:lang w:bidi="ta-IN"/>
+              </w:rPr>
+              <w:t>ஷ்டோ</w:t>
+            </w:r>
+            <w:r>
+              <w:rPr>
+                <w:rFonts w:ascii="Latha" w:hAnsi="Latha" w:cs="Latha"/>
+                <w:b/>
+                <w:bCs/>
+                <w:color w:val="EE0000"/>
+                <w:position w:val="-12"/>
+                <w:sz w:val="28"/>
+                <w:szCs w:val="28"/>
+                <w:cs/>
+                <w:lang w:bidi="ta-IN"/>
+              </w:rPr>
+              <w:t>2</w:t>
+            </w:r>
+            <w:r>
+              <w:rPr>
+                <w:rFonts w:ascii="Latha" w:hAnsi="Latha" w:cs="Latha"/>
+                <w:color w:val="EE0000"/>
+                <w:sz w:val="28"/>
+                <w:szCs w:val="28"/>
+                <w:cs/>
+                <w:lang w:bidi="ta-IN"/>
+              </w:rPr>
+              <w:t xml:space="preserve"> அத்</w:t>
+            </w:r>
+            <w:r>
+              <w:rPr>
+                <w:rFonts w:ascii="Latha" w:hAnsi="Latha" w:cs="Latha"/>
+                <w:b/>
+                <w:bCs/>
+                <w:color w:val="EE0000"/>
+                <w:position w:val="-12"/>
+                <w:sz w:val="28"/>
+                <w:szCs w:val="28"/>
+                <w:cs/>
+                <w:lang w:bidi="ta-IN"/>
+              </w:rPr>
+              <w:t>3</w:t>
+            </w:r>
+            <w:r>
+              <w:rPr>
+                <w:rFonts w:ascii="Latha" w:hAnsi="Latha" w:cs="Latha"/>
+                <w:color w:val="EE0000"/>
+                <w:sz w:val="28"/>
+                <w:szCs w:val="28"/>
+                <w:cs/>
+                <w:lang w:bidi="ta-IN"/>
+              </w:rPr>
+              <w:t>த்</w:t>
+            </w:r>
+            <w:r>
+              <w:rPr>
+                <w:rFonts w:ascii="Latha" w:hAnsi="Latha" w:cs="Latha"/>
+                <w:b/>
+                <w:bCs/>
+                <w:color w:val="EE0000"/>
+                <w:position w:val="-12"/>
+                <w:sz w:val="28"/>
+                <w:szCs w:val="28"/>
+                <w:cs/>
+                <w:lang w:bidi="ta-IN"/>
+              </w:rPr>
+              <w:t>4</w:t>
+            </w:r>
+            <w:r>
+              <w:rPr>
+                <w:rFonts w:ascii="Latha" w:hAnsi="Latha" w:cs="Latha"/>
+                <w:color w:val="EE0000"/>
+                <w:sz w:val="28"/>
+                <w:szCs w:val="28"/>
+                <w:cs/>
+                <w:lang w:bidi="ta-IN"/>
+              </w:rPr>
+              <w:t>வ</w:t>
+            </w:r>
+            <w:r>
+              <w:rPr>
+                <w:rFonts w:ascii="BRH Tamil Tab Extra" w:hAnsi="BRH Tamil Tab Extra" w:cs="Latha"/>
+                <w:b/>
+                <w:color w:val="EE0000"/>
+                <w:sz w:val="32"/>
+                <w:szCs w:val="28"/>
+                <w:lang w:val="it-IT" w:bidi="ta-IN"/>
+              </w:rPr>
+              <w:t>…</w:t>
+            </w:r>
+            <w:r>
+              <w:rPr>
+                <w:rFonts w:ascii="Latha" w:hAnsi="Latha" w:cs="Latha"/>
+                <w:color w:val="EE0000"/>
+                <w:sz w:val="28"/>
+                <w:szCs w:val="28"/>
+                <w:cs/>
+                <w:lang w:bidi="ta-IN"/>
+              </w:rPr>
+              <w:t>ரேஷு</w:t>
+            </w:r>
+            <w:r>
+              <w:rPr>
+                <w:rFonts w:ascii="BRH Tamil Tab Extra" w:hAnsi="BRH Tamil Tab Extra" w:cs="Latha"/>
+                <w:b/>
+                <w:color w:val="EE0000"/>
+                <w:sz w:val="36"/>
+                <w:szCs w:val="28"/>
+                <w:lang w:val="it-IT" w:bidi="ta-IN"/>
+              </w:rPr>
+              <w:t>†</w:t>
+            </w:r>
+            <w:r>
+              <w:rPr>
+                <w:rFonts w:ascii="Latha" w:hAnsi="Latha" w:cs="Latha"/>
+                <w:color w:val="EE0000"/>
+                <w:sz w:val="28"/>
+                <w:szCs w:val="28"/>
+                <w:lang w:val="it-IT" w:bidi="ta-IN"/>
+              </w:rPr>
+              <w:t xml:space="preserve"> | </w:t>
+            </w:r>
+            <w:r>
+              <w:rPr>
+                <w:rFonts w:ascii="Latha" w:hAnsi="Latha" w:cs="Latha"/>
+                <w:color w:val="EE0000"/>
+                <w:sz w:val="28"/>
+                <w:szCs w:val="28"/>
+                <w:cs/>
+                <w:lang w:bidi="ta-IN"/>
+              </w:rPr>
+              <w:t>அ</w:t>
+            </w:r>
+            <w:r>
+              <w:rPr>
+                <w:rFonts w:ascii="BRH Tamil Tab Extra" w:hAnsi="BRH Tamil Tab Extra" w:cs="Latha"/>
+                <w:b/>
+                <w:color w:val="EE0000"/>
+                <w:sz w:val="32"/>
+                <w:szCs w:val="28"/>
+                <w:lang w:val="it-IT" w:bidi="ta-IN"/>
+              </w:rPr>
+              <w:t>…</w:t>
+            </w:r>
+            <w:r>
+              <w:rPr>
+                <w:rFonts w:ascii="Latha" w:hAnsi="Latha" w:cs="Latha"/>
+                <w:color w:val="EE0000"/>
+                <w:sz w:val="28"/>
+                <w:szCs w:val="28"/>
+                <w:cs/>
+                <w:lang w:bidi="ta-IN"/>
+              </w:rPr>
+              <w:t>த்</w:t>
+            </w:r>
+            <w:r>
+              <w:rPr>
+                <w:rFonts w:ascii="Latha" w:hAnsi="Latha" w:cs="Latha"/>
+                <w:b/>
+                <w:bCs/>
+                <w:color w:val="EE0000"/>
+                <w:position w:val="-12"/>
+                <w:sz w:val="28"/>
+                <w:szCs w:val="28"/>
+                <w:cs/>
+                <w:lang w:bidi="ta-IN"/>
+              </w:rPr>
+              <w:t>3</w:t>
+            </w:r>
+            <w:r>
+              <w:rPr>
+                <w:rFonts w:ascii="Latha" w:hAnsi="Latha" w:cs="Latha"/>
+                <w:color w:val="EE0000"/>
+                <w:sz w:val="28"/>
+                <w:szCs w:val="28"/>
+                <w:cs/>
+                <w:lang w:bidi="ta-IN"/>
+              </w:rPr>
+              <w:t>த்</w:t>
+            </w:r>
+            <w:r>
+              <w:rPr>
+                <w:rFonts w:ascii="Latha" w:hAnsi="Latha" w:cs="Latha"/>
+                <w:b/>
+                <w:bCs/>
+                <w:color w:val="EE0000"/>
+                <w:position w:val="-12"/>
+                <w:sz w:val="28"/>
+                <w:szCs w:val="28"/>
+                <w:cs/>
+                <w:lang w:bidi="ta-IN"/>
+              </w:rPr>
+              <w:t>4</w:t>
+            </w:r>
+            <w:r>
+              <w:rPr>
+                <w:rFonts w:ascii="Latha" w:hAnsi="Latha" w:cs="Latha"/>
+                <w:color w:val="EE0000"/>
+                <w:sz w:val="28"/>
+                <w:szCs w:val="28"/>
+                <w:cs/>
+                <w:lang w:bidi="ta-IN"/>
+              </w:rPr>
+              <w:t>வ</w:t>
+            </w:r>
+            <w:r>
+              <w:rPr>
+                <w:rFonts w:ascii="BRH Tamil Tab Extra" w:hAnsi="BRH Tamil Tab Extra" w:cs="Latha"/>
+                <w:b/>
+                <w:color w:val="EE0000"/>
+                <w:sz w:val="32"/>
+                <w:szCs w:val="28"/>
+                <w:lang w:val="it-IT" w:bidi="ta-IN"/>
+              </w:rPr>
+              <w:t>…</w:t>
+            </w:r>
+            <w:r>
+              <w:rPr>
+                <w:rFonts w:ascii="Latha" w:hAnsi="Latha" w:cs="Latha"/>
+                <w:color w:val="EE0000"/>
+                <w:sz w:val="28"/>
+                <w:szCs w:val="28"/>
+                <w:cs/>
+                <w:lang w:bidi="ta-IN"/>
+              </w:rPr>
+              <w:t>ரேஷ்</w:t>
+            </w:r>
+            <w:r>
+              <w:rPr>
+                <w:rFonts w:ascii="Latha" w:hAnsi="Latha" w:cs="Latha"/>
+                <w:color w:val="EE0000"/>
+                <w:sz w:val="28"/>
+                <w:szCs w:val="28"/>
+                <w:highlight w:val="yellow"/>
+                <w:cs/>
+                <w:lang w:bidi="ta-IN"/>
+              </w:rPr>
+              <w:t>டீ</w:t>
+            </w:r>
+            <w:r>
+              <w:rPr>
+                <w:rFonts w:ascii="Latha" w:hAnsi="Latha" w:cs="Latha"/>
+                <w:color w:val="EE0000"/>
+                <w:sz w:val="28"/>
+                <w:szCs w:val="28"/>
+                <w:cs/>
+                <w:lang w:bidi="ta-IN"/>
+              </w:rPr>
+              <w:t>ட்</w:t>
+            </w:r>
+            <w:r>
+              <w:rPr>
+                <w:rFonts w:ascii="Latha" w:hAnsi="Latha" w:cs="Latha"/>
+                <w:b/>
+                <w:bCs/>
+                <w:color w:val="EE0000"/>
+                <w:position w:val="-12"/>
+                <w:sz w:val="28"/>
+                <w:szCs w:val="28"/>
+                <w:cs/>
+                <w:lang w:bidi="ta-IN"/>
+              </w:rPr>
+              <w:t>3</w:t>
+            </w:r>
+            <w:r>
+              <w:rPr>
+                <w:rFonts w:ascii="Latha" w:hAnsi="Latha" w:cs="Latha"/>
+                <w:color w:val="EE0000"/>
+                <w:sz w:val="28"/>
+                <w:szCs w:val="28"/>
+                <w:cs/>
+                <w:lang w:bidi="ta-IN"/>
+              </w:rPr>
+              <w:t>‍ய</w:t>
+            </w:r>
+            <w:r>
+              <w:rPr>
+                <w:rFonts w:ascii="BRH Tamil Tab Extra" w:hAnsi="BRH Tamil Tab Extra" w:cs="Latha"/>
+                <w:b/>
+                <w:color w:val="EE0000"/>
+                <w:sz w:val="36"/>
+                <w:szCs w:val="28"/>
+                <w:lang w:val="it-IT" w:bidi="ta-IN"/>
+              </w:rPr>
+              <w:t>†</w:t>
+            </w:r>
+            <w:r>
+              <w:rPr>
+                <w:rFonts w:ascii="Latha" w:hAnsi="Latha" w:cs="Latha"/>
+                <w:b/>
+                <w:bCs/>
+                <w:color w:val="EE0000"/>
+                <w:sz w:val="32"/>
+                <w:szCs w:val="32"/>
+                <w:cs/>
+                <w:lang w:bidi="ta-IN"/>
+              </w:rPr>
+              <w:t>:</w:t>
+            </w:r>
+            <w:r>
+              <w:rPr>
+                <w:rFonts w:ascii="Latha" w:hAnsi="Latha" w:cs="Latha"/>
+                <w:color w:val="EE0000"/>
+                <w:sz w:val="28"/>
+                <w:szCs w:val="28"/>
+                <w:cs/>
+                <w:lang w:bidi="ta-IN"/>
+              </w:rPr>
+              <w:t xml:space="preserve"> </w:t>
+            </w:r>
+            <w:r>
+              <w:rPr>
+                <w:rFonts w:ascii="Latha" w:hAnsi="Latha" w:cs="Latha"/>
+                <w:color w:val="EE0000"/>
+                <w:sz w:val="28"/>
+                <w:szCs w:val="28"/>
+                <w:lang w:val="it-IT" w:bidi="ta-IN"/>
+              </w:rPr>
+              <w:t>|</w:t>
+            </w:r>
+          </w:p>
+        </w:tc>
+        <w:tc>
+          <w:tcPr>
+            <w:tcW w:w="5103" w:type="dxa"/>
+            <w:tcBorders>
+              <w:top w:val="single" w:sz="4" w:space="0" w:color="000000"/>
+              <w:left w:val="single" w:sz="4" w:space="0" w:color="000000"/>
+              <w:bottom w:val="single" w:sz="4" w:space="0" w:color="000000"/>
+              <w:right w:val="single" w:sz="4" w:space="0" w:color="000000"/>
+            </w:tcBorders>
+          </w:tcPr>
+          <w:p>
+            <w:pPr>
+              <w:autoSpaceDE w:val="0"/>
+              <w:autoSpaceDN w:val="0"/>
+              <w:adjustRightInd w:val="0"/>
+              <w:spacing w:before="0" w:line="240" w:lineRule="auto"/>
+              <w:rPr>
+                <w:rFonts w:ascii="BRH Malayalam Extra" w:hAnsi="BRH Malayalam Extra" w:cs="BRH Malayalam Extra"/>
+                <w:color w:val="EE0000"/>
+                <w:sz w:val="40"/>
+                <w:szCs w:val="40"/>
+                <w:lang w:val="it-IT"/>
+              </w:rPr>
+            </w:pPr>
+            <w:r>
+              <w:rPr>
+                <w:rFonts w:ascii="Latha" w:hAnsi="Latha" w:cs="Latha"/>
+                <w:color w:val="EE0000"/>
+                <w:sz w:val="28"/>
+                <w:szCs w:val="28"/>
+                <w:cs/>
+                <w:lang w:bidi="ta-IN"/>
+              </w:rPr>
+              <w:t>யஜி</w:t>
+            </w:r>
+            <w:r>
+              <w:rPr>
+                <w:rFonts w:ascii="BRH Tamil Tab Extra" w:hAnsi="BRH Tamil Tab Extra" w:cs="Latha"/>
+                <w:b/>
+                <w:color w:val="EE0000"/>
+                <w:sz w:val="36"/>
+                <w:szCs w:val="28"/>
+                <w:lang w:val="it-IT" w:bidi="ta-IN"/>
+              </w:rPr>
+              <w:t>†</w:t>
+            </w:r>
+            <w:r>
+              <w:rPr>
+                <w:rFonts w:ascii="Latha" w:hAnsi="Latha" w:cs="Latha"/>
+                <w:color w:val="EE0000"/>
+                <w:sz w:val="28"/>
+                <w:szCs w:val="28"/>
+                <w:cs/>
+                <w:lang w:bidi="ta-IN"/>
+              </w:rPr>
+              <w:t>ஷ்டோ</w:t>
+            </w:r>
+            <w:r>
+              <w:rPr>
+                <w:rFonts w:ascii="Latha" w:hAnsi="Latha" w:cs="Latha"/>
+                <w:b/>
+                <w:bCs/>
+                <w:color w:val="EE0000"/>
+                <w:position w:val="-12"/>
+                <w:sz w:val="28"/>
+                <w:szCs w:val="28"/>
+                <w:cs/>
+                <w:lang w:bidi="ta-IN"/>
+              </w:rPr>
+              <w:t>2</w:t>
+            </w:r>
+            <w:r>
+              <w:rPr>
+                <w:rFonts w:ascii="Latha" w:hAnsi="Latha" w:cs="Latha"/>
+                <w:color w:val="EE0000"/>
+                <w:sz w:val="28"/>
+                <w:szCs w:val="28"/>
+                <w:cs/>
+                <w:lang w:bidi="ta-IN"/>
+              </w:rPr>
+              <w:t xml:space="preserve"> அத்</w:t>
+            </w:r>
+            <w:r>
+              <w:rPr>
+                <w:rFonts w:ascii="Latha" w:hAnsi="Latha" w:cs="Latha"/>
+                <w:b/>
+                <w:bCs/>
+                <w:color w:val="EE0000"/>
+                <w:position w:val="-12"/>
+                <w:sz w:val="28"/>
+                <w:szCs w:val="28"/>
+                <w:cs/>
+                <w:lang w:bidi="ta-IN"/>
+              </w:rPr>
+              <w:t>3</w:t>
+            </w:r>
+            <w:r>
+              <w:rPr>
+                <w:rFonts w:ascii="Latha" w:hAnsi="Latha" w:cs="Latha"/>
+                <w:color w:val="EE0000"/>
+                <w:sz w:val="28"/>
+                <w:szCs w:val="28"/>
+                <w:cs/>
+                <w:lang w:bidi="ta-IN"/>
+              </w:rPr>
+              <w:t>த்</w:t>
+            </w:r>
+            <w:r>
+              <w:rPr>
+                <w:rFonts w:ascii="Latha" w:hAnsi="Latha" w:cs="Latha"/>
+                <w:b/>
+                <w:bCs/>
+                <w:color w:val="EE0000"/>
+                <w:position w:val="-12"/>
+                <w:sz w:val="28"/>
+                <w:szCs w:val="28"/>
+                <w:cs/>
+                <w:lang w:bidi="ta-IN"/>
+              </w:rPr>
+              <w:t>4</w:t>
+            </w:r>
+            <w:r>
+              <w:rPr>
+                <w:rFonts w:ascii="Latha" w:hAnsi="Latha" w:cs="Latha"/>
+                <w:color w:val="EE0000"/>
+                <w:sz w:val="28"/>
+                <w:szCs w:val="28"/>
+                <w:cs/>
+                <w:lang w:bidi="ta-IN"/>
+              </w:rPr>
+              <w:t>வ</w:t>
+            </w:r>
+            <w:r>
+              <w:rPr>
+                <w:rFonts w:ascii="BRH Tamil Tab Extra" w:hAnsi="BRH Tamil Tab Extra" w:cs="Latha"/>
+                <w:b/>
+                <w:color w:val="EE0000"/>
+                <w:sz w:val="32"/>
+                <w:szCs w:val="28"/>
+                <w:lang w:val="it-IT" w:bidi="ta-IN"/>
+              </w:rPr>
+              <w:t>…</w:t>
+            </w:r>
+            <w:r>
+              <w:rPr>
+                <w:rFonts w:ascii="Latha" w:hAnsi="Latha" w:cs="Latha"/>
+                <w:color w:val="EE0000"/>
+                <w:sz w:val="28"/>
+                <w:szCs w:val="28"/>
+                <w:cs/>
+                <w:lang w:bidi="ta-IN"/>
+              </w:rPr>
+              <w:t>ரேஷு</w:t>
+            </w:r>
+            <w:r>
+              <w:rPr>
+                <w:rFonts w:ascii="BRH Tamil Tab Extra" w:hAnsi="BRH Tamil Tab Extra" w:cs="Latha"/>
+                <w:b/>
+                <w:color w:val="EE0000"/>
+                <w:sz w:val="36"/>
+                <w:szCs w:val="28"/>
+                <w:lang w:val="it-IT" w:bidi="ta-IN"/>
+              </w:rPr>
+              <w:t>†</w:t>
+            </w:r>
+            <w:r>
+              <w:rPr>
+                <w:rFonts w:ascii="Latha" w:hAnsi="Latha" w:cs="Latha"/>
+                <w:color w:val="EE0000"/>
+                <w:sz w:val="28"/>
+                <w:szCs w:val="28"/>
+                <w:lang w:val="it-IT" w:bidi="ta-IN"/>
+              </w:rPr>
+              <w:t xml:space="preserve"> | </w:t>
+            </w:r>
+            <w:r>
+              <w:rPr>
+                <w:rFonts w:ascii="Latha" w:hAnsi="Latha" w:cs="Latha"/>
+                <w:color w:val="EE0000"/>
+                <w:sz w:val="28"/>
+                <w:szCs w:val="28"/>
+                <w:cs/>
+                <w:lang w:bidi="ta-IN"/>
+              </w:rPr>
+              <w:t>அ</w:t>
+            </w:r>
+            <w:r>
+              <w:rPr>
+                <w:rFonts w:ascii="BRH Tamil Tab Extra" w:hAnsi="BRH Tamil Tab Extra" w:cs="Latha"/>
+                <w:b/>
+                <w:color w:val="EE0000"/>
+                <w:sz w:val="32"/>
+                <w:szCs w:val="28"/>
+                <w:lang w:val="it-IT" w:bidi="ta-IN"/>
+              </w:rPr>
+              <w:t>…</w:t>
+            </w:r>
+            <w:r>
+              <w:rPr>
+                <w:rFonts w:ascii="Latha" w:hAnsi="Latha" w:cs="Latha"/>
+                <w:color w:val="EE0000"/>
+                <w:sz w:val="28"/>
+                <w:szCs w:val="28"/>
+                <w:cs/>
+                <w:lang w:bidi="ta-IN"/>
+              </w:rPr>
+              <w:t>த்</w:t>
+            </w:r>
+            <w:r>
+              <w:rPr>
+                <w:rFonts w:ascii="Latha" w:hAnsi="Latha" w:cs="Latha"/>
+                <w:b/>
+                <w:bCs/>
+                <w:color w:val="EE0000"/>
+                <w:position w:val="-12"/>
+                <w:sz w:val="28"/>
+                <w:szCs w:val="28"/>
+                <w:cs/>
+                <w:lang w:bidi="ta-IN"/>
+              </w:rPr>
+              <w:t>3</w:t>
+            </w:r>
+            <w:r>
+              <w:rPr>
+                <w:rFonts w:ascii="Latha" w:hAnsi="Latha" w:cs="Latha"/>
+                <w:color w:val="EE0000"/>
+                <w:sz w:val="28"/>
+                <w:szCs w:val="28"/>
+                <w:cs/>
+                <w:lang w:bidi="ta-IN"/>
+              </w:rPr>
+              <w:t>த்</w:t>
+            </w:r>
+            <w:r>
+              <w:rPr>
+                <w:rFonts w:ascii="Latha" w:hAnsi="Latha" w:cs="Latha"/>
+                <w:b/>
+                <w:bCs/>
+                <w:color w:val="EE0000"/>
+                <w:position w:val="-12"/>
+                <w:sz w:val="28"/>
+                <w:szCs w:val="28"/>
+                <w:cs/>
+                <w:lang w:bidi="ta-IN"/>
+              </w:rPr>
+              <w:t>4</w:t>
+            </w:r>
+            <w:r>
+              <w:rPr>
+                <w:rFonts w:ascii="Latha" w:hAnsi="Latha" w:cs="Latha"/>
+                <w:color w:val="EE0000"/>
+                <w:sz w:val="28"/>
+                <w:szCs w:val="28"/>
+                <w:cs/>
+                <w:lang w:bidi="ta-IN"/>
+              </w:rPr>
+              <w:t>வ</w:t>
+            </w:r>
+            <w:r>
+              <w:rPr>
+                <w:rFonts w:ascii="BRH Tamil Tab Extra" w:hAnsi="BRH Tamil Tab Extra" w:cs="Latha"/>
+                <w:b/>
+                <w:color w:val="EE0000"/>
+                <w:sz w:val="32"/>
+                <w:szCs w:val="28"/>
+                <w:lang w:val="it-IT" w:bidi="ta-IN"/>
+              </w:rPr>
+              <w:t>…</w:t>
+            </w:r>
+            <w:r>
+              <w:rPr>
+                <w:rFonts w:ascii="Latha" w:hAnsi="Latha" w:cs="Latha"/>
+                <w:color w:val="EE0000"/>
+                <w:sz w:val="28"/>
+                <w:szCs w:val="28"/>
+                <w:cs/>
+                <w:lang w:bidi="ta-IN"/>
+              </w:rPr>
+              <w:t>ரேஷ்</w:t>
+            </w:r>
+            <w:r>
+              <w:rPr>
+                <w:rFonts w:ascii="Latha" w:hAnsi="Latha" w:cs="Latha" w:hint="cs"/>
+                <w:color w:val="EE0000"/>
+                <w:sz w:val="28"/>
+                <w:szCs w:val="28"/>
+                <w:highlight w:val="green"/>
+                <w:cs/>
+                <w:lang w:bidi="ta-IN"/>
+              </w:rPr>
+              <w:t>வீ</w:t>
+            </w:r>
+            <w:r>
+              <w:rPr>
+                <w:rFonts w:ascii="Latha" w:hAnsi="Latha" w:cs="Latha"/>
+                <w:color w:val="EE0000"/>
+                <w:sz w:val="28"/>
+                <w:szCs w:val="28"/>
+                <w:cs/>
+                <w:lang w:bidi="ta-IN"/>
+              </w:rPr>
+              <w:t>ட்</w:t>
+            </w:r>
+            <w:r>
+              <w:rPr>
+                <w:rFonts w:ascii="Latha" w:hAnsi="Latha" w:cs="Latha"/>
+                <w:b/>
+                <w:bCs/>
+                <w:color w:val="EE0000"/>
+                <w:position w:val="-12"/>
+                <w:sz w:val="28"/>
+                <w:szCs w:val="28"/>
+                <w:cs/>
+                <w:lang w:bidi="ta-IN"/>
+              </w:rPr>
+              <w:t>3</w:t>
+            </w:r>
+            <w:r>
+              <w:rPr>
+                <w:rFonts w:ascii="Latha" w:hAnsi="Latha" w:cs="Latha"/>
+                <w:color w:val="EE0000"/>
+                <w:sz w:val="28"/>
+                <w:szCs w:val="28"/>
+                <w:cs/>
+                <w:lang w:bidi="ta-IN"/>
+              </w:rPr>
+              <w:t>‍ய</w:t>
+            </w:r>
+            <w:r>
+              <w:rPr>
+                <w:rFonts w:ascii="BRH Tamil Tab Extra" w:hAnsi="BRH Tamil Tab Extra" w:cs="Latha"/>
+                <w:b/>
+                <w:color w:val="EE0000"/>
+                <w:sz w:val="36"/>
+                <w:szCs w:val="28"/>
+                <w:lang w:val="it-IT" w:bidi="ta-IN"/>
+              </w:rPr>
+              <w:t>†</w:t>
+            </w:r>
+            <w:r>
+              <w:rPr>
+                <w:rFonts w:ascii="Latha" w:hAnsi="Latha" w:cs="Latha"/>
+                <w:b/>
+                <w:bCs/>
+                <w:color w:val="EE0000"/>
+                <w:sz w:val="32"/>
+                <w:szCs w:val="32"/>
+                <w:cs/>
+                <w:lang w:bidi="ta-IN"/>
+              </w:rPr>
+              <w:t>:</w:t>
+            </w:r>
+            <w:r>
+              <w:rPr>
+                <w:rFonts w:ascii="Latha" w:hAnsi="Latha" w:cs="Latha"/>
+                <w:color w:val="EE0000"/>
+                <w:sz w:val="28"/>
+                <w:szCs w:val="28"/>
+                <w:cs/>
+                <w:lang w:bidi="ta-IN"/>
+              </w:rPr>
+              <w:t xml:space="preserve"> </w:t>
+            </w:r>
+            <w:r>
+              <w:rPr>
+                <w:rFonts w:ascii="Latha" w:hAnsi="Latha" w:cs="Latha"/>
+                <w:color w:val="EE0000"/>
+                <w:sz w:val="28"/>
+                <w:szCs w:val="28"/>
+                <w:lang w:val="it-IT" w:bidi="ta-IN"/>
+              </w:rPr>
+              <w:t>|</w:t>
+            </w:r>
+          </w:p>
+        </w:tc>
+      </w:tr>
+      <w:tr>
+        <w:trPr>
           <w:trHeight w:val="1105"/>
         </w:trPr>
         <w:tc>
@@ -2682,7 +3542,6 @@
           <w:szCs w:val="32"/>
           <w:u w:val="single"/>
         </w:rPr>
-        <w:lastRenderedPageBreak/>
         <w:t xml:space="preserve">TS </w:t>
       </w:r>
       <w:r>
@@ -5656,6 +6515,7 @@
                 <w:szCs w:val="32"/>
                 <w:lang w:val="en-IN" w:eastAsia="en-IN" w:bidi="ml-IN"/>
               </w:rPr>
+              <w:lastRenderedPageBreak/>
               <w:t>T.S.1.5.</w:t>
             </w:r>
             <w:r>
@@ -6215,7 +7075,6 @@
                 <w:szCs w:val="32"/>
                 <w:lang w:val="en-IN" w:eastAsia="en-IN" w:bidi="ml-IN"/>
               </w:rPr>
-              <w:lastRenderedPageBreak/>
               <w:t>T.S.1.5.</w:t>
             </w:r>
             <w:r>
@@ -8457,6 +9316,7 @@
                 <w:szCs w:val="32"/>
                 <w:lang w:val="en-IN" w:eastAsia="en-IN" w:bidi="ml-IN"/>
               </w:rPr>
+              <w:lastRenderedPageBreak/>
               <w:t>T.S.1.5.</w:t>
             </w:r>
             <w:r>
@@ -8900,7 +9760,6 @@
                 <w:cs/>
                 <w:lang w:bidi="ta-IN"/>
               </w:rPr>
-              <w:lastRenderedPageBreak/>
               <w:t>ம</w:t>
             </w:r>
             <w:r>
@@ -9028,7 +9887,6 @@
                 <w:cs/>
                 <w:lang w:bidi="ta-IN"/>
               </w:rPr>
-              <w:lastRenderedPageBreak/>
               <w:t>ஸு</w:t>
             </w:r>
             <w:r>
@@ -9327,7 +10185,6 @@
                 <w:cs/>
                 <w:lang w:bidi="ta-IN"/>
               </w:rPr>
-              <w:lastRenderedPageBreak/>
               <w:t>ம</w:t>
             </w:r>
             <w:r>
@@ -9464,7 +10321,6 @@
                 <w:szCs w:val="32"/>
                 <w:lang w:val="en-IN" w:eastAsia="en-IN" w:bidi="ml-IN"/>
               </w:rPr>
-              <w:lastRenderedPageBreak/>
               <w:t>T.S.1.5.</w:t>
             </w:r>
             <w:r>
@@ -11138,6 +11994,7 @@
                 <w:szCs w:val="32"/>
                 <w:lang w:val="en-IN" w:eastAsia="en-IN" w:bidi="ml-IN"/>
               </w:rPr>
+              <w:lastRenderedPageBreak/>
               <w:t>T.S.1.5.2.4 - Kramam</w:t>
             </w:r>
           </w:p>
@@ -11980,7 +12837,6 @@
                 <w:szCs w:val="32"/>
                 <w:lang w:val="en-IN" w:eastAsia="en-IN" w:bidi="ml-IN"/>
               </w:rPr>
-              <w:lastRenderedPageBreak/>
               <w:t>T.S.1.5.</w:t>
             </w:r>
             <w:r>
@@ -14650,6 +15506,7 @@
                 <w:szCs w:val="32"/>
                 <w:lang w:val="en-IN" w:eastAsia="en-IN" w:bidi="ml-IN"/>
               </w:rPr>
+              <w:lastRenderedPageBreak/>
               <w:t>T.S.1.5.11.4 - Kramam</w:t>
             </w:r>
           </w:p>
@@ -15404,7 +16261,6 @@
                 <w:szCs w:val="32"/>
                 <w:lang w:val="en-IN" w:eastAsia="en-IN" w:bidi="ml-IN"/>
               </w:rPr>
-              <w:lastRenderedPageBreak/>
               <w:t>T.S.1.5.11.4 - Kramam</w:t>
             </w:r>
           </w:p>
@@ -16801,6 +17657,7 @@
                 <w:cs/>
                 <w:lang w:bidi="ta-IN"/>
               </w:rPr>
+              <w:lastRenderedPageBreak/>
               <w:t>ப்</w:t>
             </w:r>
             <w:r>
@@ -17239,7 +18096,6 @@
                 <w:szCs w:val="28"/>
                 <w:lang w:val="it-IT" w:eastAsia="en-IN" w:bidi="ml-IN"/>
               </w:rPr>
-              <w:lastRenderedPageBreak/>
               <w:t>T.S.1.5.2.4 - Kramam</w:t>
             </w:r>
           </w:p>
@@ -23739,8 +24595,9 @@
                 <w:szCs w:val="28"/>
                 <w:lang w:bidi="ml-IN"/>
               </w:rPr>
-              <w:t>(tri kramam</w:t>
-            </w:r>
+              <w:t>(</w:t>
+            </w:r>
+            <w:proofErr w:type="gramStart"/>
             <w:r>
               <w:rPr>
                 <w:rFonts w:cs="Arial"/>
@@ -23749,8 +24606,9 @@
                 <w:szCs w:val="28"/>
                 <w:lang w:bidi="ml-IN"/>
               </w:rPr>
-              <w:t xml:space="preserve"> indicat</w:t>
-            </w:r>
+              <w:t>tri</w:t>
+            </w:r>
+            <w:proofErr w:type="gramEnd"/>
             <w:r>
               <w:rPr>
                 <w:rFonts w:cs="Arial"/>
@@ -23759,7 +24617,7 @@
                 <w:szCs w:val="28"/>
                 <w:lang w:bidi="ml-IN"/>
               </w:rPr>
-              <w:t xml:space="preserve">ion not given/missed </w:t>
+              <w:t xml:space="preserve"> kramam</w:t>
             </w:r>
             <w:r>
               <w:rPr>
@@ -23769,7 +24627,37 @@
                 <w:szCs w:val="28"/>
                 <w:lang w:bidi="ml-IN"/>
               </w:rPr>
+              <w:t xml:space="preserve"> indicat</w:t>
+            </w:r>
+            <w:r>
+              <w:rPr>
+                <w:rFonts w:cs="Arial"/>
+                <w:color w:val="000000"/>
+                <w:sz w:val="28"/>
+                <w:szCs w:val="28"/>
+                <w:lang w:bidi="ml-IN"/>
+              </w:rPr>
+              <w:t xml:space="preserve">ion not given/missed </w:t>
+            </w:r>
+            <w:r>
+              <w:rPr>
+                <w:rFonts w:cs="Arial"/>
+                <w:color w:val="000000"/>
+                <w:sz w:val="28"/>
+                <w:szCs w:val="28"/>
+                <w:lang w:bidi="ml-IN"/>
+              </w:rPr>
               <w:br/>
+            </w:r>
+            <w:proofErr w:type="gramStart"/>
+            <w:r>
+              <w:rPr>
+                <w:rFonts w:cs="Arial"/>
+                <w:color w:val="000000"/>
+                <w:sz w:val="28"/>
+                <w:szCs w:val="28"/>
+                <w:lang w:bidi="ml-IN"/>
+              </w:rPr>
               <w:t xml:space="preserve">add </w:t>
             </w:r>
             <w:r>
@@ -23800,7 +24688,18 @@
                 <w:szCs w:val="40"/>
                 <w:highlight w:val="yellow"/>
               </w:rPr>
-              <w:t xml:space="preserve">É </w:t>
+              <w:t>É</w:t>
+            </w:r>
+            <w:proofErr w:type="gramEnd"/>
+            <w:r>
+              <w:rPr>
+                <w:rFonts w:ascii="BRH Devanagari Extra" w:hAnsi="BRH Devanagari Extra" w:cs="BRH Devanagari Extra"/>
+                <w:color w:val="000000"/>
+                <w:sz w:val="40"/>
+                <w:szCs w:val="40"/>
+                <w:highlight w:val="yellow"/>
+              </w:rPr>
+              <w:t xml:space="preserve"> </w:t>
             </w:r>
             <w:r>
               <w:rPr>

--- a/TS-Kramam/TS-1.5/TS 1.5 Tamil Krama Paatam Corrections.docx
+++ b/TS-Kramam/TS-1.5/TS 1.5 Tamil Krama Paatam Corrections.docx
@@ -2033,6 +2033,2198 @@
               </w:rPr>
               <w:t>|</w:t>
             </w:r>
+          </w:p>
+        </w:tc>
+      </w:tr>
+      <w:tr>
+        <w:trPr>
+          <w:trHeight w:val="1426"/>
+        </w:trPr>
+        <w:tc>
+          <w:tcPr>
+            <w:tcW w:w="3764" w:type="dxa"/>
+            <w:tcBorders>
+              <w:top w:val="single" w:sz="4" w:space="0" w:color="000000"/>
+              <w:left w:val="single" w:sz="4" w:space="0" w:color="000000"/>
+              <w:bottom w:val="single" w:sz="4" w:space="0" w:color="000000"/>
+              <w:right w:val="single" w:sz="4" w:space="0" w:color="000000"/>
+            </w:tcBorders>
+          </w:tcPr>
+          <w:p>
+            <w:pPr>
+              <w:widowControl w:val="0"/>
+              <w:tabs>
+                <w:tab w:val="left" w:pos="993"/>
+              </w:tabs>
+              <w:autoSpaceDE w:val="0"/>
+              <w:autoSpaceDN w:val="0"/>
+              <w:adjustRightInd w:val="0"/>
+              <w:spacing w:before="0" w:line="240" w:lineRule="auto"/>
+              <w:rPr>
+                <w:rFonts w:eastAsia="Times New Roman" w:cs="Arial"/>
+                <w:b/>
+                <w:color w:val="EE0000"/>
+                <w:sz w:val="32"/>
+                <w:szCs w:val="32"/>
+                <w:lang w:val="en-IN" w:eastAsia="en-IN" w:bidi="ml-IN"/>
+              </w:rPr>
+            </w:pPr>
+            <w:r>
+              <w:rPr>
+                <w:rFonts w:eastAsia="Times New Roman" w:cs="Arial"/>
+                <w:b/>
+                <w:color w:val="EE0000"/>
+                <w:sz w:val="32"/>
+                <w:szCs w:val="32"/>
+                <w:lang w:val="en-IN" w:eastAsia="en-IN" w:bidi="ml-IN"/>
+              </w:rPr>
+              <w:t>T.S.1.5.7.3 - Kramam</w:t>
+            </w:r>
+          </w:p>
+          <w:p>
+            <w:pPr>
+              <w:widowControl w:val="0"/>
+              <w:autoSpaceDE w:val="0"/>
+              <w:autoSpaceDN w:val="0"/>
+              <w:adjustRightInd w:val="0"/>
+              <w:spacing w:before="0" w:line="240" w:lineRule="auto"/>
+              <w:rPr>
+                <w:rFonts w:cs="Arial"/>
+                <w:b/>
+                <w:bCs/>
+                <w:color w:val="EE0000"/>
+                <w:sz w:val="28"/>
+                <w:szCs w:val="36"/>
+                <w:lang w:val="en-IN" w:bidi="ml-IN"/>
+              </w:rPr>
+            </w:pPr>
+            <w:r>
+              <w:rPr>
+                <w:rFonts w:cs="Arial"/>
+                <w:b/>
+                <w:bCs/>
+                <w:color w:val="EE0000"/>
+                <w:sz w:val="28"/>
+                <w:szCs w:val="36"/>
+                <w:lang w:val="en-IN" w:bidi="ml-IN"/>
+              </w:rPr>
+              <w:t>Krama Vaakyam No. 9</w:t>
+            </w:r>
+          </w:p>
+          <w:p>
+            <w:pPr>
+              <w:widowControl w:val="0"/>
+              <w:tabs>
+                <w:tab w:val="left" w:pos="993"/>
+              </w:tabs>
+              <w:autoSpaceDE w:val="0"/>
+              <w:autoSpaceDN w:val="0"/>
+              <w:adjustRightInd w:val="0"/>
+              <w:spacing w:before="0" w:line="240" w:lineRule="auto"/>
+              <w:rPr>
+                <w:rFonts w:eastAsia="Times New Roman" w:cs="Arial"/>
+                <w:b/>
+                <w:color w:val="EE0000"/>
+                <w:sz w:val="32"/>
+                <w:szCs w:val="32"/>
+                <w:lang w:val="it-IT" w:eastAsia="en-IN" w:bidi="ml-IN"/>
+              </w:rPr>
+            </w:pPr>
+            <w:r>
+              <w:rPr>
+                <w:rFonts w:cs="Arial"/>
+                <w:b/>
+                <w:bCs/>
+                <w:color w:val="EE0000"/>
+                <w:sz w:val="28"/>
+                <w:szCs w:val="36"/>
+                <w:lang w:val="it-IT" w:bidi="ml-IN"/>
+              </w:rPr>
+              <w:t>Panchaati No. 27</w:t>
+            </w:r>
+          </w:p>
+        </w:tc>
+        <w:tc>
+          <w:tcPr>
+            <w:tcW w:w="5102" w:type="dxa"/>
+            <w:tcBorders>
+              <w:top w:val="single" w:sz="4" w:space="0" w:color="000000"/>
+              <w:left w:val="single" w:sz="4" w:space="0" w:color="000000"/>
+              <w:bottom w:val="single" w:sz="4" w:space="0" w:color="000000"/>
+              <w:right w:val="single" w:sz="4" w:space="0" w:color="000000"/>
+            </w:tcBorders>
+          </w:tcPr>
+          <w:p>
+            <w:pPr>
+              <w:widowControl w:val="0"/>
+              <w:autoSpaceDE w:val="0"/>
+              <w:autoSpaceDN w:val="0"/>
+              <w:adjustRightInd w:val="0"/>
+              <w:spacing w:before="0" w:line="240" w:lineRule="auto"/>
+              <w:ind w:right="-165"/>
+              <w:rPr>
+                <w:rFonts w:ascii="Latha" w:hAnsi="Latha" w:cs="Latha"/>
+                <w:color w:val="EE0000"/>
+                <w:sz w:val="28"/>
+                <w:szCs w:val="28"/>
+                <w:cs/>
+                <w:lang w:val="it-IT" w:bidi="ta-IN"/>
+              </w:rPr>
+            </w:pPr>
+            <w:r>
+              <w:rPr>
+                <w:rFonts w:ascii="Latha" w:hAnsi="Latha" w:cs="Latha"/>
+                <w:color w:val="EE0000"/>
+                <w:sz w:val="28"/>
+                <w:szCs w:val="28"/>
+                <w:cs/>
+                <w:lang w:bidi="ta-IN"/>
+              </w:rPr>
+              <w:t>உத்த</w:t>
+            </w:r>
+            <w:r>
+              <w:rPr>
+                <w:rFonts w:ascii="BRH Tamil Tab Extra" w:hAnsi="BRH Tamil Tab Extra" w:cs="Latha"/>
+                <w:b/>
+                <w:color w:val="EE0000"/>
+                <w:sz w:val="36"/>
+                <w:szCs w:val="28"/>
+                <w:lang w:val="it-IT" w:bidi="ta-IN"/>
+              </w:rPr>
+              <w:t>†</w:t>
+            </w:r>
+            <w:r>
+              <w:rPr>
+                <w:rFonts w:ascii="Latha" w:hAnsi="Latha" w:cs="Latha"/>
+                <w:color w:val="EE0000"/>
+                <w:sz w:val="28"/>
+                <w:szCs w:val="28"/>
+                <w:cs/>
+                <w:lang w:bidi="ta-IN"/>
+              </w:rPr>
+              <w:t>ராபி</w:t>
+            </w:r>
+            <w:r>
+              <w:rPr>
+                <w:rFonts w:ascii="BRH Tamil Tab Extra" w:hAnsi="BRH Tamil Tab Extra" w:cs="Latha"/>
+                <w:b/>
+                <w:color w:val="EE0000"/>
+                <w:sz w:val="32"/>
+                <w:szCs w:val="28"/>
+                <w:lang w:val="it-IT" w:bidi="ta-IN"/>
+              </w:rPr>
+              <w:t>…</w:t>
+            </w:r>
+            <w:r>
+              <w:rPr>
+                <w:rFonts w:ascii="Latha" w:hAnsi="Latha" w:cs="Latha"/>
+                <w:b/>
+                <w:bCs/>
+                <w:color w:val="EE0000"/>
+                <w:position w:val="-12"/>
+                <w:sz w:val="28"/>
+                <w:szCs w:val="28"/>
+                <w:cs/>
+                <w:lang w:bidi="ta-IN"/>
+              </w:rPr>
+              <w:t>4</w:t>
+            </w:r>
+            <w:r>
+              <w:rPr>
+                <w:rFonts w:ascii="Latha" w:hAnsi="Latha" w:cs="Latha"/>
+                <w:color w:val="EE0000"/>
+                <w:sz w:val="28"/>
+                <w:szCs w:val="28"/>
+                <w:cs/>
+                <w:lang w:bidi="ta-IN"/>
+              </w:rPr>
+              <w:t>ருப</w:t>
+            </w:r>
+            <w:r>
+              <w:rPr>
+                <w:rFonts w:ascii="BRH Tamil Tab Extra" w:hAnsi="BRH Tamil Tab Extra" w:cs="Latha"/>
+                <w:b/>
+                <w:color w:val="EE0000"/>
+                <w:sz w:val="36"/>
+                <w:szCs w:val="28"/>
+                <w:lang w:val="it-IT" w:bidi="ta-IN"/>
+              </w:rPr>
+              <w:t>†</w:t>
+            </w:r>
+            <w:r>
+              <w:rPr>
+                <w:rFonts w:ascii="Latha" w:hAnsi="Latha" w:cs="Latha"/>
+                <w:color w:val="EE0000"/>
+                <w:sz w:val="28"/>
+                <w:szCs w:val="28"/>
+                <w:lang w:val="it-IT" w:bidi="ta-IN"/>
+              </w:rPr>
+              <w:t xml:space="preserve"> | </w:t>
+            </w:r>
+            <w:r>
+              <w:rPr>
+                <w:rFonts w:ascii="Latha" w:hAnsi="Latha" w:cs="Latha"/>
+                <w:color w:val="EE0000"/>
+                <w:sz w:val="28"/>
+                <w:szCs w:val="28"/>
+                <w:cs/>
+                <w:lang w:bidi="ta-IN"/>
+              </w:rPr>
+              <w:t>உத்த</w:t>
+            </w:r>
+            <w:r>
+              <w:rPr>
+                <w:rFonts w:ascii="BRH Tamil Tab Extra" w:hAnsi="BRH Tamil Tab Extra" w:cs="Latha"/>
+                <w:b/>
+                <w:color w:val="EE0000"/>
+                <w:sz w:val="36"/>
+                <w:szCs w:val="28"/>
+                <w:lang w:val="it-IT" w:bidi="ta-IN"/>
+              </w:rPr>
+              <w:t>†</w:t>
+            </w:r>
+            <w:r>
+              <w:rPr>
+                <w:rFonts w:ascii="Latha" w:hAnsi="Latha" w:cs="Latha"/>
+                <w:color w:val="EE0000"/>
+                <w:sz w:val="28"/>
+                <w:szCs w:val="28"/>
+                <w:cs/>
+                <w:lang w:bidi="ta-IN"/>
+              </w:rPr>
+              <w:t>ராபி</w:t>
+            </w:r>
+            <w:r>
+              <w:rPr>
+                <w:rFonts w:ascii="BRH Tamil Tab Extra" w:hAnsi="BRH Tamil Tab Extra" w:cs="Latha"/>
+                <w:b/>
+                <w:color w:val="EE0000"/>
+                <w:sz w:val="32"/>
+                <w:szCs w:val="28"/>
+                <w:lang w:val="it-IT" w:bidi="ta-IN"/>
+              </w:rPr>
+              <w:t>…</w:t>
+            </w:r>
+            <w:r>
+              <w:rPr>
+                <w:rFonts w:ascii="Latha" w:hAnsi="Latha" w:cs="Latha"/>
+                <w:b/>
+                <w:bCs/>
+                <w:color w:val="EE0000"/>
+                <w:position w:val="-12"/>
+                <w:sz w:val="28"/>
+                <w:szCs w:val="28"/>
+                <w:cs/>
+                <w:lang w:bidi="ta-IN"/>
+              </w:rPr>
+              <w:t>4</w:t>
+            </w:r>
+            <w:r>
+              <w:rPr>
+                <w:rFonts w:ascii="Latha" w:hAnsi="Latha" w:cs="Latha"/>
+                <w:color w:val="EE0000"/>
+                <w:sz w:val="28"/>
+                <w:szCs w:val="28"/>
+                <w:cs/>
+                <w:lang w:bidi="ta-IN"/>
+              </w:rPr>
+              <w:t>ரித்</w:t>
+            </w:r>
+            <w:r>
+              <w:rPr>
+                <w:rFonts w:ascii="Latha" w:hAnsi="Latha" w:cs="Latha"/>
+                <w:color w:val="EE0000"/>
+                <w:sz w:val="28"/>
+                <w:szCs w:val="28"/>
+                <w:highlight w:val="yellow"/>
+                <w:cs/>
+                <w:lang w:bidi="ta-IN"/>
+              </w:rPr>
+              <w:t>யு</w:t>
+            </w:r>
+            <w:r>
+              <w:rPr>
+                <w:rFonts w:ascii="BRH Tamil Tab Extra" w:hAnsi="BRH Tamil Tab Extra" w:cs="Latha"/>
+                <w:b/>
+                <w:color w:val="EE0000"/>
+                <w:sz w:val="36"/>
+                <w:szCs w:val="28"/>
+                <w:lang w:val="it-IT" w:bidi="ta-IN"/>
+              </w:rPr>
+              <w:t>†</w:t>
+            </w:r>
+            <w:r>
+              <w:rPr>
+                <w:rFonts w:ascii="Latha" w:hAnsi="Latha" w:cs="Latha"/>
+                <w:color w:val="EE0000"/>
+                <w:sz w:val="28"/>
+                <w:szCs w:val="28"/>
+                <w:cs/>
+                <w:lang w:bidi="ta-IN"/>
+              </w:rPr>
+              <w:t xml:space="preserve">த் </w:t>
+            </w:r>
+            <w:r>
+              <w:rPr>
+                <w:rFonts w:ascii="Latha" w:hAnsi="Latha" w:cs="Latha"/>
+                <w:color w:val="EE0000"/>
+                <w:sz w:val="28"/>
+                <w:szCs w:val="28"/>
+                <w:lang w:val="it-IT" w:bidi="ta-IN"/>
+              </w:rPr>
+              <w:t xml:space="preserve">- </w:t>
+            </w:r>
+            <w:r>
+              <w:rPr>
+                <w:rFonts w:ascii="Latha" w:hAnsi="Latha" w:cs="Latha"/>
+                <w:color w:val="EE0000"/>
+                <w:sz w:val="28"/>
+                <w:szCs w:val="28"/>
+                <w:cs/>
+                <w:lang w:bidi="ta-IN"/>
+              </w:rPr>
+              <w:t>த</w:t>
+            </w:r>
+            <w:r>
+              <w:rPr>
+                <w:rFonts w:ascii="BRH Tamil Tab Extra" w:hAnsi="BRH Tamil Tab Extra" w:cs="Latha"/>
+                <w:b/>
+                <w:color w:val="EE0000"/>
+                <w:sz w:val="32"/>
+                <w:szCs w:val="28"/>
+                <w:lang w:val="it-IT" w:bidi="ta-IN"/>
+              </w:rPr>
+              <w:t>…</w:t>
+            </w:r>
+            <w:r>
+              <w:rPr>
+                <w:rFonts w:ascii="Latha" w:hAnsi="Latha" w:cs="Latha"/>
+                <w:color w:val="EE0000"/>
+                <w:sz w:val="28"/>
+                <w:szCs w:val="28"/>
+                <w:cs/>
+                <w:lang w:bidi="ta-IN"/>
+              </w:rPr>
+              <w:t>ரா</w:t>
+            </w:r>
+            <w:r>
+              <w:rPr>
+                <w:rFonts w:ascii="BRH Tamil Tab Extra" w:hAnsi="BRH Tamil Tab Extra" w:cs="Latha"/>
+                <w:b/>
+                <w:color w:val="EE0000"/>
+                <w:sz w:val="32"/>
+                <w:szCs w:val="28"/>
+                <w:lang w:val="it-IT" w:bidi="ta-IN"/>
+              </w:rPr>
+              <w:t>…</w:t>
+            </w:r>
+            <w:r>
+              <w:rPr>
+                <w:rFonts w:ascii="Latha" w:hAnsi="Latha" w:cs="Latha"/>
+                <w:color w:val="EE0000"/>
+                <w:sz w:val="28"/>
+                <w:szCs w:val="28"/>
+                <w:cs/>
+                <w:lang w:bidi="ta-IN"/>
+              </w:rPr>
+              <w:t>பி</w:t>
+            </w:r>
+            <w:r>
+              <w:rPr>
+                <w:rFonts w:ascii="BRH Tamil Tab Extra" w:hAnsi="BRH Tamil Tab Extra" w:cs="Latha"/>
+                <w:b/>
+                <w:color w:val="EE0000"/>
+                <w:sz w:val="32"/>
+                <w:szCs w:val="28"/>
+                <w:lang w:val="it-IT" w:bidi="ta-IN"/>
+              </w:rPr>
+              <w:t>…</w:t>
+            </w:r>
+            <w:r>
+              <w:rPr>
+                <w:rFonts w:ascii="Latha" w:hAnsi="Latha" w:cs="Latha"/>
+                <w:b/>
+                <w:bCs/>
+                <w:color w:val="EE0000"/>
+                <w:position w:val="-12"/>
+                <w:sz w:val="28"/>
+                <w:szCs w:val="28"/>
+                <w:cs/>
+                <w:lang w:bidi="ta-IN"/>
+              </w:rPr>
+              <w:t>4</w:t>
+            </w:r>
+            <w:r>
+              <w:rPr>
+                <w:rFonts w:ascii="Latha" w:hAnsi="Latha" w:cs="Latha"/>
+                <w:b/>
+                <w:bCs/>
+                <w:color w:val="EE0000"/>
+                <w:sz w:val="32"/>
+                <w:szCs w:val="32"/>
+                <w:cs/>
+                <w:lang w:bidi="ta-IN"/>
+              </w:rPr>
+              <w:t>:</w:t>
+            </w:r>
+            <w:r>
+              <w:rPr>
+                <w:rFonts w:ascii="Latha" w:hAnsi="Latha" w:cs="Latha"/>
+                <w:color w:val="EE0000"/>
+                <w:sz w:val="28"/>
+                <w:szCs w:val="28"/>
+                <w:cs/>
+                <w:lang w:bidi="ta-IN"/>
+              </w:rPr>
+              <w:t xml:space="preserve"> </w:t>
+            </w:r>
+            <w:r>
+              <w:rPr>
+                <w:rFonts w:ascii="Latha" w:hAnsi="Latha" w:cs="Latha"/>
+                <w:color w:val="EE0000"/>
+                <w:sz w:val="28"/>
+                <w:szCs w:val="28"/>
+                <w:lang w:val="it-IT" w:bidi="ta-IN"/>
+              </w:rPr>
+              <w:t>|</w:t>
+            </w:r>
+          </w:p>
+        </w:tc>
+        <w:tc>
+          <w:tcPr>
+            <w:tcW w:w="5103" w:type="dxa"/>
+            <w:tcBorders>
+              <w:top w:val="single" w:sz="4" w:space="0" w:color="000000"/>
+              <w:left w:val="single" w:sz="4" w:space="0" w:color="000000"/>
+              <w:bottom w:val="single" w:sz="4" w:space="0" w:color="000000"/>
+              <w:right w:val="single" w:sz="4" w:space="0" w:color="000000"/>
+            </w:tcBorders>
+          </w:tcPr>
+          <w:p>
+            <w:pPr>
+              <w:autoSpaceDE w:val="0"/>
+              <w:autoSpaceDN w:val="0"/>
+              <w:adjustRightInd w:val="0"/>
+              <w:spacing w:before="0" w:line="240" w:lineRule="auto"/>
+              <w:rPr>
+                <w:rFonts w:ascii="Latha" w:hAnsi="Latha" w:cs="Latha"/>
+                <w:color w:val="EE0000"/>
+                <w:sz w:val="28"/>
+                <w:szCs w:val="28"/>
+                <w:cs/>
+                <w:lang w:bidi="ta-IN"/>
+              </w:rPr>
+            </w:pPr>
+            <w:r>
+              <w:rPr>
+                <w:rFonts w:ascii="Latha" w:hAnsi="Latha" w:cs="Latha"/>
+                <w:color w:val="EE0000"/>
+                <w:sz w:val="28"/>
+                <w:szCs w:val="28"/>
+                <w:cs/>
+                <w:lang w:bidi="ta-IN"/>
+              </w:rPr>
+              <w:t>உத்த</w:t>
+            </w:r>
+            <w:r>
+              <w:rPr>
+                <w:rFonts w:ascii="BRH Tamil Tab Extra" w:hAnsi="BRH Tamil Tab Extra" w:cs="Latha"/>
+                <w:b/>
+                <w:color w:val="EE0000"/>
+                <w:sz w:val="36"/>
+                <w:szCs w:val="28"/>
+                <w:lang w:bidi="ta-IN"/>
+              </w:rPr>
+              <w:t>†</w:t>
+            </w:r>
+            <w:r>
+              <w:rPr>
+                <w:rFonts w:ascii="Latha" w:hAnsi="Latha" w:cs="Latha"/>
+                <w:color w:val="EE0000"/>
+                <w:sz w:val="28"/>
+                <w:szCs w:val="28"/>
+                <w:cs/>
+                <w:lang w:bidi="ta-IN"/>
+              </w:rPr>
+              <w:t>ராபி</w:t>
+            </w:r>
+            <w:r>
+              <w:rPr>
+                <w:rFonts w:ascii="BRH Tamil Tab Extra" w:hAnsi="BRH Tamil Tab Extra" w:cs="Latha"/>
+                <w:b/>
+                <w:color w:val="EE0000"/>
+                <w:sz w:val="32"/>
+                <w:szCs w:val="28"/>
+                <w:lang w:bidi="ta-IN"/>
+              </w:rPr>
+              <w:t>…</w:t>
+            </w:r>
+            <w:r>
+              <w:rPr>
+                <w:rFonts w:ascii="Latha" w:hAnsi="Latha" w:cs="Latha"/>
+                <w:b/>
+                <w:bCs/>
+                <w:color w:val="EE0000"/>
+                <w:position w:val="-12"/>
+                <w:sz w:val="28"/>
+                <w:szCs w:val="28"/>
+                <w:cs/>
+                <w:lang w:bidi="ta-IN"/>
+              </w:rPr>
+              <w:t>4</w:t>
+            </w:r>
+            <w:r>
+              <w:rPr>
+                <w:rFonts w:ascii="Latha" w:hAnsi="Latha" w:cs="Latha"/>
+                <w:color w:val="EE0000"/>
+                <w:sz w:val="28"/>
+                <w:szCs w:val="28"/>
+                <w:cs/>
+                <w:lang w:bidi="ta-IN"/>
+              </w:rPr>
+              <w:t>ருப</w:t>
+            </w:r>
+            <w:r>
+              <w:rPr>
+                <w:rFonts w:ascii="BRH Tamil Tab Extra" w:hAnsi="BRH Tamil Tab Extra" w:cs="Latha"/>
+                <w:b/>
+                <w:color w:val="EE0000"/>
+                <w:sz w:val="36"/>
+                <w:szCs w:val="28"/>
+                <w:lang w:bidi="ta-IN"/>
+              </w:rPr>
+              <w:t>†</w:t>
+            </w:r>
+            <w:r>
+              <w:rPr>
+                <w:rFonts w:ascii="Latha" w:hAnsi="Latha" w:cs="Latha"/>
+                <w:color w:val="EE0000"/>
+                <w:sz w:val="28"/>
+                <w:szCs w:val="28"/>
+                <w:lang w:bidi="ta-IN"/>
+              </w:rPr>
+              <w:t xml:space="preserve"> | </w:t>
+            </w:r>
+            <w:r>
+              <w:rPr>
+                <w:rFonts w:ascii="Latha" w:hAnsi="Latha" w:cs="Latha"/>
+                <w:color w:val="EE0000"/>
+                <w:sz w:val="28"/>
+                <w:szCs w:val="28"/>
+                <w:cs/>
+                <w:lang w:bidi="ta-IN"/>
+              </w:rPr>
+              <w:t>உத்த</w:t>
+            </w:r>
+            <w:r>
+              <w:rPr>
+                <w:rFonts w:ascii="BRH Tamil Tab Extra" w:hAnsi="BRH Tamil Tab Extra" w:cs="Latha"/>
+                <w:b/>
+                <w:color w:val="EE0000"/>
+                <w:sz w:val="36"/>
+                <w:szCs w:val="28"/>
+                <w:lang w:bidi="ta-IN"/>
+              </w:rPr>
+              <w:t>†</w:t>
+            </w:r>
+            <w:r>
+              <w:rPr>
+                <w:rFonts w:ascii="Latha" w:hAnsi="Latha" w:cs="Latha"/>
+                <w:color w:val="EE0000"/>
+                <w:sz w:val="28"/>
+                <w:szCs w:val="28"/>
+                <w:cs/>
+                <w:lang w:bidi="ta-IN"/>
+              </w:rPr>
+              <w:t>ராபி</w:t>
+            </w:r>
+            <w:r>
+              <w:rPr>
+                <w:rFonts w:ascii="BRH Tamil Tab Extra" w:hAnsi="BRH Tamil Tab Extra" w:cs="Latha"/>
+                <w:b/>
+                <w:color w:val="EE0000"/>
+                <w:sz w:val="32"/>
+                <w:szCs w:val="28"/>
+                <w:lang w:bidi="ta-IN"/>
+              </w:rPr>
+              <w:t>…</w:t>
+            </w:r>
+            <w:r>
+              <w:rPr>
+                <w:rFonts w:ascii="Latha" w:hAnsi="Latha" w:cs="Latha"/>
+                <w:b/>
+                <w:bCs/>
+                <w:color w:val="EE0000"/>
+                <w:position w:val="-12"/>
+                <w:sz w:val="28"/>
+                <w:szCs w:val="28"/>
+                <w:cs/>
+                <w:lang w:bidi="ta-IN"/>
+              </w:rPr>
+              <w:t>4</w:t>
+            </w:r>
+            <w:r>
+              <w:rPr>
+                <w:rFonts w:ascii="Latha" w:hAnsi="Latha" w:cs="Latha"/>
+                <w:color w:val="EE0000"/>
+                <w:sz w:val="28"/>
+                <w:szCs w:val="28"/>
+                <w:cs/>
+                <w:lang w:bidi="ta-IN"/>
+              </w:rPr>
+              <w:t>ரித்</w:t>
+            </w:r>
+            <w:r>
+              <w:rPr>
+                <w:rFonts w:ascii="Latha" w:hAnsi="Latha" w:cs="Latha"/>
+                <w:color w:val="EE0000"/>
+                <w:sz w:val="28"/>
+                <w:szCs w:val="28"/>
+                <w:highlight w:val="green"/>
+                <w:cs/>
+                <w:lang w:bidi="ta-IN"/>
+              </w:rPr>
+              <w:t>யு</w:t>
+            </w:r>
+            <w:r>
+              <w:rPr>
+                <w:rFonts w:ascii="Latha" w:hAnsi="Latha" w:cs="Latha"/>
+                <w:color w:val="EE0000"/>
+                <w:sz w:val="28"/>
+                <w:szCs w:val="28"/>
+                <w:cs/>
+                <w:lang w:bidi="ta-IN"/>
+              </w:rPr>
+              <w:t xml:space="preserve">த் </w:t>
+            </w:r>
+            <w:r>
+              <w:rPr>
+                <w:rFonts w:ascii="Latha" w:hAnsi="Latha" w:cs="Latha"/>
+                <w:color w:val="EE0000"/>
+                <w:sz w:val="28"/>
+                <w:szCs w:val="28"/>
+                <w:lang w:bidi="ta-IN"/>
+              </w:rPr>
+              <w:t xml:space="preserve">- </w:t>
+            </w:r>
+            <w:r>
+              <w:rPr>
+                <w:rFonts w:ascii="Latha" w:hAnsi="Latha" w:cs="Latha"/>
+                <w:color w:val="EE0000"/>
+                <w:sz w:val="28"/>
+                <w:szCs w:val="28"/>
+                <w:cs/>
+                <w:lang w:bidi="ta-IN"/>
+              </w:rPr>
+              <w:t>த</w:t>
+            </w:r>
+            <w:r>
+              <w:rPr>
+                <w:rFonts w:ascii="BRH Tamil Tab Extra" w:hAnsi="BRH Tamil Tab Extra" w:cs="Latha"/>
+                <w:b/>
+                <w:color w:val="EE0000"/>
+                <w:sz w:val="32"/>
+                <w:szCs w:val="28"/>
+                <w:lang w:bidi="ta-IN"/>
+              </w:rPr>
+              <w:t>…</w:t>
+            </w:r>
+            <w:r>
+              <w:rPr>
+                <w:rFonts w:ascii="Latha" w:hAnsi="Latha" w:cs="Latha"/>
+                <w:color w:val="EE0000"/>
+                <w:sz w:val="28"/>
+                <w:szCs w:val="28"/>
+                <w:cs/>
+                <w:lang w:bidi="ta-IN"/>
+              </w:rPr>
+              <w:t>ரா</w:t>
+            </w:r>
+            <w:r>
+              <w:rPr>
+                <w:rFonts w:ascii="BRH Tamil Tab Extra" w:hAnsi="BRH Tamil Tab Extra" w:cs="Latha"/>
+                <w:b/>
+                <w:color w:val="EE0000"/>
+                <w:sz w:val="32"/>
+                <w:szCs w:val="28"/>
+                <w:lang w:bidi="ta-IN"/>
+              </w:rPr>
+              <w:t>…</w:t>
+            </w:r>
+            <w:r>
+              <w:rPr>
+                <w:rFonts w:ascii="Latha" w:hAnsi="Latha" w:cs="Latha"/>
+                <w:color w:val="EE0000"/>
+                <w:sz w:val="28"/>
+                <w:szCs w:val="28"/>
+                <w:cs/>
+                <w:lang w:bidi="ta-IN"/>
+              </w:rPr>
+              <w:t>பி</w:t>
+            </w:r>
+            <w:r>
+              <w:rPr>
+                <w:rFonts w:ascii="BRH Tamil Tab Extra" w:hAnsi="BRH Tamil Tab Extra" w:cs="Latha"/>
+                <w:b/>
+                <w:color w:val="EE0000"/>
+                <w:sz w:val="32"/>
+                <w:szCs w:val="28"/>
+                <w:lang w:bidi="ta-IN"/>
+              </w:rPr>
+              <w:t>…</w:t>
+            </w:r>
+            <w:r>
+              <w:rPr>
+                <w:rFonts w:ascii="Latha" w:hAnsi="Latha" w:cs="Latha"/>
+                <w:b/>
+                <w:bCs/>
+                <w:color w:val="EE0000"/>
+                <w:position w:val="-12"/>
+                <w:sz w:val="28"/>
+                <w:szCs w:val="28"/>
+                <w:cs/>
+                <w:lang w:bidi="ta-IN"/>
+              </w:rPr>
+              <w:t>4</w:t>
+            </w:r>
+            <w:r>
+              <w:rPr>
+                <w:rFonts w:ascii="Latha" w:hAnsi="Latha" w:cs="Latha"/>
+                <w:b/>
+                <w:bCs/>
+                <w:color w:val="EE0000"/>
+                <w:sz w:val="32"/>
+                <w:szCs w:val="32"/>
+                <w:cs/>
+                <w:lang w:bidi="ta-IN"/>
+              </w:rPr>
+              <w:t>:</w:t>
+            </w:r>
+            <w:r>
+              <w:rPr>
+                <w:rFonts w:ascii="Latha" w:hAnsi="Latha" w:cs="Latha"/>
+                <w:color w:val="EE0000"/>
+                <w:sz w:val="28"/>
+                <w:szCs w:val="28"/>
+                <w:cs/>
+                <w:lang w:bidi="ta-IN"/>
+              </w:rPr>
+              <w:t xml:space="preserve"> </w:t>
+            </w:r>
+            <w:r>
+              <w:rPr>
+                <w:rFonts w:ascii="Latha" w:hAnsi="Latha" w:cs="Latha"/>
+                <w:color w:val="EE0000"/>
+                <w:sz w:val="28"/>
+                <w:szCs w:val="28"/>
+                <w:lang w:bidi="ta-IN"/>
+              </w:rPr>
+              <w:t>|</w:t>
+            </w:r>
+          </w:p>
+        </w:tc>
+      </w:tr>
+      <w:tr>
+        <w:trPr>
+          <w:trHeight w:val="1105"/>
+        </w:trPr>
+        <w:tc>
+          <w:tcPr>
+            <w:tcW w:w="3764" w:type="dxa"/>
+            <w:tcBorders>
+              <w:top w:val="single" w:sz="4" w:space="0" w:color="000000"/>
+              <w:left w:val="single" w:sz="4" w:space="0" w:color="000000"/>
+              <w:bottom w:val="single" w:sz="4" w:space="0" w:color="000000"/>
+              <w:right w:val="single" w:sz="4" w:space="0" w:color="000000"/>
+            </w:tcBorders>
+          </w:tcPr>
+          <w:p>
+            <w:pPr>
+              <w:widowControl w:val="0"/>
+              <w:tabs>
+                <w:tab w:val="left" w:pos="993"/>
+              </w:tabs>
+              <w:autoSpaceDE w:val="0"/>
+              <w:autoSpaceDN w:val="0"/>
+              <w:adjustRightInd w:val="0"/>
+              <w:spacing w:before="0" w:line="240" w:lineRule="auto"/>
+              <w:rPr>
+                <w:rFonts w:eastAsia="Times New Roman" w:cs="Arial"/>
+                <w:b/>
+                <w:color w:val="EE0000"/>
+                <w:sz w:val="32"/>
+                <w:szCs w:val="32"/>
+                <w:lang w:val="en-IN" w:eastAsia="en-IN" w:bidi="ml-IN"/>
+              </w:rPr>
+            </w:pPr>
+            <w:r>
+              <w:rPr>
+                <w:rFonts w:eastAsia="Times New Roman" w:cs="Arial"/>
+                <w:b/>
+                <w:color w:val="EE0000"/>
+                <w:sz w:val="32"/>
+                <w:szCs w:val="32"/>
+                <w:lang w:val="en-IN" w:eastAsia="en-IN" w:bidi="ml-IN"/>
+              </w:rPr>
+              <w:t>T.S.1.5.9.2 - Kramam</w:t>
+            </w:r>
+          </w:p>
+          <w:p>
+            <w:pPr>
+              <w:widowControl w:val="0"/>
+              <w:tabs>
+                <w:tab w:val="left" w:pos="993"/>
+              </w:tabs>
+              <w:autoSpaceDE w:val="0"/>
+              <w:autoSpaceDN w:val="0"/>
+              <w:adjustRightInd w:val="0"/>
+              <w:spacing w:before="0" w:line="240" w:lineRule="auto"/>
+              <w:rPr>
+                <w:rFonts w:eastAsia="Times New Roman" w:cs="Arial"/>
+                <w:b/>
+                <w:color w:val="EE0000"/>
+                <w:sz w:val="32"/>
+                <w:szCs w:val="32"/>
+                <w:lang w:val="en-IN" w:eastAsia="en-IN" w:bidi="ml-IN"/>
+              </w:rPr>
+            </w:pPr>
+            <w:r>
+              <w:rPr>
+                <w:rFonts w:eastAsia="Times New Roman" w:cs="Arial"/>
+                <w:b/>
+                <w:color w:val="EE0000"/>
+                <w:sz w:val="32"/>
+                <w:szCs w:val="32"/>
+                <w:lang w:val="en-IN" w:eastAsia="en-IN" w:bidi="ml-IN"/>
+              </w:rPr>
+              <w:t>Krama Vaakyam No. 32</w:t>
+            </w:r>
+          </w:p>
+          <w:p>
+            <w:pPr>
+              <w:widowControl w:val="0"/>
+              <w:tabs>
+                <w:tab w:val="left" w:pos="993"/>
+              </w:tabs>
+              <w:autoSpaceDE w:val="0"/>
+              <w:autoSpaceDN w:val="0"/>
+              <w:adjustRightInd w:val="0"/>
+              <w:spacing w:before="0" w:line="240" w:lineRule="auto"/>
+              <w:rPr>
+                <w:rFonts w:eastAsia="Times New Roman" w:cs="Arial"/>
+                <w:b/>
+                <w:color w:val="EE0000"/>
+                <w:sz w:val="32"/>
+                <w:szCs w:val="32"/>
+                <w:lang w:val="it-IT" w:eastAsia="en-IN" w:bidi="ml-IN"/>
+              </w:rPr>
+            </w:pPr>
+            <w:r>
+              <w:rPr>
+                <w:rFonts w:eastAsia="Times New Roman" w:cs="Arial"/>
+                <w:b/>
+                <w:color w:val="EE0000"/>
+                <w:sz w:val="32"/>
+                <w:szCs w:val="32"/>
+                <w:lang w:val="it-IT" w:eastAsia="en-IN" w:bidi="ml-IN"/>
+              </w:rPr>
+              <w:t>Panchaati No. 37</w:t>
+            </w:r>
+          </w:p>
+        </w:tc>
+        <w:tc>
+          <w:tcPr>
+            <w:tcW w:w="5102" w:type="dxa"/>
+            <w:tcBorders>
+              <w:top w:val="single" w:sz="4" w:space="0" w:color="000000"/>
+              <w:left w:val="single" w:sz="4" w:space="0" w:color="000000"/>
+              <w:bottom w:val="single" w:sz="4" w:space="0" w:color="000000"/>
+              <w:right w:val="single" w:sz="4" w:space="0" w:color="000000"/>
+            </w:tcBorders>
+          </w:tcPr>
+          <w:p>
+            <w:pPr>
+              <w:widowControl w:val="0"/>
+              <w:autoSpaceDE w:val="0"/>
+              <w:autoSpaceDN w:val="0"/>
+              <w:adjustRightInd w:val="0"/>
+              <w:spacing w:line="252" w:lineRule="auto"/>
+              <w:ind w:right="-165"/>
+              <w:rPr>
+                <w:rFonts w:ascii="Latha" w:hAnsi="Latha" w:cs="Latha"/>
+                <w:color w:val="EE0000"/>
+                <w:sz w:val="28"/>
+                <w:szCs w:val="28"/>
+                <w:lang w:val="it-IT" w:bidi="ta-IN"/>
+              </w:rPr>
+            </w:pPr>
+            <w:r>
+              <w:rPr>
+                <w:rFonts w:ascii="Latha" w:hAnsi="Latha" w:cs="Latha"/>
+                <w:color w:val="EE0000"/>
+                <w:sz w:val="28"/>
+                <w:szCs w:val="28"/>
+                <w:cs/>
+                <w:lang w:bidi="ta-IN"/>
+              </w:rPr>
+              <w:t>ஜா</w:t>
+            </w:r>
+            <w:r>
+              <w:rPr>
+                <w:rFonts w:ascii="BRH Tamil Tab Extra" w:hAnsi="BRH Tamil Tab Extra" w:cs="Latha"/>
+                <w:b/>
+                <w:color w:val="EE0000"/>
+                <w:sz w:val="32"/>
+                <w:szCs w:val="28"/>
+                <w:lang w:val="it-IT" w:bidi="ta-IN"/>
+              </w:rPr>
+              <w:t>…</w:t>
+            </w:r>
+            <w:r>
+              <w:rPr>
+                <w:rFonts w:ascii="Latha" w:hAnsi="Latha" w:cs="Latha"/>
+                <w:color w:val="EE0000"/>
+                <w:sz w:val="28"/>
+                <w:szCs w:val="28"/>
+                <w:cs/>
+                <w:lang w:bidi="ta-IN"/>
+              </w:rPr>
+              <w:t>ய</w:t>
+            </w:r>
+            <w:r>
+              <w:rPr>
+                <w:rFonts w:ascii="BRH Tamil Tab Extra" w:hAnsi="BRH Tamil Tab Extra" w:cs="Latha"/>
+                <w:b/>
+                <w:color w:val="EE0000"/>
+                <w:sz w:val="32"/>
+                <w:szCs w:val="28"/>
+                <w:lang w:val="it-IT" w:bidi="ta-IN"/>
+              </w:rPr>
+              <w:t>…</w:t>
+            </w:r>
+            <w:r>
+              <w:rPr>
+                <w:rFonts w:ascii="Latha" w:hAnsi="Latha" w:cs="Latha"/>
+                <w:color w:val="EE0000"/>
+                <w:sz w:val="28"/>
+                <w:szCs w:val="28"/>
+                <w:cs/>
+                <w:lang w:bidi="ta-IN"/>
+              </w:rPr>
+              <w:t>தே</w:t>
+            </w:r>
+            <w:r>
+              <w:rPr>
+                <w:rFonts w:ascii="BRH Tamil Tab Extra" w:hAnsi="BRH Tamil Tab Extra" w:cs="Latha"/>
+                <w:b/>
+                <w:color w:val="EE0000"/>
+                <w:sz w:val="32"/>
+                <w:szCs w:val="28"/>
+                <w:lang w:val="it-IT" w:bidi="ta-IN"/>
+              </w:rPr>
+              <w:t>…</w:t>
+            </w:r>
+            <w:r>
+              <w:rPr>
+                <w:rFonts w:ascii="Latha" w:hAnsi="Latha" w:cs="Latha"/>
+                <w:color w:val="EE0000"/>
+                <w:sz w:val="28"/>
+                <w:szCs w:val="28"/>
+                <w:lang w:val="it-IT" w:bidi="ta-IN"/>
+              </w:rPr>
+              <w:t xml:space="preserve"> </w:t>
+            </w:r>
+            <w:r>
+              <w:rPr>
+                <w:rFonts w:ascii="Latha" w:hAnsi="Latha" w:cs="Latha"/>
+                <w:color w:val="EE0000"/>
+                <w:sz w:val="28"/>
+                <w:szCs w:val="28"/>
+                <w:cs/>
+                <w:lang w:bidi="ta-IN"/>
+              </w:rPr>
+              <w:t>ஶ்வ</w:t>
+            </w:r>
+            <w:r>
+              <w:rPr>
+                <w:rFonts w:ascii="Latha" w:hAnsi="Latha" w:cs="Latha"/>
+                <w:b/>
+                <w:bCs/>
+                <w:color w:val="EE0000"/>
+                <w:sz w:val="32"/>
+                <w:szCs w:val="32"/>
+                <w:cs/>
+                <w:lang w:bidi="ta-IN"/>
+              </w:rPr>
+              <w:t>:</w:t>
+            </w:r>
+            <w:r>
+              <w:rPr>
+                <w:rFonts w:ascii="Latha" w:hAnsi="Latha" w:cs="Latha"/>
+                <w:color w:val="EE0000"/>
+                <w:sz w:val="28"/>
+                <w:szCs w:val="28"/>
+                <w:cs/>
+                <w:lang w:bidi="ta-IN"/>
+              </w:rPr>
+              <w:t>ஶ்வ</w:t>
+            </w:r>
+            <w:r>
+              <w:rPr>
+                <w:rFonts w:ascii="BRH Tamil Tab Extra" w:hAnsi="BRH Tamil Tab Extra" w:cs="Latha"/>
+                <w:b/>
+                <w:color w:val="EE0000"/>
+                <w:sz w:val="36"/>
+                <w:szCs w:val="28"/>
+                <w:lang w:val="it-IT" w:bidi="ta-IN"/>
+              </w:rPr>
+              <w:t>†</w:t>
+            </w:r>
+            <w:r>
+              <w:rPr>
+                <w:rFonts w:ascii="Latha" w:hAnsi="Latha" w:cs="Latha"/>
+                <w:b/>
+                <w:bCs/>
+                <w:color w:val="EE0000"/>
+                <w:sz w:val="32"/>
+                <w:szCs w:val="32"/>
+                <w:cs/>
+                <w:lang w:bidi="ta-IN"/>
+              </w:rPr>
+              <w:t>:</w:t>
+            </w:r>
+            <w:r>
+              <w:rPr>
+                <w:rFonts w:ascii="Latha" w:hAnsi="Latha" w:cs="Latha"/>
+                <w:color w:val="EE0000"/>
+                <w:sz w:val="28"/>
+                <w:szCs w:val="28"/>
+                <w:cs/>
+                <w:lang w:bidi="ta-IN"/>
+              </w:rPr>
+              <w:t xml:space="preserve"> </w:t>
+            </w:r>
+            <w:r>
+              <w:rPr>
+                <w:rFonts w:ascii="Latha" w:hAnsi="Latha" w:cs="Latha"/>
+                <w:color w:val="EE0000"/>
+                <w:sz w:val="28"/>
+                <w:szCs w:val="28"/>
+                <w:lang w:val="it-IT" w:bidi="ta-IN"/>
+              </w:rPr>
+              <w:t xml:space="preserve">| </w:t>
+            </w:r>
+          </w:p>
+          <w:p>
+            <w:pPr>
+              <w:widowControl w:val="0"/>
+              <w:autoSpaceDE w:val="0"/>
+              <w:autoSpaceDN w:val="0"/>
+              <w:adjustRightInd w:val="0"/>
+              <w:spacing w:line="252" w:lineRule="auto"/>
+              <w:ind w:right="-165"/>
+              <w:rPr>
+                <w:rFonts w:ascii="BRH Malayalam Extra" w:hAnsi="BRH Malayalam Extra" w:cs="BRH Malayalam Extra"/>
+                <w:color w:val="EE0000"/>
+                <w:sz w:val="40"/>
+                <w:szCs w:val="40"/>
+                <w:lang w:val="it-IT"/>
+              </w:rPr>
+            </w:pPr>
+            <w:r>
+              <w:rPr>
+                <w:rFonts w:ascii="Latha" w:hAnsi="Latha" w:cs="Latha"/>
+                <w:color w:val="EE0000"/>
+                <w:sz w:val="28"/>
+                <w:szCs w:val="28"/>
+                <w:cs/>
+                <w:lang w:bidi="ta-IN"/>
+              </w:rPr>
+              <w:t>ஶ்வ</w:t>
+            </w:r>
+            <w:r>
+              <w:rPr>
+                <w:rFonts w:ascii="Latha" w:hAnsi="Latha" w:cs="Latha"/>
+                <w:b/>
+                <w:bCs/>
+                <w:color w:val="EE0000"/>
+                <w:sz w:val="32"/>
+                <w:szCs w:val="32"/>
+                <w:cs/>
+                <w:lang w:bidi="ta-IN"/>
+              </w:rPr>
+              <w:t>:</w:t>
+            </w:r>
+            <w:r>
+              <w:rPr>
+                <w:rFonts w:ascii="Latha" w:hAnsi="Latha" w:cs="Latha"/>
+                <w:color w:val="EE0000"/>
+                <w:sz w:val="28"/>
+                <w:szCs w:val="28"/>
+                <w:cs/>
+                <w:lang w:bidi="ta-IN"/>
+              </w:rPr>
+              <w:t>ஶ்</w:t>
+            </w:r>
+            <w:r>
+              <w:rPr>
+                <w:rFonts w:ascii="Latha" w:hAnsi="Latha" w:cs="Latha"/>
+                <w:color w:val="EE0000"/>
+                <w:sz w:val="28"/>
+                <w:szCs w:val="28"/>
+                <w:highlight w:val="yellow"/>
+                <w:cs/>
+                <w:lang w:bidi="ta-IN"/>
+              </w:rPr>
+              <w:t>வோ</w:t>
+            </w:r>
+            <w:r>
+              <w:rPr>
+                <w:rFonts w:ascii="Latha" w:hAnsi="Latha" w:cs="Latha"/>
+                <w:color w:val="EE0000"/>
+                <w:sz w:val="28"/>
+                <w:szCs w:val="28"/>
+                <w:cs/>
+                <w:lang w:bidi="ta-IN"/>
+              </w:rPr>
+              <w:t xml:space="preserve"> பூ</w:t>
+            </w:r>
+            <w:r>
+              <w:rPr>
+                <w:rFonts w:ascii="Latha" w:hAnsi="Latha" w:cs="Latha"/>
+                <w:b/>
+                <w:bCs/>
+                <w:color w:val="EE0000"/>
+                <w:position w:val="-12"/>
+                <w:sz w:val="28"/>
+                <w:szCs w:val="28"/>
+                <w:cs/>
+                <w:lang w:bidi="ta-IN"/>
+              </w:rPr>
+              <w:t>4</w:t>
+            </w:r>
+            <w:r>
+              <w:rPr>
+                <w:rFonts w:ascii="Latha" w:hAnsi="Latha" w:cs="Latha"/>
+                <w:color w:val="EE0000"/>
+                <w:sz w:val="28"/>
+                <w:szCs w:val="28"/>
+                <w:cs/>
+                <w:lang w:bidi="ta-IN"/>
+              </w:rPr>
+              <w:t>யான்</w:t>
+            </w:r>
+            <w:r>
+              <w:rPr>
+                <w:rFonts w:ascii="BRH Tamil Tab Extra" w:hAnsi="BRH Tamil Tab Extra" w:cs="Latha"/>
+                <w:b/>
+                <w:color w:val="EE0000"/>
+                <w:sz w:val="36"/>
+                <w:szCs w:val="28"/>
+                <w:lang w:val="it-IT" w:bidi="ta-IN"/>
+              </w:rPr>
+              <w:t>†</w:t>
+            </w:r>
+            <w:r>
+              <w:rPr>
+                <w:rFonts w:ascii="Latha" w:hAnsi="Latha" w:cs="Latha"/>
+                <w:color w:val="EE0000"/>
+                <w:sz w:val="28"/>
+                <w:szCs w:val="28"/>
+                <w:lang w:val="it-IT" w:bidi="ta-IN"/>
+              </w:rPr>
+              <w:t xml:space="preserve"> |</w:t>
+            </w:r>
+          </w:p>
+        </w:tc>
+        <w:tc>
+          <w:tcPr>
+            <w:tcW w:w="5103" w:type="dxa"/>
+            <w:tcBorders>
+              <w:top w:val="single" w:sz="4" w:space="0" w:color="000000"/>
+              <w:left w:val="single" w:sz="4" w:space="0" w:color="000000"/>
+              <w:bottom w:val="single" w:sz="4" w:space="0" w:color="000000"/>
+              <w:right w:val="single" w:sz="4" w:space="0" w:color="000000"/>
+            </w:tcBorders>
+          </w:tcPr>
+          <w:p>
+            <w:pPr>
+              <w:autoSpaceDE w:val="0"/>
+              <w:autoSpaceDN w:val="0"/>
+              <w:adjustRightInd w:val="0"/>
+              <w:spacing w:before="0" w:line="240" w:lineRule="auto"/>
+              <w:rPr>
+                <w:rFonts w:ascii="BRH Malayalam Extra" w:hAnsi="BRH Malayalam Extra" w:cs="BRH Malayalam Extra"/>
+                <w:color w:val="EE0000"/>
+                <w:sz w:val="40"/>
+                <w:szCs w:val="40"/>
+                <w:lang w:val="it-IT"/>
+              </w:rPr>
+            </w:pPr>
+            <w:r>
+              <w:rPr>
+                <w:rFonts w:ascii="Latha" w:hAnsi="Latha" w:cs="Latha"/>
+                <w:color w:val="EE0000"/>
+                <w:sz w:val="28"/>
+                <w:szCs w:val="28"/>
+                <w:cs/>
+                <w:lang w:bidi="ta-IN"/>
+              </w:rPr>
+              <w:t>ஜா</w:t>
+            </w:r>
+            <w:r>
+              <w:rPr>
+                <w:rFonts w:ascii="BRH Tamil Tab Extra" w:hAnsi="BRH Tamil Tab Extra" w:cs="Latha"/>
+                <w:b/>
+                <w:color w:val="EE0000"/>
+                <w:sz w:val="32"/>
+                <w:szCs w:val="28"/>
+                <w:lang w:val="it-IT" w:bidi="ta-IN"/>
+              </w:rPr>
+              <w:t>…</w:t>
+            </w:r>
+            <w:r>
+              <w:rPr>
+                <w:rFonts w:ascii="Latha" w:hAnsi="Latha" w:cs="Latha"/>
+                <w:color w:val="EE0000"/>
+                <w:sz w:val="28"/>
+                <w:szCs w:val="28"/>
+                <w:cs/>
+                <w:lang w:bidi="ta-IN"/>
+              </w:rPr>
+              <w:t>ய</w:t>
+            </w:r>
+            <w:r>
+              <w:rPr>
+                <w:rFonts w:ascii="BRH Tamil Tab Extra" w:hAnsi="BRH Tamil Tab Extra" w:cs="Latha"/>
+                <w:b/>
+                <w:color w:val="EE0000"/>
+                <w:sz w:val="32"/>
+                <w:szCs w:val="28"/>
+                <w:lang w:val="it-IT" w:bidi="ta-IN"/>
+              </w:rPr>
+              <w:t>…</w:t>
+            </w:r>
+            <w:r>
+              <w:rPr>
+                <w:rFonts w:ascii="Latha" w:hAnsi="Latha" w:cs="Latha"/>
+                <w:color w:val="EE0000"/>
+                <w:sz w:val="28"/>
+                <w:szCs w:val="28"/>
+                <w:cs/>
+                <w:lang w:bidi="ta-IN"/>
+              </w:rPr>
+              <w:t>தே</w:t>
+            </w:r>
+            <w:r>
+              <w:rPr>
+                <w:rFonts w:ascii="BRH Tamil Tab Extra" w:hAnsi="BRH Tamil Tab Extra" w:cs="Latha"/>
+                <w:b/>
+                <w:color w:val="EE0000"/>
+                <w:sz w:val="32"/>
+                <w:szCs w:val="28"/>
+                <w:lang w:val="it-IT" w:bidi="ta-IN"/>
+              </w:rPr>
+              <w:t>…</w:t>
+            </w:r>
+            <w:r>
+              <w:rPr>
+                <w:rFonts w:ascii="Latha" w:hAnsi="Latha" w:cs="Latha"/>
+                <w:color w:val="EE0000"/>
+                <w:sz w:val="28"/>
+                <w:szCs w:val="28"/>
+                <w:lang w:val="it-IT" w:bidi="ta-IN"/>
+              </w:rPr>
+              <w:t xml:space="preserve"> </w:t>
+            </w:r>
+            <w:r>
+              <w:rPr>
+                <w:rFonts w:ascii="Latha" w:hAnsi="Latha" w:cs="Latha"/>
+                <w:color w:val="EE0000"/>
+                <w:sz w:val="28"/>
+                <w:szCs w:val="28"/>
+                <w:cs/>
+                <w:lang w:bidi="ta-IN"/>
+              </w:rPr>
+              <w:t>ஶ்வ</w:t>
+            </w:r>
+            <w:r>
+              <w:rPr>
+                <w:rFonts w:ascii="Latha" w:hAnsi="Latha" w:cs="Latha"/>
+                <w:b/>
+                <w:bCs/>
+                <w:color w:val="EE0000"/>
+                <w:sz w:val="32"/>
+                <w:szCs w:val="32"/>
+                <w:cs/>
+                <w:lang w:bidi="ta-IN"/>
+              </w:rPr>
+              <w:t>:</w:t>
+            </w:r>
+            <w:r>
+              <w:rPr>
+                <w:rFonts w:ascii="Latha" w:hAnsi="Latha" w:cs="Latha"/>
+                <w:color w:val="EE0000"/>
+                <w:sz w:val="28"/>
+                <w:szCs w:val="28"/>
+                <w:cs/>
+                <w:lang w:bidi="ta-IN"/>
+              </w:rPr>
+              <w:t>ஶ்வ</w:t>
+            </w:r>
+            <w:r>
+              <w:rPr>
+                <w:rFonts w:ascii="BRH Tamil Tab Extra" w:hAnsi="BRH Tamil Tab Extra" w:cs="Latha"/>
+                <w:b/>
+                <w:color w:val="EE0000"/>
+                <w:sz w:val="36"/>
+                <w:szCs w:val="28"/>
+                <w:lang w:val="it-IT" w:bidi="ta-IN"/>
+              </w:rPr>
+              <w:t>†</w:t>
+            </w:r>
+            <w:r>
+              <w:rPr>
+                <w:rFonts w:ascii="Latha" w:hAnsi="Latha" w:cs="Latha"/>
+                <w:b/>
+                <w:bCs/>
+                <w:color w:val="EE0000"/>
+                <w:sz w:val="32"/>
+                <w:szCs w:val="32"/>
+                <w:cs/>
+                <w:lang w:bidi="ta-IN"/>
+              </w:rPr>
+              <w:t>:</w:t>
+            </w:r>
+            <w:r>
+              <w:rPr>
+                <w:rFonts w:ascii="Latha" w:hAnsi="Latha" w:cs="Latha"/>
+                <w:color w:val="EE0000"/>
+                <w:sz w:val="28"/>
+                <w:szCs w:val="28"/>
+                <w:cs/>
+                <w:lang w:bidi="ta-IN"/>
+              </w:rPr>
+              <w:t xml:space="preserve"> </w:t>
+            </w:r>
+            <w:r>
+              <w:rPr>
+                <w:rFonts w:ascii="Latha" w:hAnsi="Latha" w:cs="Latha"/>
+                <w:color w:val="EE0000"/>
+                <w:sz w:val="28"/>
+                <w:szCs w:val="28"/>
+                <w:lang w:val="it-IT" w:bidi="ta-IN"/>
+              </w:rPr>
+              <w:t xml:space="preserve">| </w:t>
+            </w:r>
+            <w:r>
+              <w:rPr>
+                <w:rFonts w:ascii="Latha" w:hAnsi="Latha" w:cs="Latha"/>
+                <w:color w:val="EE0000"/>
+                <w:sz w:val="28"/>
+                <w:szCs w:val="28"/>
+                <w:cs/>
+                <w:lang w:bidi="ta-IN"/>
+              </w:rPr>
+              <w:t>ஶ்வ</w:t>
+            </w:r>
+            <w:r>
+              <w:rPr>
+                <w:rFonts w:ascii="Latha" w:hAnsi="Latha" w:cs="Latha"/>
+                <w:b/>
+                <w:bCs/>
+                <w:color w:val="EE0000"/>
+                <w:sz w:val="32"/>
+                <w:szCs w:val="32"/>
+                <w:cs/>
+                <w:lang w:bidi="ta-IN"/>
+              </w:rPr>
+              <w:t>:</w:t>
+            </w:r>
+            <w:r>
+              <w:rPr>
+                <w:rFonts w:ascii="Latha" w:hAnsi="Latha" w:cs="Latha"/>
+                <w:color w:val="EE0000"/>
+                <w:sz w:val="28"/>
+                <w:szCs w:val="28"/>
+                <w:cs/>
+                <w:lang w:bidi="ta-IN"/>
+              </w:rPr>
+              <w:t>ஶ்</w:t>
+            </w:r>
+            <w:r>
+              <w:rPr>
+                <w:rFonts w:ascii="Latha" w:hAnsi="Latha" w:cs="Latha"/>
+                <w:color w:val="EE0000"/>
+                <w:sz w:val="28"/>
+                <w:szCs w:val="28"/>
+                <w:highlight w:val="green"/>
+                <w:cs/>
+                <w:lang w:bidi="ta-IN"/>
+              </w:rPr>
+              <w:t>வோ</w:t>
+            </w:r>
+            <w:r>
+              <w:rPr>
+                <w:rFonts w:ascii="BRH Tamil Tab Extra" w:hAnsi="BRH Tamil Tab Extra" w:cs="Latha"/>
+                <w:b/>
+                <w:color w:val="EE0000"/>
+                <w:sz w:val="32"/>
+                <w:szCs w:val="28"/>
+                <w:lang w:val="it-IT" w:bidi="ta-IN"/>
+              </w:rPr>
+              <w:t>…</w:t>
+            </w:r>
+            <w:r>
+              <w:rPr>
+                <w:rFonts w:ascii="Latha" w:hAnsi="Latha" w:cs="Latha"/>
+                <w:color w:val="EE0000"/>
+                <w:sz w:val="28"/>
+                <w:szCs w:val="28"/>
+                <w:cs/>
+                <w:lang w:bidi="ta-IN"/>
+              </w:rPr>
+              <w:t xml:space="preserve"> பூ</w:t>
+            </w:r>
+            <w:r>
+              <w:rPr>
+                <w:rFonts w:ascii="Latha" w:hAnsi="Latha" w:cs="Latha"/>
+                <w:b/>
+                <w:bCs/>
+                <w:color w:val="EE0000"/>
+                <w:position w:val="-12"/>
+                <w:sz w:val="28"/>
+                <w:szCs w:val="28"/>
+                <w:cs/>
+                <w:lang w:bidi="ta-IN"/>
+              </w:rPr>
+              <w:t>4</w:t>
+            </w:r>
+            <w:r>
+              <w:rPr>
+                <w:rFonts w:ascii="Latha" w:hAnsi="Latha" w:cs="Latha"/>
+                <w:color w:val="EE0000"/>
+                <w:sz w:val="28"/>
+                <w:szCs w:val="28"/>
+                <w:cs/>
+                <w:lang w:bidi="ta-IN"/>
+              </w:rPr>
+              <w:t>யான்</w:t>
+            </w:r>
+            <w:r>
+              <w:rPr>
+                <w:rFonts w:ascii="BRH Tamil Tab Extra" w:hAnsi="BRH Tamil Tab Extra" w:cs="Latha"/>
+                <w:b/>
+                <w:color w:val="EE0000"/>
+                <w:sz w:val="36"/>
+                <w:szCs w:val="28"/>
+                <w:lang w:val="it-IT" w:bidi="ta-IN"/>
+              </w:rPr>
+              <w:t>†</w:t>
+            </w:r>
+            <w:r>
+              <w:rPr>
+                <w:rFonts w:ascii="Latha" w:hAnsi="Latha" w:cs="Latha"/>
+                <w:color w:val="EE0000"/>
+                <w:sz w:val="28"/>
+                <w:szCs w:val="28"/>
+                <w:lang w:val="it-IT" w:bidi="ta-IN"/>
+              </w:rPr>
+              <w:t xml:space="preserve"> |</w:t>
+            </w:r>
+          </w:p>
+        </w:tc>
+      </w:tr>
+      <w:tr>
+        <w:trPr>
+          <w:trHeight w:val="1408"/>
+        </w:trPr>
+        <w:tc>
+          <w:tcPr>
+            <w:tcW w:w="3764" w:type="dxa"/>
+            <w:tcBorders>
+              <w:top w:val="single" w:sz="4" w:space="0" w:color="000000"/>
+              <w:left w:val="single" w:sz="4" w:space="0" w:color="000000"/>
+              <w:bottom w:val="single" w:sz="4" w:space="0" w:color="000000"/>
+              <w:right w:val="single" w:sz="4" w:space="0" w:color="000000"/>
+            </w:tcBorders>
+          </w:tcPr>
+          <w:p>
+            <w:pPr>
+              <w:widowControl w:val="0"/>
+              <w:tabs>
+                <w:tab w:val="left" w:pos="993"/>
+              </w:tabs>
+              <w:autoSpaceDE w:val="0"/>
+              <w:autoSpaceDN w:val="0"/>
+              <w:adjustRightInd w:val="0"/>
+              <w:spacing w:before="0" w:line="240" w:lineRule="auto"/>
+              <w:rPr>
+                <w:rFonts w:eastAsia="Times New Roman" w:cs="Arial"/>
+                <w:b/>
+                <w:color w:val="EE0000"/>
+                <w:sz w:val="32"/>
+                <w:szCs w:val="32"/>
+                <w:lang w:val="en-IN" w:eastAsia="en-IN" w:bidi="ml-IN"/>
+              </w:rPr>
+            </w:pPr>
+            <w:r>
+              <w:rPr>
+                <w:rFonts w:eastAsia="Times New Roman" w:cs="Arial"/>
+                <w:b/>
+                <w:color w:val="EE0000"/>
+                <w:sz w:val="32"/>
+                <w:szCs w:val="32"/>
+                <w:lang w:val="en-IN" w:eastAsia="en-IN" w:bidi="ml-IN"/>
+              </w:rPr>
+              <w:lastRenderedPageBreak/>
+              <w:t>T.S.1.5.9.</w:t>
+            </w:r>
+            <w:r>
+              <w:rPr>
+                <w:rFonts w:eastAsia="Times New Roman" w:cs="Arial"/>
+                <w:b/>
+                <w:color w:val="EE0000"/>
+                <w:sz w:val="32"/>
+                <w:szCs w:val="32"/>
+                <w:lang w:val="en-IN" w:eastAsia="en-IN" w:bidi="ml-IN"/>
+              </w:rPr>
+              <w:t>3</w:t>
+            </w:r>
+            <w:r>
+              <w:rPr>
+                <w:rFonts w:eastAsia="Times New Roman" w:cs="Arial"/>
+                <w:b/>
+                <w:color w:val="EE0000"/>
+                <w:sz w:val="32"/>
+                <w:szCs w:val="32"/>
+                <w:lang w:val="en-IN" w:eastAsia="en-IN" w:bidi="ml-IN"/>
+              </w:rPr>
+              <w:t xml:space="preserve"> - Kramam</w:t>
+            </w:r>
+          </w:p>
+          <w:p>
+            <w:pPr>
+              <w:widowControl w:val="0"/>
+              <w:tabs>
+                <w:tab w:val="left" w:pos="993"/>
+              </w:tabs>
+              <w:autoSpaceDE w:val="0"/>
+              <w:autoSpaceDN w:val="0"/>
+              <w:adjustRightInd w:val="0"/>
+              <w:spacing w:before="0" w:line="240" w:lineRule="auto"/>
+              <w:rPr>
+                <w:rFonts w:eastAsia="Times New Roman" w:cs="Arial"/>
+                <w:b/>
+                <w:color w:val="EE0000"/>
+                <w:sz w:val="28"/>
+                <w:szCs w:val="28"/>
+                <w:lang w:val="en-IN" w:eastAsia="en-IN" w:bidi="ml-IN"/>
+              </w:rPr>
+            </w:pPr>
+            <w:r>
+              <w:rPr>
+                <w:rFonts w:eastAsia="Times New Roman" w:cs="Arial"/>
+                <w:b/>
+                <w:color w:val="EE0000"/>
+                <w:sz w:val="28"/>
+                <w:szCs w:val="28"/>
+                <w:lang w:val="en-IN" w:eastAsia="en-IN" w:bidi="ml-IN"/>
+              </w:rPr>
+              <w:t>Krama Vaakyam No. 40,41</w:t>
+            </w:r>
+          </w:p>
+          <w:p>
+            <w:pPr>
+              <w:widowControl w:val="0"/>
+              <w:tabs>
+                <w:tab w:val="left" w:pos="993"/>
+              </w:tabs>
+              <w:autoSpaceDE w:val="0"/>
+              <w:autoSpaceDN w:val="0"/>
+              <w:adjustRightInd w:val="0"/>
+              <w:spacing w:before="0" w:line="240" w:lineRule="auto"/>
+              <w:rPr>
+                <w:rFonts w:eastAsia="Times New Roman" w:cs="Arial"/>
+                <w:b/>
+                <w:color w:val="EE0000"/>
+                <w:sz w:val="32"/>
+                <w:szCs w:val="32"/>
+                <w:lang w:val="it-IT" w:eastAsia="en-IN" w:bidi="ml-IN"/>
+              </w:rPr>
+            </w:pPr>
+            <w:r>
+              <w:rPr>
+                <w:rFonts w:eastAsia="Times New Roman" w:cs="Arial"/>
+                <w:b/>
+                <w:color w:val="EE0000"/>
+                <w:sz w:val="32"/>
+                <w:szCs w:val="32"/>
+                <w:lang w:val="it-IT" w:eastAsia="en-IN" w:bidi="ml-IN"/>
+              </w:rPr>
+              <w:t>Panchaati No. 38</w:t>
+            </w:r>
+          </w:p>
+        </w:tc>
+        <w:tc>
+          <w:tcPr>
+            <w:tcW w:w="5102" w:type="dxa"/>
+            <w:tcBorders>
+              <w:top w:val="single" w:sz="4" w:space="0" w:color="000000"/>
+              <w:left w:val="single" w:sz="4" w:space="0" w:color="000000"/>
+              <w:bottom w:val="single" w:sz="4" w:space="0" w:color="000000"/>
+              <w:right w:val="single" w:sz="4" w:space="0" w:color="000000"/>
+            </w:tcBorders>
+          </w:tcPr>
+          <w:p>
+            <w:pPr>
+              <w:widowControl w:val="0"/>
+              <w:autoSpaceDE w:val="0"/>
+              <w:autoSpaceDN w:val="0"/>
+              <w:adjustRightInd w:val="0"/>
+              <w:spacing w:before="0" w:line="240" w:lineRule="auto"/>
+              <w:ind w:right="-90"/>
+              <w:rPr>
+                <w:rFonts w:ascii="Latha" w:hAnsi="Latha" w:cs="Latha"/>
+                <w:color w:val="EE0000"/>
+                <w:sz w:val="28"/>
+                <w:szCs w:val="28"/>
+                <w:lang w:val="it-IT" w:bidi="ta-IN"/>
+              </w:rPr>
+            </w:pPr>
+            <w:r>
+              <w:rPr>
+                <w:rFonts w:ascii="Latha" w:hAnsi="Latha" w:cs="Latha"/>
+                <w:color w:val="EE0000"/>
+                <w:sz w:val="28"/>
+                <w:szCs w:val="28"/>
+                <w:cs/>
+                <w:lang w:bidi="ta-IN"/>
+              </w:rPr>
+              <w:t>ப</w:t>
+            </w:r>
+            <w:r>
+              <w:rPr>
+                <w:rFonts w:ascii="BRH Tamil Tab Extra" w:hAnsi="BRH Tamil Tab Extra" w:cs="Latha"/>
+                <w:b/>
+                <w:color w:val="EE0000"/>
+                <w:sz w:val="32"/>
+                <w:szCs w:val="28"/>
+                <w:lang w:val="it-IT" w:bidi="ta-IN"/>
+              </w:rPr>
+              <w:t>…</w:t>
+            </w:r>
+            <w:r>
+              <w:rPr>
+                <w:rFonts w:ascii="Latha" w:hAnsi="Latha" w:cs="Latha"/>
+                <w:color w:val="EE0000"/>
+                <w:sz w:val="28"/>
+                <w:szCs w:val="28"/>
+                <w:cs/>
+                <w:lang w:bidi="ta-IN"/>
+              </w:rPr>
+              <w:t>ஶூன்</w:t>
+            </w:r>
+            <w:r>
+              <w:rPr>
+                <w:rFonts w:ascii="Latha" w:hAnsi="Latha" w:cs="Latha"/>
+                <w:b/>
+                <w:bCs/>
+                <w:color w:val="EE0000"/>
+                <w:sz w:val="32"/>
+                <w:szCs w:val="32"/>
+                <w:lang w:val="it-IT" w:bidi="ta-IN"/>
+              </w:rPr>
+              <w:t>.</w:t>
+            </w:r>
+            <w:r>
+              <w:rPr>
+                <w:rFonts w:ascii="Latha" w:hAnsi="Latha" w:cs="Latha"/>
+                <w:color w:val="EE0000"/>
+                <w:sz w:val="28"/>
+                <w:szCs w:val="28"/>
+                <w:lang w:val="it-IT" w:bidi="ta-IN"/>
+              </w:rPr>
+              <w:t xml:space="preserve"> </w:t>
+            </w:r>
+            <w:r>
+              <w:rPr>
+                <w:rFonts w:ascii="Latha" w:hAnsi="Latha" w:cs="Latha"/>
+                <w:color w:val="EE0000"/>
+                <w:sz w:val="28"/>
+                <w:szCs w:val="28"/>
+                <w:cs/>
+                <w:lang w:bidi="ta-IN"/>
+              </w:rPr>
+              <w:t>வி</w:t>
+            </w:r>
+            <w:r>
+              <w:rPr>
+                <w:rFonts w:ascii="BRH Tamil Tab Extra" w:hAnsi="BRH Tamil Tab Extra" w:cs="Latha"/>
+                <w:b/>
+                <w:color w:val="EE0000"/>
+                <w:sz w:val="32"/>
+                <w:szCs w:val="28"/>
+                <w:lang w:val="it-IT" w:bidi="ta-IN"/>
+              </w:rPr>
+              <w:t>…</w:t>
+            </w:r>
+            <w:r>
+              <w:rPr>
+                <w:rFonts w:ascii="Latha" w:hAnsi="Latha" w:cs="Latha"/>
+                <w:color w:val="EE0000"/>
+                <w:sz w:val="28"/>
+                <w:szCs w:val="28"/>
+                <w:highlight w:val="yellow"/>
+                <w:cs/>
+                <w:lang w:bidi="ta-IN"/>
+              </w:rPr>
+              <w:t>த்</w:t>
+            </w:r>
+            <w:r>
+              <w:rPr>
+                <w:rFonts w:ascii="Latha" w:hAnsi="Latha" w:cs="Latha"/>
+                <w:color w:val="EE0000"/>
+                <w:sz w:val="28"/>
+                <w:szCs w:val="28"/>
+                <w:cs/>
+                <w:lang w:bidi="ta-IN"/>
+              </w:rPr>
+              <w:t xml:space="preserve">வா </w:t>
+            </w:r>
+            <w:r>
+              <w:rPr>
+                <w:rFonts w:ascii="Latha" w:hAnsi="Latha" w:cs="Latha"/>
+                <w:color w:val="EE0000"/>
+                <w:sz w:val="28"/>
+                <w:szCs w:val="28"/>
+                <w:lang w:val="it-IT" w:bidi="ta-IN"/>
+              </w:rPr>
+              <w:t xml:space="preserve">| </w:t>
+            </w:r>
+          </w:p>
+          <w:p>
+            <w:pPr>
+              <w:widowControl w:val="0"/>
+              <w:autoSpaceDE w:val="0"/>
+              <w:autoSpaceDN w:val="0"/>
+              <w:adjustRightInd w:val="0"/>
+              <w:spacing w:before="0" w:line="240" w:lineRule="auto"/>
+              <w:ind w:right="-90"/>
+              <w:rPr>
+                <w:rFonts w:ascii="BRH Malayalam Extra" w:hAnsi="BRH Malayalam Extra" w:cs="BRH Malayalam Extra"/>
+                <w:color w:val="EE0000"/>
+                <w:sz w:val="40"/>
+                <w:szCs w:val="40"/>
+                <w:lang w:val="it-IT"/>
+              </w:rPr>
+            </w:pPr>
+            <w:r>
+              <w:rPr>
+                <w:rFonts w:ascii="Latha" w:hAnsi="Latha" w:cs="Latha"/>
+                <w:color w:val="EE0000"/>
+                <w:sz w:val="28"/>
+                <w:szCs w:val="28"/>
+                <w:cs/>
+                <w:lang w:bidi="ta-IN"/>
+              </w:rPr>
+              <w:t>வி</w:t>
+            </w:r>
+            <w:r>
+              <w:rPr>
+                <w:rFonts w:ascii="BRH Tamil Tab Extra" w:hAnsi="BRH Tamil Tab Extra" w:cs="Latha"/>
+                <w:b/>
+                <w:color w:val="EE0000"/>
+                <w:sz w:val="32"/>
+                <w:szCs w:val="28"/>
+                <w:highlight w:val="yellow"/>
+                <w:lang w:val="it-IT" w:bidi="ta-IN"/>
+              </w:rPr>
+              <w:t>…</w:t>
+            </w:r>
+            <w:r>
+              <w:rPr>
+                <w:rFonts w:ascii="Latha" w:hAnsi="Latha" w:cs="Latha"/>
+                <w:color w:val="EE0000"/>
+                <w:sz w:val="28"/>
+                <w:szCs w:val="28"/>
+                <w:highlight w:val="yellow"/>
+                <w:cs/>
+                <w:lang w:bidi="ta-IN"/>
+              </w:rPr>
+              <w:t>த்</w:t>
+            </w:r>
+            <w:r>
+              <w:rPr>
+                <w:rFonts w:ascii="Latha" w:hAnsi="Latha" w:cs="Latha"/>
+                <w:color w:val="EE0000"/>
+                <w:sz w:val="28"/>
+                <w:szCs w:val="28"/>
+                <w:cs/>
+                <w:lang w:bidi="ta-IN"/>
+              </w:rPr>
+              <w:t>வா காமான்</w:t>
+            </w:r>
+            <w:r>
+              <w:rPr>
+                <w:rFonts w:ascii="BRH Tamil Tab Extra" w:hAnsi="BRH Tamil Tab Extra" w:cs="Latha"/>
+                <w:b/>
+                <w:color w:val="EE0000"/>
+                <w:sz w:val="36"/>
+                <w:szCs w:val="28"/>
+                <w:lang w:val="it-IT" w:bidi="ta-IN"/>
+              </w:rPr>
+              <w:t>†</w:t>
+            </w:r>
+            <w:r>
+              <w:rPr>
+                <w:rFonts w:ascii="Latha" w:hAnsi="Latha" w:cs="Latha"/>
+                <w:color w:val="EE0000"/>
+                <w:sz w:val="28"/>
+                <w:szCs w:val="28"/>
+                <w:lang w:val="it-IT" w:bidi="ta-IN"/>
+              </w:rPr>
+              <w:t xml:space="preserve"> |</w:t>
+            </w:r>
+          </w:p>
+        </w:tc>
+        <w:tc>
+          <w:tcPr>
+            <w:tcW w:w="5103" w:type="dxa"/>
+            <w:tcBorders>
+              <w:top w:val="single" w:sz="4" w:space="0" w:color="000000"/>
+              <w:left w:val="single" w:sz="4" w:space="0" w:color="000000"/>
+              <w:bottom w:val="single" w:sz="4" w:space="0" w:color="000000"/>
+              <w:right w:val="single" w:sz="4" w:space="0" w:color="000000"/>
+            </w:tcBorders>
+          </w:tcPr>
+          <w:p>
+            <w:pPr>
+              <w:autoSpaceDE w:val="0"/>
+              <w:autoSpaceDN w:val="0"/>
+              <w:adjustRightInd w:val="0"/>
+              <w:spacing w:before="0" w:line="240" w:lineRule="auto"/>
+              <w:rPr>
+                <w:rFonts w:ascii="Latha" w:hAnsi="Latha" w:cs="Latha"/>
+                <w:color w:val="EE0000"/>
+                <w:sz w:val="28"/>
+                <w:szCs w:val="28"/>
+                <w:lang w:val="it-IT" w:bidi="ta-IN"/>
+              </w:rPr>
+            </w:pPr>
+            <w:r>
+              <w:rPr>
+                <w:rFonts w:ascii="Latha" w:hAnsi="Latha" w:cs="Latha"/>
+                <w:color w:val="EE0000"/>
+                <w:sz w:val="28"/>
+                <w:szCs w:val="28"/>
+                <w:cs/>
+                <w:lang w:bidi="ta-IN"/>
+              </w:rPr>
+              <w:t>ப</w:t>
+            </w:r>
+            <w:r>
+              <w:rPr>
+                <w:rFonts w:ascii="BRH Tamil Tab Extra" w:hAnsi="BRH Tamil Tab Extra" w:cs="Latha"/>
+                <w:b/>
+                <w:color w:val="EE0000"/>
+                <w:sz w:val="32"/>
+                <w:szCs w:val="28"/>
+                <w:lang w:val="it-IT" w:bidi="ta-IN"/>
+              </w:rPr>
+              <w:t>…</w:t>
+            </w:r>
+            <w:r>
+              <w:rPr>
+                <w:rFonts w:ascii="Latha" w:hAnsi="Latha" w:cs="Latha"/>
+                <w:color w:val="EE0000"/>
+                <w:sz w:val="28"/>
+                <w:szCs w:val="28"/>
+                <w:cs/>
+                <w:lang w:bidi="ta-IN"/>
+              </w:rPr>
+              <w:t>ஶூன்</w:t>
+            </w:r>
+            <w:r>
+              <w:rPr>
+                <w:rFonts w:ascii="Latha" w:hAnsi="Latha" w:cs="Latha"/>
+                <w:b/>
+                <w:bCs/>
+                <w:color w:val="EE0000"/>
+                <w:sz w:val="32"/>
+                <w:szCs w:val="32"/>
+                <w:lang w:val="it-IT" w:bidi="ta-IN"/>
+              </w:rPr>
+              <w:t>.</w:t>
+            </w:r>
+            <w:r>
+              <w:rPr>
+                <w:rFonts w:ascii="Latha" w:hAnsi="Latha" w:cs="Latha"/>
+                <w:color w:val="EE0000"/>
+                <w:sz w:val="28"/>
+                <w:szCs w:val="28"/>
+                <w:lang w:val="it-IT" w:bidi="ta-IN"/>
+              </w:rPr>
+              <w:t xml:space="preserve"> </w:t>
+            </w:r>
+            <w:r>
+              <w:rPr>
+                <w:rFonts w:ascii="Latha" w:hAnsi="Latha" w:cs="Latha"/>
+                <w:color w:val="EE0000"/>
+                <w:sz w:val="28"/>
+                <w:szCs w:val="28"/>
+                <w:cs/>
+                <w:lang w:bidi="ta-IN"/>
+              </w:rPr>
+              <w:t>வி</w:t>
+            </w:r>
+            <w:r>
+              <w:rPr>
+                <w:rFonts w:ascii="BRH Tamil Tab Extra" w:hAnsi="BRH Tamil Tab Extra" w:cs="Latha"/>
+                <w:b/>
+                <w:color w:val="EE0000"/>
+                <w:sz w:val="32"/>
+                <w:szCs w:val="28"/>
+                <w:lang w:val="it-IT" w:bidi="ta-IN"/>
+              </w:rPr>
+              <w:t>…</w:t>
+            </w:r>
+            <w:r>
+              <w:rPr>
+                <w:rFonts w:ascii="Latha" w:hAnsi="Latha" w:cs="Latha"/>
+                <w:color w:val="EE0000"/>
+                <w:sz w:val="28"/>
+                <w:szCs w:val="28"/>
+                <w:highlight w:val="green"/>
+                <w:cs/>
+                <w:lang w:bidi="ta-IN"/>
+              </w:rPr>
+              <w:t>த்த்</w:t>
+            </w:r>
+            <w:r>
+              <w:rPr>
+                <w:rFonts w:ascii="Latha" w:hAnsi="Latha" w:cs="Latha"/>
+                <w:color w:val="EE0000"/>
+                <w:sz w:val="28"/>
+                <w:szCs w:val="28"/>
+                <w:cs/>
+                <w:lang w:bidi="ta-IN"/>
+              </w:rPr>
+              <w:t xml:space="preserve">வா </w:t>
+            </w:r>
+            <w:r>
+              <w:rPr>
+                <w:rFonts w:ascii="Latha" w:hAnsi="Latha" w:cs="Latha"/>
+                <w:color w:val="EE0000"/>
+                <w:sz w:val="28"/>
+                <w:szCs w:val="28"/>
+                <w:lang w:val="it-IT" w:bidi="ta-IN"/>
+              </w:rPr>
+              <w:t xml:space="preserve">| </w:t>
+            </w:r>
+          </w:p>
+          <w:p>
+            <w:pPr>
+              <w:autoSpaceDE w:val="0"/>
+              <w:autoSpaceDN w:val="0"/>
+              <w:adjustRightInd w:val="0"/>
+              <w:spacing w:before="0" w:line="240" w:lineRule="auto"/>
+              <w:rPr>
+                <w:rFonts w:ascii="BRH Malayalam Extra" w:hAnsi="BRH Malayalam Extra" w:cs="BRH Malayalam Extra"/>
+                <w:color w:val="EE0000"/>
+                <w:sz w:val="40"/>
+                <w:szCs w:val="40"/>
+                <w:lang w:val="it-IT"/>
+              </w:rPr>
+            </w:pPr>
+            <w:r>
+              <w:rPr>
+                <w:rFonts w:ascii="Latha" w:hAnsi="Latha" w:cs="Latha"/>
+                <w:color w:val="EE0000"/>
+                <w:sz w:val="28"/>
+                <w:szCs w:val="28"/>
+                <w:cs/>
+                <w:lang w:bidi="ta-IN"/>
+              </w:rPr>
+              <w:t>வி</w:t>
+            </w:r>
+            <w:r>
+              <w:rPr>
+                <w:rFonts w:ascii="BRH Tamil Tab Extra" w:hAnsi="BRH Tamil Tab Extra" w:cs="Latha"/>
+                <w:b/>
+                <w:color w:val="EE0000"/>
+                <w:sz w:val="32"/>
+                <w:szCs w:val="28"/>
+                <w:lang w:val="it-IT" w:bidi="ta-IN"/>
+              </w:rPr>
+              <w:t>…</w:t>
+            </w:r>
+            <w:r>
+              <w:rPr>
+                <w:rFonts w:ascii="Latha" w:hAnsi="Latha" w:cs="Latha"/>
+                <w:color w:val="EE0000"/>
+                <w:sz w:val="28"/>
+                <w:szCs w:val="28"/>
+                <w:highlight w:val="green"/>
+                <w:cs/>
+                <w:lang w:bidi="ta-IN"/>
+              </w:rPr>
+              <w:t>த்த்</w:t>
+            </w:r>
+            <w:r>
+              <w:rPr>
+                <w:rFonts w:ascii="Latha" w:hAnsi="Latha" w:cs="Latha"/>
+                <w:color w:val="EE0000"/>
+                <w:sz w:val="28"/>
+                <w:szCs w:val="28"/>
+                <w:cs/>
+                <w:lang w:bidi="ta-IN"/>
+              </w:rPr>
+              <w:t>வா காமான்</w:t>
+            </w:r>
+            <w:r>
+              <w:rPr>
+                <w:rFonts w:ascii="BRH Tamil Tab Extra" w:hAnsi="BRH Tamil Tab Extra" w:cs="Latha"/>
+                <w:b/>
+                <w:color w:val="EE0000"/>
+                <w:sz w:val="36"/>
+                <w:szCs w:val="28"/>
+                <w:lang w:val="it-IT" w:bidi="ta-IN"/>
+              </w:rPr>
+              <w:t>†</w:t>
+            </w:r>
+            <w:r>
+              <w:rPr>
+                <w:rFonts w:ascii="Latha" w:hAnsi="Latha" w:cs="Latha"/>
+                <w:color w:val="EE0000"/>
+                <w:sz w:val="28"/>
+                <w:szCs w:val="28"/>
+                <w:lang w:val="it-IT" w:bidi="ta-IN"/>
+              </w:rPr>
+              <w:t xml:space="preserve"> |</w:t>
+            </w:r>
+            <w:r>
+              <w:rPr>
+                <w:rFonts w:ascii="BRH Devanagari Extra" w:hAnsi="BRH Devanagari Extra" w:cs="BRH Devanagari Extra"/>
+                <w:color w:val="EE0000"/>
+                <w:sz w:val="40"/>
+                <w:szCs w:val="40"/>
+                <w:lang w:val="it-IT"/>
+              </w:rPr>
+              <w:t xml:space="preserve"> (</w:t>
+            </w:r>
+            <w:r>
+              <w:rPr>
+                <w:rFonts w:cs="Arial"/>
+                <w:color w:val="EE0000"/>
+                <w:sz w:val="36"/>
+                <w:szCs w:val="36"/>
+                <w:lang w:val="it-IT"/>
+              </w:rPr>
+              <w:t>ttvA</w:t>
+            </w:r>
+            <w:r>
+              <w:rPr>
+                <w:rFonts w:ascii="BRH Devanagari Extra" w:hAnsi="BRH Devanagari Extra" w:cs="BRH Devanagari Extra"/>
+                <w:color w:val="EE0000"/>
+                <w:sz w:val="40"/>
+                <w:szCs w:val="40"/>
+                <w:lang w:val="it-IT"/>
+              </w:rPr>
+              <w:t>)</w:t>
+            </w:r>
+          </w:p>
+        </w:tc>
+      </w:tr>
+      <w:tr>
+        <w:trPr>
+          <w:trHeight w:val="1105"/>
+        </w:trPr>
+        <w:tc>
+          <w:tcPr>
+            <w:tcW w:w="3764" w:type="dxa"/>
+            <w:tcBorders>
+              <w:top w:val="single" w:sz="4" w:space="0" w:color="000000"/>
+              <w:left w:val="single" w:sz="4" w:space="0" w:color="000000"/>
+              <w:bottom w:val="single" w:sz="4" w:space="0" w:color="000000"/>
+              <w:right w:val="single" w:sz="4" w:space="0" w:color="000000"/>
+            </w:tcBorders>
+          </w:tcPr>
+          <w:p>
+            <w:pPr>
+              <w:widowControl w:val="0"/>
+              <w:tabs>
+                <w:tab w:val="left" w:pos="993"/>
+              </w:tabs>
+              <w:autoSpaceDE w:val="0"/>
+              <w:autoSpaceDN w:val="0"/>
+              <w:adjustRightInd w:val="0"/>
+              <w:spacing w:before="0" w:line="240" w:lineRule="auto"/>
+              <w:rPr>
+                <w:rFonts w:eastAsia="Times New Roman" w:cs="Arial"/>
+                <w:b/>
+                <w:color w:val="EE0000"/>
+                <w:sz w:val="32"/>
+                <w:szCs w:val="32"/>
+                <w:lang w:val="it-IT" w:eastAsia="en-IN" w:bidi="ml-IN"/>
+              </w:rPr>
+            </w:pPr>
+          </w:p>
+        </w:tc>
+        <w:tc>
+          <w:tcPr>
+            <w:tcW w:w="5102" w:type="dxa"/>
+            <w:tcBorders>
+              <w:top w:val="single" w:sz="4" w:space="0" w:color="000000"/>
+              <w:left w:val="single" w:sz="4" w:space="0" w:color="000000"/>
+              <w:bottom w:val="single" w:sz="4" w:space="0" w:color="000000"/>
+              <w:right w:val="single" w:sz="4" w:space="0" w:color="000000"/>
+            </w:tcBorders>
+          </w:tcPr>
+          <w:p>
+            <w:pPr>
+              <w:widowControl w:val="0"/>
+              <w:autoSpaceDE w:val="0"/>
+              <w:autoSpaceDN w:val="0"/>
+              <w:adjustRightInd w:val="0"/>
+              <w:spacing w:line="252" w:lineRule="auto"/>
+              <w:ind w:right="-165"/>
+              <w:rPr>
+                <w:rFonts w:ascii="Latha" w:hAnsi="Latha" w:cs="Latha"/>
+                <w:color w:val="EE0000"/>
+                <w:sz w:val="28"/>
+                <w:szCs w:val="28"/>
+                <w:cs/>
+                <w:lang w:bidi="ta-IN"/>
+              </w:rPr>
+            </w:pPr>
+          </w:p>
+        </w:tc>
+        <w:tc>
+          <w:tcPr>
+            <w:tcW w:w="5103" w:type="dxa"/>
+            <w:tcBorders>
+              <w:top w:val="single" w:sz="4" w:space="0" w:color="000000"/>
+              <w:left w:val="single" w:sz="4" w:space="0" w:color="000000"/>
+              <w:bottom w:val="single" w:sz="4" w:space="0" w:color="000000"/>
+              <w:right w:val="single" w:sz="4" w:space="0" w:color="000000"/>
+            </w:tcBorders>
+          </w:tcPr>
+          <w:p>
+            <w:pPr>
+              <w:autoSpaceDE w:val="0"/>
+              <w:autoSpaceDN w:val="0"/>
+              <w:adjustRightInd w:val="0"/>
+              <w:spacing w:before="0" w:line="240" w:lineRule="auto"/>
+              <w:rPr>
+                <w:rFonts w:ascii="Latha" w:hAnsi="Latha" w:cs="Latha"/>
+                <w:color w:val="EE0000"/>
+                <w:sz w:val="28"/>
+                <w:szCs w:val="28"/>
+                <w:cs/>
+                <w:lang w:bidi="ta-IN"/>
+              </w:rPr>
+            </w:pPr>
           </w:p>
         </w:tc>
       </w:tr>
@@ -3813,6 +6005,7 @@
                 <w:szCs w:val="32"/>
                 <w:lang w:val="en-IN" w:eastAsia="en-IN" w:bidi="ml-IN"/>
               </w:rPr>
+              <w:lastRenderedPageBreak/>
               <w:t>T.S.1.5.</w:t>
             </w:r>
             <w:r>
@@ -6515,7 +8708,6 @@
                 <w:szCs w:val="32"/>
                 <w:lang w:val="en-IN" w:eastAsia="en-IN" w:bidi="ml-IN"/>
               </w:rPr>
-              <w:lastRenderedPageBreak/>
               <w:t>T.S.1.5.</w:t>
             </w:r>
             <w:r>
@@ -7498,6 +9690,7 @@
           <w:szCs w:val="32"/>
           <w:u w:val="single"/>
         </w:rPr>
+        <w:lastRenderedPageBreak/>
         <w:t xml:space="preserve">TS </w:t>
       </w:r>
       <w:r>
@@ -9316,7 +11509,6 @@
                 <w:szCs w:val="32"/>
                 <w:lang w:val="en-IN" w:eastAsia="en-IN" w:bidi="ml-IN"/>
               </w:rPr>
-              <w:lastRenderedPageBreak/>
               <w:t>T.S.1.5.</w:t>
             </w:r>
             <w:r>
@@ -11005,6 +13197,7 @@
           <w:szCs w:val="32"/>
           <w:u w:val="single"/>
         </w:rPr>
+        <w:lastRenderedPageBreak/>
         <w:t xml:space="preserve">TS </w:t>
       </w:r>
       <w:r>
@@ -11994,7 +14187,6 @@
                 <w:szCs w:val="32"/>
                 <w:lang w:val="en-IN" w:eastAsia="en-IN" w:bidi="ml-IN"/>
               </w:rPr>
-              <w:lastRenderedPageBreak/>
               <w:t>T.S.1.5.2.4 - Kramam</w:t>
             </w:r>
           </w:p>
@@ -14019,6 +16211,7 @@
                 <w:szCs w:val="32"/>
                 <w:lang w:val="en-IN" w:eastAsia="en-IN" w:bidi="ml-IN"/>
               </w:rPr>
+              <w:lastRenderedPageBreak/>
               <w:t>T.S.1.5.8.5 - Kramam</w:t>
             </w:r>
           </w:p>
@@ -15506,7 +17699,6 @@
                 <w:szCs w:val="32"/>
                 <w:lang w:val="en-IN" w:eastAsia="en-IN" w:bidi="ml-IN"/>
               </w:rPr>
-              <w:lastRenderedPageBreak/>
               <w:t>T.S.1.5.11.4 - Kramam</w:t>
             </w:r>
           </w:p>
@@ -17078,6 +19270,7 @@
           <w:b/>
           <w:bCs/>
         </w:rPr>
+        <w:lastRenderedPageBreak/>
         <w:t>(ignore those which are already incorporated in your book’s version and date)</w:t>
       </w:r>
     </w:p>
@@ -17657,7 +19850,6 @@
                 <w:cs/>
                 <w:lang w:bidi="ta-IN"/>
               </w:rPr>
-              <w:lastRenderedPageBreak/>
               <w:t>ப்</w:t>
             </w:r>
             <w:r>
@@ -20145,6 +22337,7 @@
                 <w:cs/>
                 <w:lang w:bidi="ta-IN"/>
               </w:rPr>
+              <w:lastRenderedPageBreak/>
               <w:t>த</w:t>
             </w:r>
             <w:r>
@@ -20291,6 +22484,7 @@
                 <w:cs/>
                 <w:lang w:bidi="ta-IN"/>
               </w:rPr>
+              <w:lastRenderedPageBreak/>
               <w:t>ஆ த</w:t>
             </w:r>
             <w:r>
@@ -20355,6 +22549,7 @@
                 <w:cs/>
                 <w:lang w:bidi="ta-IN"/>
               </w:rPr>
+              <w:lastRenderedPageBreak/>
               <w:t>த</w:t>
             </w:r>
             <w:r>
@@ -20501,6 +22696,7 @@
                 <w:szCs w:val="28"/>
                 <w:lang w:val="it-IT" w:eastAsia="en-IN" w:bidi="ml-IN"/>
               </w:rPr>
+              <w:lastRenderedPageBreak/>
               <w:t>T.S.1.5.4.3 - Kramam</w:t>
             </w:r>
           </w:p>
@@ -21541,7 +23737,6 @@
                 <w:szCs w:val="28"/>
                 <w:lang w:val="it-IT" w:eastAsia="en-IN" w:bidi="ml-IN"/>
               </w:rPr>
-              <w:lastRenderedPageBreak/>
               <w:t>T.S.1.5.8.1 - Kramam</w:t>
             </w:r>
           </w:p>
@@ -23206,6 +25401,7 @@
                 <w:cs/>
                 <w:lang w:bidi="ta-IN"/>
               </w:rPr>
+              <w:lastRenderedPageBreak/>
               <w:t>கவா</w:t>
             </w:r>
             <w:r>
@@ -23513,6 +25709,7 @@
                 <w:cs/>
                 <w:lang w:bidi="ta-IN"/>
               </w:rPr>
+              <w:lastRenderedPageBreak/>
               <w:t>ப்ர</w:t>
             </w:r>
             <w:r>
@@ -23641,6 +25838,7 @@
                 <w:cs/>
                 <w:lang w:bidi="ta-IN"/>
               </w:rPr>
+              <w:lastRenderedPageBreak/>
               <w:t>கவா</w:t>
             </w:r>
             <w:r>
@@ -23934,6 +26132,7 @@
           <w:szCs w:val="32"/>
           <w:u w:val="single"/>
         </w:rPr>
+        <w:lastRenderedPageBreak/>
         <w:t>===========</w:t>
       </w:r>
       <w:r>

--- a/TS-Kramam/TS-1.5/TS 1.5 Tamil Krama Paatam Corrections.docx
+++ b/TS-Kramam/TS-1.5/TS 1.5 Tamil Krama Paatam Corrections.docx
@@ -91,7 +91,27 @@
           <w:szCs w:val="32"/>
           <w:u w:val="single"/>
         </w:rPr>
-        <w:t>31st Jan 2026</w:t>
+        <w:t xml:space="preserve">31st </w:t>
+      </w:r>
+      <w:r>
+        <w:rPr>
+          <w:b/>
+          <w:bCs/>
+          <w:sz w:val="32"/>
+          <w:szCs w:val="32"/>
+          <w:u w:val="single"/>
+        </w:rPr>
+        <w:t>May</w:t>
+      </w:r>
+      <w:r>
+        <w:rPr>
+          <w:b/>
+          <w:bCs/>
+          <w:sz w:val="32"/>
+          <w:szCs w:val="32"/>
+          <w:u w:val="single"/>
+        </w:rPr>
+        <w:t xml:space="preserve"> 2026</w:t>
       </w:r>
     </w:p>
     <w:p>
@@ -691,7 +711,6 @@
               <w:rPr>
                 <w:rFonts w:eastAsia="Times New Roman" w:cs="Arial"/>
                 <w:b/>
-                <w:color w:val="EE0000"/>
                 <w:sz w:val="32"/>
                 <w:szCs w:val="32"/>
                 <w:lang w:val="en-IN" w:eastAsia="en-IN" w:bidi="ml-IN"/>
@@ -701,7 +720,6 @@
               <w:rPr>
                 <w:rFonts w:eastAsia="Times New Roman" w:cs="Arial"/>
                 <w:b/>
-                <w:color w:val="EE0000"/>
                 <w:sz w:val="32"/>
                 <w:szCs w:val="32"/>
                 <w:lang w:val="en-IN" w:eastAsia="en-IN" w:bidi="ml-IN"/>
@@ -720,7 +738,6 @@
                 <w:rFonts w:cs="Arial"/>
                 <w:b/>
                 <w:bCs/>
-                <w:color w:val="EE0000"/>
                 <w:sz w:val="28"/>
                 <w:szCs w:val="36"/>
                 <w:lang w:val="en-IN" w:bidi="ml-IN"/>
@@ -731,7 +748,6 @@
                 <w:rFonts w:cs="Arial"/>
                 <w:b/>
                 <w:bCs/>
-                <w:color w:val="EE0000"/>
                 <w:sz w:val="28"/>
                 <w:szCs w:val="36"/>
                 <w:lang w:val="en-IN" w:bidi="ml-IN"/>
@@ -752,7 +768,6 @@
               <w:rPr>
                 <w:rFonts w:eastAsia="Times New Roman" w:cs="Arial"/>
                 <w:b/>
-                <w:color w:val="EE0000"/>
                 <w:sz w:val="32"/>
                 <w:szCs w:val="32"/>
                 <w:lang w:val="it-IT" w:eastAsia="en-IN" w:bidi="ml-IN"/>
@@ -763,7 +778,6 @@
                 <w:rFonts w:cs="Arial"/>
                 <w:b/>
                 <w:bCs/>
-                <w:color w:val="EE0000"/>
                 <w:sz w:val="28"/>
                 <w:szCs w:val="36"/>
                 <w:lang w:val="it-IT" w:bidi="ml-IN"/>
@@ -791,7 +805,6 @@
               <w:spacing w:before="0" w:line="240" w:lineRule="auto"/>
               <w:rPr>
                 <w:rFonts w:ascii="BRH Malayalam Extra" w:hAnsi="BRH Malayalam Extra" w:cs="BRH Malayalam Extra"/>
-                <w:color w:val="EE0000"/>
                 <w:sz w:val="40"/>
                 <w:szCs w:val="40"/>
                 <w:lang w:val="it-IT"/>
@@ -800,7 +813,6 @@
             <w:r>
               <w:rPr>
                 <w:rFonts w:ascii="Latha" w:hAnsi="Latha" w:cs="Latha"/>
-                <w:color w:val="EE0000"/>
                 <w:sz w:val="28"/>
                 <w:szCs w:val="28"/>
                 <w:cs/>
@@ -812,7 +824,6 @@
               <w:rPr>
                 <w:rFonts w:ascii="BRH Tamil Tab Extra" w:hAnsi="BRH Tamil Tab Extra" w:cs="Latha"/>
                 <w:b/>
-                <w:color w:val="EE0000"/>
                 <w:sz w:val="36"/>
                 <w:szCs w:val="28"/>
                 <w:lang w:val="it-IT" w:bidi="ta-IN"/>
@@ -822,7 +833,6 @@
             <w:r>
               <w:rPr>
                 <w:rFonts w:ascii="Latha" w:hAnsi="Latha" w:cs="Latha"/>
-                <w:color w:val="EE0000"/>
                 <w:sz w:val="28"/>
                 <w:szCs w:val="28"/>
                 <w:cs/>
@@ -835,7 +845,6 @@
                 <w:rFonts w:ascii="Latha" w:hAnsi="Latha" w:cs="Latha"/>
                 <w:b/>
                 <w:bCs/>
-                <w:color w:val="EE0000"/>
                 <w:position w:val="-12"/>
                 <w:sz w:val="28"/>
                 <w:szCs w:val="28"/>
@@ -847,7 +856,6 @@
             <w:r>
               <w:rPr>
                 <w:rFonts w:ascii="Latha" w:hAnsi="Latha" w:cs="Latha"/>
-                <w:color w:val="EE0000"/>
                 <w:sz w:val="28"/>
                 <w:szCs w:val="28"/>
                 <w:cs/>
@@ -860,7 +868,6 @@
                 <w:rFonts w:ascii="Latha" w:hAnsi="Latha" w:cs="Latha"/>
                 <w:b/>
                 <w:bCs/>
-                <w:color w:val="EE0000"/>
                 <w:position w:val="-12"/>
                 <w:sz w:val="28"/>
                 <w:szCs w:val="28"/>
@@ -872,7 +879,6 @@
             <w:r>
               <w:rPr>
                 <w:rFonts w:ascii="Latha" w:hAnsi="Latha" w:cs="Latha"/>
-                <w:color w:val="EE0000"/>
                 <w:sz w:val="28"/>
                 <w:szCs w:val="28"/>
                 <w:cs/>
@@ -885,7 +891,6 @@
                 <w:rFonts w:ascii="Latha" w:hAnsi="Latha" w:cs="Latha"/>
                 <w:b/>
                 <w:bCs/>
-                <w:color w:val="EE0000"/>
                 <w:position w:val="-12"/>
                 <w:sz w:val="28"/>
                 <w:szCs w:val="28"/>
@@ -897,7 +902,6 @@
             <w:r>
               <w:rPr>
                 <w:rFonts w:ascii="Latha" w:hAnsi="Latha" w:cs="Latha"/>
-                <w:color w:val="EE0000"/>
                 <w:sz w:val="28"/>
                 <w:szCs w:val="28"/>
                 <w:cs/>
@@ -909,7 +913,6 @@
               <w:rPr>
                 <w:rFonts w:ascii="BRH Tamil Tab Extra" w:hAnsi="BRH Tamil Tab Extra" w:cs="Latha"/>
                 <w:b/>
-                <w:color w:val="EE0000"/>
                 <w:sz w:val="32"/>
                 <w:szCs w:val="28"/>
                 <w:lang w:val="it-IT" w:bidi="ta-IN"/>
@@ -919,7 +922,6 @@
             <w:r>
               <w:rPr>
                 <w:rFonts w:ascii="Latha" w:hAnsi="Latha" w:cs="Latha"/>
-                <w:color w:val="EE0000"/>
                 <w:sz w:val="28"/>
                 <w:szCs w:val="28"/>
                 <w:cs/>
@@ -931,7 +933,6 @@
               <w:rPr>
                 <w:rFonts w:ascii="BRH Tamil Tab Extra" w:hAnsi="BRH Tamil Tab Extra" w:cs="Latha"/>
                 <w:b/>
-                <w:color w:val="EE0000"/>
                 <w:sz w:val="36"/>
                 <w:szCs w:val="28"/>
                 <w:lang w:val="it-IT" w:bidi="ta-IN"/>
@@ -941,7 +942,6 @@
             <w:r>
               <w:rPr>
                 <w:rFonts w:ascii="Latha" w:hAnsi="Latha" w:cs="Latha"/>
-                <w:color w:val="EE0000"/>
                 <w:sz w:val="28"/>
                 <w:szCs w:val="28"/>
                 <w:lang w:val="it-IT" w:bidi="ta-IN"/>
@@ -951,7 +951,6 @@
             <w:r>
               <w:rPr>
                 <w:rFonts w:ascii="Latha" w:hAnsi="Latha" w:cs="Latha"/>
-                <w:color w:val="EE0000"/>
                 <w:sz w:val="28"/>
                 <w:szCs w:val="28"/>
                 <w:cs/>
@@ -963,7 +962,6 @@
               <w:rPr>
                 <w:rFonts w:ascii="BRH Tamil Tab Extra" w:hAnsi="BRH Tamil Tab Extra" w:cs="Latha"/>
                 <w:b/>
-                <w:color w:val="EE0000"/>
                 <w:sz w:val="32"/>
                 <w:szCs w:val="28"/>
                 <w:lang w:val="it-IT" w:bidi="ta-IN"/>
@@ -973,7 +971,6 @@
             <w:r>
               <w:rPr>
                 <w:rFonts w:ascii="Latha" w:hAnsi="Latha" w:cs="Latha"/>
-                <w:color w:val="EE0000"/>
                 <w:sz w:val="28"/>
                 <w:szCs w:val="28"/>
                 <w:cs/>
@@ -986,7 +983,6 @@
                 <w:rFonts w:ascii="Latha" w:hAnsi="Latha" w:cs="Latha"/>
                 <w:b/>
                 <w:bCs/>
-                <w:color w:val="EE0000"/>
                 <w:position w:val="-12"/>
                 <w:sz w:val="28"/>
                 <w:szCs w:val="28"/>
@@ -998,7 +994,6 @@
             <w:r>
               <w:rPr>
                 <w:rFonts w:ascii="Latha" w:hAnsi="Latha" w:cs="Latha"/>
-                <w:color w:val="EE0000"/>
                 <w:sz w:val="28"/>
                 <w:szCs w:val="28"/>
                 <w:cs/>
@@ -1011,7 +1006,6 @@
                 <w:rFonts w:ascii="Latha" w:hAnsi="Latha" w:cs="Latha"/>
                 <w:b/>
                 <w:bCs/>
-                <w:color w:val="EE0000"/>
                 <w:position w:val="-12"/>
                 <w:sz w:val="28"/>
                 <w:szCs w:val="28"/>
@@ -1023,7 +1017,6 @@
             <w:r>
               <w:rPr>
                 <w:rFonts w:ascii="Latha" w:hAnsi="Latha" w:cs="Latha"/>
-                <w:color w:val="EE0000"/>
                 <w:sz w:val="28"/>
                 <w:szCs w:val="28"/>
                 <w:cs/>
@@ -1035,7 +1028,6 @@
               <w:rPr>
                 <w:rFonts w:ascii="BRH Tamil Tab Extra" w:hAnsi="BRH Tamil Tab Extra" w:cs="Latha"/>
                 <w:b/>
-                <w:color w:val="EE0000"/>
                 <w:sz w:val="32"/>
                 <w:szCs w:val="28"/>
                 <w:lang w:val="it-IT" w:bidi="ta-IN"/>
@@ -1045,7 +1037,6 @@
             <w:r>
               <w:rPr>
                 <w:rFonts w:ascii="Latha" w:hAnsi="Latha" w:cs="Latha"/>
-                <w:color w:val="EE0000"/>
                 <w:sz w:val="28"/>
                 <w:szCs w:val="28"/>
                 <w:cs/>
@@ -1056,7 +1047,6 @@
             <w:r>
               <w:rPr>
                 <w:rFonts w:ascii="Latha" w:hAnsi="Latha" w:cs="Latha"/>
-                <w:color w:val="EE0000"/>
                 <w:sz w:val="28"/>
                 <w:szCs w:val="28"/>
                 <w:highlight w:val="yellow"/>
@@ -1068,7 +1058,6 @@
             <w:r>
               <w:rPr>
                 <w:rFonts w:ascii="Latha" w:hAnsi="Latha" w:cs="Latha"/>
-                <w:color w:val="EE0000"/>
                 <w:sz w:val="28"/>
                 <w:szCs w:val="28"/>
                 <w:cs/>
@@ -1081,7 +1070,6 @@
                 <w:rFonts w:ascii="Latha" w:hAnsi="Latha" w:cs="Latha"/>
                 <w:b/>
                 <w:bCs/>
-                <w:color w:val="EE0000"/>
                 <w:position w:val="-12"/>
                 <w:sz w:val="28"/>
                 <w:szCs w:val="28"/>
@@ -1093,7 +1081,6 @@
             <w:r>
               <w:rPr>
                 <w:rFonts w:ascii="Latha" w:hAnsi="Latha" w:cs="Latha"/>
-                <w:color w:val="EE0000"/>
                 <w:sz w:val="28"/>
                 <w:szCs w:val="28"/>
                 <w:cs/>
@@ -1105,7 +1092,6 @@
               <w:rPr>
                 <w:rFonts w:ascii="BRH Tamil Tab Extra" w:hAnsi="BRH Tamil Tab Extra" w:cs="Latha"/>
                 <w:b/>
-                <w:color w:val="EE0000"/>
                 <w:sz w:val="36"/>
                 <w:szCs w:val="28"/>
                 <w:lang w:val="it-IT" w:bidi="ta-IN"/>
@@ -1117,7 +1103,6 @@
                 <w:rFonts w:ascii="Latha" w:hAnsi="Latha" w:cs="Latha"/>
                 <w:b/>
                 <w:bCs/>
-                <w:color w:val="EE0000"/>
                 <w:sz w:val="32"/>
                 <w:szCs w:val="32"/>
                 <w:cs/>
@@ -1128,7 +1113,6 @@
             <w:r>
               <w:rPr>
                 <w:rFonts w:ascii="Latha" w:hAnsi="Latha" w:cs="Latha"/>
-                <w:color w:val="EE0000"/>
                 <w:sz w:val="28"/>
                 <w:szCs w:val="28"/>
                 <w:cs/>
@@ -1139,7 +1123,6 @@
             <w:r>
               <w:rPr>
                 <w:rFonts w:ascii="Latha" w:hAnsi="Latha" w:cs="Latha"/>
-                <w:color w:val="EE0000"/>
                 <w:sz w:val="28"/>
                 <w:szCs w:val="28"/>
                 <w:lang w:val="it-IT" w:bidi="ta-IN"/>
@@ -1166,7 +1149,6 @@
               <w:spacing w:before="0" w:line="240" w:lineRule="auto"/>
               <w:rPr>
                 <w:rFonts w:ascii="BRH Malayalam Extra" w:hAnsi="BRH Malayalam Extra" w:cs="BRH Malayalam Extra"/>
-                <w:color w:val="EE0000"/>
                 <w:sz w:val="40"/>
                 <w:szCs w:val="40"/>
                 <w:lang w:val="it-IT"/>
@@ -1175,7 +1157,6 @@
             <w:r>
               <w:rPr>
                 <w:rFonts w:ascii="Latha" w:hAnsi="Latha" w:cs="Latha"/>
-                <w:color w:val="EE0000"/>
                 <w:sz w:val="28"/>
                 <w:szCs w:val="28"/>
                 <w:cs/>
@@ -1187,7 +1168,6 @@
               <w:rPr>
                 <w:rFonts w:ascii="BRH Tamil Tab Extra" w:hAnsi="BRH Tamil Tab Extra" w:cs="Latha"/>
                 <w:b/>
-                <w:color w:val="EE0000"/>
                 <w:sz w:val="36"/>
                 <w:szCs w:val="28"/>
                 <w:lang w:val="it-IT" w:bidi="ta-IN"/>
@@ -1197,7 +1177,6 @@
             <w:r>
               <w:rPr>
                 <w:rFonts w:ascii="Latha" w:hAnsi="Latha" w:cs="Latha"/>
-                <w:color w:val="EE0000"/>
                 <w:sz w:val="28"/>
                 <w:szCs w:val="28"/>
                 <w:cs/>
@@ -1210,7 +1189,6 @@
                 <w:rFonts w:ascii="Latha" w:hAnsi="Latha" w:cs="Latha"/>
                 <w:b/>
                 <w:bCs/>
-                <w:color w:val="EE0000"/>
                 <w:position w:val="-12"/>
                 <w:sz w:val="28"/>
                 <w:szCs w:val="28"/>
@@ -1222,7 +1200,6 @@
             <w:r>
               <w:rPr>
                 <w:rFonts w:ascii="Latha" w:hAnsi="Latha" w:cs="Latha"/>
-                <w:color w:val="EE0000"/>
                 <w:sz w:val="28"/>
                 <w:szCs w:val="28"/>
                 <w:cs/>
@@ -1235,7 +1212,6 @@
                 <w:rFonts w:ascii="Latha" w:hAnsi="Latha" w:cs="Latha"/>
                 <w:b/>
                 <w:bCs/>
-                <w:color w:val="EE0000"/>
                 <w:position w:val="-12"/>
                 <w:sz w:val="28"/>
                 <w:szCs w:val="28"/>
@@ -1247,7 +1223,6 @@
             <w:r>
               <w:rPr>
                 <w:rFonts w:ascii="Latha" w:hAnsi="Latha" w:cs="Latha"/>
-                <w:color w:val="EE0000"/>
                 <w:sz w:val="28"/>
                 <w:szCs w:val="28"/>
                 <w:cs/>
@@ -1260,7 +1235,6 @@
                 <w:rFonts w:ascii="Latha" w:hAnsi="Latha" w:cs="Latha"/>
                 <w:b/>
                 <w:bCs/>
-                <w:color w:val="EE0000"/>
                 <w:position w:val="-12"/>
                 <w:sz w:val="28"/>
                 <w:szCs w:val="28"/>
@@ -1272,7 +1246,6 @@
             <w:r>
               <w:rPr>
                 <w:rFonts w:ascii="Latha" w:hAnsi="Latha" w:cs="Latha"/>
-                <w:color w:val="EE0000"/>
                 <w:sz w:val="28"/>
                 <w:szCs w:val="28"/>
                 <w:cs/>
@@ -1284,7 +1257,6 @@
               <w:rPr>
                 <w:rFonts w:ascii="BRH Tamil Tab Extra" w:hAnsi="BRH Tamil Tab Extra" w:cs="Latha"/>
                 <w:b/>
-                <w:color w:val="EE0000"/>
                 <w:sz w:val="32"/>
                 <w:szCs w:val="28"/>
                 <w:lang w:val="it-IT" w:bidi="ta-IN"/>
@@ -1294,7 +1266,6 @@
             <w:r>
               <w:rPr>
                 <w:rFonts w:ascii="Latha" w:hAnsi="Latha" w:cs="Latha"/>
-                <w:color w:val="EE0000"/>
                 <w:sz w:val="28"/>
                 <w:szCs w:val="28"/>
                 <w:cs/>
@@ -1306,7 +1277,6 @@
               <w:rPr>
                 <w:rFonts w:ascii="BRH Tamil Tab Extra" w:hAnsi="BRH Tamil Tab Extra" w:cs="Latha"/>
                 <w:b/>
-                <w:color w:val="EE0000"/>
                 <w:sz w:val="36"/>
                 <w:szCs w:val="28"/>
                 <w:lang w:val="it-IT" w:bidi="ta-IN"/>
@@ -1316,7 +1286,6 @@
             <w:r>
               <w:rPr>
                 <w:rFonts w:ascii="Latha" w:hAnsi="Latha" w:cs="Latha"/>
-                <w:color w:val="EE0000"/>
                 <w:sz w:val="28"/>
                 <w:szCs w:val="28"/>
                 <w:lang w:val="it-IT" w:bidi="ta-IN"/>
@@ -1326,7 +1295,6 @@
             <w:r>
               <w:rPr>
                 <w:rFonts w:ascii="Latha" w:hAnsi="Latha" w:cs="Latha"/>
-                <w:color w:val="EE0000"/>
                 <w:sz w:val="28"/>
                 <w:szCs w:val="28"/>
                 <w:cs/>
@@ -1338,7 +1306,6 @@
               <w:rPr>
                 <w:rFonts w:ascii="BRH Tamil Tab Extra" w:hAnsi="BRH Tamil Tab Extra" w:cs="Latha"/>
                 <w:b/>
-                <w:color w:val="EE0000"/>
                 <w:sz w:val="32"/>
                 <w:szCs w:val="28"/>
                 <w:lang w:val="it-IT" w:bidi="ta-IN"/>
@@ -1348,7 +1315,6 @@
             <w:r>
               <w:rPr>
                 <w:rFonts w:ascii="Latha" w:hAnsi="Latha" w:cs="Latha"/>
-                <w:color w:val="EE0000"/>
                 <w:sz w:val="28"/>
                 <w:szCs w:val="28"/>
                 <w:cs/>
@@ -1361,7 +1327,6 @@
                 <w:rFonts w:ascii="Latha" w:hAnsi="Latha" w:cs="Latha"/>
                 <w:b/>
                 <w:bCs/>
-                <w:color w:val="EE0000"/>
                 <w:position w:val="-12"/>
                 <w:sz w:val="28"/>
                 <w:szCs w:val="28"/>
@@ -1373,7 +1338,6 @@
             <w:r>
               <w:rPr>
                 <w:rFonts w:ascii="Latha" w:hAnsi="Latha" w:cs="Latha"/>
-                <w:color w:val="EE0000"/>
                 <w:sz w:val="28"/>
                 <w:szCs w:val="28"/>
                 <w:cs/>
@@ -1386,7 +1350,6 @@
                 <w:rFonts w:ascii="Latha" w:hAnsi="Latha" w:cs="Latha"/>
                 <w:b/>
                 <w:bCs/>
-                <w:color w:val="EE0000"/>
                 <w:position w:val="-12"/>
                 <w:sz w:val="28"/>
                 <w:szCs w:val="28"/>
@@ -1398,7 +1361,6 @@
             <w:r>
               <w:rPr>
                 <w:rFonts w:ascii="Latha" w:hAnsi="Latha" w:cs="Latha"/>
-                <w:color w:val="EE0000"/>
                 <w:sz w:val="28"/>
                 <w:szCs w:val="28"/>
                 <w:cs/>
@@ -1410,7 +1372,6 @@
               <w:rPr>
                 <w:rFonts w:ascii="BRH Tamil Tab Extra" w:hAnsi="BRH Tamil Tab Extra" w:cs="Latha"/>
                 <w:b/>
-                <w:color w:val="EE0000"/>
                 <w:sz w:val="32"/>
                 <w:szCs w:val="28"/>
                 <w:lang w:val="it-IT" w:bidi="ta-IN"/>
@@ -1420,7 +1381,6 @@
             <w:r>
               <w:rPr>
                 <w:rFonts w:ascii="Latha" w:hAnsi="Latha" w:cs="Latha"/>
-                <w:color w:val="EE0000"/>
                 <w:sz w:val="28"/>
                 <w:szCs w:val="28"/>
                 <w:cs/>
@@ -1431,7 +1391,6 @@
             <w:r>
               <w:rPr>
                 <w:rFonts w:ascii="Latha" w:hAnsi="Latha" w:cs="Latha" w:hint="cs"/>
-                <w:color w:val="EE0000"/>
                 <w:sz w:val="28"/>
                 <w:szCs w:val="28"/>
                 <w:highlight w:val="green"/>
@@ -1443,7 +1402,6 @@
             <w:r>
               <w:rPr>
                 <w:rFonts w:ascii="Latha" w:hAnsi="Latha" w:cs="Latha"/>
-                <w:color w:val="EE0000"/>
                 <w:sz w:val="28"/>
                 <w:szCs w:val="28"/>
                 <w:cs/>
@@ -1456,7 +1414,6 @@
                 <w:rFonts w:ascii="Latha" w:hAnsi="Latha" w:cs="Latha"/>
                 <w:b/>
                 <w:bCs/>
-                <w:color w:val="EE0000"/>
                 <w:position w:val="-12"/>
                 <w:sz w:val="28"/>
                 <w:szCs w:val="28"/>
@@ -1468,7 +1425,6 @@
             <w:r>
               <w:rPr>
                 <w:rFonts w:ascii="Latha" w:hAnsi="Latha" w:cs="Latha"/>
-                <w:color w:val="EE0000"/>
                 <w:sz w:val="28"/>
                 <w:szCs w:val="28"/>
                 <w:cs/>
@@ -1480,7 +1436,6 @@
               <w:rPr>
                 <w:rFonts w:ascii="BRH Tamil Tab Extra" w:hAnsi="BRH Tamil Tab Extra" w:cs="Latha"/>
                 <w:b/>
-                <w:color w:val="EE0000"/>
                 <w:sz w:val="36"/>
                 <w:szCs w:val="28"/>
                 <w:lang w:val="it-IT" w:bidi="ta-IN"/>
@@ -1492,7 +1447,6 @@
                 <w:rFonts w:ascii="Latha" w:hAnsi="Latha" w:cs="Latha"/>
                 <w:b/>
                 <w:bCs/>
-                <w:color w:val="EE0000"/>
                 <w:sz w:val="32"/>
                 <w:szCs w:val="32"/>
                 <w:cs/>
@@ -1503,7 +1457,6 @@
             <w:r>
               <w:rPr>
                 <w:rFonts w:ascii="Latha" w:hAnsi="Latha" w:cs="Latha"/>
-                <w:color w:val="EE0000"/>
                 <w:sz w:val="28"/>
                 <w:szCs w:val="28"/>
                 <w:cs/>
@@ -1514,7 +1467,6 @@
             <w:r>
               <w:rPr>
                 <w:rFonts w:ascii="Latha" w:hAnsi="Latha" w:cs="Latha"/>
-                <w:color w:val="EE0000"/>
                 <w:sz w:val="28"/>
                 <w:szCs w:val="28"/>
                 <w:lang w:val="it-IT" w:bidi="ta-IN"/>
@@ -1564,27 +1516,7 @@
                 <w:szCs w:val="32"/>
                 <w:lang w:val="en-IN" w:eastAsia="en-IN" w:bidi="ml-IN"/>
               </w:rPr>
-              <w:t>T.S.1.5.</w:t>
-            </w:r>
-            <w:r>
-              <w:rPr>
-                <w:rFonts w:eastAsia="Times New Roman" w:cs="Arial"/>
-                <w:b/>
-                <w:sz w:val="32"/>
-                <w:szCs w:val="32"/>
-                <w:lang w:val="en-IN" w:eastAsia="en-IN" w:bidi="ml-IN"/>
-              </w:rPr>
-              <w:t>5.2</w:t>
-            </w:r>
-            <w:r>
-              <w:rPr>
-                <w:rFonts w:eastAsia="Times New Roman" w:cs="Arial"/>
-                <w:b/>
-                <w:sz w:val="32"/>
-                <w:szCs w:val="32"/>
-                <w:lang w:val="en-IN" w:eastAsia="en-IN" w:bidi="ml-IN"/>
-              </w:rPr>
-              <w:t xml:space="preserve"> - Kramam</w:t>
+              <w:t>T.S.1.5.5.2 - Kramam</w:t>
             </w:r>
           </w:p>
           <w:p>
@@ -1642,18 +1574,7 @@
                 <w:szCs w:val="36"/>
                 <w:lang w:val="it-IT" w:bidi="ml-IN"/>
               </w:rPr>
-              <w:t xml:space="preserve">Panchaati No. </w:t>
-            </w:r>
-            <w:r>
-              <w:rPr>
-                <w:rFonts w:cs="Arial"/>
-                <w:b/>
-                <w:bCs/>
-                <w:sz w:val="28"/>
-                <w:szCs w:val="36"/>
-                <w:lang w:val="it-IT" w:bidi="ml-IN"/>
-              </w:rPr>
-              <w:t>18</w:t>
+              <w:t>Panchaati No. 18</w:t>
             </w:r>
           </w:p>
         </w:tc>
@@ -1677,7 +1598,6 @@
               <w:ind w:right="-165"/>
               <w:rPr>
                 <w:rFonts w:ascii="BRH Malayalam Extra" w:hAnsi="BRH Malayalam Extra" w:cs="BRH Malayalam Extra"/>
-                <w:color w:val="000000" w:themeColor="text1"/>
                 <w:sz w:val="40"/>
                 <w:szCs w:val="40"/>
                 <w:lang w:val="it-IT"/>
@@ -1861,7 +1781,6 @@
               <w:spacing w:before="0" w:line="240" w:lineRule="auto"/>
               <w:rPr>
                 <w:rFonts w:ascii="BRH Malayalam Extra" w:hAnsi="BRH Malayalam Extra" w:cs="BRH Malayalam Extra"/>
-                <w:color w:val="000000" w:themeColor="text1"/>
                 <w:sz w:val="40"/>
                 <w:szCs w:val="40"/>
                 <w:highlight w:val="green"/>
@@ -2063,7 +1982,6 @@
               <w:rPr>
                 <w:rFonts w:eastAsia="Times New Roman" w:cs="Arial"/>
                 <w:b/>
-                <w:color w:val="EE0000"/>
                 <w:sz w:val="32"/>
                 <w:szCs w:val="32"/>
                 <w:lang w:val="en-IN" w:eastAsia="en-IN" w:bidi="ml-IN"/>
@@ -2073,7 +1991,6 @@
               <w:rPr>
                 <w:rFonts w:eastAsia="Times New Roman" w:cs="Arial"/>
                 <w:b/>
-                <w:color w:val="EE0000"/>
                 <w:sz w:val="32"/>
                 <w:szCs w:val="32"/>
                 <w:lang w:val="en-IN" w:eastAsia="en-IN" w:bidi="ml-IN"/>
@@ -2092,7 +2009,6 @@
                 <w:rFonts w:cs="Arial"/>
                 <w:b/>
                 <w:bCs/>
-                <w:color w:val="EE0000"/>
                 <w:sz w:val="28"/>
                 <w:szCs w:val="36"/>
                 <w:lang w:val="en-IN" w:bidi="ml-IN"/>
@@ -2103,7 +2019,6 @@
                 <w:rFonts w:cs="Arial"/>
                 <w:b/>
                 <w:bCs/>
-                <w:color w:val="EE0000"/>
                 <w:sz w:val="28"/>
                 <w:szCs w:val="36"/>
                 <w:lang w:val="en-IN" w:bidi="ml-IN"/>
@@ -2124,7 +2039,6 @@
               <w:rPr>
                 <w:rFonts w:eastAsia="Times New Roman" w:cs="Arial"/>
                 <w:b/>
-                <w:color w:val="EE0000"/>
                 <w:sz w:val="32"/>
                 <w:szCs w:val="32"/>
                 <w:lang w:val="it-IT" w:eastAsia="en-IN" w:bidi="ml-IN"/>
@@ -2135,7 +2049,6 @@
                 <w:rFonts w:cs="Arial"/>
                 <w:b/>
                 <w:bCs/>
-                <w:color w:val="EE0000"/>
                 <w:sz w:val="28"/>
                 <w:szCs w:val="36"/>
                 <w:lang w:val="it-IT" w:bidi="ml-IN"/>
@@ -2164,7 +2077,6 @@
               <w:ind w:right="-165"/>
               <w:rPr>
                 <w:rFonts w:ascii="Latha" w:hAnsi="Latha" w:cs="Latha"/>
-                <w:color w:val="EE0000"/>
                 <w:sz w:val="28"/>
                 <w:szCs w:val="28"/>
                 <w:cs/>
@@ -2174,7 +2086,6 @@
             <w:r>
               <w:rPr>
                 <w:rFonts w:ascii="Latha" w:hAnsi="Latha" w:cs="Latha"/>
-                <w:color w:val="EE0000"/>
                 <w:sz w:val="28"/>
                 <w:szCs w:val="28"/>
                 <w:cs/>
@@ -2186,7 +2097,6 @@
               <w:rPr>
                 <w:rFonts w:ascii="BRH Tamil Tab Extra" w:hAnsi="BRH Tamil Tab Extra" w:cs="Latha"/>
                 <w:b/>
-                <w:color w:val="EE0000"/>
                 <w:sz w:val="36"/>
                 <w:szCs w:val="28"/>
                 <w:lang w:val="it-IT" w:bidi="ta-IN"/>
@@ -2196,7 +2106,6 @@
             <w:r>
               <w:rPr>
                 <w:rFonts w:ascii="Latha" w:hAnsi="Latha" w:cs="Latha"/>
-                <w:color w:val="EE0000"/>
                 <w:sz w:val="28"/>
                 <w:szCs w:val="28"/>
                 <w:cs/>
@@ -2208,7 +2117,6 @@
               <w:rPr>
                 <w:rFonts w:ascii="BRH Tamil Tab Extra" w:hAnsi="BRH Tamil Tab Extra" w:cs="Latha"/>
                 <w:b/>
-                <w:color w:val="EE0000"/>
                 <w:sz w:val="32"/>
                 <w:szCs w:val="28"/>
                 <w:lang w:val="it-IT" w:bidi="ta-IN"/>
@@ -2220,7 +2128,6 @@
                 <w:rFonts w:ascii="Latha" w:hAnsi="Latha" w:cs="Latha"/>
                 <w:b/>
                 <w:bCs/>
-                <w:color w:val="EE0000"/>
                 <w:position w:val="-12"/>
                 <w:sz w:val="28"/>
                 <w:szCs w:val="28"/>
@@ -2232,7 +2139,6 @@
             <w:r>
               <w:rPr>
                 <w:rFonts w:ascii="Latha" w:hAnsi="Latha" w:cs="Latha"/>
-                <w:color w:val="EE0000"/>
                 <w:sz w:val="28"/>
                 <w:szCs w:val="28"/>
                 <w:cs/>
@@ -2244,7 +2150,6 @@
               <w:rPr>
                 <w:rFonts w:ascii="BRH Tamil Tab Extra" w:hAnsi="BRH Tamil Tab Extra" w:cs="Latha"/>
                 <w:b/>
-                <w:color w:val="EE0000"/>
                 <w:sz w:val="36"/>
                 <w:szCs w:val="28"/>
                 <w:lang w:val="it-IT" w:bidi="ta-IN"/>
@@ -2254,7 +2159,6 @@
             <w:r>
               <w:rPr>
                 <w:rFonts w:ascii="Latha" w:hAnsi="Latha" w:cs="Latha"/>
-                <w:color w:val="EE0000"/>
                 <w:sz w:val="28"/>
                 <w:szCs w:val="28"/>
                 <w:lang w:val="it-IT" w:bidi="ta-IN"/>
@@ -2264,7 +2168,6 @@
             <w:r>
               <w:rPr>
                 <w:rFonts w:ascii="Latha" w:hAnsi="Latha" w:cs="Latha"/>
-                <w:color w:val="EE0000"/>
                 <w:sz w:val="28"/>
                 <w:szCs w:val="28"/>
                 <w:cs/>
@@ -2276,7 +2179,6 @@
               <w:rPr>
                 <w:rFonts w:ascii="BRH Tamil Tab Extra" w:hAnsi="BRH Tamil Tab Extra" w:cs="Latha"/>
                 <w:b/>
-                <w:color w:val="EE0000"/>
                 <w:sz w:val="36"/>
                 <w:szCs w:val="28"/>
                 <w:lang w:val="it-IT" w:bidi="ta-IN"/>
@@ -2286,7 +2188,6 @@
             <w:r>
               <w:rPr>
                 <w:rFonts w:ascii="Latha" w:hAnsi="Latha" w:cs="Latha"/>
-                <w:color w:val="EE0000"/>
                 <w:sz w:val="28"/>
                 <w:szCs w:val="28"/>
                 <w:cs/>
@@ -2298,7 +2199,6 @@
               <w:rPr>
                 <w:rFonts w:ascii="BRH Tamil Tab Extra" w:hAnsi="BRH Tamil Tab Extra" w:cs="Latha"/>
                 <w:b/>
-                <w:color w:val="EE0000"/>
                 <w:sz w:val="32"/>
                 <w:szCs w:val="28"/>
                 <w:lang w:val="it-IT" w:bidi="ta-IN"/>
@@ -2310,7 +2210,6 @@
                 <w:rFonts w:ascii="Latha" w:hAnsi="Latha" w:cs="Latha"/>
                 <w:b/>
                 <w:bCs/>
-                <w:color w:val="EE0000"/>
                 <w:position w:val="-12"/>
                 <w:sz w:val="28"/>
                 <w:szCs w:val="28"/>
@@ -2322,7 +2221,6 @@
             <w:r>
               <w:rPr>
                 <w:rFonts w:ascii="Latha" w:hAnsi="Latha" w:cs="Latha"/>
-                <w:color w:val="EE0000"/>
                 <w:sz w:val="28"/>
                 <w:szCs w:val="28"/>
                 <w:cs/>
@@ -2333,7 +2231,6 @@
             <w:r>
               <w:rPr>
                 <w:rFonts w:ascii="Latha" w:hAnsi="Latha" w:cs="Latha"/>
-                <w:color w:val="EE0000"/>
                 <w:sz w:val="28"/>
                 <w:szCs w:val="28"/>
                 <w:highlight w:val="yellow"/>
@@ -2346,7 +2243,6 @@
               <w:rPr>
                 <w:rFonts w:ascii="BRH Tamil Tab Extra" w:hAnsi="BRH Tamil Tab Extra" w:cs="Latha"/>
                 <w:b/>
-                <w:color w:val="EE0000"/>
                 <w:sz w:val="36"/>
                 <w:szCs w:val="28"/>
                 <w:lang w:val="it-IT" w:bidi="ta-IN"/>
@@ -2356,7 +2252,6 @@
             <w:r>
               <w:rPr>
                 <w:rFonts w:ascii="Latha" w:hAnsi="Latha" w:cs="Latha"/>
-                <w:color w:val="EE0000"/>
                 <w:sz w:val="28"/>
                 <w:szCs w:val="28"/>
                 <w:cs/>
@@ -2367,7 +2262,6 @@
             <w:r>
               <w:rPr>
                 <w:rFonts w:ascii="Latha" w:hAnsi="Latha" w:cs="Latha"/>
-                <w:color w:val="EE0000"/>
                 <w:sz w:val="28"/>
                 <w:szCs w:val="28"/>
                 <w:lang w:val="it-IT" w:bidi="ta-IN"/>
@@ -2377,7 +2271,6 @@
             <w:r>
               <w:rPr>
                 <w:rFonts w:ascii="Latha" w:hAnsi="Latha" w:cs="Latha"/>
-                <w:color w:val="EE0000"/>
                 <w:sz w:val="28"/>
                 <w:szCs w:val="28"/>
                 <w:cs/>
@@ -2389,7 +2282,6 @@
               <w:rPr>
                 <w:rFonts w:ascii="BRH Tamil Tab Extra" w:hAnsi="BRH Tamil Tab Extra" w:cs="Latha"/>
                 <w:b/>
-                <w:color w:val="EE0000"/>
                 <w:sz w:val="32"/>
                 <w:szCs w:val="28"/>
                 <w:lang w:val="it-IT" w:bidi="ta-IN"/>
@@ -2399,7 +2291,6 @@
             <w:r>
               <w:rPr>
                 <w:rFonts w:ascii="Latha" w:hAnsi="Latha" w:cs="Latha"/>
-                <w:color w:val="EE0000"/>
                 <w:sz w:val="28"/>
                 <w:szCs w:val="28"/>
                 <w:cs/>
@@ -2411,7 +2302,6 @@
               <w:rPr>
                 <w:rFonts w:ascii="BRH Tamil Tab Extra" w:hAnsi="BRH Tamil Tab Extra" w:cs="Latha"/>
                 <w:b/>
-                <w:color w:val="EE0000"/>
                 <w:sz w:val="32"/>
                 <w:szCs w:val="28"/>
                 <w:lang w:val="it-IT" w:bidi="ta-IN"/>
@@ -2421,7 +2311,6 @@
             <w:r>
               <w:rPr>
                 <w:rFonts w:ascii="Latha" w:hAnsi="Latha" w:cs="Latha"/>
-                <w:color w:val="EE0000"/>
                 <w:sz w:val="28"/>
                 <w:szCs w:val="28"/>
                 <w:cs/>
@@ -2433,7 +2322,6 @@
               <w:rPr>
                 <w:rFonts w:ascii="BRH Tamil Tab Extra" w:hAnsi="BRH Tamil Tab Extra" w:cs="Latha"/>
                 <w:b/>
-                <w:color w:val="EE0000"/>
                 <w:sz w:val="32"/>
                 <w:szCs w:val="28"/>
                 <w:lang w:val="it-IT" w:bidi="ta-IN"/>
@@ -2445,7 +2333,6 @@
                 <w:rFonts w:ascii="Latha" w:hAnsi="Latha" w:cs="Latha"/>
                 <w:b/>
                 <w:bCs/>
-                <w:color w:val="EE0000"/>
                 <w:position w:val="-12"/>
                 <w:sz w:val="28"/>
                 <w:szCs w:val="28"/>
@@ -2459,7 +2346,6 @@
                 <w:rFonts w:ascii="Latha" w:hAnsi="Latha" w:cs="Latha"/>
                 <w:b/>
                 <w:bCs/>
-                <w:color w:val="EE0000"/>
                 <w:sz w:val="32"/>
                 <w:szCs w:val="32"/>
                 <w:cs/>
@@ -2470,7 +2356,6 @@
             <w:r>
               <w:rPr>
                 <w:rFonts w:ascii="Latha" w:hAnsi="Latha" w:cs="Latha"/>
-                <w:color w:val="EE0000"/>
                 <w:sz w:val="28"/>
                 <w:szCs w:val="28"/>
                 <w:cs/>
@@ -2481,7 +2366,6 @@
             <w:r>
               <w:rPr>
                 <w:rFonts w:ascii="Latha" w:hAnsi="Latha" w:cs="Latha"/>
-                <w:color w:val="EE0000"/>
                 <w:sz w:val="28"/>
                 <w:szCs w:val="28"/>
                 <w:lang w:val="it-IT" w:bidi="ta-IN"/>
@@ -2508,7 +2392,6 @@
               <w:spacing w:before="0" w:line="240" w:lineRule="auto"/>
               <w:rPr>
                 <w:rFonts w:ascii="Latha" w:hAnsi="Latha" w:cs="Latha"/>
-                <w:color w:val="EE0000"/>
                 <w:sz w:val="28"/>
                 <w:szCs w:val="28"/>
                 <w:cs/>
@@ -2518,7 +2401,6 @@
             <w:r>
               <w:rPr>
                 <w:rFonts w:ascii="Latha" w:hAnsi="Latha" w:cs="Latha"/>
-                <w:color w:val="EE0000"/>
                 <w:sz w:val="28"/>
                 <w:szCs w:val="28"/>
                 <w:cs/>
@@ -2530,7 +2412,6 @@
               <w:rPr>
                 <w:rFonts w:ascii="BRH Tamil Tab Extra" w:hAnsi="BRH Tamil Tab Extra" w:cs="Latha"/>
                 <w:b/>
-                <w:color w:val="EE0000"/>
                 <w:sz w:val="36"/>
                 <w:szCs w:val="28"/>
                 <w:lang w:bidi="ta-IN"/>
@@ -2540,7 +2421,6 @@
             <w:r>
               <w:rPr>
                 <w:rFonts w:ascii="Latha" w:hAnsi="Latha" w:cs="Latha"/>
-                <w:color w:val="EE0000"/>
                 <w:sz w:val="28"/>
                 <w:szCs w:val="28"/>
                 <w:cs/>
@@ -2552,19 +2432,17 @@
               <w:rPr>
                 <w:rFonts w:ascii="BRH Tamil Tab Extra" w:hAnsi="BRH Tamil Tab Extra" w:cs="Latha"/>
                 <w:b/>
-                <w:color w:val="EE0000"/>
-                <w:sz w:val="32"/>
-                <w:szCs w:val="28"/>
-                <w:lang w:bidi="ta-IN"/>
-              </w:rPr>
-              <w:t>…</w:t>
-            </w:r>
-            <w:r>
-              <w:rPr>
-                <w:rFonts w:ascii="Latha" w:hAnsi="Latha" w:cs="Latha"/>
-                <w:b/>
-                <w:bCs/>
-                <w:color w:val="EE0000"/>
+                <w:sz w:val="32"/>
+                <w:szCs w:val="28"/>
+                <w:lang w:bidi="ta-IN"/>
+              </w:rPr>
+              <w:t>…</w:t>
+            </w:r>
+            <w:r>
+              <w:rPr>
+                <w:rFonts w:ascii="Latha" w:hAnsi="Latha" w:cs="Latha"/>
+                <w:b/>
+                <w:bCs/>
                 <w:position w:val="-12"/>
                 <w:sz w:val="28"/>
                 <w:szCs w:val="28"/>
@@ -2576,7 +2454,6 @@
             <w:r>
               <w:rPr>
                 <w:rFonts w:ascii="Latha" w:hAnsi="Latha" w:cs="Latha"/>
-                <w:color w:val="EE0000"/>
                 <w:sz w:val="28"/>
                 <w:szCs w:val="28"/>
                 <w:cs/>
@@ -2588,7 +2465,6 @@
               <w:rPr>
                 <w:rFonts w:ascii="BRH Tamil Tab Extra" w:hAnsi="BRH Tamil Tab Extra" w:cs="Latha"/>
                 <w:b/>
-                <w:color w:val="EE0000"/>
                 <w:sz w:val="36"/>
                 <w:szCs w:val="28"/>
                 <w:lang w:bidi="ta-IN"/>
@@ -2598,7 +2474,6 @@
             <w:r>
               <w:rPr>
                 <w:rFonts w:ascii="Latha" w:hAnsi="Latha" w:cs="Latha"/>
-                <w:color w:val="EE0000"/>
                 <w:sz w:val="28"/>
                 <w:szCs w:val="28"/>
                 <w:lang w:bidi="ta-IN"/>
@@ -2608,7 +2483,6 @@
             <w:r>
               <w:rPr>
                 <w:rFonts w:ascii="Latha" w:hAnsi="Latha" w:cs="Latha"/>
-                <w:color w:val="EE0000"/>
                 <w:sz w:val="28"/>
                 <w:szCs w:val="28"/>
                 <w:cs/>
@@ -2620,7 +2494,6 @@
               <w:rPr>
                 <w:rFonts w:ascii="BRH Tamil Tab Extra" w:hAnsi="BRH Tamil Tab Extra" w:cs="Latha"/>
                 <w:b/>
-                <w:color w:val="EE0000"/>
                 <w:sz w:val="36"/>
                 <w:szCs w:val="28"/>
                 <w:lang w:bidi="ta-IN"/>
@@ -2630,7 +2503,6 @@
             <w:r>
               <w:rPr>
                 <w:rFonts w:ascii="Latha" w:hAnsi="Latha" w:cs="Latha"/>
-                <w:color w:val="EE0000"/>
                 <w:sz w:val="28"/>
                 <w:szCs w:val="28"/>
                 <w:cs/>
@@ -2642,19 +2514,17 @@
               <w:rPr>
                 <w:rFonts w:ascii="BRH Tamil Tab Extra" w:hAnsi="BRH Tamil Tab Extra" w:cs="Latha"/>
                 <w:b/>
-                <w:color w:val="EE0000"/>
-                <w:sz w:val="32"/>
-                <w:szCs w:val="28"/>
-                <w:lang w:bidi="ta-IN"/>
-              </w:rPr>
-              <w:t>…</w:t>
-            </w:r>
-            <w:r>
-              <w:rPr>
-                <w:rFonts w:ascii="Latha" w:hAnsi="Latha" w:cs="Latha"/>
-                <w:b/>
-                <w:bCs/>
-                <w:color w:val="EE0000"/>
+                <w:sz w:val="32"/>
+                <w:szCs w:val="28"/>
+                <w:lang w:bidi="ta-IN"/>
+              </w:rPr>
+              <w:t>…</w:t>
+            </w:r>
+            <w:r>
+              <w:rPr>
+                <w:rFonts w:ascii="Latha" w:hAnsi="Latha" w:cs="Latha"/>
+                <w:b/>
+                <w:bCs/>
                 <w:position w:val="-12"/>
                 <w:sz w:val="28"/>
                 <w:szCs w:val="28"/>
@@ -2666,7 +2536,6 @@
             <w:r>
               <w:rPr>
                 <w:rFonts w:ascii="Latha" w:hAnsi="Latha" w:cs="Latha"/>
-                <w:color w:val="EE0000"/>
                 <w:sz w:val="28"/>
                 <w:szCs w:val="28"/>
                 <w:cs/>
@@ -2677,7 +2546,6 @@
             <w:r>
               <w:rPr>
                 <w:rFonts w:ascii="Latha" w:hAnsi="Latha" w:cs="Latha"/>
-                <w:color w:val="EE0000"/>
                 <w:sz w:val="28"/>
                 <w:szCs w:val="28"/>
                 <w:highlight w:val="green"/>
@@ -2689,7 +2557,6 @@
             <w:r>
               <w:rPr>
                 <w:rFonts w:ascii="Latha" w:hAnsi="Latha" w:cs="Latha"/>
-                <w:color w:val="EE0000"/>
                 <w:sz w:val="28"/>
                 <w:szCs w:val="28"/>
                 <w:cs/>
@@ -2700,7 +2567,6 @@
             <w:r>
               <w:rPr>
                 <w:rFonts w:ascii="Latha" w:hAnsi="Latha" w:cs="Latha"/>
-                <w:color w:val="EE0000"/>
                 <w:sz w:val="28"/>
                 <w:szCs w:val="28"/>
                 <w:lang w:bidi="ta-IN"/>
@@ -2710,7 +2576,6 @@
             <w:r>
               <w:rPr>
                 <w:rFonts w:ascii="Latha" w:hAnsi="Latha" w:cs="Latha"/>
-                <w:color w:val="EE0000"/>
                 <w:sz w:val="28"/>
                 <w:szCs w:val="28"/>
                 <w:cs/>
@@ -2722,17 +2587,15 @@
               <w:rPr>
                 <w:rFonts w:ascii="BRH Tamil Tab Extra" w:hAnsi="BRH Tamil Tab Extra" w:cs="Latha"/>
                 <w:b/>
-                <w:color w:val="EE0000"/>
-                <w:sz w:val="32"/>
-                <w:szCs w:val="28"/>
-                <w:lang w:bidi="ta-IN"/>
-              </w:rPr>
-              <w:t>…</w:t>
-            </w:r>
-            <w:r>
-              <w:rPr>
-                <w:rFonts w:ascii="Latha" w:hAnsi="Latha" w:cs="Latha"/>
-                <w:color w:val="EE0000"/>
+                <w:sz w:val="32"/>
+                <w:szCs w:val="28"/>
+                <w:lang w:bidi="ta-IN"/>
+              </w:rPr>
+              <w:t>…</w:t>
+            </w:r>
+            <w:r>
+              <w:rPr>
+                <w:rFonts w:ascii="Latha" w:hAnsi="Latha" w:cs="Latha"/>
                 <w:sz w:val="28"/>
                 <w:szCs w:val="28"/>
                 <w:cs/>
@@ -2744,17 +2607,15 @@
               <w:rPr>
                 <w:rFonts w:ascii="BRH Tamil Tab Extra" w:hAnsi="BRH Tamil Tab Extra" w:cs="Latha"/>
                 <w:b/>
-                <w:color w:val="EE0000"/>
-                <w:sz w:val="32"/>
-                <w:szCs w:val="28"/>
-                <w:lang w:bidi="ta-IN"/>
-              </w:rPr>
-              <w:t>…</w:t>
-            </w:r>
-            <w:r>
-              <w:rPr>
-                <w:rFonts w:ascii="Latha" w:hAnsi="Latha" w:cs="Latha"/>
-                <w:color w:val="EE0000"/>
+                <w:sz w:val="32"/>
+                <w:szCs w:val="28"/>
+                <w:lang w:bidi="ta-IN"/>
+              </w:rPr>
+              <w:t>…</w:t>
+            </w:r>
+            <w:r>
+              <w:rPr>
+                <w:rFonts w:ascii="Latha" w:hAnsi="Latha" w:cs="Latha"/>
                 <w:sz w:val="28"/>
                 <w:szCs w:val="28"/>
                 <w:cs/>
@@ -2766,19 +2627,17 @@
               <w:rPr>
                 <w:rFonts w:ascii="BRH Tamil Tab Extra" w:hAnsi="BRH Tamil Tab Extra" w:cs="Latha"/>
                 <w:b/>
-                <w:color w:val="EE0000"/>
-                <w:sz w:val="32"/>
-                <w:szCs w:val="28"/>
-                <w:lang w:bidi="ta-IN"/>
-              </w:rPr>
-              <w:t>…</w:t>
-            </w:r>
-            <w:r>
-              <w:rPr>
-                <w:rFonts w:ascii="Latha" w:hAnsi="Latha" w:cs="Latha"/>
-                <w:b/>
-                <w:bCs/>
-                <w:color w:val="EE0000"/>
+                <w:sz w:val="32"/>
+                <w:szCs w:val="28"/>
+                <w:lang w:bidi="ta-IN"/>
+              </w:rPr>
+              <w:t>…</w:t>
+            </w:r>
+            <w:r>
+              <w:rPr>
+                <w:rFonts w:ascii="Latha" w:hAnsi="Latha" w:cs="Latha"/>
+                <w:b/>
+                <w:bCs/>
                 <w:position w:val="-12"/>
                 <w:sz w:val="28"/>
                 <w:szCs w:val="28"/>
@@ -2792,7 +2651,6 @@
                 <w:rFonts w:ascii="Latha" w:hAnsi="Latha" w:cs="Latha"/>
                 <w:b/>
                 <w:bCs/>
-                <w:color w:val="EE0000"/>
                 <w:sz w:val="32"/>
                 <w:szCs w:val="32"/>
                 <w:cs/>
@@ -2803,7 +2661,6 @@
             <w:r>
               <w:rPr>
                 <w:rFonts w:ascii="Latha" w:hAnsi="Latha" w:cs="Latha"/>
-                <w:color w:val="EE0000"/>
                 <w:sz w:val="28"/>
                 <w:szCs w:val="28"/>
                 <w:cs/>
@@ -2814,7 +2671,6 @@
             <w:r>
               <w:rPr>
                 <w:rFonts w:ascii="Latha" w:hAnsi="Latha" w:cs="Latha"/>
-                <w:color w:val="EE0000"/>
                 <w:sz w:val="28"/>
                 <w:szCs w:val="28"/>
                 <w:lang w:bidi="ta-IN"/>
@@ -2851,7 +2707,6 @@
               <w:rPr>
                 <w:rFonts w:eastAsia="Times New Roman" w:cs="Arial"/>
                 <w:b/>
-                <w:color w:val="EE0000"/>
                 <w:sz w:val="32"/>
                 <w:szCs w:val="32"/>
                 <w:lang w:val="en-IN" w:eastAsia="en-IN" w:bidi="ml-IN"/>
@@ -2861,7 +2716,6 @@
               <w:rPr>
                 <w:rFonts w:eastAsia="Times New Roman" w:cs="Arial"/>
                 <w:b/>
-                <w:color w:val="EE0000"/>
                 <w:sz w:val="32"/>
                 <w:szCs w:val="32"/>
                 <w:lang w:val="en-IN" w:eastAsia="en-IN" w:bidi="ml-IN"/>
@@ -2882,7 +2736,6 @@
               <w:rPr>
                 <w:rFonts w:eastAsia="Times New Roman" w:cs="Arial"/>
                 <w:b/>
-                <w:color w:val="EE0000"/>
                 <w:sz w:val="32"/>
                 <w:szCs w:val="32"/>
                 <w:lang w:val="en-IN" w:eastAsia="en-IN" w:bidi="ml-IN"/>
@@ -2892,7 +2745,6 @@
               <w:rPr>
                 <w:rFonts w:eastAsia="Times New Roman" w:cs="Arial"/>
                 <w:b/>
-                <w:color w:val="EE0000"/>
                 <w:sz w:val="32"/>
                 <w:szCs w:val="32"/>
                 <w:lang w:val="en-IN" w:eastAsia="en-IN" w:bidi="ml-IN"/>
@@ -2913,7 +2765,6 @@
               <w:rPr>
                 <w:rFonts w:eastAsia="Times New Roman" w:cs="Arial"/>
                 <w:b/>
-                <w:color w:val="EE0000"/>
                 <w:sz w:val="32"/>
                 <w:szCs w:val="32"/>
                 <w:lang w:val="it-IT" w:eastAsia="en-IN" w:bidi="ml-IN"/>
@@ -2923,7 +2774,6 @@
               <w:rPr>
                 <w:rFonts w:eastAsia="Times New Roman" w:cs="Arial"/>
                 <w:b/>
-                <w:color w:val="EE0000"/>
                 <w:sz w:val="32"/>
                 <w:szCs w:val="32"/>
                 <w:lang w:val="it-IT" w:eastAsia="en-IN" w:bidi="ml-IN"/>
@@ -2952,7 +2802,6 @@
               <w:ind w:right="-165"/>
               <w:rPr>
                 <w:rFonts w:ascii="Latha" w:hAnsi="Latha" w:cs="Latha"/>
-                <w:color w:val="EE0000"/>
                 <w:sz w:val="28"/>
                 <w:szCs w:val="28"/>
                 <w:lang w:val="it-IT" w:bidi="ta-IN"/>
@@ -2961,7 +2810,6 @@
             <w:r>
               <w:rPr>
                 <w:rFonts w:ascii="Latha" w:hAnsi="Latha" w:cs="Latha"/>
-                <w:color w:val="EE0000"/>
                 <w:sz w:val="28"/>
                 <w:szCs w:val="28"/>
                 <w:cs/>
@@ -2973,7 +2821,6 @@
               <w:rPr>
                 <w:rFonts w:ascii="BRH Tamil Tab Extra" w:hAnsi="BRH Tamil Tab Extra" w:cs="Latha"/>
                 <w:b/>
-                <w:color w:val="EE0000"/>
                 <w:sz w:val="32"/>
                 <w:szCs w:val="28"/>
                 <w:lang w:val="it-IT" w:bidi="ta-IN"/>
@@ -2983,7 +2830,6 @@
             <w:r>
               <w:rPr>
                 <w:rFonts w:ascii="Latha" w:hAnsi="Latha" w:cs="Latha"/>
-                <w:color w:val="EE0000"/>
                 <w:sz w:val="28"/>
                 <w:szCs w:val="28"/>
                 <w:cs/>
@@ -2995,7 +2841,6 @@
               <w:rPr>
                 <w:rFonts w:ascii="BRH Tamil Tab Extra" w:hAnsi="BRH Tamil Tab Extra" w:cs="Latha"/>
                 <w:b/>
-                <w:color w:val="EE0000"/>
                 <w:sz w:val="32"/>
                 <w:szCs w:val="28"/>
                 <w:lang w:val="it-IT" w:bidi="ta-IN"/>
@@ -3005,7 +2850,6 @@
             <w:r>
               <w:rPr>
                 <w:rFonts w:ascii="Latha" w:hAnsi="Latha" w:cs="Latha"/>
-                <w:color w:val="EE0000"/>
                 <w:sz w:val="28"/>
                 <w:szCs w:val="28"/>
                 <w:cs/>
@@ -3017,7 +2861,6 @@
               <w:rPr>
                 <w:rFonts w:ascii="BRH Tamil Tab Extra" w:hAnsi="BRH Tamil Tab Extra" w:cs="Latha"/>
                 <w:b/>
-                <w:color w:val="EE0000"/>
                 <w:sz w:val="32"/>
                 <w:szCs w:val="28"/>
                 <w:lang w:val="it-IT" w:bidi="ta-IN"/>
@@ -3027,7 +2870,6 @@
             <w:r>
               <w:rPr>
                 <w:rFonts w:ascii="Latha" w:hAnsi="Latha" w:cs="Latha"/>
-                <w:color w:val="EE0000"/>
                 <w:sz w:val="28"/>
                 <w:szCs w:val="28"/>
                 <w:lang w:val="it-IT" w:bidi="ta-IN"/>
@@ -3037,7 +2879,6 @@
             <w:r>
               <w:rPr>
                 <w:rFonts w:ascii="Latha" w:hAnsi="Latha" w:cs="Latha"/>
-                <w:color w:val="EE0000"/>
                 <w:sz w:val="28"/>
                 <w:szCs w:val="28"/>
                 <w:cs/>
@@ -3050,7 +2891,6 @@
                 <w:rFonts w:ascii="Latha" w:hAnsi="Latha" w:cs="Latha"/>
                 <w:b/>
                 <w:bCs/>
-                <w:color w:val="EE0000"/>
                 <w:sz w:val="32"/>
                 <w:szCs w:val="32"/>
                 <w:cs/>
@@ -3061,7 +2901,6 @@
             <w:r>
               <w:rPr>
                 <w:rFonts w:ascii="Latha" w:hAnsi="Latha" w:cs="Latha"/>
-                <w:color w:val="EE0000"/>
                 <w:sz w:val="28"/>
                 <w:szCs w:val="28"/>
                 <w:cs/>
@@ -3073,7 +2912,6 @@
               <w:rPr>
                 <w:rFonts w:ascii="BRH Tamil Tab Extra" w:hAnsi="BRH Tamil Tab Extra" w:cs="Latha"/>
                 <w:b/>
-                <w:color w:val="EE0000"/>
                 <w:sz w:val="36"/>
                 <w:szCs w:val="28"/>
                 <w:lang w:val="it-IT" w:bidi="ta-IN"/>
@@ -3085,7 +2923,6 @@
                 <w:rFonts w:ascii="Latha" w:hAnsi="Latha" w:cs="Latha"/>
                 <w:b/>
                 <w:bCs/>
-                <w:color w:val="EE0000"/>
                 <w:sz w:val="32"/>
                 <w:szCs w:val="32"/>
                 <w:cs/>
@@ -3096,7 +2933,6 @@
             <w:r>
               <w:rPr>
                 <w:rFonts w:ascii="Latha" w:hAnsi="Latha" w:cs="Latha"/>
-                <w:color w:val="EE0000"/>
                 <w:sz w:val="28"/>
                 <w:szCs w:val="28"/>
                 <w:cs/>
@@ -3107,7 +2943,6 @@
             <w:r>
               <w:rPr>
                 <w:rFonts w:ascii="Latha" w:hAnsi="Latha" w:cs="Latha"/>
-                <w:color w:val="EE0000"/>
                 <w:sz w:val="28"/>
                 <w:szCs w:val="28"/>
                 <w:lang w:val="it-IT" w:bidi="ta-IN"/>
@@ -3125,7 +2960,6 @@
               <w:ind w:right="-165"/>
               <w:rPr>
                 <w:rFonts w:ascii="BRH Malayalam Extra" w:hAnsi="BRH Malayalam Extra" w:cs="BRH Malayalam Extra"/>
-                <w:color w:val="EE0000"/>
                 <w:sz w:val="40"/>
                 <w:szCs w:val="40"/>
                 <w:lang w:val="it-IT"/>
@@ -3134,7 +2968,6 @@
             <w:r>
               <w:rPr>
                 <w:rFonts w:ascii="Latha" w:hAnsi="Latha" w:cs="Latha"/>
-                <w:color w:val="EE0000"/>
                 <w:sz w:val="28"/>
                 <w:szCs w:val="28"/>
                 <w:cs/>
@@ -3147,7 +2980,6 @@
                 <w:rFonts w:ascii="Latha" w:hAnsi="Latha" w:cs="Latha"/>
                 <w:b/>
                 <w:bCs/>
-                <w:color w:val="EE0000"/>
                 <w:sz w:val="32"/>
                 <w:szCs w:val="32"/>
                 <w:cs/>
@@ -3158,7 +2990,6 @@
             <w:r>
               <w:rPr>
                 <w:rFonts w:ascii="Latha" w:hAnsi="Latha" w:cs="Latha"/>
-                <w:color w:val="EE0000"/>
                 <w:sz w:val="28"/>
                 <w:szCs w:val="28"/>
                 <w:cs/>
@@ -3169,7 +3000,6 @@
             <w:r>
               <w:rPr>
                 <w:rFonts w:ascii="Latha" w:hAnsi="Latha" w:cs="Latha"/>
-                <w:color w:val="EE0000"/>
                 <w:sz w:val="28"/>
                 <w:szCs w:val="28"/>
                 <w:highlight w:val="yellow"/>
@@ -3181,7 +3011,6 @@
             <w:r>
               <w:rPr>
                 <w:rFonts w:ascii="Latha" w:hAnsi="Latha" w:cs="Latha"/>
-                <w:color w:val="EE0000"/>
                 <w:sz w:val="28"/>
                 <w:szCs w:val="28"/>
                 <w:cs/>
@@ -3194,7 +3023,6 @@
                 <w:rFonts w:ascii="Latha" w:hAnsi="Latha" w:cs="Latha"/>
                 <w:b/>
                 <w:bCs/>
-                <w:color w:val="EE0000"/>
                 <w:position w:val="-12"/>
                 <w:sz w:val="28"/>
                 <w:szCs w:val="28"/>
@@ -3206,7 +3034,6 @@
             <w:r>
               <w:rPr>
                 <w:rFonts w:ascii="Latha" w:hAnsi="Latha" w:cs="Latha"/>
-                <w:color w:val="EE0000"/>
                 <w:sz w:val="28"/>
                 <w:szCs w:val="28"/>
                 <w:cs/>
@@ -3218,7 +3045,6 @@
               <w:rPr>
                 <w:rFonts w:ascii="BRH Tamil Tab Extra" w:hAnsi="BRH Tamil Tab Extra" w:cs="Latha"/>
                 <w:b/>
-                <w:color w:val="EE0000"/>
                 <w:sz w:val="36"/>
                 <w:szCs w:val="28"/>
                 <w:lang w:val="it-IT" w:bidi="ta-IN"/>
@@ -3228,7 +3054,6 @@
             <w:r>
               <w:rPr>
                 <w:rFonts w:ascii="Latha" w:hAnsi="Latha" w:cs="Latha"/>
-                <w:color w:val="EE0000"/>
                 <w:sz w:val="28"/>
                 <w:szCs w:val="28"/>
                 <w:lang w:val="it-IT" w:bidi="ta-IN"/>
@@ -3255,7 +3080,6 @@
               <w:spacing w:before="0" w:line="240" w:lineRule="auto"/>
               <w:rPr>
                 <w:rFonts w:ascii="BRH Malayalam Extra" w:hAnsi="BRH Malayalam Extra" w:cs="BRH Malayalam Extra"/>
-                <w:color w:val="EE0000"/>
                 <w:sz w:val="40"/>
                 <w:szCs w:val="40"/>
                 <w:lang w:val="it-IT"/>
@@ -3264,7 +3088,6 @@
             <w:r>
               <w:rPr>
                 <w:rFonts w:ascii="Latha" w:hAnsi="Latha" w:cs="Latha"/>
-                <w:color w:val="EE0000"/>
                 <w:sz w:val="28"/>
                 <w:szCs w:val="28"/>
                 <w:cs/>
@@ -3276,7 +3099,6 @@
               <w:rPr>
                 <w:rFonts w:ascii="BRH Tamil Tab Extra" w:hAnsi="BRH Tamil Tab Extra" w:cs="Latha"/>
                 <w:b/>
-                <w:color w:val="EE0000"/>
                 <w:sz w:val="32"/>
                 <w:szCs w:val="28"/>
                 <w:lang w:val="it-IT" w:bidi="ta-IN"/>
@@ -3286,7 +3108,6 @@
             <w:r>
               <w:rPr>
                 <w:rFonts w:ascii="Latha" w:hAnsi="Latha" w:cs="Latha"/>
-                <w:color w:val="EE0000"/>
                 <w:sz w:val="28"/>
                 <w:szCs w:val="28"/>
                 <w:cs/>
@@ -3298,7 +3119,6 @@
               <w:rPr>
                 <w:rFonts w:ascii="BRH Tamil Tab Extra" w:hAnsi="BRH Tamil Tab Extra" w:cs="Latha"/>
                 <w:b/>
-                <w:color w:val="EE0000"/>
                 <w:sz w:val="32"/>
                 <w:szCs w:val="28"/>
                 <w:lang w:val="it-IT" w:bidi="ta-IN"/>
@@ -3308,7 +3128,6 @@
             <w:r>
               <w:rPr>
                 <w:rFonts w:ascii="Latha" w:hAnsi="Latha" w:cs="Latha"/>
-                <w:color w:val="EE0000"/>
                 <w:sz w:val="28"/>
                 <w:szCs w:val="28"/>
                 <w:cs/>
@@ -3320,7 +3139,6 @@
               <w:rPr>
                 <w:rFonts w:ascii="BRH Tamil Tab Extra" w:hAnsi="BRH Tamil Tab Extra" w:cs="Latha"/>
                 <w:b/>
-                <w:color w:val="EE0000"/>
                 <w:sz w:val="32"/>
                 <w:szCs w:val="28"/>
                 <w:lang w:val="it-IT" w:bidi="ta-IN"/>
@@ -3330,7 +3148,6 @@
             <w:r>
               <w:rPr>
                 <w:rFonts w:ascii="Latha" w:hAnsi="Latha" w:cs="Latha"/>
-                <w:color w:val="EE0000"/>
                 <w:sz w:val="28"/>
                 <w:szCs w:val="28"/>
                 <w:lang w:val="it-IT" w:bidi="ta-IN"/>
@@ -3340,7 +3157,6 @@
             <w:r>
               <w:rPr>
                 <w:rFonts w:ascii="Latha" w:hAnsi="Latha" w:cs="Latha"/>
-                <w:color w:val="EE0000"/>
                 <w:sz w:val="28"/>
                 <w:szCs w:val="28"/>
                 <w:cs/>
@@ -3353,7 +3169,6 @@
                 <w:rFonts w:ascii="Latha" w:hAnsi="Latha" w:cs="Latha"/>
                 <w:b/>
                 <w:bCs/>
-                <w:color w:val="EE0000"/>
                 <w:sz w:val="32"/>
                 <w:szCs w:val="32"/>
                 <w:cs/>
@@ -3364,7 +3179,6 @@
             <w:r>
               <w:rPr>
                 <w:rFonts w:ascii="Latha" w:hAnsi="Latha" w:cs="Latha"/>
-                <w:color w:val="EE0000"/>
                 <w:sz w:val="28"/>
                 <w:szCs w:val="28"/>
                 <w:cs/>
@@ -3376,7 +3190,6 @@
               <w:rPr>
                 <w:rFonts w:ascii="BRH Tamil Tab Extra" w:hAnsi="BRH Tamil Tab Extra" w:cs="Latha"/>
                 <w:b/>
-                <w:color w:val="EE0000"/>
                 <w:sz w:val="36"/>
                 <w:szCs w:val="28"/>
                 <w:lang w:val="it-IT" w:bidi="ta-IN"/>
@@ -3388,7 +3201,6 @@
                 <w:rFonts w:ascii="Latha" w:hAnsi="Latha" w:cs="Latha"/>
                 <w:b/>
                 <w:bCs/>
-                <w:color w:val="EE0000"/>
                 <w:sz w:val="32"/>
                 <w:szCs w:val="32"/>
                 <w:cs/>
@@ -3399,7 +3211,6 @@
             <w:r>
               <w:rPr>
                 <w:rFonts w:ascii="Latha" w:hAnsi="Latha" w:cs="Latha"/>
-                <w:color w:val="EE0000"/>
                 <w:sz w:val="28"/>
                 <w:szCs w:val="28"/>
                 <w:cs/>
@@ -3410,7 +3221,6 @@
             <w:r>
               <w:rPr>
                 <w:rFonts w:ascii="Latha" w:hAnsi="Latha" w:cs="Latha"/>
-                <w:color w:val="EE0000"/>
                 <w:sz w:val="28"/>
                 <w:szCs w:val="28"/>
                 <w:lang w:val="it-IT" w:bidi="ta-IN"/>
@@ -3420,7 +3230,6 @@
             <w:r>
               <w:rPr>
                 <w:rFonts w:ascii="Latha" w:hAnsi="Latha" w:cs="Latha"/>
-                <w:color w:val="EE0000"/>
                 <w:sz w:val="28"/>
                 <w:szCs w:val="28"/>
                 <w:cs/>
@@ -3433,7 +3242,6 @@
                 <w:rFonts w:ascii="Latha" w:hAnsi="Latha" w:cs="Latha"/>
                 <w:b/>
                 <w:bCs/>
-                <w:color w:val="EE0000"/>
                 <w:sz w:val="32"/>
                 <w:szCs w:val="32"/>
                 <w:cs/>
@@ -3444,7 +3252,6 @@
             <w:r>
               <w:rPr>
                 <w:rFonts w:ascii="Latha" w:hAnsi="Latha" w:cs="Latha"/>
-                <w:color w:val="EE0000"/>
                 <w:sz w:val="28"/>
                 <w:szCs w:val="28"/>
                 <w:cs/>
@@ -3455,7 +3262,6 @@
             <w:r>
               <w:rPr>
                 <w:rFonts w:ascii="Latha" w:hAnsi="Latha" w:cs="Latha"/>
-                <w:color w:val="EE0000"/>
                 <w:sz w:val="28"/>
                 <w:szCs w:val="28"/>
                 <w:highlight w:val="green"/>
@@ -3468,7 +3274,6 @@
               <w:rPr>
                 <w:rFonts w:ascii="BRH Tamil Tab Extra" w:hAnsi="BRH Tamil Tab Extra" w:cs="Latha"/>
                 <w:b/>
-                <w:color w:val="EE0000"/>
                 <w:sz w:val="32"/>
                 <w:szCs w:val="28"/>
                 <w:lang w:val="it-IT" w:bidi="ta-IN"/>
@@ -3478,7 +3283,6 @@
             <w:r>
               <w:rPr>
                 <w:rFonts w:ascii="Latha" w:hAnsi="Latha" w:cs="Latha"/>
-                <w:color w:val="EE0000"/>
                 <w:sz w:val="28"/>
                 <w:szCs w:val="28"/>
                 <w:cs/>
@@ -3491,7 +3295,6 @@
                 <w:rFonts w:ascii="Latha" w:hAnsi="Latha" w:cs="Latha"/>
                 <w:b/>
                 <w:bCs/>
-                <w:color w:val="EE0000"/>
                 <w:position w:val="-12"/>
                 <w:sz w:val="28"/>
                 <w:szCs w:val="28"/>
@@ -3503,7 +3306,6 @@
             <w:r>
               <w:rPr>
                 <w:rFonts w:ascii="Latha" w:hAnsi="Latha" w:cs="Latha"/>
-                <w:color w:val="EE0000"/>
                 <w:sz w:val="28"/>
                 <w:szCs w:val="28"/>
                 <w:cs/>
@@ -3515,7 +3317,6 @@
               <w:rPr>
                 <w:rFonts w:ascii="BRH Tamil Tab Extra" w:hAnsi="BRH Tamil Tab Extra" w:cs="Latha"/>
                 <w:b/>
-                <w:color w:val="EE0000"/>
                 <w:sz w:val="36"/>
                 <w:szCs w:val="28"/>
                 <w:lang w:val="it-IT" w:bidi="ta-IN"/>
@@ -3525,7 +3326,6 @@
             <w:r>
               <w:rPr>
                 <w:rFonts w:ascii="Latha" w:hAnsi="Latha" w:cs="Latha"/>
-                <w:color w:val="EE0000"/>
                 <w:sz w:val="28"/>
                 <w:szCs w:val="28"/>
                 <w:lang w:val="it-IT" w:bidi="ta-IN"/>
@@ -3562,7 +3362,6 @@
               <w:rPr>
                 <w:rFonts w:eastAsia="Times New Roman" w:cs="Arial"/>
                 <w:b/>
-                <w:color w:val="EE0000"/>
                 <w:sz w:val="32"/>
                 <w:szCs w:val="32"/>
                 <w:lang w:val="en-IN" w:eastAsia="en-IN" w:bidi="ml-IN"/>
@@ -3572,7 +3371,6 @@
               <w:rPr>
                 <w:rFonts w:eastAsia="Times New Roman" w:cs="Arial"/>
                 <w:b/>
-                <w:color w:val="EE0000"/>
                 <w:sz w:val="32"/>
                 <w:szCs w:val="32"/>
                 <w:lang w:val="en-IN" w:eastAsia="en-IN" w:bidi="ml-IN"/>
@@ -3584,7 +3382,6 @@
               <w:rPr>
                 <w:rFonts w:eastAsia="Times New Roman" w:cs="Arial"/>
                 <w:b/>
-                <w:color w:val="EE0000"/>
                 <w:sz w:val="32"/>
                 <w:szCs w:val="32"/>
                 <w:lang w:val="en-IN" w:eastAsia="en-IN" w:bidi="ml-IN"/>
@@ -3595,7 +3392,6 @@
               <w:rPr>
                 <w:rFonts w:eastAsia="Times New Roman" w:cs="Arial"/>
                 <w:b/>
-                <w:color w:val="EE0000"/>
                 <w:sz w:val="32"/>
                 <w:szCs w:val="32"/>
                 <w:lang w:val="en-IN" w:eastAsia="en-IN" w:bidi="ml-IN"/>
@@ -3616,7 +3412,6 @@
               <w:rPr>
                 <w:rFonts w:eastAsia="Times New Roman" w:cs="Arial"/>
                 <w:b/>
-                <w:color w:val="EE0000"/>
                 <w:sz w:val="28"/>
                 <w:szCs w:val="28"/>
                 <w:lang w:val="en-IN" w:eastAsia="en-IN" w:bidi="ml-IN"/>
@@ -3626,7 +3421,6 @@
               <w:rPr>
                 <w:rFonts w:eastAsia="Times New Roman" w:cs="Arial"/>
                 <w:b/>
-                <w:color w:val="EE0000"/>
                 <w:sz w:val="28"/>
                 <w:szCs w:val="28"/>
                 <w:lang w:val="en-IN" w:eastAsia="en-IN" w:bidi="ml-IN"/>
@@ -3647,7 +3441,6 @@
               <w:rPr>
                 <w:rFonts w:eastAsia="Times New Roman" w:cs="Arial"/>
                 <w:b/>
-                <w:color w:val="EE0000"/>
                 <w:sz w:val="32"/>
                 <w:szCs w:val="32"/>
                 <w:lang w:val="it-IT" w:eastAsia="en-IN" w:bidi="ml-IN"/>
@@ -3657,7 +3450,6 @@
               <w:rPr>
                 <w:rFonts w:eastAsia="Times New Roman" w:cs="Arial"/>
                 <w:b/>
-                <w:color w:val="EE0000"/>
                 <w:sz w:val="32"/>
                 <w:szCs w:val="32"/>
                 <w:lang w:val="it-IT" w:eastAsia="en-IN" w:bidi="ml-IN"/>
@@ -3686,7 +3478,6 @@
               <w:ind w:right="-90"/>
               <w:rPr>
                 <w:rFonts w:ascii="Latha" w:hAnsi="Latha" w:cs="Latha"/>
-                <w:color w:val="EE0000"/>
                 <w:sz w:val="28"/>
                 <w:szCs w:val="28"/>
                 <w:lang w:val="it-IT" w:bidi="ta-IN"/>
@@ -3695,7 +3486,6 @@
             <w:r>
               <w:rPr>
                 <w:rFonts w:ascii="Latha" w:hAnsi="Latha" w:cs="Latha"/>
-                <w:color w:val="EE0000"/>
                 <w:sz w:val="28"/>
                 <w:szCs w:val="28"/>
                 <w:cs/>
@@ -3707,7 +3497,6 @@
               <w:rPr>
                 <w:rFonts w:ascii="BRH Tamil Tab Extra" w:hAnsi="BRH Tamil Tab Extra" w:cs="Latha"/>
                 <w:b/>
-                <w:color w:val="EE0000"/>
                 <w:sz w:val="32"/>
                 <w:szCs w:val="28"/>
                 <w:lang w:val="it-IT" w:bidi="ta-IN"/>
@@ -3717,7 +3506,6 @@
             <w:r>
               <w:rPr>
                 <w:rFonts w:ascii="Latha" w:hAnsi="Latha" w:cs="Latha"/>
-                <w:color w:val="EE0000"/>
                 <w:sz w:val="28"/>
                 <w:szCs w:val="28"/>
                 <w:cs/>
@@ -3730,7 +3518,6 @@
                 <w:rFonts w:ascii="Latha" w:hAnsi="Latha" w:cs="Latha"/>
                 <w:b/>
                 <w:bCs/>
-                <w:color w:val="EE0000"/>
                 <w:sz w:val="32"/>
                 <w:szCs w:val="32"/>
                 <w:lang w:val="it-IT" w:bidi="ta-IN"/>
@@ -3740,7 +3527,6 @@
             <w:r>
               <w:rPr>
                 <w:rFonts w:ascii="Latha" w:hAnsi="Latha" w:cs="Latha"/>
-                <w:color w:val="EE0000"/>
                 <w:sz w:val="28"/>
                 <w:szCs w:val="28"/>
                 <w:lang w:val="it-IT" w:bidi="ta-IN"/>
@@ -3750,7 +3536,6 @@
             <w:r>
               <w:rPr>
                 <w:rFonts w:ascii="Latha" w:hAnsi="Latha" w:cs="Latha"/>
-                <w:color w:val="EE0000"/>
                 <w:sz w:val="28"/>
                 <w:szCs w:val="28"/>
                 <w:cs/>
@@ -3762,7 +3547,6 @@
               <w:rPr>
                 <w:rFonts w:ascii="BRH Tamil Tab Extra" w:hAnsi="BRH Tamil Tab Extra" w:cs="Latha"/>
                 <w:b/>
-                <w:color w:val="EE0000"/>
                 <w:sz w:val="32"/>
                 <w:szCs w:val="28"/>
                 <w:lang w:val="it-IT" w:bidi="ta-IN"/>
@@ -3772,7 +3556,6 @@
             <w:r>
               <w:rPr>
                 <w:rFonts w:ascii="Latha" w:hAnsi="Latha" w:cs="Latha"/>
-                <w:color w:val="EE0000"/>
                 <w:sz w:val="28"/>
                 <w:szCs w:val="28"/>
                 <w:highlight w:val="yellow"/>
@@ -3784,7 +3567,6 @@
             <w:r>
               <w:rPr>
                 <w:rFonts w:ascii="Latha" w:hAnsi="Latha" w:cs="Latha"/>
-                <w:color w:val="EE0000"/>
                 <w:sz w:val="28"/>
                 <w:szCs w:val="28"/>
                 <w:cs/>
@@ -3795,7 +3577,6 @@
             <w:r>
               <w:rPr>
                 <w:rFonts w:ascii="Latha" w:hAnsi="Latha" w:cs="Latha"/>
-                <w:color w:val="EE0000"/>
                 <w:sz w:val="28"/>
                 <w:szCs w:val="28"/>
                 <w:lang w:val="it-IT" w:bidi="ta-IN"/>
@@ -3813,7 +3594,6 @@
               <w:ind w:right="-90"/>
               <w:rPr>
                 <w:rFonts w:ascii="BRH Malayalam Extra" w:hAnsi="BRH Malayalam Extra" w:cs="BRH Malayalam Extra"/>
-                <w:color w:val="EE0000"/>
                 <w:sz w:val="40"/>
                 <w:szCs w:val="40"/>
                 <w:lang w:val="it-IT"/>
@@ -3822,7 +3602,6 @@
             <w:r>
               <w:rPr>
                 <w:rFonts w:ascii="Latha" w:hAnsi="Latha" w:cs="Latha"/>
-                <w:color w:val="EE0000"/>
                 <w:sz w:val="28"/>
                 <w:szCs w:val="28"/>
                 <w:cs/>
@@ -3834,7 +3613,6 @@
               <w:rPr>
                 <w:rFonts w:ascii="BRH Tamil Tab Extra" w:hAnsi="BRH Tamil Tab Extra" w:cs="Latha"/>
                 <w:b/>
-                <w:color w:val="EE0000"/>
                 <w:sz w:val="32"/>
                 <w:szCs w:val="28"/>
                 <w:highlight w:val="yellow"/>
@@ -3845,7 +3623,6 @@
             <w:r>
               <w:rPr>
                 <w:rFonts w:ascii="Latha" w:hAnsi="Latha" w:cs="Latha"/>
-                <w:color w:val="EE0000"/>
                 <w:sz w:val="28"/>
                 <w:szCs w:val="28"/>
                 <w:highlight w:val="yellow"/>
@@ -3857,7 +3634,6 @@
             <w:r>
               <w:rPr>
                 <w:rFonts w:ascii="Latha" w:hAnsi="Latha" w:cs="Latha"/>
-                <w:color w:val="EE0000"/>
                 <w:sz w:val="28"/>
                 <w:szCs w:val="28"/>
                 <w:cs/>
@@ -3869,7 +3645,6 @@
               <w:rPr>
                 <w:rFonts w:ascii="BRH Tamil Tab Extra" w:hAnsi="BRH Tamil Tab Extra" w:cs="Latha"/>
                 <w:b/>
-                <w:color w:val="EE0000"/>
                 <w:sz w:val="36"/>
                 <w:szCs w:val="28"/>
                 <w:lang w:val="it-IT" w:bidi="ta-IN"/>
@@ -3879,7 +3654,6 @@
             <w:r>
               <w:rPr>
                 <w:rFonts w:ascii="Latha" w:hAnsi="Latha" w:cs="Latha"/>
-                <w:color w:val="EE0000"/>
                 <w:sz w:val="28"/>
                 <w:szCs w:val="28"/>
                 <w:lang w:val="it-IT" w:bidi="ta-IN"/>
@@ -3906,7 +3680,6 @@
               <w:spacing w:before="0" w:line="240" w:lineRule="auto"/>
               <w:rPr>
                 <w:rFonts w:ascii="Latha" w:hAnsi="Latha" w:cs="Latha"/>
-                <w:color w:val="EE0000"/>
                 <w:sz w:val="28"/>
                 <w:szCs w:val="28"/>
                 <w:lang w:val="it-IT" w:bidi="ta-IN"/>
@@ -3915,7 +3688,6 @@
             <w:r>
               <w:rPr>
                 <w:rFonts w:ascii="Latha" w:hAnsi="Latha" w:cs="Latha"/>
-                <w:color w:val="EE0000"/>
                 <w:sz w:val="28"/>
                 <w:szCs w:val="28"/>
                 <w:cs/>
@@ -3927,7 +3699,6 @@
               <w:rPr>
                 <w:rFonts w:ascii="BRH Tamil Tab Extra" w:hAnsi="BRH Tamil Tab Extra" w:cs="Latha"/>
                 <w:b/>
-                <w:color w:val="EE0000"/>
                 <w:sz w:val="32"/>
                 <w:szCs w:val="28"/>
                 <w:lang w:val="it-IT" w:bidi="ta-IN"/>
@@ -3937,7 +3708,6 @@
             <w:r>
               <w:rPr>
                 <w:rFonts w:ascii="Latha" w:hAnsi="Latha" w:cs="Latha"/>
-                <w:color w:val="EE0000"/>
                 <w:sz w:val="28"/>
                 <w:szCs w:val="28"/>
                 <w:cs/>
@@ -3950,7 +3720,6 @@
                 <w:rFonts w:ascii="Latha" w:hAnsi="Latha" w:cs="Latha"/>
                 <w:b/>
                 <w:bCs/>
-                <w:color w:val="EE0000"/>
                 <w:sz w:val="32"/>
                 <w:szCs w:val="32"/>
                 <w:lang w:val="it-IT" w:bidi="ta-IN"/>
@@ -3960,7 +3729,6 @@
             <w:r>
               <w:rPr>
                 <w:rFonts w:ascii="Latha" w:hAnsi="Latha" w:cs="Latha"/>
-                <w:color w:val="EE0000"/>
                 <w:sz w:val="28"/>
                 <w:szCs w:val="28"/>
                 <w:lang w:val="it-IT" w:bidi="ta-IN"/>
@@ -3970,7 +3738,6 @@
             <w:r>
               <w:rPr>
                 <w:rFonts w:ascii="Latha" w:hAnsi="Latha" w:cs="Latha"/>
-                <w:color w:val="EE0000"/>
                 <w:sz w:val="28"/>
                 <w:szCs w:val="28"/>
                 <w:cs/>
@@ -3982,7 +3749,6 @@
               <w:rPr>
                 <w:rFonts w:ascii="BRH Tamil Tab Extra" w:hAnsi="BRH Tamil Tab Extra" w:cs="Latha"/>
                 <w:b/>
-                <w:color w:val="EE0000"/>
                 <w:sz w:val="32"/>
                 <w:szCs w:val="28"/>
                 <w:lang w:val="it-IT" w:bidi="ta-IN"/>
@@ -3992,7 +3758,6 @@
             <w:r>
               <w:rPr>
                 <w:rFonts w:ascii="Latha" w:hAnsi="Latha" w:cs="Latha"/>
-                <w:color w:val="EE0000"/>
                 <w:sz w:val="28"/>
                 <w:szCs w:val="28"/>
                 <w:highlight w:val="green"/>
@@ -4004,7 +3769,6 @@
             <w:r>
               <w:rPr>
                 <w:rFonts w:ascii="Latha" w:hAnsi="Latha" w:cs="Latha"/>
-                <w:color w:val="EE0000"/>
                 <w:sz w:val="28"/>
                 <w:szCs w:val="28"/>
                 <w:cs/>
@@ -4015,7 +3779,6 @@
             <w:r>
               <w:rPr>
                 <w:rFonts w:ascii="Latha" w:hAnsi="Latha" w:cs="Latha"/>
-                <w:color w:val="EE0000"/>
                 <w:sz w:val="28"/>
                 <w:szCs w:val="28"/>
                 <w:lang w:val="it-IT" w:bidi="ta-IN"/>
@@ -4031,7 +3794,6 @@
               <w:spacing w:before="0" w:line="240" w:lineRule="auto"/>
               <w:rPr>
                 <w:rFonts w:ascii="BRH Malayalam Extra" w:hAnsi="BRH Malayalam Extra" w:cs="BRH Malayalam Extra"/>
-                <w:color w:val="EE0000"/>
                 <w:sz w:val="40"/>
                 <w:szCs w:val="40"/>
                 <w:lang w:val="it-IT"/>
@@ -4040,7 +3802,6 @@
             <w:r>
               <w:rPr>
                 <w:rFonts w:ascii="Latha" w:hAnsi="Latha" w:cs="Latha"/>
-                <w:color w:val="EE0000"/>
                 <w:sz w:val="28"/>
                 <w:szCs w:val="28"/>
                 <w:cs/>
@@ -4052,7 +3813,6 @@
               <w:rPr>
                 <w:rFonts w:ascii="BRH Tamil Tab Extra" w:hAnsi="BRH Tamil Tab Extra" w:cs="Latha"/>
                 <w:b/>
-                <w:color w:val="EE0000"/>
                 <w:sz w:val="32"/>
                 <w:szCs w:val="28"/>
                 <w:lang w:val="it-IT" w:bidi="ta-IN"/>
@@ -4062,7 +3822,6 @@
             <w:r>
               <w:rPr>
                 <w:rFonts w:ascii="Latha" w:hAnsi="Latha" w:cs="Latha"/>
-                <w:color w:val="EE0000"/>
                 <w:sz w:val="28"/>
                 <w:szCs w:val="28"/>
                 <w:highlight w:val="green"/>
@@ -4074,7 +3833,6 @@
             <w:r>
               <w:rPr>
                 <w:rFonts w:ascii="Latha" w:hAnsi="Latha" w:cs="Latha"/>
-                <w:color w:val="EE0000"/>
                 <w:sz w:val="28"/>
                 <w:szCs w:val="28"/>
                 <w:cs/>
@@ -4086,7 +3844,6 @@
               <w:rPr>
                 <w:rFonts w:ascii="BRH Tamil Tab Extra" w:hAnsi="BRH Tamil Tab Extra" w:cs="Latha"/>
                 <w:b/>
-                <w:color w:val="EE0000"/>
                 <w:sz w:val="36"/>
                 <w:szCs w:val="28"/>
                 <w:lang w:val="it-IT" w:bidi="ta-IN"/>
@@ -4096,7 +3853,6 @@
             <w:r>
               <w:rPr>
                 <w:rFonts w:ascii="Latha" w:hAnsi="Latha" w:cs="Latha"/>
-                <w:color w:val="EE0000"/>
                 <w:sz w:val="28"/>
                 <w:szCs w:val="28"/>
                 <w:lang w:val="it-IT" w:bidi="ta-IN"/>
@@ -4106,7 +3862,6 @@
             <w:r>
               <w:rPr>
                 <w:rFonts w:ascii="BRH Devanagari Extra" w:hAnsi="BRH Devanagari Extra" w:cs="BRH Devanagari Extra"/>
-                <w:color w:val="EE0000"/>
                 <w:sz w:val="40"/>
                 <w:szCs w:val="40"/>
                 <w:lang w:val="it-IT"/>
@@ -4116,7 +3871,6 @@
             <w:r>
               <w:rPr>
                 <w:rFonts w:cs="Arial"/>
-                <w:color w:val="EE0000"/>
                 <w:sz w:val="36"/>
                 <w:szCs w:val="36"/>
                 <w:lang w:val="it-IT"/>
@@ -4126,12 +3880,928 @@
             <w:r>
               <w:rPr>
                 <w:rFonts w:ascii="BRH Devanagari Extra" w:hAnsi="BRH Devanagari Extra" w:cs="BRH Devanagari Extra"/>
-                <w:color w:val="EE0000"/>
                 <w:sz w:val="40"/>
                 <w:szCs w:val="40"/>
                 <w:lang w:val="it-IT"/>
               </w:rPr>
               <w:t>)</w:t>
+            </w:r>
+          </w:p>
+        </w:tc>
+      </w:tr>
+      <w:tr>
+        <w:trPr>
+          <w:trHeight w:val="1705"/>
+        </w:trPr>
+        <w:tc>
+          <w:tcPr>
+            <w:tcW w:w="3764" w:type="dxa"/>
+            <w:tcBorders>
+              <w:top w:val="single" w:sz="4" w:space="0" w:color="000000"/>
+              <w:left w:val="single" w:sz="4" w:space="0" w:color="000000"/>
+              <w:bottom w:val="single" w:sz="4" w:space="0" w:color="000000"/>
+              <w:right w:val="single" w:sz="4" w:space="0" w:color="000000"/>
+            </w:tcBorders>
+          </w:tcPr>
+          <w:p>
+            <w:pPr>
+              <w:widowControl w:val="0"/>
+              <w:tabs>
+                <w:tab w:val="left" w:pos="993"/>
+              </w:tabs>
+              <w:autoSpaceDE w:val="0"/>
+              <w:autoSpaceDN w:val="0"/>
+              <w:adjustRightInd w:val="0"/>
+              <w:spacing w:before="0" w:line="240" w:lineRule="auto"/>
+              <w:rPr>
+                <w:rFonts w:eastAsia="Times New Roman" w:cs="Arial"/>
+                <w:b/>
+                <w:sz w:val="32"/>
+                <w:szCs w:val="32"/>
+                <w:lang w:val="en-IN" w:eastAsia="en-IN" w:bidi="ml-IN"/>
+              </w:rPr>
+            </w:pPr>
+            <w:r>
+              <w:rPr>
+                <w:rFonts w:eastAsia="Times New Roman" w:cs="Arial"/>
+                <w:b/>
+                <w:sz w:val="32"/>
+                <w:szCs w:val="32"/>
+                <w:lang w:val="en-IN" w:eastAsia="en-IN" w:bidi="ml-IN"/>
+              </w:rPr>
+              <w:t>T.S.1.5.11.2 - Kramam</w:t>
+            </w:r>
+          </w:p>
+          <w:p>
+            <w:pPr>
+              <w:widowControl w:val="0"/>
+              <w:tabs>
+                <w:tab w:val="left" w:pos="993"/>
+              </w:tabs>
+              <w:autoSpaceDE w:val="0"/>
+              <w:autoSpaceDN w:val="0"/>
+              <w:adjustRightInd w:val="0"/>
+              <w:spacing w:before="0" w:line="240" w:lineRule="auto"/>
+              <w:rPr>
+                <w:rFonts w:eastAsia="Times New Roman" w:cs="Arial"/>
+                <w:b/>
+                <w:szCs w:val="24"/>
+                <w:lang w:val="en-IN" w:eastAsia="en-IN" w:bidi="ml-IN"/>
+              </w:rPr>
+            </w:pPr>
+            <w:r>
+              <w:rPr>
+                <w:rFonts w:eastAsia="Times New Roman" w:cs="Arial"/>
+                <w:b/>
+                <w:szCs w:val="24"/>
+                <w:lang w:val="en-IN" w:eastAsia="en-IN" w:bidi="ml-IN"/>
+              </w:rPr>
+              <w:t>Krama Vaakyam No. 46, 47</w:t>
+            </w:r>
+          </w:p>
+          <w:p>
+            <w:pPr>
+              <w:widowControl w:val="0"/>
+              <w:tabs>
+                <w:tab w:val="left" w:pos="993"/>
+              </w:tabs>
+              <w:autoSpaceDE w:val="0"/>
+              <w:autoSpaceDN w:val="0"/>
+              <w:adjustRightInd w:val="0"/>
+              <w:spacing w:before="0" w:line="240" w:lineRule="auto"/>
+              <w:rPr>
+                <w:rFonts w:eastAsia="Times New Roman" w:cs="Arial"/>
+                <w:b/>
+                <w:sz w:val="32"/>
+                <w:szCs w:val="32"/>
+                <w:lang w:val="it-IT" w:eastAsia="en-IN" w:bidi="ml-IN"/>
+              </w:rPr>
+            </w:pPr>
+            <w:r>
+              <w:rPr>
+                <w:rFonts w:eastAsia="Times New Roman" w:cs="Arial"/>
+                <w:b/>
+                <w:sz w:val="32"/>
+                <w:szCs w:val="32"/>
+                <w:lang w:val="it-IT" w:eastAsia="en-IN" w:bidi="ml-IN"/>
+              </w:rPr>
+              <w:t>Panchaati No. 48</w:t>
+            </w:r>
+          </w:p>
+        </w:tc>
+        <w:tc>
+          <w:tcPr>
+            <w:tcW w:w="5102" w:type="dxa"/>
+            <w:tcBorders>
+              <w:top w:val="single" w:sz="4" w:space="0" w:color="000000"/>
+              <w:left w:val="single" w:sz="4" w:space="0" w:color="000000"/>
+              <w:bottom w:val="single" w:sz="4" w:space="0" w:color="000000"/>
+              <w:right w:val="single" w:sz="4" w:space="0" w:color="000000"/>
+            </w:tcBorders>
+          </w:tcPr>
+          <w:p>
+            <w:pPr>
+              <w:widowControl w:val="0"/>
+              <w:autoSpaceDE w:val="0"/>
+              <w:autoSpaceDN w:val="0"/>
+              <w:adjustRightInd w:val="0"/>
+              <w:spacing w:before="0" w:line="240" w:lineRule="auto"/>
+              <w:ind w:right="-165"/>
+              <w:rPr>
+                <w:rFonts w:ascii="BRH Malayalam Extra" w:hAnsi="BRH Malayalam Extra" w:cs="BRH Malayalam Extra"/>
+                <w:sz w:val="40"/>
+                <w:szCs w:val="40"/>
+                <w:lang w:val="it-IT"/>
+              </w:rPr>
+            </w:pPr>
+            <w:r>
+              <w:rPr>
+                <w:rFonts w:ascii="Latha" w:hAnsi="Latha" w:cs="Latha"/>
+                <w:sz w:val="28"/>
+                <w:szCs w:val="28"/>
+                <w:cs/>
+                <w:lang w:bidi="ta-IN"/>
+              </w:rPr>
+              <w:t>ம</w:t>
+            </w:r>
+            <w:r>
+              <w:rPr>
+                <w:rFonts w:ascii="BRH Tamil Tab Extra" w:hAnsi="BRH Tamil Tab Extra" w:cs="Latha"/>
+                <w:b/>
+                <w:sz w:val="32"/>
+                <w:szCs w:val="28"/>
+                <w:lang w:val="it-IT" w:bidi="ta-IN"/>
+              </w:rPr>
+              <w:t>…</w:t>
+            </w:r>
+            <w:r>
+              <w:rPr>
+                <w:rFonts w:ascii="Latha" w:hAnsi="Latha" w:cs="Latha"/>
+                <w:sz w:val="28"/>
+                <w:szCs w:val="28"/>
+                <w:cs/>
+                <w:lang w:bidi="ta-IN"/>
+              </w:rPr>
+              <w:t>க</w:t>
+            </w:r>
+            <w:r>
+              <w:rPr>
+                <w:rFonts w:ascii="Latha" w:hAnsi="Latha" w:cs="Latha"/>
+                <w:b/>
+                <w:bCs/>
+                <w:position w:val="-12"/>
+                <w:sz w:val="28"/>
+                <w:szCs w:val="28"/>
+                <w:cs/>
+                <w:lang w:bidi="ta-IN"/>
+              </w:rPr>
+              <w:t>4</w:t>
+            </w:r>
+            <w:r>
+              <w:rPr>
+                <w:rFonts w:ascii="Latha" w:hAnsi="Latha" w:cs="Latha"/>
+                <w:sz w:val="28"/>
+                <w:szCs w:val="28"/>
+                <w:cs/>
+                <w:lang w:bidi="ta-IN"/>
+              </w:rPr>
+              <w:t>வ</w:t>
+            </w:r>
+            <w:r>
+              <w:rPr>
+                <w:rFonts w:ascii="BRH Tamil Tab Extra" w:hAnsi="BRH Tamil Tab Extra" w:cs="Latha"/>
+                <w:b/>
+                <w:sz w:val="36"/>
+                <w:szCs w:val="28"/>
+                <w:lang w:val="it-IT" w:bidi="ta-IN"/>
+              </w:rPr>
+              <w:t>†</w:t>
+            </w:r>
+            <w:r>
+              <w:rPr>
+                <w:rFonts w:ascii="Latha" w:hAnsi="Latha" w:cs="Latha"/>
+                <w:sz w:val="28"/>
+                <w:szCs w:val="28"/>
+                <w:cs/>
+                <w:lang w:bidi="ta-IN"/>
+              </w:rPr>
+              <w:t>த்</w:t>
+            </w:r>
+            <w:r>
+              <w:rPr>
+                <w:rFonts w:ascii="Latha" w:hAnsi="Latha" w:cs="Latha"/>
+                <w:b/>
+                <w:bCs/>
+                <w:position w:val="-12"/>
+                <w:sz w:val="28"/>
+                <w:szCs w:val="28"/>
+                <w:cs/>
+                <w:lang w:bidi="ta-IN"/>
+              </w:rPr>
+              <w:t>2</w:t>
+            </w:r>
+            <w:r>
+              <w:rPr>
+                <w:rFonts w:ascii="Latha" w:hAnsi="Latha" w:cs="Latha"/>
+                <w:sz w:val="28"/>
+                <w:szCs w:val="28"/>
+                <w:cs/>
+                <w:lang w:bidi="ta-IN"/>
+              </w:rPr>
+              <w:t xml:space="preserve">ஸு </w:t>
+            </w:r>
+            <w:r>
+              <w:rPr>
+                <w:rFonts w:ascii="Latha" w:hAnsi="Latha" w:cs="Latha"/>
+                <w:sz w:val="28"/>
+                <w:szCs w:val="28"/>
+                <w:cs/>
+                <w:lang w:bidi="ta-IN"/>
+              </w:rPr>
+              <w:br/>
+              <w:t>தா</w:t>
+            </w:r>
+            <w:r>
+              <w:rPr>
+                <w:rFonts w:ascii="Latha" w:hAnsi="Latha" w:cs="Latha"/>
+                <w:b/>
+                <w:bCs/>
+                <w:position w:val="-12"/>
+                <w:sz w:val="28"/>
+                <w:szCs w:val="28"/>
+                <w:cs/>
+                <w:lang w:bidi="ta-IN"/>
+              </w:rPr>
+              <w:t>4</w:t>
+            </w:r>
+            <w:r>
+              <w:rPr>
+                <w:rFonts w:ascii="Latha" w:hAnsi="Latha" w:cs="Latha"/>
+                <w:sz w:val="28"/>
+                <w:szCs w:val="28"/>
+                <w:highlight w:val="yellow"/>
+                <w:cs/>
+                <w:lang w:bidi="ta-IN"/>
+              </w:rPr>
+              <w:t>ர</w:t>
+            </w:r>
+            <w:r>
+              <w:rPr>
+                <w:rFonts w:ascii="Latha" w:hAnsi="Latha" w:cs="Latha"/>
+                <w:sz w:val="28"/>
+                <w:szCs w:val="28"/>
+                <w:cs/>
+                <w:lang w:bidi="ta-IN"/>
+              </w:rPr>
+              <w:t xml:space="preserve">ய </w:t>
+            </w:r>
+            <w:r>
+              <w:rPr>
+                <w:rFonts w:ascii="Latha" w:hAnsi="Latha" w:cs="Latha"/>
+                <w:sz w:val="28"/>
+                <w:szCs w:val="28"/>
+                <w:lang w:val="it-IT" w:bidi="ta-IN"/>
+              </w:rPr>
+              <w:t xml:space="preserve">| </w:t>
+            </w:r>
+            <w:r>
+              <w:rPr>
+                <w:rFonts w:ascii="Latha" w:hAnsi="Latha" w:cs="Latha"/>
+                <w:sz w:val="28"/>
+                <w:szCs w:val="28"/>
+                <w:cs/>
+                <w:lang w:bidi="ta-IN"/>
+              </w:rPr>
+              <w:t>ம</w:t>
+            </w:r>
+            <w:r>
+              <w:rPr>
+                <w:rFonts w:ascii="BRH Tamil Tab Extra" w:hAnsi="BRH Tamil Tab Extra" w:cs="Latha"/>
+                <w:b/>
+                <w:sz w:val="32"/>
+                <w:szCs w:val="28"/>
+                <w:lang w:val="it-IT" w:bidi="ta-IN"/>
+              </w:rPr>
+              <w:t>…</w:t>
+            </w:r>
+            <w:r>
+              <w:rPr>
+                <w:rFonts w:ascii="Latha" w:hAnsi="Latha" w:cs="Latha"/>
+                <w:sz w:val="28"/>
+                <w:szCs w:val="28"/>
+                <w:cs/>
+                <w:lang w:bidi="ta-IN"/>
+              </w:rPr>
+              <w:t>க</w:t>
+            </w:r>
+            <w:r>
+              <w:rPr>
+                <w:rFonts w:ascii="Latha" w:hAnsi="Latha" w:cs="Latha"/>
+                <w:b/>
+                <w:bCs/>
+                <w:position w:val="-12"/>
+                <w:sz w:val="28"/>
+                <w:szCs w:val="28"/>
+                <w:cs/>
+                <w:lang w:bidi="ta-IN"/>
+              </w:rPr>
+              <w:t>4</w:t>
+            </w:r>
+            <w:r>
+              <w:rPr>
+                <w:rFonts w:ascii="Latha" w:hAnsi="Latha" w:cs="Latha"/>
+                <w:sz w:val="28"/>
+                <w:szCs w:val="28"/>
+                <w:cs/>
+                <w:lang w:bidi="ta-IN"/>
+              </w:rPr>
+              <w:t>வ</w:t>
+            </w:r>
+            <w:r>
+              <w:rPr>
+                <w:rFonts w:ascii="BRH Tamil Tab Extra" w:hAnsi="BRH Tamil Tab Extra" w:cs="Latha"/>
+                <w:b/>
+                <w:sz w:val="32"/>
+                <w:szCs w:val="28"/>
+                <w:lang w:val="it-IT" w:bidi="ta-IN"/>
+              </w:rPr>
+              <w:t>…</w:t>
+            </w:r>
+            <w:r>
+              <w:rPr>
+                <w:rFonts w:ascii="Latha" w:hAnsi="Latha" w:cs="Latha"/>
+                <w:sz w:val="28"/>
+                <w:szCs w:val="28"/>
+                <w:cs/>
+                <w:lang w:bidi="ta-IN"/>
+              </w:rPr>
+              <w:t>த்</w:t>
+            </w:r>
+            <w:r>
+              <w:rPr>
+                <w:rFonts w:ascii="Latha" w:hAnsi="Latha" w:cs="Latha"/>
+                <w:b/>
+                <w:bCs/>
+                <w:position w:val="-12"/>
+                <w:sz w:val="28"/>
+                <w:szCs w:val="28"/>
+                <w:cs/>
+                <w:lang w:bidi="ta-IN"/>
+              </w:rPr>
+              <w:t>2</w:t>
+            </w:r>
+            <w:r>
+              <w:rPr>
+                <w:rFonts w:ascii="Latha" w:hAnsi="Latha" w:cs="Latha"/>
+                <w:sz w:val="28"/>
+                <w:szCs w:val="28"/>
+                <w:cs/>
+                <w:lang w:bidi="ta-IN"/>
+              </w:rPr>
+              <w:t>ஸ்விதி</w:t>
+            </w:r>
+            <w:r>
+              <w:rPr>
+                <w:rFonts w:ascii="BRH Tamil Tab Extra" w:hAnsi="BRH Tamil Tab Extra" w:cs="Latha"/>
+                <w:b/>
+                <w:sz w:val="36"/>
+                <w:szCs w:val="28"/>
+                <w:lang w:val="it-IT" w:bidi="ta-IN"/>
+              </w:rPr>
+              <w:t>†</w:t>
+            </w:r>
+            <w:r>
+              <w:rPr>
+                <w:rFonts w:ascii="Latha" w:hAnsi="Latha" w:cs="Latha"/>
+                <w:sz w:val="28"/>
+                <w:szCs w:val="28"/>
+                <w:lang w:val="it-IT" w:bidi="ta-IN"/>
+              </w:rPr>
+              <w:t xml:space="preserve"> </w:t>
+            </w:r>
+            <w:r>
+              <w:rPr>
+                <w:rFonts w:ascii="Latha" w:hAnsi="Latha" w:cs="Latha"/>
+                <w:sz w:val="28"/>
+                <w:szCs w:val="28"/>
+                <w:cs/>
+                <w:lang w:bidi="ta-IN"/>
+              </w:rPr>
+              <w:t>ம</w:t>
+            </w:r>
+            <w:r>
+              <w:rPr>
+                <w:rFonts w:ascii="BRH Tamil Tab Extra" w:hAnsi="BRH Tamil Tab Extra" w:cs="Latha"/>
+                <w:b/>
+                <w:sz w:val="32"/>
+                <w:szCs w:val="28"/>
+                <w:lang w:val="it-IT" w:bidi="ta-IN"/>
+              </w:rPr>
+              <w:t>…</w:t>
+            </w:r>
+            <w:r>
+              <w:rPr>
+                <w:rFonts w:ascii="Latha" w:hAnsi="Latha" w:cs="Latha"/>
+                <w:sz w:val="28"/>
+                <w:szCs w:val="28"/>
+                <w:cs/>
+                <w:lang w:bidi="ta-IN"/>
+              </w:rPr>
+              <w:t>க</w:t>
+            </w:r>
+            <w:r>
+              <w:rPr>
+                <w:rFonts w:ascii="Latha" w:hAnsi="Latha" w:cs="Latha"/>
+                <w:b/>
+                <w:bCs/>
+                <w:position w:val="-12"/>
+                <w:sz w:val="28"/>
+                <w:szCs w:val="28"/>
+                <w:cs/>
+                <w:lang w:bidi="ta-IN"/>
+              </w:rPr>
+              <w:t>4</w:t>
+            </w:r>
+            <w:r>
+              <w:rPr>
+                <w:rFonts w:ascii="Latha" w:hAnsi="Latha" w:cs="Latha"/>
+                <w:sz w:val="28"/>
+                <w:szCs w:val="28"/>
+                <w:cs/>
+                <w:lang w:bidi="ta-IN"/>
+              </w:rPr>
+              <w:t>வ</w:t>
+            </w:r>
+            <w:r>
+              <w:rPr>
+                <w:rFonts w:ascii="BRH Tamil Tab Extra" w:hAnsi="BRH Tamil Tab Extra" w:cs="Latha"/>
+                <w:b/>
+                <w:sz w:val="36"/>
+                <w:szCs w:val="28"/>
+                <w:lang w:val="it-IT" w:bidi="ta-IN"/>
+              </w:rPr>
+              <w:t>†</w:t>
+            </w:r>
+            <w:r>
+              <w:rPr>
+                <w:rFonts w:ascii="Latha" w:hAnsi="Latha" w:cs="Latha"/>
+                <w:sz w:val="28"/>
+                <w:szCs w:val="28"/>
+                <w:cs/>
+                <w:lang w:bidi="ta-IN"/>
+              </w:rPr>
+              <w:t xml:space="preserve">த் </w:t>
+            </w:r>
+            <w:r>
+              <w:rPr>
+                <w:rFonts w:ascii="Latha" w:hAnsi="Latha" w:cs="Latha"/>
+                <w:sz w:val="28"/>
+                <w:szCs w:val="28"/>
+                <w:lang w:val="it-IT" w:bidi="ta-IN"/>
+              </w:rPr>
+              <w:t xml:space="preserve">- </w:t>
+            </w:r>
+            <w:r>
+              <w:rPr>
+                <w:rFonts w:ascii="Latha" w:hAnsi="Latha" w:cs="Latha"/>
+                <w:sz w:val="28"/>
+                <w:szCs w:val="28"/>
+                <w:highlight w:val="yellow"/>
+                <w:cs/>
+                <w:lang w:bidi="ta-IN"/>
+              </w:rPr>
+              <w:t>ஸு</w:t>
+            </w:r>
+            <w:r>
+              <w:rPr>
+                <w:rFonts w:ascii="Latha" w:hAnsi="Latha" w:cs="Latha"/>
+                <w:sz w:val="28"/>
+                <w:szCs w:val="28"/>
+                <w:cs/>
+                <w:lang w:bidi="ta-IN"/>
+              </w:rPr>
+              <w:t xml:space="preserve"> </w:t>
+            </w:r>
+            <w:r>
+              <w:rPr>
+                <w:rFonts w:ascii="Latha" w:hAnsi="Latha" w:cs="Latha"/>
+                <w:sz w:val="28"/>
+                <w:szCs w:val="28"/>
+                <w:lang w:val="it-IT" w:bidi="ta-IN"/>
+              </w:rPr>
+              <w:t>|</w:t>
+            </w:r>
+          </w:p>
+        </w:tc>
+        <w:tc>
+          <w:tcPr>
+            <w:tcW w:w="5103" w:type="dxa"/>
+            <w:tcBorders>
+              <w:top w:val="single" w:sz="4" w:space="0" w:color="000000"/>
+              <w:left w:val="single" w:sz="4" w:space="0" w:color="000000"/>
+              <w:bottom w:val="single" w:sz="4" w:space="0" w:color="000000"/>
+              <w:right w:val="single" w:sz="4" w:space="0" w:color="000000"/>
+            </w:tcBorders>
+          </w:tcPr>
+          <w:p>
+            <w:pPr>
+              <w:autoSpaceDE w:val="0"/>
+              <w:autoSpaceDN w:val="0"/>
+              <w:adjustRightInd w:val="0"/>
+              <w:spacing w:before="0" w:line="240" w:lineRule="auto"/>
+              <w:rPr>
+                <w:rFonts w:ascii="BRH Malayalam Extra" w:hAnsi="BRH Malayalam Extra" w:cs="BRH Malayalam Extra"/>
+                <w:sz w:val="40"/>
+                <w:szCs w:val="40"/>
+                <w:lang w:val="it-IT"/>
+              </w:rPr>
+            </w:pPr>
+            <w:r>
+              <w:rPr>
+                <w:rFonts w:ascii="Latha" w:hAnsi="Latha" w:cs="Latha"/>
+                <w:sz w:val="28"/>
+                <w:szCs w:val="28"/>
+                <w:cs/>
+                <w:lang w:bidi="ta-IN"/>
+              </w:rPr>
+              <w:t>ம</w:t>
+            </w:r>
+            <w:r>
+              <w:rPr>
+                <w:rFonts w:ascii="BRH Tamil Tab Extra" w:hAnsi="BRH Tamil Tab Extra" w:cs="Latha"/>
+                <w:b/>
+                <w:sz w:val="32"/>
+                <w:szCs w:val="28"/>
+                <w:lang w:val="it-IT" w:bidi="ta-IN"/>
+              </w:rPr>
+              <w:t>…</w:t>
+            </w:r>
+            <w:r>
+              <w:rPr>
+                <w:rFonts w:ascii="Latha" w:hAnsi="Latha" w:cs="Latha"/>
+                <w:sz w:val="28"/>
+                <w:szCs w:val="28"/>
+                <w:cs/>
+                <w:lang w:bidi="ta-IN"/>
+              </w:rPr>
+              <w:t>க</w:t>
+            </w:r>
+            <w:r>
+              <w:rPr>
+                <w:rFonts w:ascii="Latha" w:hAnsi="Latha" w:cs="Latha"/>
+                <w:b/>
+                <w:bCs/>
+                <w:position w:val="-12"/>
+                <w:sz w:val="28"/>
+                <w:szCs w:val="28"/>
+                <w:cs/>
+                <w:lang w:bidi="ta-IN"/>
+              </w:rPr>
+              <w:t>4</w:t>
+            </w:r>
+            <w:r>
+              <w:rPr>
+                <w:rFonts w:ascii="Latha" w:hAnsi="Latha" w:cs="Latha"/>
+                <w:sz w:val="28"/>
+                <w:szCs w:val="28"/>
+                <w:cs/>
+                <w:lang w:bidi="ta-IN"/>
+              </w:rPr>
+              <w:t>வ</w:t>
+            </w:r>
+            <w:r>
+              <w:rPr>
+                <w:rFonts w:ascii="BRH Tamil Tab Extra" w:hAnsi="BRH Tamil Tab Extra" w:cs="Latha"/>
+                <w:b/>
+                <w:sz w:val="36"/>
+                <w:szCs w:val="28"/>
+                <w:lang w:val="it-IT" w:bidi="ta-IN"/>
+              </w:rPr>
+              <w:t>†</w:t>
+            </w:r>
+            <w:r>
+              <w:rPr>
+                <w:rFonts w:ascii="Latha" w:hAnsi="Latha" w:cs="Latha"/>
+                <w:sz w:val="28"/>
+                <w:szCs w:val="28"/>
+                <w:cs/>
+                <w:lang w:bidi="ta-IN"/>
+              </w:rPr>
+              <w:t>த்</w:t>
+            </w:r>
+            <w:r>
+              <w:rPr>
+                <w:rFonts w:ascii="Latha" w:hAnsi="Latha" w:cs="Latha"/>
+                <w:b/>
+                <w:bCs/>
+                <w:position w:val="-12"/>
+                <w:sz w:val="28"/>
+                <w:szCs w:val="28"/>
+                <w:cs/>
+                <w:lang w:bidi="ta-IN"/>
+              </w:rPr>
+              <w:t>2</w:t>
+            </w:r>
+            <w:r>
+              <w:rPr>
+                <w:rFonts w:ascii="Latha" w:hAnsi="Latha" w:cs="Latha"/>
+                <w:sz w:val="28"/>
+                <w:szCs w:val="28"/>
+                <w:cs/>
+                <w:lang w:bidi="ta-IN"/>
+              </w:rPr>
+              <w:t xml:space="preserve">ஸு </w:t>
+            </w:r>
+            <w:r>
+              <w:rPr>
+                <w:rFonts w:ascii="Latha" w:hAnsi="Latha" w:cs="Latha"/>
+                <w:sz w:val="28"/>
+                <w:szCs w:val="28"/>
+                <w:cs/>
+                <w:lang w:bidi="ta-IN"/>
+              </w:rPr>
+              <w:br/>
+              <w:t>தா</w:t>
+            </w:r>
+            <w:r>
+              <w:rPr>
+                <w:rFonts w:ascii="Latha" w:hAnsi="Latha" w:cs="Latha"/>
+                <w:b/>
+                <w:bCs/>
+                <w:position w:val="-12"/>
+                <w:sz w:val="28"/>
+                <w:szCs w:val="28"/>
+                <w:cs/>
+                <w:lang w:bidi="ta-IN"/>
+              </w:rPr>
+              <w:t>4</w:t>
+            </w:r>
+            <w:r>
+              <w:rPr>
+                <w:rFonts w:ascii="Latha" w:hAnsi="Latha" w:cs="Latha"/>
+                <w:sz w:val="28"/>
+                <w:szCs w:val="28"/>
+                <w:highlight w:val="green"/>
+                <w:cs/>
+                <w:lang w:bidi="ta-IN"/>
+              </w:rPr>
+              <w:t>ர</w:t>
+            </w:r>
+            <w:r>
+              <w:rPr>
+                <w:rFonts w:ascii="Latha" w:hAnsi="Latha" w:cs="Latha"/>
+                <w:sz w:val="28"/>
+                <w:szCs w:val="28"/>
+                <w:cs/>
+                <w:lang w:bidi="ta-IN"/>
+              </w:rPr>
+              <w:t xml:space="preserve">ய </w:t>
+            </w:r>
+            <w:r>
+              <w:rPr>
+                <w:rFonts w:ascii="Latha" w:hAnsi="Latha" w:cs="Latha"/>
+                <w:sz w:val="28"/>
+                <w:szCs w:val="28"/>
+                <w:lang w:val="it-IT" w:bidi="ta-IN"/>
+              </w:rPr>
+              <w:t xml:space="preserve">| </w:t>
+            </w:r>
+            <w:r>
+              <w:rPr>
+                <w:rFonts w:ascii="Latha" w:hAnsi="Latha" w:cs="Latha"/>
+                <w:sz w:val="28"/>
+                <w:szCs w:val="28"/>
+                <w:cs/>
+                <w:lang w:bidi="ta-IN"/>
+              </w:rPr>
+              <w:t>ம</w:t>
+            </w:r>
+            <w:r>
+              <w:rPr>
+                <w:rFonts w:ascii="BRH Tamil Tab Extra" w:hAnsi="BRH Tamil Tab Extra" w:cs="Latha"/>
+                <w:b/>
+                <w:sz w:val="32"/>
+                <w:szCs w:val="28"/>
+                <w:lang w:val="it-IT" w:bidi="ta-IN"/>
+              </w:rPr>
+              <w:t>…</w:t>
+            </w:r>
+            <w:r>
+              <w:rPr>
+                <w:rFonts w:ascii="Latha" w:hAnsi="Latha" w:cs="Latha"/>
+                <w:sz w:val="28"/>
+                <w:szCs w:val="28"/>
+                <w:cs/>
+                <w:lang w:bidi="ta-IN"/>
+              </w:rPr>
+              <w:t>க</w:t>
+            </w:r>
+            <w:r>
+              <w:rPr>
+                <w:rFonts w:ascii="Latha" w:hAnsi="Latha" w:cs="Latha"/>
+                <w:b/>
+                <w:bCs/>
+                <w:position w:val="-12"/>
+                <w:sz w:val="28"/>
+                <w:szCs w:val="28"/>
+                <w:cs/>
+                <w:lang w:bidi="ta-IN"/>
+              </w:rPr>
+              <w:t>4</w:t>
+            </w:r>
+            <w:r>
+              <w:rPr>
+                <w:rFonts w:ascii="Latha" w:hAnsi="Latha" w:cs="Latha"/>
+                <w:sz w:val="28"/>
+                <w:szCs w:val="28"/>
+                <w:cs/>
+                <w:lang w:bidi="ta-IN"/>
+              </w:rPr>
+              <w:t>வ</w:t>
+            </w:r>
+            <w:r>
+              <w:rPr>
+                <w:rFonts w:ascii="BRH Tamil Tab Extra" w:hAnsi="BRH Tamil Tab Extra" w:cs="Latha"/>
+                <w:b/>
+                <w:sz w:val="32"/>
+                <w:szCs w:val="28"/>
+                <w:lang w:val="it-IT" w:bidi="ta-IN"/>
+              </w:rPr>
+              <w:t>…</w:t>
+            </w:r>
+            <w:r>
+              <w:rPr>
+                <w:rFonts w:ascii="Latha" w:hAnsi="Latha" w:cs="Latha"/>
+                <w:sz w:val="28"/>
+                <w:szCs w:val="28"/>
+                <w:cs/>
+                <w:lang w:bidi="ta-IN"/>
+              </w:rPr>
+              <w:t>த்</w:t>
+            </w:r>
+            <w:r>
+              <w:rPr>
+                <w:rFonts w:ascii="Latha" w:hAnsi="Latha" w:cs="Latha"/>
+                <w:b/>
+                <w:bCs/>
+                <w:position w:val="-12"/>
+                <w:sz w:val="28"/>
+                <w:szCs w:val="28"/>
+                <w:cs/>
+                <w:lang w:bidi="ta-IN"/>
+              </w:rPr>
+              <w:t>2</w:t>
+            </w:r>
+            <w:r>
+              <w:rPr>
+                <w:rFonts w:ascii="Latha" w:hAnsi="Latha" w:cs="Latha"/>
+                <w:sz w:val="28"/>
+                <w:szCs w:val="28"/>
+                <w:cs/>
+                <w:lang w:bidi="ta-IN"/>
+              </w:rPr>
+              <w:t>ஸ்விதி</w:t>
+            </w:r>
+            <w:r>
+              <w:rPr>
+                <w:rFonts w:ascii="BRH Tamil Tab Extra" w:hAnsi="BRH Tamil Tab Extra" w:cs="Latha"/>
+                <w:b/>
+                <w:sz w:val="36"/>
+                <w:szCs w:val="28"/>
+                <w:lang w:val="it-IT" w:bidi="ta-IN"/>
+              </w:rPr>
+              <w:t>†</w:t>
+            </w:r>
+            <w:r>
+              <w:rPr>
+                <w:rFonts w:ascii="Latha" w:hAnsi="Latha" w:cs="Latha"/>
+                <w:sz w:val="28"/>
+                <w:szCs w:val="28"/>
+                <w:lang w:val="it-IT" w:bidi="ta-IN"/>
+              </w:rPr>
+              <w:t xml:space="preserve"> </w:t>
+            </w:r>
+            <w:r>
+              <w:rPr>
+                <w:rFonts w:ascii="Latha" w:hAnsi="Latha" w:cs="Latha"/>
+                <w:sz w:val="28"/>
+                <w:szCs w:val="28"/>
+                <w:cs/>
+                <w:lang w:bidi="ta-IN"/>
+              </w:rPr>
+              <w:t>ம</w:t>
+            </w:r>
+            <w:r>
+              <w:rPr>
+                <w:rFonts w:ascii="BRH Tamil Tab Extra" w:hAnsi="BRH Tamil Tab Extra" w:cs="Latha"/>
+                <w:b/>
+                <w:sz w:val="32"/>
+                <w:szCs w:val="28"/>
+                <w:lang w:val="it-IT" w:bidi="ta-IN"/>
+              </w:rPr>
+              <w:t>…</w:t>
+            </w:r>
+            <w:r>
+              <w:rPr>
+                <w:rFonts w:ascii="Latha" w:hAnsi="Latha" w:cs="Latha"/>
+                <w:sz w:val="28"/>
+                <w:szCs w:val="28"/>
+                <w:cs/>
+                <w:lang w:bidi="ta-IN"/>
+              </w:rPr>
+              <w:t>க</w:t>
+            </w:r>
+            <w:r>
+              <w:rPr>
+                <w:rFonts w:ascii="Latha" w:hAnsi="Latha" w:cs="Latha"/>
+                <w:b/>
+                <w:bCs/>
+                <w:position w:val="-12"/>
+                <w:sz w:val="28"/>
+                <w:szCs w:val="28"/>
+                <w:cs/>
+                <w:lang w:bidi="ta-IN"/>
+              </w:rPr>
+              <w:t>4</w:t>
+            </w:r>
+            <w:r>
+              <w:rPr>
+                <w:rFonts w:ascii="Latha" w:hAnsi="Latha" w:cs="Latha"/>
+                <w:sz w:val="28"/>
+                <w:szCs w:val="28"/>
+                <w:cs/>
+                <w:lang w:bidi="ta-IN"/>
+              </w:rPr>
+              <w:t>வ</w:t>
+            </w:r>
+            <w:r>
+              <w:rPr>
+                <w:rFonts w:ascii="BRH Tamil Tab Extra" w:hAnsi="BRH Tamil Tab Extra" w:cs="Latha"/>
+                <w:b/>
+                <w:sz w:val="36"/>
+                <w:szCs w:val="28"/>
+                <w:lang w:val="it-IT" w:bidi="ta-IN"/>
+              </w:rPr>
+              <w:t>†</w:t>
+            </w:r>
+            <w:r>
+              <w:rPr>
+                <w:rFonts w:ascii="Latha" w:hAnsi="Latha" w:cs="Latha"/>
+                <w:sz w:val="28"/>
+                <w:szCs w:val="28"/>
+                <w:cs/>
+                <w:lang w:bidi="ta-IN"/>
+              </w:rPr>
+              <w:t xml:space="preserve">த் </w:t>
+            </w:r>
+            <w:r>
+              <w:rPr>
+                <w:rFonts w:ascii="Latha" w:hAnsi="Latha" w:cs="Latha"/>
+                <w:sz w:val="28"/>
+                <w:szCs w:val="28"/>
+                <w:lang w:val="it-IT" w:bidi="ta-IN"/>
+              </w:rPr>
+              <w:t xml:space="preserve">- </w:t>
+            </w:r>
+            <w:r>
+              <w:rPr>
+                <w:rFonts w:ascii="Latha" w:hAnsi="Latha" w:cs="Latha"/>
+                <w:sz w:val="28"/>
+                <w:szCs w:val="28"/>
+                <w:highlight w:val="green"/>
+                <w:cs/>
+                <w:lang w:bidi="ta-IN"/>
+              </w:rPr>
+              <w:t>ஸு</w:t>
+            </w:r>
+            <w:r>
+              <w:rPr>
+                <w:rFonts w:ascii="BRH Tamil Tab Extra" w:hAnsi="BRH Tamil Tab Extra" w:cs="Latha"/>
+                <w:b/>
+                <w:sz w:val="32"/>
+                <w:szCs w:val="28"/>
+                <w:lang w:val="it-IT" w:bidi="ta-IN"/>
+              </w:rPr>
+              <w:t>…</w:t>
+            </w:r>
+            <w:r>
+              <w:rPr>
+                <w:rFonts w:ascii="Latha" w:hAnsi="Latha" w:cs="Latha"/>
+                <w:sz w:val="28"/>
+                <w:szCs w:val="28"/>
+                <w:cs/>
+                <w:lang w:bidi="ta-IN"/>
+              </w:rPr>
+              <w:t xml:space="preserve"> </w:t>
+            </w:r>
+            <w:r>
+              <w:rPr>
+                <w:rFonts w:ascii="Latha" w:hAnsi="Latha" w:cs="Latha"/>
+                <w:sz w:val="28"/>
+                <w:szCs w:val="28"/>
+                <w:lang w:bidi="ta-IN"/>
+              </w:rPr>
+              <w:t>|</w:t>
             </w:r>
           </w:p>
         </w:tc>
@@ -4163,98 +4833,6 @@
               <w:rPr>
                 <w:rFonts w:eastAsia="Times New Roman" w:cs="Arial"/>
                 <w:b/>
-                <w:color w:val="EE0000"/>
-                <w:sz w:val="32"/>
-                <w:szCs w:val="32"/>
-                <w:lang w:val="it-IT" w:eastAsia="en-IN" w:bidi="ml-IN"/>
-              </w:rPr>
-            </w:pPr>
-          </w:p>
-        </w:tc>
-        <w:tc>
-          <w:tcPr>
-            <w:tcW w:w="5102" w:type="dxa"/>
-            <w:tcBorders>
-              <w:top w:val="single" w:sz="4" w:space="0" w:color="000000"/>
-              <w:left w:val="single" w:sz="4" w:space="0" w:color="000000"/>
-              <w:bottom w:val="single" w:sz="4" w:space="0" w:color="000000"/>
-              <w:right w:val="single" w:sz="4" w:space="0" w:color="000000"/>
-            </w:tcBorders>
-          </w:tcPr>
-          <w:p>
-            <w:pPr>
-              <w:widowControl w:val="0"/>
-              <w:autoSpaceDE w:val="0"/>
-              <w:autoSpaceDN w:val="0"/>
-              <w:adjustRightInd w:val="0"/>
-              <w:spacing w:line="252" w:lineRule="auto"/>
-              <w:ind w:right="-165"/>
-              <w:rPr>
-                <w:rFonts w:ascii="Latha" w:hAnsi="Latha" w:cs="Latha"/>
-                <w:color w:val="EE0000"/>
-                <w:sz w:val="28"/>
-                <w:szCs w:val="28"/>
-                <w:cs/>
-                <w:lang w:bidi="ta-IN"/>
-              </w:rPr>
-            </w:pPr>
-          </w:p>
-        </w:tc>
-        <w:tc>
-          <w:tcPr>
-            <w:tcW w:w="5103" w:type="dxa"/>
-            <w:tcBorders>
-              <w:top w:val="single" w:sz="4" w:space="0" w:color="000000"/>
-              <w:left w:val="single" w:sz="4" w:space="0" w:color="000000"/>
-              <w:bottom w:val="single" w:sz="4" w:space="0" w:color="000000"/>
-              <w:right w:val="single" w:sz="4" w:space="0" w:color="000000"/>
-            </w:tcBorders>
-          </w:tcPr>
-          <w:p>
-            <w:pPr>
-              <w:autoSpaceDE w:val="0"/>
-              <w:autoSpaceDN w:val="0"/>
-              <w:adjustRightInd w:val="0"/>
-              <w:spacing w:before="0" w:line="240" w:lineRule="auto"/>
-              <w:rPr>
-                <w:rFonts w:ascii="Latha" w:hAnsi="Latha" w:cs="Latha"/>
-                <w:color w:val="EE0000"/>
-                <w:sz w:val="28"/>
-                <w:szCs w:val="28"/>
-                <w:cs/>
-                <w:lang w:bidi="ta-IN"/>
-              </w:rPr>
-            </w:pPr>
-          </w:p>
-        </w:tc>
-      </w:tr>
-      <w:tr>
-        <w:trPr>
-          <w:trHeight w:val="1705"/>
-        </w:trPr>
-        <w:tc>
-          <w:tcPr>
-            <w:tcW w:w="3764" w:type="dxa"/>
-            <w:tcBorders>
-              <w:top w:val="single" w:sz="4" w:space="0" w:color="000000"/>
-              <w:left w:val="single" w:sz="4" w:space="0" w:color="000000"/>
-              <w:bottom w:val="single" w:sz="4" w:space="0" w:color="000000"/>
-              <w:right w:val="single" w:sz="4" w:space="0" w:color="000000"/>
-            </w:tcBorders>
-          </w:tcPr>
-          <w:p>
-            <w:pPr>
-              <w:widowControl w:val="0"/>
-              <w:tabs>
-                <w:tab w:val="left" w:pos="993"/>
-              </w:tabs>
-              <w:autoSpaceDE w:val="0"/>
-              <w:autoSpaceDN w:val="0"/>
-              <w:adjustRightInd w:val="0"/>
-              <w:spacing w:before="0" w:line="240" w:lineRule="auto"/>
-              <w:rPr>
-                <w:rFonts w:eastAsia="Times New Roman" w:cs="Arial"/>
-                <w:b/>
                 <w:sz w:val="32"/>
                 <w:szCs w:val="32"/>
                 <w:lang w:val="en-IN" w:eastAsia="en-IN" w:bidi="ml-IN"/>
@@ -4268,27 +4846,7 @@
                 <w:szCs w:val="32"/>
                 <w:lang w:val="en-IN" w:eastAsia="en-IN" w:bidi="ml-IN"/>
               </w:rPr>
-              <w:t>T.S.1.5.</w:t>
-            </w:r>
-            <w:r>
-              <w:rPr>
-                <w:rFonts w:eastAsia="Times New Roman" w:cs="Arial"/>
-                <w:b/>
-                <w:sz w:val="32"/>
-                <w:szCs w:val="32"/>
-                <w:lang w:val="en-IN" w:eastAsia="en-IN" w:bidi="ml-IN"/>
-              </w:rPr>
-              <w:t>11.2</w:t>
-            </w:r>
-            <w:r>
-              <w:rPr>
-                <w:rFonts w:eastAsia="Times New Roman" w:cs="Arial"/>
-                <w:b/>
-                <w:sz w:val="32"/>
-                <w:szCs w:val="32"/>
-                <w:lang w:val="en-IN" w:eastAsia="en-IN" w:bidi="ml-IN"/>
-              </w:rPr>
-              <w:t xml:space="preserve"> - Kramam</w:t>
+              <w:t>T.S.1.5.11.4 - Kramam</w:t>
             </w:r>
           </w:p>
           <w:p>
@@ -4304,7 +4862,8 @@
               <w:rPr>
                 <w:rFonts w:eastAsia="Times New Roman" w:cs="Arial"/>
                 <w:b/>
-                <w:szCs w:val="24"/>
+                <w:sz w:val="32"/>
+                <w:szCs w:val="32"/>
                 <w:lang w:val="en-IN" w:eastAsia="en-IN" w:bidi="ml-IN"/>
               </w:rPr>
             </w:pPr>
@@ -4312,10 +4871,11 @@
               <w:rPr>
                 <w:rFonts w:eastAsia="Times New Roman" w:cs="Arial"/>
                 <w:b/>
-                <w:szCs w:val="24"/>
+                <w:sz w:val="32"/>
+                <w:szCs w:val="32"/>
                 <w:lang w:val="en-IN" w:eastAsia="en-IN" w:bidi="ml-IN"/>
               </w:rPr>
-              <w:t>Krama Vaakyam No. 46, 47</w:t>
+              <w:t>Krama Vaakyam No. 16</w:t>
             </w:r>
           </w:p>
           <w:p>
@@ -4344,984 +4904,7 @@
                 <w:szCs w:val="32"/>
                 <w:lang w:val="it-IT" w:eastAsia="en-IN" w:bidi="ml-IN"/>
               </w:rPr>
-              <w:t xml:space="preserve">Panchaati No. </w:t>
-            </w:r>
-            <w:r>
-              <w:rPr>
-                <w:rFonts w:eastAsia="Times New Roman" w:cs="Arial"/>
-                <w:b/>
-                <w:sz w:val="32"/>
-                <w:szCs w:val="32"/>
-                <w:lang w:val="it-IT" w:eastAsia="en-IN" w:bidi="ml-IN"/>
-              </w:rPr>
-              <w:t>48</w:t>
-            </w:r>
-          </w:p>
-        </w:tc>
-        <w:tc>
-          <w:tcPr>
-            <w:tcW w:w="5102" w:type="dxa"/>
-            <w:tcBorders>
-              <w:top w:val="single" w:sz="4" w:space="0" w:color="000000"/>
-              <w:left w:val="single" w:sz="4" w:space="0" w:color="000000"/>
-              <w:bottom w:val="single" w:sz="4" w:space="0" w:color="000000"/>
-              <w:right w:val="single" w:sz="4" w:space="0" w:color="000000"/>
-            </w:tcBorders>
-          </w:tcPr>
-          <w:p>
-            <w:pPr>
-              <w:widowControl w:val="0"/>
-              <w:autoSpaceDE w:val="0"/>
-              <w:autoSpaceDN w:val="0"/>
-              <w:adjustRightInd w:val="0"/>
-              <w:spacing w:before="0" w:line="240" w:lineRule="auto"/>
-              <w:ind w:right="-165"/>
-              <w:rPr>
-                <w:rFonts w:ascii="BRH Malayalam Extra" w:hAnsi="BRH Malayalam Extra" w:cs="BRH Malayalam Extra"/>
-                <w:sz w:val="40"/>
-                <w:szCs w:val="40"/>
-                <w:lang w:val="it-IT"/>
-              </w:rPr>
-            </w:pPr>
-            <w:r>
-              <w:rPr>
-                <w:rFonts w:ascii="Latha" w:hAnsi="Latha" w:cs="Latha"/>
-                <w:sz w:val="28"/>
-                <w:szCs w:val="28"/>
-                <w:cs/>
-                <w:lang w:bidi="ta-IN"/>
-              </w:rPr>
-              <w:t>ம</w:t>
-            </w:r>
-            <w:r>
-              <w:rPr>
-                <w:rFonts w:ascii="BRH Tamil Tab Extra" w:hAnsi="BRH Tamil Tab Extra" w:cs="Latha"/>
-                <w:b/>
-                <w:sz w:val="32"/>
-                <w:szCs w:val="28"/>
-                <w:lang w:val="it-IT" w:bidi="ta-IN"/>
-              </w:rPr>
-              <w:t>…</w:t>
-            </w:r>
-            <w:r>
-              <w:rPr>
-                <w:rFonts w:ascii="Latha" w:hAnsi="Latha" w:cs="Latha"/>
-                <w:sz w:val="28"/>
-                <w:szCs w:val="28"/>
-                <w:cs/>
-                <w:lang w:bidi="ta-IN"/>
-              </w:rPr>
-              <w:t>க</w:t>
-            </w:r>
-            <w:r>
-              <w:rPr>
-                <w:rFonts w:ascii="Latha" w:hAnsi="Latha" w:cs="Latha"/>
-                <w:b/>
-                <w:bCs/>
-                <w:position w:val="-12"/>
-                <w:sz w:val="28"/>
-                <w:szCs w:val="28"/>
-                <w:cs/>
-                <w:lang w:bidi="ta-IN"/>
-              </w:rPr>
-              <w:t>4</w:t>
-            </w:r>
-            <w:r>
-              <w:rPr>
-                <w:rFonts w:ascii="Latha" w:hAnsi="Latha" w:cs="Latha"/>
-                <w:sz w:val="28"/>
-                <w:szCs w:val="28"/>
-                <w:cs/>
-                <w:lang w:bidi="ta-IN"/>
-              </w:rPr>
-              <w:t>வ</w:t>
-            </w:r>
-            <w:r>
-              <w:rPr>
-                <w:rFonts w:ascii="BRH Tamil Tab Extra" w:hAnsi="BRH Tamil Tab Extra" w:cs="Latha"/>
-                <w:b/>
-                <w:sz w:val="36"/>
-                <w:szCs w:val="28"/>
-                <w:lang w:val="it-IT" w:bidi="ta-IN"/>
-              </w:rPr>
-              <w:t>†</w:t>
-            </w:r>
-            <w:r>
-              <w:rPr>
-                <w:rFonts w:ascii="Latha" w:hAnsi="Latha" w:cs="Latha"/>
-                <w:sz w:val="28"/>
-                <w:szCs w:val="28"/>
-                <w:cs/>
-                <w:lang w:bidi="ta-IN"/>
-              </w:rPr>
-              <w:t>த்</w:t>
-            </w:r>
-            <w:r>
-              <w:rPr>
-                <w:rFonts w:ascii="Latha" w:hAnsi="Latha" w:cs="Latha"/>
-                <w:b/>
-                <w:bCs/>
-                <w:position w:val="-12"/>
-                <w:sz w:val="28"/>
-                <w:szCs w:val="28"/>
-                <w:cs/>
-                <w:lang w:bidi="ta-IN"/>
-              </w:rPr>
-              <w:t>2</w:t>
-            </w:r>
-            <w:r>
-              <w:rPr>
-                <w:rFonts w:ascii="Latha" w:hAnsi="Latha" w:cs="Latha"/>
-                <w:sz w:val="28"/>
-                <w:szCs w:val="28"/>
-                <w:cs/>
-                <w:lang w:bidi="ta-IN"/>
-              </w:rPr>
-              <w:t xml:space="preserve">ஸு </w:t>
-            </w:r>
-            <w:r>
-              <w:rPr>
-                <w:rFonts w:ascii="Latha" w:hAnsi="Latha" w:cs="Latha"/>
-                <w:sz w:val="28"/>
-                <w:szCs w:val="28"/>
-                <w:cs/>
-                <w:lang w:bidi="ta-IN"/>
-              </w:rPr>
-              <w:br/>
-            </w:r>
-            <w:r>
-              <w:rPr>
-                <w:rFonts w:ascii="Latha" w:hAnsi="Latha" w:cs="Latha"/>
-                <w:sz w:val="28"/>
-                <w:szCs w:val="28"/>
-                <w:cs/>
-                <w:lang w:bidi="ta-IN"/>
-              </w:rPr>
-              <w:t>தா</w:t>
-            </w:r>
-            <w:r>
-              <w:rPr>
-                <w:rFonts w:ascii="Latha" w:hAnsi="Latha" w:cs="Latha"/>
-                <w:b/>
-                <w:bCs/>
-                <w:position w:val="-12"/>
-                <w:sz w:val="28"/>
-                <w:szCs w:val="28"/>
-                <w:cs/>
-                <w:lang w:bidi="ta-IN"/>
-              </w:rPr>
-              <w:t>4</w:t>
-            </w:r>
-            <w:r>
-              <w:rPr>
-                <w:rFonts w:ascii="Latha" w:hAnsi="Latha" w:cs="Latha"/>
-                <w:sz w:val="28"/>
-                <w:szCs w:val="28"/>
-                <w:highlight w:val="yellow"/>
-                <w:cs/>
-                <w:lang w:bidi="ta-IN"/>
-              </w:rPr>
-              <w:t>ர</w:t>
-            </w:r>
-            <w:r>
-              <w:rPr>
-                <w:rFonts w:ascii="Latha" w:hAnsi="Latha" w:cs="Latha"/>
-                <w:sz w:val="28"/>
-                <w:szCs w:val="28"/>
-                <w:cs/>
-                <w:lang w:bidi="ta-IN"/>
-              </w:rPr>
-              <w:t xml:space="preserve">ய </w:t>
-            </w:r>
-            <w:r>
-              <w:rPr>
-                <w:rFonts w:ascii="Latha" w:hAnsi="Latha" w:cs="Latha"/>
-                <w:sz w:val="28"/>
-                <w:szCs w:val="28"/>
-                <w:lang w:val="it-IT" w:bidi="ta-IN"/>
-              </w:rPr>
-              <w:t xml:space="preserve">| </w:t>
-            </w:r>
-            <w:r>
-              <w:rPr>
-                <w:rFonts w:ascii="Latha" w:hAnsi="Latha" w:cs="Latha"/>
-                <w:sz w:val="28"/>
-                <w:szCs w:val="28"/>
-                <w:cs/>
-                <w:lang w:bidi="ta-IN"/>
-              </w:rPr>
-              <w:t>ம</w:t>
-            </w:r>
-            <w:r>
-              <w:rPr>
-                <w:rFonts w:ascii="BRH Tamil Tab Extra" w:hAnsi="BRH Tamil Tab Extra" w:cs="Latha"/>
-                <w:b/>
-                <w:sz w:val="32"/>
-                <w:szCs w:val="28"/>
-                <w:lang w:val="it-IT" w:bidi="ta-IN"/>
-              </w:rPr>
-              <w:t>…</w:t>
-            </w:r>
-            <w:r>
-              <w:rPr>
-                <w:rFonts w:ascii="Latha" w:hAnsi="Latha" w:cs="Latha"/>
-                <w:sz w:val="28"/>
-                <w:szCs w:val="28"/>
-                <w:cs/>
-                <w:lang w:bidi="ta-IN"/>
-              </w:rPr>
-              <w:t>க</w:t>
-            </w:r>
-            <w:r>
-              <w:rPr>
-                <w:rFonts w:ascii="Latha" w:hAnsi="Latha" w:cs="Latha"/>
-                <w:b/>
-                <w:bCs/>
-                <w:position w:val="-12"/>
-                <w:sz w:val="28"/>
-                <w:szCs w:val="28"/>
-                <w:cs/>
-                <w:lang w:bidi="ta-IN"/>
-              </w:rPr>
-              <w:t>4</w:t>
-            </w:r>
-            <w:r>
-              <w:rPr>
-                <w:rFonts w:ascii="Latha" w:hAnsi="Latha" w:cs="Latha"/>
-                <w:sz w:val="28"/>
-                <w:szCs w:val="28"/>
-                <w:cs/>
-                <w:lang w:bidi="ta-IN"/>
-              </w:rPr>
-              <w:t>வ</w:t>
-            </w:r>
-            <w:r>
-              <w:rPr>
-                <w:rFonts w:ascii="BRH Tamil Tab Extra" w:hAnsi="BRH Tamil Tab Extra" w:cs="Latha"/>
-                <w:b/>
-                <w:sz w:val="32"/>
-                <w:szCs w:val="28"/>
-                <w:lang w:val="it-IT" w:bidi="ta-IN"/>
-              </w:rPr>
-              <w:t>…</w:t>
-            </w:r>
-            <w:r>
-              <w:rPr>
-                <w:rFonts w:ascii="Latha" w:hAnsi="Latha" w:cs="Latha"/>
-                <w:sz w:val="28"/>
-                <w:szCs w:val="28"/>
-                <w:cs/>
-                <w:lang w:bidi="ta-IN"/>
-              </w:rPr>
-              <w:t>த்</w:t>
-            </w:r>
-            <w:r>
-              <w:rPr>
-                <w:rFonts w:ascii="Latha" w:hAnsi="Latha" w:cs="Latha"/>
-                <w:b/>
-                <w:bCs/>
-                <w:position w:val="-12"/>
-                <w:sz w:val="28"/>
-                <w:szCs w:val="28"/>
-                <w:cs/>
-                <w:lang w:bidi="ta-IN"/>
-              </w:rPr>
-              <w:t>2</w:t>
-            </w:r>
-            <w:r>
-              <w:rPr>
-                <w:rFonts w:ascii="Latha" w:hAnsi="Latha" w:cs="Latha"/>
-                <w:sz w:val="28"/>
-                <w:szCs w:val="28"/>
-                <w:cs/>
-                <w:lang w:bidi="ta-IN"/>
-              </w:rPr>
-              <w:t>ஸ்விதி</w:t>
-            </w:r>
-            <w:r>
-              <w:rPr>
-                <w:rFonts w:ascii="BRH Tamil Tab Extra" w:hAnsi="BRH Tamil Tab Extra" w:cs="Latha"/>
-                <w:b/>
-                <w:sz w:val="36"/>
-                <w:szCs w:val="28"/>
-                <w:lang w:val="it-IT" w:bidi="ta-IN"/>
-              </w:rPr>
-              <w:t>†</w:t>
-            </w:r>
-            <w:r>
-              <w:rPr>
-                <w:rFonts w:ascii="Latha" w:hAnsi="Latha" w:cs="Latha"/>
-                <w:sz w:val="28"/>
-                <w:szCs w:val="28"/>
-                <w:lang w:val="it-IT" w:bidi="ta-IN"/>
-              </w:rPr>
-              <w:t xml:space="preserve"> </w:t>
-            </w:r>
-            <w:r>
-              <w:rPr>
-                <w:rFonts w:ascii="Latha" w:hAnsi="Latha" w:cs="Latha"/>
-                <w:sz w:val="28"/>
-                <w:szCs w:val="28"/>
-                <w:cs/>
-                <w:lang w:bidi="ta-IN"/>
-              </w:rPr>
-              <w:t>ம</w:t>
-            </w:r>
-            <w:r>
-              <w:rPr>
-                <w:rFonts w:ascii="BRH Tamil Tab Extra" w:hAnsi="BRH Tamil Tab Extra" w:cs="Latha"/>
-                <w:b/>
-                <w:sz w:val="32"/>
-                <w:szCs w:val="28"/>
-                <w:lang w:val="it-IT" w:bidi="ta-IN"/>
-              </w:rPr>
-              <w:t>…</w:t>
-            </w:r>
-            <w:r>
-              <w:rPr>
-                <w:rFonts w:ascii="Latha" w:hAnsi="Latha" w:cs="Latha"/>
-                <w:sz w:val="28"/>
-                <w:szCs w:val="28"/>
-                <w:cs/>
-                <w:lang w:bidi="ta-IN"/>
-              </w:rPr>
-              <w:t>க</w:t>
-            </w:r>
-            <w:r>
-              <w:rPr>
-                <w:rFonts w:ascii="Latha" w:hAnsi="Latha" w:cs="Latha"/>
-                <w:b/>
-                <w:bCs/>
-                <w:position w:val="-12"/>
-                <w:sz w:val="28"/>
-                <w:szCs w:val="28"/>
-                <w:cs/>
-                <w:lang w:bidi="ta-IN"/>
-              </w:rPr>
-              <w:t>4</w:t>
-            </w:r>
-            <w:r>
-              <w:rPr>
-                <w:rFonts w:ascii="Latha" w:hAnsi="Latha" w:cs="Latha"/>
-                <w:sz w:val="28"/>
-                <w:szCs w:val="28"/>
-                <w:cs/>
-                <w:lang w:bidi="ta-IN"/>
-              </w:rPr>
-              <w:t>வ</w:t>
-            </w:r>
-            <w:r>
-              <w:rPr>
-                <w:rFonts w:ascii="BRH Tamil Tab Extra" w:hAnsi="BRH Tamil Tab Extra" w:cs="Latha"/>
-                <w:b/>
-                <w:sz w:val="36"/>
-                <w:szCs w:val="28"/>
-                <w:lang w:val="it-IT" w:bidi="ta-IN"/>
-              </w:rPr>
-              <w:t>†</w:t>
-            </w:r>
-            <w:r>
-              <w:rPr>
-                <w:rFonts w:ascii="Latha" w:hAnsi="Latha" w:cs="Latha"/>
-                <w:sz w:val="28"/>
-                <w:szCs w:val="28"/>
-                <w:cs/>
-                <w:lang w:bidi="ta-IN"/>
-              </w:rPr>
-              <w:t xml:space="preserve">த் </w:t>
-            </w:r>
-            <w:r>
-              <w:rPr>
-                <w:rFonts w:ascii="Latha" w:hAnsi="Latha" w:cs="Latha"/>
-                <w:sz w:val="28"/>
-                <w:szCs w:val="28"/>
-                <w:lang w:val="it-IT" w:bidi="ta-IN"/>
-              </w:rPr>
-              <w:t xml:space="preserve">- </w:t>
-            </w:r>
-            <w:r>
-              <w:rPr>
-                <w:rFonts w:ascii="Latha" w:hAnsi="Latha" w:cs="Latha"/>
-                <w:sz w:val="28"/>
-                <w:szCs w:val="28"/>
-                <w:highlight w:val="yellow"/>
-                <w:cs/>
-                <w:lang w:bidi="ta-IN"/>
-              </w:rPr>
-              <w:t>ஸு</w:t>
-            </w:r>
-            <w:r>
-              <w:rPr>
-                <w:rFonts w:ascii="Latha" w:hAnsi="Latha" w:cs="Latha"/>
-                <w:sz w:val="28"/>
-                <w:szCs w:val="28"/>
-                <w:cs/>
-                <w:lang w:bidi="ta-IN"/>
-              </w:rPr>
-              <w:t xml:space="preserve"> </w:t>
-            </w:r>
-            <w:r>
-              <w:rPr>
-                <w:rFonts w:ascii="Latha" w:hAnsi="Latha" w:cs="Latha"/>
-                <w:sz w:val="28"/>
-                <w:szCs w:val="28"/>
-                <w:lang w:val="it-IT" w:bidi="ta-IN"/>
-              </w:rPr>
-              <w:t>|</w:t>
-            </w:r>
-          </w:p>
-        </w:tc>
-        <w:tc>
-          <w:tcPr>
-            <w:tcW w:w="5103" w:type="dxa"/>
-            <w:tcBorders>
-              <w:top w:val="single" w:sz="4" w:space="0" w:color="000000"/>
-              <w:left w:val="single" w:sz="4" w:space="0" w:color="000000"/>
-              <w:bottom w:val="single" w:sz="4" w:space="0" w:color="000000"/>
-              <w:right w:val="single" w:sz="4" w:space="0" w:color="000000"/>
-            </w:tcBorders>
-          </w:tcPr>
-          <w:p>
-            <w:pPr>
-              <w:autoSpaceDE w:val="0"/>
-              <w:autoSpaceDN w:val="0"/>
-              <w:adjustRightInd w:val="0"/>
-              <w:spacing w:before="0" w:line="240" w:lineRule="auto"/>
-              <w:rPr>
-                <w:rFonts w:ascii="BRH Malayalam Extra" w:hAnsi="BRH Malayalam Extra" w:cs="BRH Malayalam Extra"/>
-                <w:sz w:val="40"/>
-                <w:szCs w:val="40"/>
-                <w:lang w:val="it-IT"/>
-              </w:rPr>
-            </w:pPr>
-            <w:r>
-              <w:rPr>
-                <w:rFonts w:ascii="Latha" w:hAnsi="Latha" w:cs="Latha"/>
-                <w:sz w:val="28"/>
-                <w:szCs w:val="28"/>
-                <w:cs/>
-                <w:lang w:bidi="ta-IN"/>
-              </w:rPr>
-              <w:t>ம</w:t>
-            </w:r>
-            <w:r>
-              <w:rPr>
-                <w:rFonts w:ascii="BRH Tamil Tab Extra" w:hAnsi="BRH Tamil Tab Extra" w:cs="Latha"/>
-                <w:b/>
-                <w:sz w:val="32"/>
-                <w:szCs w:val="28"/>
-                <w:lang w:val="it-IT" w:bidi="ta-IN"/>
-              </w:rPr>
-              <w:t>…</w:t>
-            </w:r>
-            <w:r>
-              <w:rPr>
-                <w:rFonts w:ascii="Latha" w:hAnsi="Latha" w:cs="Latha"/>
-                <w:sz w:val="28"/>
-                <w:szCs w:val="28"/>
-                <w:cs/>
-                <w:lang w:bidi="ta-IN"/>
-              </w:rPr>
-              <w:t>க</w:t>
-            </w:r>
-            <w:r>
-              <w:rPr>
-                <w:rFonts w:ascii="Latha" w:hAnsi="Latha" w:cs="Latha"/>
-                <w:b/>
-                <w:bCs/>
-                <w:position w:val="-12"/>
-                <w:sz w:val="28"/>
-                <w:szCs w:val="28"/>
-                <w:cs/>
-                <w:lang w:bidi="ta-IN"/>
-              </w:rPr>
-              <w:t>4</w:t>
-            </w:r>
-            <w:r>
-              <w:rPr>
-                <w:rFonts w:ascii="Latha" w:hAnsi="Latha" w:cs="Latha"/>
-                <w:sz w:val="28"/>
-                <w:szCs w:val="28"/>
-                <w:cs/>
-                <w:lang w:bidi="ta-IN"/>
-              </w:rPr>
-              <w:t>வ</w:t>
-            </w:r>
-            <w:r>
-              <w:rPr>
-                <w:rFonts w:ascii="BRH Tamil Tab Extra" w:hAnsi="BRH Tamil Tab Extra" w:cs="Latha"/>
-                <w:b/>
-                <w:sz w:val="36"/>
-                <w:szCs w:val="28"/>
-                <w:lang w:val="it-IT" w:bidi="ta-IN"/>
-              </w:rPr>
-              <w:t>†</w:t>
-            </w:r>
-            <w:r>
-              <w:rPr>
-                <w:rFonts w:ascii="Latha" w:hAnsi="Latha" w:cs="Latha"/>
-                <w:sz w:val="28"/>
-                <w:szCs w:val="28"/>
-                <w:cs/>
-                <w:lang w:bidi="ta-IN"/>
-              </w:rPr>
-              <w:t>த்</w:t>
-            </w:r>
-            <w:r>
-              <w:rPr>
-                <w:rFonts w:ascii="Latha" w:hAnsi="Latha" w:cs="Latha"/>
-                <w:b/>
-                <w:bCs/>
-                <w:position w:val="-12"/>
-                <w:sz w:val="28"/>
-                <w:szCs w:val="28"/>
-                <w:cs/>
-                <w:lang w:bidi="ta-IN"/>
-              </w:rPr>
-              <w:t>2</w:t>
-            </w:r>
-            <w:r>
-              <w:rPr>
-                <w:rFonts w:ascii="Latha" w:hAnsi="Latha" w:cs="Latha"/>
-                <w:sz w:val="28"/>
-                <w:szCs w:val="28"/>
-                <w:cs/>
-                <w:lang w:bidi="ta-IN"/>
-              </w:rPr>
-              <w:t xml:space="preserve">ஸு </w:t>
-            </w:r>
-            <w:r>
-              <w:rPr>
-                <w:rFonts w:ascii="Latha" w:hAnsi="Latha" w:cs="Latha"/>
-                <w:sz w:val="28"/>
-                <w:szCs w:val="28"/>
-                <w:cs/>
-                <w:lang w:bidi="ta-IN"/>
-              </w:rPr>
-              <w:br/>
-            </w:r>
-            <w:r>
-              <w:rPr>
-                <w:rFonts w:ascii="Latha" w:hAnsi="Latha" w:cs="Latha"/>
-                <w:sz w:val="28"/>
-                <w:szCs w:val="28"/>
-                <w:cs/>
-                <w:lang w:bidi="ta-IN"/>
-              </w:rPr>
-              <w:t>தா</w:t>
-            </w:r>
-            <w:r>
-              <w:rPr>
-                <w:rFonts w:ascii="Latha" w:hAnsi="Latha" w:cs="Latha"/>
-                <w:b/>
-                <w:bCs/>
-                <w:position w:val="-12"/>
-                <w:sz w:val="28"/>
-                <w:szCs w:val="28"/>
-                <w:cs/>
-                <w:lang w:bidi="ta-IN"/>
-              </w:rPr>
-              <w:t>4</w:t>
-            </w:r>
-            <w:r>
-              <w:rPr>
-                <w:rFonts w:ascii="Latha" w:hAnsi="Latha" w:cs="Latha"/>
-                <w:sz w:val="28"/>
-                <w:szCs w:val="28"/>
-                <w:highlight w:val="green"/>
-                <w:cs/>
-                <w:lang w:bidi="ta-IN"/>
-              </w:rPr>
-              <w:t>ர</w:t>
-            </w:r>
-            <w:r>
-              <w:rPr>
-                <w:rFonts w:ascii="Latha" w:hAnsi="Latha" w:cs="Latha"/>
-                <w:sz w:val="28"/>
-                <w:szCs w:val="28"/>
-                <w:cs/>
-                <w:lang w:bidi="ta-IN"/>
-              </w:rPr>
-              <w:t xml:space="preserve">ய </w:t>
-            </w:r>
-            <w:r>
-              <w:rPr>
-                <w:rFonts w:ascii="Latha" w:hAnsi="Latha" w:cs="Latha"/>
-                <w:sz w:val="28"/>
-                <w:szCs w:val="28"/>
-                <w:lang w:val="it-IT" w:bidi="ta-IN"/>
-              </w:rPr>
-              <w:t xml:space="preserve">| </w:t>
-            </w:r>
-            <w:r>
-              <w:rPr>
-                <w:rFonts w:ascii="Latha" w:hAnsi="Latha" w:cs="Latha"/>
-                <w:sz w:val="28"/>
-                <w:szCs w:val="28"/>
-                <w:cs/>
-                <w:lang w:bidi="ta-IN"/>
-              </w:rPr>
-              <w:t>ம</w:t>
-            </w:r>
-            <w:r>
-              <w:rPr>
-                <w:rFonts w:ascii="BRH Tamil Tab Extra" w:hAnsi="BRH Tamil Tab Extra" w:cs="Latha"/>
-                <w:b/>
-                <w:sz w:val="32"/>
-                <w:szCs w:val="28"/>
-                <w:lang w:val="it-IT" w:bidi="ta-IN"/>
-              </w:rPr>
-              <w:t>…</w:t>
-            </w:r>
-            <w:r>
-              <w:rPr>
-                <w:rFonts w:ascii="Latha" w:hAnsi="Latha" w:cs="Latha"/>
-                <w:sz w:val="28"/>
-                <w:szCs w:val="28"/>
-                <w:cs/>
-                <w:lang w:bidi="ta-IN"/>
-              </w:rPr>
-              <w:t>க</w:t>
-            </w:r>
-            <w:r>
-              <w:rPr>
-                <w:rFonts w:ascii="Latha" w:hAnsi="Latha" w:cs="Latha"/>
-                <w:b/>
-                <w:bCs/>
-                <w:position w:val="-12"/>
-                <w:sz w:val="28"/>
-                <w:szCs w:val="28"/>
-                <w:cs/>
-                <w:lang w:bidi="ta-IN"/>
-              </w:rPr>
-              <w:t>4</w:t>
-            </w:r>
-            <w:r>
-              <w:rPr>
-                <w:rFonts w:ascii="Latha" w:hAnsi="Latha" w:cs="Latha"/>
-                <w:sz w:val="28"/>
-                <w:szCs w:val="28"/>
-                <w:cs/>
-                <w:lang w:bidi="ta-IN"/>
-              </w:rPr>
-              <w:t>வ</w:t>
-            </w:r>
-            <w:r>
-              <w:rPr>
-                <w:rFonts w:ascii="BRH Tamil Tab Extra" w:hAnsi="BRH Tamil Tab Extra" w:cs="Latha"/>
-                <w:b/>
-                <w:sz w:val="32"/>
-                <w:szCs w:val="28"/>
-                <w:lang w:val="it-IT" w:bidi="ta-IN"/>
-              </w:rPr>
-              <w:t>…</w:t>
-            </w:r>
-            <w:r>
-              <w:rPr>
-                <w:rFonts w:ascii="Latha" w:hAnsi="Latha" w:cs="Latha"/>
-                <w:sz w:val="28"/>
-                <w:szCs w:val="28"/>
-                <w:cs/>
-                <w:lang w:bidi="ta-IN"/>
-              </w:rPr>
-              <w:t>த்</w:t>
-            </w:r>
-            <w:r>
-              <w:rPr>
-                <w:rFonts w:ascii="Latha" w:hAnsi="Latha" w:cs="Latha"/>
-                <w:b/>
-                <w:bCs/>
-                <w:position w:val="-12"/>
-                <w:sz w:val="28"/>
-                <w:szCs w:val="28"/>
-                <w:cs/>
-                <w:lang w:bidi="ta-IN"/>
-              </w:rPr>
-              <w:t>2</w:t>
-            </w:r>
-            <w:r>
-              <w:rPr>
-                <w:rFonts w:ascii="Latha" w:hAnsi="Latha" w:cs="Latha"/>
-                <w:sz w:val="28"/>
-                <w:szCs w:val="28"/>
-                <w:cs/>
-                <w:lang w:bidi="ta-IN"/>
-              </w:rPr>
-              <w:t>ஸ்விதி</w:t>
-            </w:r>
-            <w:r>
-              <w:rPr>
-                <w:rFonts w:ascii="BRH Tamil Tab Extra" w:hAnsi="BRH Tamil Tab Extra" w:cs="Latha"/>
-                <w:b/>
-                <w:sz w:val="36"/>
-                <w:szCs w:val="28"/>
-                <w:lang w:val="it-IT" w:bidi="ta-IN"/>
-              </w:rPr>
-              <w:t>†</w:t>
-            </w:r>
-            <w:r>
-              <w:rPr>
-                <w:rFonts w:ascii="Latha" w:hAnsi="Latha" w:cs="Latha"/>
-                <w:sz w:val="28"/>
-                <w:szCs w:val="28"/>
-                <w:lang w:val="it-IT" w:bidi="ta-IN"/>
-              </w:rPr>
-              <w:t xml:space="preserve"> </w:t>
-            </w:r>
-            <w:r>
-              <w:rPr>
-                <w:rFonts w:ascii="Latha" w:hAnsi="Latha" w:cs="Latha"/>
-                <w:sz w:val="28"/>
-                <w:szCs w:val="28"/>
-                <w:cs/>
-                <w:lang w:bidi="ta-IN"/>
-              </w:rPr>
-              <w:t>ம</w:t>
-            </w:r>
-            <w:r>
-              <w:rPr>
-                <w:rFonts w:ascii="BRH Tamil Tab Extra" w:hAnsi="BRH Tamil Tab Extra" w:cs="Latha"/>
-                <w:b/>
-                <w:sz w:val="32"/>
-                <w:szCs w:val="28"/>
-                <w:lang w:val="it-IT" w:bidi="ta-IN"/>
-              </w:rPr>
-              <w:t>…</w:t>
-            </w:r>
-            <w:r>
-              <w:rPr>
-                <w:rFonts w:ascii="Latha" w:hAnsi="Latha" w:cs="Latha"/>
-                <w:sz w:val="28"/>
-                <w:szCs w:val="28"/>
-                <w:cs/>
-                <w:lang w:bidi="ta-IN"/>
-              </w:rPr>
-              <w:t>க</w:t>
-            </w:r>
-            <w:r>
-              <w:rPr>
-                <w:rFonts w:ascii="Latha" w:hAnsi="Latha" w:cs="Latha"/>
-                <w:b/>
-                <w:bCs/>
-                <w:position w:val="-12"/>
-                <w:sz w:val="28"/>
-                <w:szCs w:val="28"/>
-                <w:cs/>
-                <w:lang w:bidi="ta-IN"/>
-              </w:rPr>
-              <w:t>4</w:t>
-            </w:r>
-            <w:r>
-              <w:rPr>
-                <w:rFonts w:ascii="Latha" w:hAnsi="Latha" w:cs="Latha"/>
-                <w:sz w:val="28"/>
-                <w:szCs w:val="28"/>
-                <w:cs/>
-                <w:lang w:bidi="ta-IN"/>
-              </w:rPr>
-              <w:t>வ</w:t>
-            </w:r>
-            <w:r>
-              <w:rPr>
-                <w:rFonts w:ascii="BRH Tamil Tab Extra" w:hAnsi="BRH Tamil Tab Extra" w:cs="Latha"/>
-                <w:b/>
-                <w:sz w:val="36"/>
-                <w:szCs w:val="28"/>
-                <w:lang w:val="it-IT" w:bidi="ta-IN"/>
-              </w:rPr>
-              <w:t>†</w:t>
-            </w:r>
-            <w:r>
-              <w:rPr>
-                <w:rFonts w:ascii="Latha" w:hAnsi="Latha" w:cs="Latha"/>
-                <w:sz w:val="28"/>
-                <w:szCs w:val="28"/>
-                <w:cs/>
-                <w:lang w:bidi="ta-IN"/>
-              </w:rPr>
-              <w:t xml:space="preserve">த் </w:t>
-            </w:r>
-            <w:r>
-              <w:rPr>
-                <w:rFonts w:ascii="Latha" w:hAnsi="Latha" w:cs="Latha"/>
-                <w:sz w:val="28"/>
-                <w:szCs w:val="28"/>
-                <w:lang w:val="it-IT" w:bidi="ta-IN"/>
-              </w:rPr>
-              <w:t xml:space="preserve">- </w:t>
-            </w:r>
-            <w:r>
-              <w:rPr>
-                <w:rFonts w:ascii="Latha" w:hAnsi="Latha" w:cs="Latha"/>
-                <w:sz w:val="28"/>
-                <w:szCs w:val="28"/>
-                <w:highlight w:val="green"/>
-                <w:cs/>
-                <w:lang w:bidi="ta-IN"/>
-              </w:rPr>
-              <w:t>ஸு</w:t>
-            </w:r>
-            <w:r>
-              <w:rPr>
-                <w:rFonts w:ascii="BRH Tamil Tab Extra" w:hAnsi="BRH Tamil Tab Extra" w:cs="Latha"/>
-                <w:b/>
-                <w:sz w:val="32"/>
-                <w:szCs w:val="28"/>
-                <w:lang w:val="it-IT" w:bidi="ta-IN"/>
-              </w:rPr>
-              <w:t>…</w:t>
-            </w:r>
-            <w:r>
-              <w:rPr>
-                <w:rFonts w:ascii="Latha" w:hAnsi="Latha" w:cs="Latha"/>
-                <w:sz w:val="28"/>
-                <w:szCs w:val="28"/>
-                <w:cs/>
-                <w:lang w:bidi="ta-IN"/>
-              </w:rPr>
-              <w:t xml:space="preserve"> </w:t>
-            </w:r>
-            <w:r>
-              <w:rPr>
-                <w:rFonts w:ascii="Latha" w:hAnsi="Latha" w:cs="Latha"/>
-                <w:sz w:val="28"/>
-                <w:szCs w:val="28"/>
-                <w:lang w:bidi="ta-IN"/>
-              </w:rPr>
-              <w:t>|</w:t>
-            </w:r>
-          </w:p>
-        </w:tc>
-      </w:tr>
-      <w:tr>
-        <w:trPr>
-          <w:trHeight w:val="1105"/>
-        </w:trPr>
-        <w:tc>
-          <w:tcPr>
-            <w:tcW w:w="3764" w:type="dxa"/>
-            <w:tcBorders>
-              <w:top w:val="single" w:sz="4" w:space="0" w:color="000000"/>
-              <w:left w:val="single" w:sz="4" w:space="0" w:color="000000"/>
-              <w:bottom w:val="single" w:sz="4" w:space="0" w:color="000000"/>
-              <w:right w:val="single" w:sz="4" w:space="0" w:color="000000"/>
-            </w:tcBorders>
-          </w:tcPr>
-          <w:p>
-            <w:pPr>
-              <w:widowControl w:val="0"/>
-              <w:tabs>
-                <w:tab w:val="left" w:pos="993"/>
-              </w:tabs>
-              <w:autoSpaceDE w:val="0"/>
-              <w:autoSpaceDN w:val="0"/>
-              <w:adjustRightInd w:val="0"/>
-              <w:spacing w:before="0" w:line="240" w:lineRule="auto"/>
-              <w:rPr>
-                <w:rFonts w:eastAsia="Times New Roman" w:cs="Arial"/>
-                <w:b/>
-                <w:sz w:val="32"/>
-                <w:szCs w:val="32"/>
-                <w:lang w:val="en-IN" w:eastAsia="en-IN" w:bidi="ml-IN"/>
-              </w:rPr>
-            </w:pPr>
-            <w:r>
-              <w:rPr>
-                <w:rFonts w:eastAsia="Times New Roman" w:cs="Arial"/>
-                <w:b/>
-                <w:sz w:val="32"/>
-                <w:szCs w:val="32"/>
-                <w:lang w:val="en-IN" w:eastAsia="en-IN" w:bidi="ml-IN"/>
-              </w:rPr>
-              <w:t>T.S.1.5.</w:t>
-            </w:r>
-            <w:r>
-              <w:rPr>
-                <w:rFonts w:eastAsia="Times New Roman" w:cs="Arial"/>
-                <w:b/>
-                <w:sz w:val="32"/>
-                <w:szCs w:val="32"/>
-                <w:lang w:val="en-IN" w:eastAsia="en-IN" w:bidi="ml-IN"/>
-              </w:rPr>
-              <w:t>11.4</w:t>
-            </w:r>
-            <w:r>
-              <w:rPr>
-                <w:rFonts w:eastAsia="Times New Roman" w:cs="Arial"/>
-                <w:b/>
-                <w:sz w:val="32"/>
-                <w:szCs w:val="32"/>
-                <w:lang w:val="en-IN" w:eastAsia="en-IN" w:bidi="ml-IN"/>
-              </w:rPr>
-              <w:t xml:space="preserve"> - Kramam</w:t>
-            </w:r>
-          </w:p>
-          <w:p>
-            <w:pPr>
-              <w:widowControl w:val="0"/>
-              <w:tabs>
-                <w:tab w:val="left" w:pos="993"/>
-              </w:tabs>
-              <w:autoSpaceDE w:val="0"/>
-              <w:autoSpaceDN w:val="0"/>
-              <w:adjustRightInd w:val="0"/>
-              <w:spacing w:before="0" w:line="240" w:lineRule="auto"/>
-              <w:rPr>
-                <w:rFonts w:eastAsia="Times New Roman" w:cs="Arial"/>
-                <w:b/>
-                <w:sz w:val="32"/>
-                <w:szCs w:val="32"/>
-                <w:lang w:val="en-IN" w:eastAsia="en-IN" w:bidi="ml-IN"/>
-              </w:rPr>
-            </w:pPr>
-            <w:r>
-              <w:rPr>
-                <w:rFonts w:eastAsia="Times New Roman" w:cs="Arial"/>
-                <w:b/>
-                <w:sz w:val="32"/>
-                <w:szCs w:val="32"/>
-                <w:lang w:val="en-IN" w:eastAsia="en-IN" w:bidi="ml-IN"/>
-              </w:rPr>
-              <w:t>Krama Vaakyam No. 16</w:t>
-            </w:r>
-          </w:p>
-          <w:p>
-            <w:pPr>
-              <w:widowControl w:val="0"/>
-              <w:tabs>
-                <w:tab w:val="left" w:pos="993"/>
-              </w:tabs>
-              <w:autoSpaceDE w:val="0"/>
-              <w:autoSpaceDN w:val="0"/>
-              <w:adjustRightInd w:val="0"/>
-              <w:spacing w:before="0" w:line="240" w:lineRule="auto"/>
-              <w:rPr>
-                <w:rFonts w:eastAsia="Times New Roman" w:cs="Arial"/>
-                <w:b/>
-                <w:sz w:val="32"/>
-                <w:szCs w:val="32"/>
-                <w:lang w:val="it-IT" w:eastAsia="en-IN" w:bidi="ml-IN"/>
-              </w:rPr>
-            </w:pPr>
-            <w:r>
-              <w:rPr>
-                <w:rFonts w:eastAsia="Times New Roman" w:cs="Arial"/>
-                <w:b/>
-                <w:sz w:val="32"/>
-                <w:szCs w:val="32"/>
-                <w:lang w:val="it-IT" w:eastAsia="en-IN" w:bidi="ml-IN"/>
-              </w:rPr>
-              <w:t>Panchaati No. 5</w:t>
-            </w:r>
-            <w:r>
-              <w:rPr>
-                <w:rFonts w:eastAsia="Times New Roman" w:cs="Arial"/>
-                <w:b/>
-                <w:sz w:val="32"/>
-                <w:szCs w:val="32"/>
-                <w:lang w:val="it-IT" w:eastAsia="en-IN" w:bidi="ml-IN"/>
-              </w:rPr>
-              <w:t>0</w:t>
+              <w:t>Panchaati No. 50</w:t>
             </w:r>
           </w:p>
         </w:tc>
@@ -5688,32 +5271,6 @@
         </w:rPr>
         <w:t>===========</w:t>
       </w:r>
-    </w:p>
-    <w:p>
-      <w:pPr>
-        <w:jc w:val="center"/>
-        <w:rPr>
-          <w:b/>
-          <w:bCs/>
-          <w:sz w:val="32"/>
-          <w:szCs w:val="32"/>
-          <w:u w:val="single"/>
-          <w:lang w:val="it-IT"/>
-        </w:rPr>
-      </w:pPr>
-    </w:p>
-    <w:p>
-      <w:pPr>
-        <w:jc w:val="center"/>
-        <w:rPr>
-          <w:b/>
-          <w:bCs/>
-          <w:sz w:val="32"/>
-          <w:szCs w:val="32"/>
-          <w:u w:val="single"/>
-          <w:lang w:val="it-IT"/>
-        </w:rPr>
-      </w:pPr>
     </w:p>
     <w:p>
       <w:pPr>
@@ -6005,7 +5562,6 @@
                 <w:szCs w:val="32"/>
                 <w:lang w:val="en-IN" w:eastAsia="en-IN" w:bidi="ml-IN"/>
               </w:rPr>
-              <w:lastRenderedPageBreak/>
               <w:t>T.S.1.5.</w:t>
             </w:r>
             <w:r>
@@ -7112,6 +6668,7 @@
                 <w:szCs w:val="32"/>
                 <w:lang w:val="en-IN" w:eastAsia="en-IN" w:bidi="ml-IN"/>
               </w:rPr>
+              <w:lastRenderedPageBreak/>
               <w:t>T.S.1.5.</w:t>
             </w:r>
             <w:r>
@@ -9658,6 +9215,54 @@
         </w:rPr>
         <w:t>============</w:t>
       </w:r>
+    </w:p>
+    <w:p>
+      <w:pPr>
+        <w:jc w:val="center"/>
+        <w:rPr>
+          <w:b/>
+          <w:bCs/>
+          <w:sz w:val="32"/>
+          <w:szCs w:val="32"/>
+          <w:u w:val="single"/>
+        </w:rPr>
+      </w:pPr>
+    </w:p>
+    <w:p>
+      <w:pPr>
+        <w:jc w:val="center"/>
+        <w:rPr>
+          <w:b/>
+          <w:bCs/>
+          <w:sz w:val="32"/>
+          <w:szCs w:val="32"/>
+          <w:u w:val="single"/>
+        </w:rPr>
+      </w:pPr>
+    </w:p>
+    <w:p>
+      <w:pPr>
+        <w:jc w:val="center"/>
+        <w:rPr>
+          <w:b/>
+          <w:bCs/>
+          <w:sz w:val="32"/>
+          <w:szCs w:val="32"/>
+          <w:u w:val="single"/>
+        </w:rPr>
+      </w:pPr>
+    </w:p>
+    <w:p>
+      <w:pPr>
+        <w:jc w:val="center"/>
+        <w:rPr>
+          <w:b/>
+          <w:bCs/>
+          <w:sz w:val="32"/>
+          <w:szCs w:val="32"/>
+          <w:u w:val="single"/>
+        </w:rPr>
+      </w:pPr>
     </w:p>
     <w:p>
       <w:pPr>
@@ -19136,6 +18741,18 @@
           <w:u w:val="single"/>
         </w:rPr>
       </w:pPr>
+    </w:p>
+    <w:p>
+      <w:pPr>
+        <w:jc w:val="center"/>
+        <w:rPr>
+          <w:b/>
+          <w:bCs/>
+          <w:sz w:val="32"/>
+          <w:szCs w:val="32"/>
+          <w:u w:val="single"/>
+        </w:rPr>
+      </w:pPr>
       <w:r>
         <w:rPr>
           <w:b/>
@@ -19144,6 +18761,7 @@
           <w:szCs w:val="32"/>
           <w:u w:val="single"/>
         </w:rPr>
+        <w:lastRenderedPageBreak/>
         <w:t xml:space="preserve">TS </w:t>
       </w:r>
       <w:r>
@@ -19270,7 +18888,6 @@
           <w:b/>
           <w:bCs/>
         </w:rPr>
-        <w:lastRenderedPageBreak/>
         <w:t>(ignore those which are already incorporated in your book’s version and date)</w:t>
       </w:r>
     </w:p>
@@ -22198,6 +21815,7 @@
                 <w:szCs w:val="28"/>
                 <w:lang w:val="en-IN" w:eastAsia="en-IN" w:bidi="ml-IN"/>
               </w:rPr>
+              <w:lastRenderedPageBreak/>
               <w:t xml:space="preserve">T.S.1.5.4.1 - </w:t>
             </w:r>
           </w:p>
@@ -22337,7 +21955,6 @@
                 <w:cs/>
                 <w:lang w:bidi="ta-IN"/>
               </w:rPr>
-              <w:lastRenderedPageBreak/>
               <w:t>த</w:t>
             </w:r>
             <w:r>
@@ -22484,7 +22101,6 @@
                 <w:cs/>
                 <w:lang w:bidi="ta-IN"/>
               </w:rPr>
-              <w:lastRenderedPageBreak/>
               <w:t>ஆ த</w:t>
             </w:r>
             <w:r>
@@ -22549,7 +22165,6 @@
                 <w:cs/>
                 <w:lang w:bidi="ta-IN"/>
               </w:rPr>
-              <w:lastRenderedPageBreak/>
               <w:t>த</w:t>
             </w:r>
             <w:r>
@@ -22696,7 +22311,6 @@
                 <w:szCs w:val="28"/>
                 <w:lang w:val="it-IT" w:eastAsia="en-IN" w:bidi="ml-IN"/>
               </w:rPr>
-              <w:lastRenderedPageBreak/>
               <w:t>T.S.1.5.4.3 - Kramam</w:t>
             </w:r>
           </w:p>
@@ -25218,6 +24832,7 @@
                 <w:sz w:val="28"/>
                 <w:szCs w:val="28"/>
               </w:rPr>
+              <w:lastRenderedPageBreak/>
               <w:t xml:space="preserve">TS 1.5.9.7 </w:t>
             </w:r>
             <w:r>
@@ -25401,7 +25016,6 @@
                 <w:cs/>
                 <w:lang w:bidi="ta-IN"/>
               </w:rPr>
-              <w:lastRenderedPageBreak/>
               <w:t>கவா</w:t>
             </w:r>
             <w:r>
@@ -25709,7 +25323,6 @@
                 <w:cs/>
                 <w:lang w:bidi="ta-IN"/>
               </w:rPr>
-              <w:lastRenderedPageBreak/>
               <w:t>ப்ர</w:t>
             </w:r>
             <w:r>
@@ -25838,7 +25451,6 @@
                 <w:cs/>
                 <w:lang w:bidi="ta-IN"/>
               </w:rPr>
-              <w:lastRenderedPageBreak/>
               <w:t>கவா</w:t>
             </w:r>
             <w:r>
@@ -26132,9 +25744,20 @@
           <w:szCs w:val="32"/>
           <w:u w:val="single"/>
         </w:rPr>
-        <w:lastRenderedPageBreak/>
-        <w:t>===========</w:t>
+        <w:t>==========</w:t>
       </w:r>
+    </w:p>
+    <w:p>
+      <w:pPr>
+        <w:jc w:val="center"/>
+        <w:rPr>
+          <w:b/>
+          <w:bCs/>
+          <w:sz w:val="32"/>
+          <w:szCs w:val="32"/>
+          <w:u w:val="single"/>
+        </w:rPr>
+      </w:pPr>
       <w:r>
         <w:rPr>
           <w:b/>
@@ -26143,17 +25766,6 @@
           <w:szCs w:val="32"/>
           <w:u w:val="single"/>
         </w:rPr>
-        <w:br w:type="page"/>
-      </w:r>
-      <w:r>
-        <w:rPr>
-          <w:b/>
-          <w:bCs/>
-          <w:sz w:val="32"/>
-          <w:szCs w:val="32"/>
-          <w:u w:val="single"/>
-        </w:rPr>
-        <w:lastRenderedPageBreak/>
         <w:t xml:space="preserve">TS </w:t>
       </w:r>
       <w:r>
@@ -26950,6 +26562,7 @@
                 <w:sz w:val="32"/>
                 <w:szCs w:val="36"/>
               </w:rPr>
+              <w:lastRenderedPageBreak/>
               <w:t>1.5.11.1</w:t>
             </w:r>
           </w:p>
@@ -27359,6 +26972,109 @@
           <w:szCs w:val="40"/>
         </w:rPr>
         <w:t>=============</w:t>
+      </w:r>
+    </w:p>
+    <w:p>
+      <w:pPr>
+        <w:rPr>
+          <w:rFonts w:cs="Arial"/>
+          <w:sz w:val="40"/>
+          <w:szCs w:val="40"/>
+        </w:rPr>
+      </w:pPr>
+    </w:p>
+    <w:p>
+      <w:pPr>
+        <w:rPr>
+          <w:rFonts w:cs="Arial"/>
+          <w:sz w:val="40"/>
+          <w:szCs w:val="40"/>
+        </w:rPr>
+      </w:pPr>
+    </w:p>
+    <w:p>
+      <w:pPr>
+        <w:rPr>
+          <w:rFonts w:cs="Arial"/>
+          <w:sz w:val="40"/>
+          <w:szCs w:val="40"/>
+        </w:rPr>
+      </w:pPr>
+    </w:p>
+    <w:p>
+      <w:pPr>
+        <w:rPr>
+          <w:rFonts w:cs="Arial"/>
+          <w:sz w:val="40"/>
+          <w:szCs w:val="40"/>
+        </w:rPr>
+      </w:pPr>
+    </w:p>
+    <w:p>
+      <w:pPr>
+        <w:rPr>
+          <w:rFonts w:cs="Arial"/>
+          <w:sz w:val="40"/>
+          <w:szCs w:val="40"/>
+        </w:rPr>
+      </w:pPr>
+    </w:p>
+    <w:p>
+      <w:pPr>
+        <w:rPr>
+          <w:rFonts w:cs="Arial"/>
+          <w:sz w:val="40"/>
+          <w:szCs w:val="40"/>
+        </w:rPr>
+      </w:pPr>
+    </w:p>
+    <w:p>
+      <w:pPr>
+        <w:rPr>
+          <w:rFonts w:cs="Arial"/>
+          <w:sz w:val="40"/>
+          <w:szCs w:val="40"/>
+        </w:rPr>
+      </w:pPr>
+    </w:p>
+    <w:p>
+      <w:pPr>
+        <w:rPr>
+          <w:rFonts w:cs="Arial"/>
+          <w:sz w:val="40"/>
+          <w:szCs w:val="40"/>
+        </w:rPr>
+      </w:pPr>
+    </w:p>
+    <w:p>
+      <w:pPr>
+        <w:rPr>
+          <w:rFonts w:cs="Arial"/>
+          <w:b/>
+          <w:bCs/>
+          <w:sz w:val="40"/>
+          <w:szCs w:val="40"/>
+        </w:rPr>
+      </w:pPr>
+    </w:p>
+    <w:p>
+      <w:pPr>
+        <w:tabs>
+          <w:tab w:val="left" w:pos="11566"/>
+        </w:tabs>
+        <w:rPr>
+          <w:rFonts w:cs="Arial"/>
+          <w:sz w:val="40"/>
+          <w:szCs w:val="40"/>
+        </w:rPr>
+      </w:pPr>
+      <w:r>
+        <w:rPr>
+          <w:rFonts w:cs="Arial"/>
+          <w:sz w:val="40"/>
+          <w:szCs w:val="40"/>
+        </w:rPr>
+        <w:tab/>
       </w:r>
     </w:p>
     <w:sectPr>
@@ -27509,7 +27225,7 @@
       <w:tab/>
     </w:r>
     <w:r>
-      <w:t xml:space="preserve">                      </w:t>
+      <w:t xml:space="preserve">                 </w:t>
     </w:r>
     <w:r>
       <w:rPr>

--- a/TS-Kramam/TS-1.5/TS 1.5 Tamil Krama Paatam Corrections.docx
+++ b/TS-Kramam/TS-1.5/TS 1.5 Tamil Krama Paatam Corrections.docx
@@ -3945,7 +3945,8 @@
               <w:rPr>
                 <w:rFonts w:eastAsia="Times New Roman" w:cs="Arial"/>
                 <w:b/>
-                <w:szCs w:val="24"/>
+                <w:sz w:val="28"/>
+                <w:szCs w:val="28"/>
                 <w:lang w:val="en-IN" w:eastAsia="en-IN" w:bidi="ml-IN"/>
               </w:rPr>
             </w:pPr>
@@ -3953,7 +3954,8 @@
               <w:rPr>
                 <w:rFonts w:eastAsia="Times New Roman" w:cs="Arial"/>
                 <w:b/>
-                <w:szCs w:val="24"/>
+                <w:sz w:val="28"/>
+                <w:szCs w:val="28"/>
                 <w:lang w:val="en-IN" w:eastAsia="en-IN" w:bidi="ml-IN"/>
               </w:rPr>
               <w:t>Krama Vaakyam No. 46, 47</w:t>
@@ -3981,8 +3983,8 @@
               <w:rPr>
                 <w:rFonts w:eastAsia="Times New Roman" w:cs="Arial"/>
                 <w:b/>
-                <w:sz w:val="32"/>
-                <w:szCs w:val="32"/>
+                <w:sz w:val="28"/>
+                <w:szCs w:val="28"/>
                 <w:lang w:val="it-IT" w:eastAsia="en-IN" w:bidi="ml-IN"/>
               </w:rPr>
               <w:t>Panchaati No. 48</w:t>
@@ -4108,18 +4110,7 @@
                 <w:cs/>
                 <w:lang w:bidi="ta-IN"/>
               </w:rPr>
-              <w:t xml:space="preserve">ஸு </w:t>
-            </w:r>
-            <w:r>
-              <w:rPr>
-                <w:rFonts w:ascii="Latha" w:hAnsi="Latha" w:cs="Latha"/>
-                <w:sz w:val="28"/>
-                <w:szCs w:val="28"/>
-                <w:cs/>
-                <w:lang w:bidi="ta-IN"/>
-              </w:rPr>
-              <w:br/>
-              <w:t>தா</w:t>
+              <w:t>ஸு தா</w:t>
             </w:r>
             <w:r>
               <w:rPr>
@@ -4139,21 +4130,20 @@
                 <w:rFonts w:ascii="Latha" w:hAnsi="Latha" w:cs="Latha"/>
                 <w:sz w:val="28"/>
                 <w:szCs w:val="28"/>
-                <w:highlight w:val="yellow"/>
-                <w:cs/>
-                <w:lang w:bidi="ta-IN"/>
-              </w:rPr>
-              <w:t>ர</w:t>
-            </w:r>
-            <w:r>
-              <w:rPr>
-                <w:rFonts w:ascii="Latha" w:hAnsi="Latha" w:cs="Latha"/>
-                <w:sz w:val="28"/>
-                <w:szCs w:val="28"/>
-                <w:cs/>
-                <w:lang w:bidi="ta-IN"/>
-              </w:rPr>
-              <w:t xml:space="preserve">ய </w:t>
+                <w:cs/>
+                <w:lang w:bidi="ta-IN"/>
+              </w:rPr>
+              <w:t>ரய</w:t>
+            </w:r>
+            <w:r>
+              <w:rPr>
+                <w:rFonts w:ascii="Latha" w:hAnsi="Latha" w:cs="Latha"/>
+                <w:sz w:val="28"/>
+                <w:szCs w:val="28"/>
+                <w:cs/>
+                <w:lang w:bidi="ta-IN"/>
+              </w:rPr>
+              <w:t xml:space="preserve"> </w:t>
             </w:r>
             <w:r>
               <w:rPr>
@@ -4510,18 +4500,7 @@
                 <w:cs/>
                 <w:lang w:bidi="ta-IN"/>
               </w:rPr>
-              <w:t xml:space="preserve">ஸு </w:t>
-            </w:r>
-            <w:r>
-              <w:rPr>
-                <w:rFonts w:ascii="Latha" w:hAnsi="Latha" w:cs="Latha"/>
-                <w:sz w:val="28"/>
-                <w:szCs w:val="28"/>
-                <w:cs/>
-                <w:lang w:bidi="ta-IN"/>
-              </w:rPr>
-              <w:br/>
-              <w:t>தா</w:t>
+              <w:t>ஸு தா</w:t>
             </w:r>
             <w:r>
               <w:rPr>
@@ -4541,21 +4520,20 @@
                 <w:rFonts w:ascii="Latha" w:hAnsi="Latha" w:cs="Latha"/>
                 <w:sz w:val="28"/>
                 <w:szCs w:val="28"/>
-                <w:highlight w:val="green"/>
-                <w:cs/>
-                <w:lang w:bidi="ta-IN"/>
-              </w:rPr>
-              <w:t>ர</w:t>
-            </w:r>
-            <w:r>
-              <w:rPr>
-                <w:rFonts w:ascii="Latha" w:hAnsi="Latha" w:cs="Latha"/>
-                <w:sz w:val="28"/>
-                <w:szCs w:val="28"/>
-                <w:cs/>
-                <w:lang w:bidi="ta-IN"/>
-              </w:rPr>
-              <w:t xml:space="preserve">ய </w:t>
+                <w:cs/>
+                <w:lang w:bidi="ta-IN"/>
+              </w:rPr>
+              <w:t>ரய</w:t>
+            </w:r>
+            <w:r>
+              <w:rPr>
+                <w:rFonts w:ascii="Latha" w:hAnsi="Latha" w:cs="Latha"/>
+                <w:sz w:val="28"/>
+                <w:szCs w:val="28"/>
+                <w:cs/>
+                <w:lang w:bidi="ta-IN"/>
+              </w:rPr>
+              <w:t xml:space="preserve"> </w:t>
             </w:r>
             <w:r>
               <w:rPr>
@@ -18761,7 +18739,6 @@
           <w:szCs w:val="32"/>
           <w:u w:val="single"/>
         </w:rPr>
-        <w:lastRenderedPageBreak/>
         <w:t xml:space="preserve">TS </w:t>
       </w:r>
       <w:r>
@@ -19865,7 +19842,27 @@
                 <w:szCs w:val="28"/>
                 <w:lang w:bidi="ta-IN"/>
               </w:rPr>
-              <w:t>(visargam drops not required)</w:t>
+              <w:t>(</w:t>
+            </w:r>
+            <w:proofErr w:type="spellStart"/>
+            <w:r>
+              <w:rPr>
+                <w:rFonts w:ascii="Latha" w:hAnsi="Latha" w:cs="Latha"/>
+                <w:sz w:val="28"/>
+                <w:szCs w:val="28"/>
+                <w:lang w:bidi="ta-IN"/>
+              </w:rPr>
+              <w:t>visargam</w:t>
+            </w:r>
+            <w:proofErr w:type="spellEnd"/>
+            <w:r>
+              <w:rPr>
+                <w:rFonts w:ascii="Latha" w:hAnsi="Latha" w:cs="Latha"/>
+                <w:sz w:val="28"/>
+                <w:szCs w:val="28"/>
+                <w:lang w:bidi="ta-IN"/>
+              </w:rPr>
+              <w:t xml:space="preserve"> drops not required)</w:t>
             </w:r>
           </w:p>
         </w:tc>
@@ -19968,13 +19965,23 @@
               </w:rPr>
               <w:t xml:space="preserve"> </w:t>
             </w:r>
+            <w:proofErr w:type="spellStart"/>
             <w:r>
               <w:rPr>
                 <w:sz w:val="32"/>
                 <w:szCs w:val="32"/>
                 <w:highlight w:val="green"/>
               </w:rPr>
-              <w:t>vaakyam omitted)</w:t>
+              <w:t>vaakyam</w:t>
+            </w:r>
+            <w:proofErr w:type="spellEnd"/>
+            <w:r>
+              <w:rPr>
+                <w:sz w:val="32"/>
+                <w:szCs w:val="32"/>
+                <w:highlight w:val="green"/>
+              </w:rPr>
+              <w:t xml:space="preserve"> omitted)</w:t>
             </w:r>
           </w:p>
         </w:tc>
@@ -23742,6 +23749,9 @@
     </w:tbl>
     <w:p>
       <w:pPr>
+        <w:pBdr>
+          <w:bottom w:val="double" w:sz="6" w:space="1" w:color="auto"/>
+        </w:pBdr>
         <w:jc w:val="center"/>
         <w:rPr>
           <w:b/>
@@ -23752,7 +23762,10 @@
           <w:lang w:val="en-IN"/>
         </w:rPr>
       </w:pPr>
-      <w:r>
+    </w:p>
+    <w:p>
+      <w:pPr>
+        <w:jc w:val="center"/>
         <w:rPr>
           <w:b/>
           <w:bCs/>
@@ -23761,8 +23774,72 @@
           <w:u w:val="single"/>
           <w:lang w:val="en-IN"/>
         </w:rPr>
-        <w:t>========</w:t>
-      </w:r>
+      </w:pPr>
+    </w:p>
+    <w:p>
+      <w:pPr>
+        <w:jc w:val="center"/>
+        <w:rPr>
+          <w:b/>
+          <w:bCs/>
+          <w:sz w:val="32"/>
+          <w:szCs w:val="32"/>
+          <w:u w:val="single"/>
+          <w:lang w:val="en-IN"/>
+        </w:rPr>
+      </w:pPr>
+    </w:p>
+    <w:p>
+      <w:pPr>
+        <w:jc w:val="center"/>
+        <w:rPr>
+          <w:b/>
+          <w:bCs/>
+          <w:sz w:val="32"/>
+          <w:szCs w:val="32"/>
+          <w:u w:val="single"/>
+          <w:lang w:val="en-IN"/>
+        </w:rPr>
+      </w:pPr>
+    </w:p>
+    <w:p>
+      <w:pPr>
+        <w:jc w:val="center"/>
+        <w:rPr>
+          <w:b/>
+          <w:bCs/>
+          <w:sz w:val="32"/>
+          <w:szCs w:val="32"/>
+          <w:u w:val="single"/>
+          <w:lang w:val="en-IN"/>
+        </w:rPr>
+      </w:pPr>
+    </w:p>
+    <w:p>
+      <w:pPr>
+        <w:jc w:val="center"/>
+        <w:rPr>
+          <w:b/>
+          <w:bCs/>
+          <w:sz w:val="32"/>
+          <w:szCs w:val="32"/>
+          <w:u w:val="single"/>
+          <w:lang w:val="en-IN"/>
+        </w:rPr>
+      </w:pPr>
+    </w:p>
+    <w:p>
+      <w:pPr>
+        <w:jc w:val="center"/>
+        <w:rPr>
+          <w:b/>
+          <w:bCs/>
+          <w:sz w:val="32"/>
+          <w:szCs w:val="32"/>
+          <w:u w:val="single"/>
+          <w:lang w:val="en-IN"/>
+        </w:rPr>
+      </w:pPr>
     </w:p>
     <w:p>
       <w:pPr>
@@ -23782,6 +23859,7 @@
           <w:szCs w:val="32"/>
           <w:u w:val="single"/>
         </w:rPr>
+        <w:lastRenderedPageBreak/>
         <w:t xml:space="preserve">TS </w:t>
       </w:r>
       <w:r>
@@ -24832,7 +24910,6 @@
                 <w:sz w:val="28"/>
                 <w:szCs w:val="28"/>
               </w:rPr>
-              <w:lastRenderedPageBreak/>
               <w:t xml:space="preserve">TS 1.5.9.7 </w:t>
             </w:r>
             <w:r>
@@ -25727,6 +25804,9 @@
     </w:tbl>
     <w:p>
       <w:pPr>
+        <w:pBdr>
+          <w:bottom w:val="double" w:sz="6" w:space="1" w:color="auto"/>
+        </w:pBdr>
         <w:jc w:val="center"/>
         <w:rPr>
           <w:b/>
@@ -25736,7 +25816,10 @@
           <w:u w:val="single"/>
         </w:rPr>
       </w:pPr>
-      <w:r>
+    </w:p>
+    <w:p>
+      <w:pPr>
+        <w:jc w:val="center"/>
         <w:rPr>
           <w:b/>
           <w:bCs/>
@@ -25744,8 +25827,31 @@
           <w:szCs w:val="32"/>
           <w:u w:val="single"/>
         </w:rPr>
-        <w:t>==========</w:t>
-      </w:r>
+      </w:pPr>
+    </w:p>
+    <w:p>
+      <w:pPr>
+        <w:jc w:val="center"/>
+        <w:rPr>
+          <w:b/>
+          <w:bCs/>
+          <w:sz w:val="32"/>
+          <w:szCs w:val="32"/>
+          <w:u w:val="single"/>
+        </w:rPr>
+      </w:pPr>
+    </w:p>
+    <w:p>
+      <w:pPr>
+        <w:jc w:val="center"/>
+        <w:rPr>
+          <w:b/>
+          <w:bCs/>
+          <w:sz w:val="32"/>
+          <w:szCs w:val="32"/>
+          <w:u w:val="single"/>
+        </w:rPr>
+      </w:pPr>
     </w:p>
     <w:p>
       <w:pPr>
@@ -25766,6 +25872,7 @@
           <w:szCs w:val="32"/>
           <w:u w:val="single"/>
         </w:rPr>
+        <w:lastRenderedPageBreak/>
         <w:t xml:space="preserve">TS </w:t>
       </w:r>
       <w:r>
@@ -25914,12 +26021,16 @@
               <w:spacing w:before="0" w:line="240" w:lineRule="auto"/>
               <w:jc w:val="center"/>
               <w:rPr>
+                <w:b/>
+                <w:bCs/>
                 <w:sz w:val="32"/>
                 <w:szCs w:val="32"/>
               </w:rPr>
             </w:pPr>
             <w:r>
               <w:rPr>
+                <w:b/>
+                <w:bCs/>
                 <w:sz w:val="32"/>
                 <w:szCs w:val="32"/>
               </w:rPr>
@@ -25931,12 +26042,16 @@
               <w:spacing w:before="0" w:line="240" w:lineRule="auto"/>
               <w:jc w:val="center"/>
               <w:rPr>
+                <w:b/>
+                <w:bCs/>
                 <w:sz w:val="32"/>
                 <w:szCs w:val="32"/>
               </w:rPr>
             </w:pPr>
             <w:r>
               <w:rPr>
+                <w:b/>
+                <w:bCs/>
                 <w:sz w:val="32"/>
                 <w:szCs w:val="32"/>
               </w:rPr>
@@ -25953,12 +26068,16 @@
               <w:spacing w:before="0" w:line="240" w:lineRule="auto"/>
               <w:jc w:val="center"/>
               <w:rPr>
+                <w:b/>
+                <w:bCs/>
                 <w:sz w:val="32"/>
                 <w:szCs w:val="32"/>
               </w:rPr>
             </w:pPr>
             <w:r>
               <w:rPr>
+                <w:b/>
+                <w:bCs/>
                 <w:sz w:val="32"/>
                 <w:szCs w:val="32"/>
               </w:rPr>
@@ -25976,12 +26095,16 @@
               <w:ind w:right="-18"/>
               <w:jc w:val="center"/>
               <w:rPr>
+                <w:b/>
+                <w:bCs/>
                 <w:sz w:val="32"/>
                 <w:szCs w:val="32"/>
               </w:rPr>
             </w:pPr>
             <w:r>
               <w:rPr>
+                <w:b/>
+                <w:bCs/>
                 <w:sz w:val="32"/>
                 <w:szCs w:val="32"/>
               </w:rPr>
@@ -26428,8 +26551,9 @@
                 <w:szCs w:val="28"/>
                 <w:lang w:bidi="ml-IN"/>
               </w:rPr>
-              <w:t xml:space="preserve"> kramam</w:t>
-            </w:r>
+              <w:t xml:space="preserve"> </w:t>
+            </w:r>
+            <w:proofErr w:type="spellStart"/>
             <w:r>
               <w:rPr>
                 <w:rFonts w:cs="Arial"/>
@@ -26438,8 +26562,9 @@
                 <w:szCs w:val="28"/>
                 <w:lang w:bidi="ml-IN"/>
               </w:rPr>
-              <w:t xml:space="preserve"> indicat</w:t>
-            </w:r>
+              <w:t>kramam</w:t>
+            </w:r>
+            <w:proofErr w:type="spellEnd"/>
             <w:r>
               <w:rPr>
                 <w:rFonts w:cs="Arial"/>
@@ -26448,7 +26573,7 @@
                 <w:szCs w:val="28"/>
                 <w:lang w:bidi="ml-IN"/>
               </w:rPr>
-              <w:t xml:space="preserve">ion not given/missed </w:t>
+              <w:t xml:space="preserve"> indicat</w:t>
             </w:r>
             <w:r>
               <w:rPr>
@@ -26458,9 +26583,8 @@
                 <w:szCs w:val="28"/>
                 <w:lang w:bidi="ml-IN"/>
               </w:rPr>
-              <w:br/>
-            </w:r>
-            <w:proofErr w:type="gramStart"/>
+              <w:t xml:space="preserve">ion not given/missed </w:t>
+            </w:r>
             <w:r>
               <w:rPr>
                 <w:rFonts w:cs="Arial"/>
@@ -26469,8 +26593,9 @@
                 <w:szCs w:val="28"/>
                 <w:lang w:bidi="ml-IN"/>
               </w:rPr>
-              <w:t xml:space="preserve">add </w:t>
-            </w:r>
+              <w:br/>
+            </w:r>
+            <w:proofErr w:type="gramStart"/>
             <w:r>
               <w:rPr>
                 <w:rFonts w:cs="Arial"/>
@@ -26479,8 +26604,19 @@
                 <w:szCs w:val="28"/>
                 <w:lang w:bidi="ml-IN"/>
               </w:rPr>
+              <w:t xml:space="preserve">add </w:t>
+            </w:r>
+            <w:r>
+              <w:rPr>
+                <w:rFonts w:cs="Arial"/>
+                <w:color w:val="000000"/>
+                <w:sz w:val="28"/>
+                <w:szCs w:val="28"/>
+                <w:lang w:bidi="ml-IN"/>
+              </w:rPr>
               <w:t xml:space="preserve"> </w:t>
             </w:r>
+            <w:proofErr w:type="spellStart"/>
             <w:r>
               <w:rPr>
                 <w:rFonts w:ascii="BRH Devanagari Extra" w:hAnsi="BRH Devanagari Extra" w:cs="BRH Devanagari Extra"/>
@@ -26501,6 +26637,7 @@
               </w:rPr>
               <w:t>É</w:t>
             </w:r>
+            <w:proofErr w:type="spellEnd"/>
             <w:proofErr w:type="gramEnd"/>
             <w:r>
               <w:rPr>
@@ -26562,7 +26699,6 @@
                 <w:sz w:val="32"/>
                 <w:szCs w:val="36"/>
               </w:rPr>
-              <w:lastRenderedPageBreak/>
               <w:t>1.5.11.1</w:t>
             </w:r>
           </w:p>
@@ -26945,7 +27081,27 @@
                 <w:sz w:val="28"/>
                 <w:szCs w:val="28"/>
               </w:rPr>
-              <w:t xml:space="preserve"> ‘A’ trikramam)</w:t>
+              <w:t xml:space="preserve"> ‘A’ </w:t>
+            </w:r>
+            <w:proofErr w:type="spellStart"/>
+            <w:r>
+              <w:rPr>
+                <w:rFonts w:cs="Arial"/>
+                <w:color w:val="000000"/>
+                <w:sz w:val="28"/>
+                <w:szCs w:val="28"/>
+              </w:rPr>
+              <w:t>trikramam</w:t>
+            </w:r>
+            <w:proofErr w:type="spellEnd"/>
+            <w:r>
+              <w:rPr>
+                <w:rFonts w:cs="Arial"/>
+                <w:color w:val="000000"/>
+                <w:sz w:val="28"/>
+                <w:szCs w:val="28"/>
+              </w:rPr>
+              <w:t>)</w:t>
             </w:r>
           </w:p>
         </w:tc>
@@ -26973,69 +27129,6 @@
         </w:rPr>
         <w:t>=============</w:t>
       </w:r>
-    </w:p>
-    <w:p>
-      <w:pPr>
-        <w:rPr>
-          <w:rFonts w:cs="Arial"/>
-          <w:sz w:val="40"/>
-          <w:szCs w:val="40"/>
-        </w:rPr>
-      </w:pPr>
-    </w:p>
-    <w:p>
-      <w:pPr>
-        <w:rPr>
-          <w:rFonts w:cs="Arial"/>
-          <w:sz w:val="40"/>
-          <w:szCs w:val="40"/>
-        </w:rPr>
-      </w:pPr>
-    </w:p>
-    <w:p>
-      <w:pPr>
-        <w:rPr>
-          <w:rFonts w:cs="Arial"/>
-          <w:sz w:val="40"/>
-          <w:szCs w:val="40"/>
-        </w:rPr>
-      </w:pPr>
-    </w:p>
-    <w:p>
-      <w:pPr>
-        <w:rPr>
-          <w:rFonts w:cs="Arial"/>
-          <w:sz w:val="40"/>
-          <w:szCs w:val="40"/>
-        </w:rPr>
-      </w:pPr>
-    </w:p>
-    <w:p>
-      <w:pPr>
-        <w:rPr>
-          <w:rFonts w:cs="Arial"/>
-          <w:sz w:val="40"/>
-          <w:szCs w:val="40"/>
-        </w:rPr>
-      </w:pPr>
-    </w:p>
-    <w:p>
-      <w:pPr>
-        <w:rPr>
-          <w:rFonts w:cs="Arial"/>
-          <w:sz w:val="40"/>
-          <w:szCs w:val="40"/>
-        </w:rPr>
-      </w:pPr>
-    </w:p>
-    <w:p>
-      <w:pPr>
-        <w:rPr>
-          <w:rFonts w:cs="Arial"/>
-          <w:sz w:val="40"/>
-          <w:szCs w:val="40"/>
-        </w:rPr>
-      </w:pPr>
     </w:p>
     <w:p>
       <w:pPr>
